--- a/PROJEKT/plan-projekta/IoT_Garaza_Plan_projekta.docx
+++ b/PROJEKT/plan-projekta/IoT_Garaza_Plan_projekta.docx
@@ -59,7 +59,7 @@
           <w:sz w:val="28"/>
           <w:lang w:val="hr-HR"/>
         </w:rPr>
-        <w:t xml:space="preserve">Verzija 1.2</w:t>
+        <w:t xml:space="preserve">Verzija 1.3</w:t>
       </w:r>
     </w:p>
     <w:p>
@@ -563,7 +563,7 @@
         <w:fldChar w:fldCharType="begin"/>
         <w:instrText xml:space="preserve"> PAGEREF _Toc179182963 \h </w:instrText>
         <w:fldChar w:fldCharType="separate"/>
-        <w:t>6</w:t>
+        <w:t>7</w:t>
         <w:fldChar w:fldCharType="end"/>
       </w:r>
     </w:p>
@@ -927,7 +927,7 @@
         <w:rPr>
           <w:lang w:val="hr-HR"/>
         </w:rPr>
-        <w:t xml:space="preserve">Projekt se izvodi u sklopu kolegija Projekt na FER-u, u timu od osam studenata, tijekom šest tjedana. Tema je pametna parkirna garaža izvedena kao fizička maketa (mjerilo 1:24) sa šest parkirnih mjesta, ulaznom i izlaznom rampom te kamerom na ulazu i izlazu.</w:t>
+        <w:t xml:space="preserve">Projekt se izvodi u sklopu kolegija Projekt na FER-u, u timu od osam studenata, od 19.10.2026. do 29.1.2027. Tema je pametna parkirna garaža izvedena kao fizička maketa (mjerilo 1:24) sa šest parkirnih mjesta, ulaznom i izlaznom rampom te kamerom na ulazu i izlazu.</w:t>
       </w:r>
     </w:p>
     <w:p>
@@ -1293,33 +1293,7 @@
         <w:rPr>
           <w:lang w:val="hr-HR"/>
         </w:rPr>
-        <w:t xml:space="preserve"> 6 tjedana, od </w:t>
-      </w:r>
-      <w:r>
-        <w:rPr>
-          <w:highlight w:val="yellow"/>
-          <w:lang w:val="hr-HR"/>
-        </w:rPr>
-        <w:t xml:space="preserve">19.10.2026.</w:t>
-      </w:r>
-      <w:r>
-        <w:rPr>
-          <w:lang w:val="hr-HR"/>
-        </w:rPr>
-        <w:t xml:space="preserve"> do </w:t>
-      </w:r>
-      <w:r>
-        <w:rPr>
-          <w:highlight w:val="yellow"/>
-          <w:lang w:val="hr-HR"/>
-        </w:rPr>
-        <w:t xml:space="preserve">29.11.2026.</w:t>
-      </w:r>
-      <w:r>
-        <w:rPr>
-          <w:lang w:val="hr-HR"/>
-        </w:rPr>
-        <w:t xml:space="preserve"> (pretpostavljeni datumi – uskladiti s rasporedom kolegija).</w:t>
+        <w:t xml:space="preserve"> 15 tjedana, od 19.10.2026. do 29.1.2027. (rok za predaju projekta). Blagdanska stanka (21.12.2026. – 3.1.2027.) je u planu rezerva za kašnjenja.</w:t>
       </w:r>
     </w:p>
     <w:p>
@@ -1831,7 +1805,7 @@
         <w:rPr>
           <w:lang w:val="hr-HR"/>
         </w:rPr>
-        <w:t xml:space="preserve">Tim čini osam studenata. Uloge su usklađene sa željama članova iz grupnog dogovora i s planom posla: svako područje ima vlasnika, a veća područja i zamjenu. Leo izrađuje vlastitu mobilnu aplikaciju za analitiku garaže i u ThingsBoardu radi samo analitički dio, pa većinu ThingsBoarda preuzima Anja. Fizičku maketu nitko nije odabrao: preuzima je Patrik (voditelj) u tjednima 1–3 (prije integracije, kad ima manje posla) uz Lovrinu pomoć oko napajanja i ožičenja, a svaki član sam montira i spaja svoj hardver.</w:t>
+        <w:t xml:space="preserve">Tim čini osam studenata. Uloge su usklađene sa željama članova iz grupnog dogovora i s planom posla: svako područje ima vlasnika, a veća područja i zamjenu. Leo izrađuje vlastitu mobilnu aplikaciju za analitiku garaže i u ThingsBoardu radi samo analitički dio, pa većinu ThingsBoarda preuzima Anja. Fizičku maketu nitko nije odabrao: preuzima je Patrik (voditelj) u fazama 1–2, do 6.12. (prije integracije, kad ima manje posla) uz Lovrinu pomoć oko napajanja i ožičenja, a svaki član sam montira i spaja svoj hardver.</w:t>
       </w:r>
     </w:p>
     <w:p>
@@ -2119,7 +2093,7 @@
                 <w:szCs w:val="18"/>
                 <w:lang w:val="hr-HR"/>
               </w:rPr>
-              <w:t xml:space="preserve">Fizička maketa (vlasnik, tjedni 1–3):</w:t>
+              <w:t xml:space="preserve">Fizička maketa (vlasnik, faze 1–2, do 6.12.):</w:t>
             </w:r>
             <w:r>
               <w:rPr>
@@ -5026,6 +5000,33 @@
     <w:p>
       <w:pPr>
         <w:pStyle w:val="BodyText"/>
+        <w:numPr>
+          <w:ilvl w:val="0"/>
+          <w:numId w:val="90"/>
+        </w:numPr>
+        <w:spacing w:after="60"/>
+        <w:ind w:left="1080" w:hanging="360"/>
+        <w:rPr>
+          <w:lang w:val="hr-HR"/>
+        </w:rPr>
+      </w:pPr>
+      <w:r>
+        <w:rPr>
+          <w:b/>
+          <w:lang w:val="hr-HR"/>
+        </w:rPr>
+        <w:t xml:space="preserve">R-16 Blagdani, kolokviji i ispiti</w:t>
+      </w:r>
+      <w:r>
+        <w:rPr>
+          <w:lang w:val="hr-HR"/>
+        </w:rPr>
+        <w:t xml:space="preserve"> (prosinac – siječanj) smanjuju vrijeme koje tim može uložiti.</w:t>
+      </w:r>
+    </w:p>
+    <w:p>
+      <w:pPr>
+        <w:pStyle w:val="BodyText"/>
         <w:rPr>
           <w:lang w:val="hr-HR"/>
         </w:rPr>
@@ -5687,6 +5688,60 @@
           </w:p>
         </w:tc>
       </w:tr>
+      <w:tr>
+        <w:trPr>
+          <w:cantSplit/>
+          <w:jc w:val="center"/>
+        </w:trPr>
+        <w:tc>
+          <w:tcPr>
+            <w:tcW w:w="2600" w:type="dxa"/>
+            <w:vAlign w:val="center"/>
+          </w:tcPr>
+          <w:p>
+            <w:pPr>
+              <w:pStyle w:val="BodyText"/>
+              <w:spacing w:before="40" w:after="40"/>
+              <w:ind w:left="0"/>
+              <w:rPr>
+                <w:lang w:val="hr-HR"/>
+              </w:rPr>
+            </w:pPr>
+            <w:r>
+              <w:rPr>
+                <w:sz w:val="18"/>
+                <w:szCs w:val="18"/>
+                <w:lang w:val="hr-HR"/>
+              </w:rPr>
+              <w:t xml:space="preserve">R-16 Blagdani i ispiti</w:t>
+            </w:r>
+          </w:p>
+        </w:tc>
+        <w:tc>
+          <w:tcPr>
+            <w:tcW w:w="6760" w:type="dxa"/>
+            <w:vAlign w:val="center"/>
+          </w:tcPr>
+          <w:p>
+            <w:pPr>
+              <w:pStyle w:val="BodyText"/>
+              <w:spacing w:before="40" w:after="40"/>
+              <w:ind w:left="0"/>
+              <w:rPr>
+                <w:lang w:val="hr-HR"/>
+              </w:rPr>
+            </w:pPr>
+            <w:r>
+              <w:rPr>
+                <w:sz w:val="18"/>
+                <w:szCs w:val="18"/>
+                <w:lang w:val="hr-HR"/>
+              </w:rPr>
+              <w:t xml:space="preserve">integracija završava prije blagdana (KT5, 20.12.); blagdanska stanka je rezerva, a u siječnju se samo testira i piše dokumentacija; članovi upisuju termine nedostupnosti u tablicu resursa</w:t>
+            </w:r>
+          </w:p>
+        </w:tc>
+      </w:tr>
     </w:tbl>
     <w:p>
       <w:pPr>
@@ -5717,7 +5772,7 @@
         <w:rPr>
           <w:lang w:val="hr-HR"/>
         </w:rPr>
-        <w:t xml:space="preserve">Projekt je podijeljen u pet faza prema načelu </w:t>
+        <w:t xml:space="preserve">Projekt traje 15 tjedana (T1–T15, od 19.10.2026. do roka za predaju 29.1.2027.) i podijeljen je u pet faza prema načelu </w:t>
       </w:r>
       <w:r>
         <w:rPr>
@@ -5730,7 +5785,20 @@
         <w:rPr>
           <w:lang w:val="hr-HR"/>
         </w:rPr>
-        <w:t xml:space="preserve">: najprije se provjerava izvedivost najrizičnijih dijelova (kamera, OCR, senzori, Wi-Fi), zatim podsustavi rade paralelno uz simulatore (bez čekanja na hardver), a integracija počinje čim su podsustavi spremni. Zadnja dva tjedna rezervirana su za stabilizaciju, testiranje i prezentaciju.</w:t>
+        <w:t xml:space="preserve">: najprije se provjerava izvedivost najrizičnijih dijelova (kamera, OCR, senzori, Wi-Fi), zatim podsustavi rade paralelno uz simulatore (bez čekanja na hardver), a integracija završava </w:t>
+      </w:r>
+      <w:r>
+        <w:rPr>
+          <w:b/>
+          <w:lang w:val="hr-HR"/>
+        </w:rPr>
+        <w:t xml:space="preserve">prije blagdana</w:t>
+      </w:r>
+      <w:r>
+        <w:rPr>
+          <w:lang w:val="hr-HR"/>
+        </w:rPr>
+        <w:t xml:space="preserve">. Blagdanska stanka je rezerva za kašnjenja, a siječanj (uz kolokvije i ispite) je za testiranje, dokumentaciju i predaju.</w:t>
       </w:r>
     </w:p>
     <w:p>
@@ -5757,7 +5825,7 @@
         <w:rPr>
           <w:lang w:val="hr-HR"/>
         </w:rPr>
-        <w:t xml:space="preserve"> (T1, 19.–25.10.): arhitektura, MQTT ugovor, zahtjevi, repozitorij i CI; nabava komponenti; jedan senzor, jedan servo, ThingsBoard i ALPR na prvoj fotografiji.</w:t>
+        <w:t xml:space="preserve"> (T1–T2, 19.10. – 1.11.): arhitektura, MQTT ugovor, zahtjevi, repozitorij i CI; narudžba komponenti; jedan senzor, jedan servo, ThingsBoard i ALPR na prvoj fotografiji.</w:t>
       </w:r>
     </w:p>
     <w:p>
@@ -5784,7 +5852,7 @@
         <w:rPr>
           <w:lang w:val="hr-HR"/>
         </w:rPr>
-        <w:t xml:space="preserve"> (T2–T3, 26.10.–8.11.): izrada makete i ožičenja, svih 6 senzora, obje rampe, skup stvarnih fotografija i mjerenje točnosti, edge na Raspberry Pi, dashboardi s pravim podacima, dizajn mobilne aplikacije i dohvat podataka, testovi u simulaciji.</w:t>
+        <w:t xml:space="preserve"> (T3–T7, 2.11. – 6.12.): izrada makete i ožičenja, svih 6 senzora, obje rampe, skup stvarnih fotografija i mjerenje točnosti, OCR i edge na Raspberry Pi, dashboardi s pravim podacima, dizajn mobilne aplikacije i dohvat podataka, testovi u simulaciji.</w:t>
       </w:r>
     </w:p>
     <w:p>
@@ -5811,7 +5879,7 @@
         <w:rPr>
           <w:lang w:val="hr-HR"/>
         </w:rPr>
-        <w:t xml:space="preserve"> (T4, 9.–15.11.): deset integracijskih koraka s pravim hardverom, redom, uz zapis svakog prolaza; prva verzija (MVP) mobilne aplikacije.</w:t>
+        <w:t xml:space="preserve"> (T8–T9, 7.12. – 20.12.): deset integracijskih koraka s pravim hardverom, redom, uz zapis svakog prolaza; prva verzija (MVP) mobilne aplikacije.</w:t>
       </w:r>
     </w:p>
     <w:p>
@@ -5832,13 +5900,13 @@
           <w:b/>
           <w:lang w:val="hr-HR"/>
         </w:rPr>
-        <w:t xml:space="preserve">4. Faza – stabilizacija i testiranje</w:t>
-      </w:r>
-      <w:r>
-        <w:rPr>
-          <w:lang w:val="hr-HR"/>
-        </w:rPr>
-        <w:t xml:space="preserve"> (T5, 16.–22.11.): svi testni scenariji (prazna/puna garaža, nečitljiva pločica, prekid Wi-Fi-ja i ThingsBoarda, restarti), zamrzavanje značajki, rezervni video.</w:t>
+        <w:t xml:space="preserve">Blagdanska stanka</w:t>
+      </w:r>
+      <w:r>
+        <w:rPr>
+          <w:lang w:val="hr-HR"/>
+        </w:rPr>
+        <w:t xml:space="preserve"> (T10–T11, 21.12. – 3.1.): rezerva za zaostatke; nema planiranih zadataka.</w:t>
       </w:r>
     </w:p>
     <w:p>
@@ -5859,13 +5927,40 @@
           <w:b/>
           <w:lang w:val="hr-HR"/>
         </w:rPr>
-        <w:t xml:space="preserve">5. Faza – prezentacija i dokumentacija</w:t>
-      </w:r>
-      <w:r>
-        <w:rPr>
-          <w:lang w:val="hr-HR"/>
-        </w:rPr>
-        <w:t xml:space="preserve"> (T6, 23.–29.11.): završna dokumentacija, slajdovi, dvije generalne probe i demonstracija.</w:t>
+        <w:t xml:space="preserve">4. Faza – stabilizacija i testiranje</w:t>
+      </w:r>
+      <w:r>
+        <w:rPr>
+          <w:lang w:val="hr-HR"/>
+        </w:rPr>
+        <w:t xml:space="preserve"> (T12–T13, 4.1. – 17.1.2027.): svi testni scenariji (prazna/puna garaža, nečitljiva pločica, prekid Wi-Fi-ja i ThingsBoarda, restarti), zamrzavanje značajki, rezervni video.</w:t>
+      </w:r>
+    </w:p>
+    <w:p>
+      <w:pPr>
+        <w:pStyle w:val="BodyText"/>
+        <w:numPr>
+          <w:ilvl w:val="0"/>
+          <w:numId w:val="90"/>
+        </w:numPr>
+        <w:spacing w:after="60"/>
+        <w:ind w:left="1080" w:hanging="360"/>
+        <w:rPr>
+          <w:lang w:val="hr-HR"/>
+        </w:rPr>
+      </w:pPr>
+      <w:r>
+        <w:rPr>
+          <w:b/>
+          <w:lang w:val="hr-HR"/>
+        </w:rPr>
+        <w:t xml:space="preserve">5. Faza – dokumentacija, prezentacija i predaja</w:t>
+      </w:r>
+      <w:r>
+        <w:rPr>
+          <w:lang w:val="hr-HR"/>
+        </w:rPr>
+        <w:t xml:space="preserve"> (T14–T15, 18.1. – 29.1.2027.): završna dokumentacija, slajdovi, dvije generalne probe, arhiviranje na GitLabu i predaja do 29.1.2027.</w:t>
       </w:r>
     </w:p>
     <w:p>
@@ -6312,7 +6407,7 @@
                 <w:szCs w:val="18"/>
                 <w:lang w:val="hr-HR"/>
               </w:rPr>
-              <w:t xml:space="preserve">25.10.2026.</w:t>
+              <w:t xml:space="preserve">1.11.2026.</w:t>
             </w:r>
           </w:p>
         </w:tc>
@@ -6409,7 +6504,7 @@
                 <w:szCs w:val="18"/>
                 <w:lang w:val="hr-HR"/>
               </w:rPr>
-              <w:t xml:space="preserve">1.11.2026.</w:t>
+              <w:t xml:space="preserve">15.11.2026.</w:t>
             </w:r>
           </w:p>
         </w:tc>
@@ -6506,7 +6601,7 @@
                 <w:szCs w:val="18"/>
                 <w:lang w:val="hr-HR"/>
               </w:rPr>
-              <w:t xml:space="preserve">8.11.2026.</w:t>
+              <w:t xml:space="preserve">6.12.2026.</w:t>
             </w:r>
           </w:p>
         </w:tc>
@@ -6603,7 +6698,7 @@
                 <w:szCs w:val="18"/>
                 <w:lang w:val="hr-HR"/>
               </w:rPr>
-              <w:t xml:space="preserve">15.11.2026.</w:t>
+              <w:t xml:space="preserve">20.12.2026.</w:t>
             </w:r>
           </w:p>
         </w:tc>
@@ -6700,7 +6795,7 @@
                 <w:szCs w:val="18"/>
                 <w:lang w:val="hr-HR"/>
               </w:rPr>
-              <w:t xml:space="preserve">22.11.2026.</w:t>
+              <w:t xml:space="preserve">17.1.2027.</w:t>
             </w:r>
           </w:p>
         </w:tc>
@@ -6772,7 +6867,7 @@
                 <w:szCs w:val="18"/>
                 <w:lang w:val="hr-HR"/>
               </w:rPr>
-              <w:t xml:space="preserve">KT7 – Završna dokumentacija, prezentacija i demonstracija</w:t>
+              <w:t xml:space="preserve">KT7 – Završna dokumentacija i prezentacija; projekt predan na GitLab</w:t>
             </w:r>
           </w:p>
         </w:tc>
@@ -6797,7 +6892,7 @@
                 <w:szCs w:val="18"/>
                 <w:lang w:val="hr-HR"/>
               </w:rPr>
-              <w:t xml:space="preserve">29.11.2026.</w:t>
+              <w:t xml:space="preserve">29.1.2027.</w:t>
             </w:r>
           </w:p>
         </w:tc>
@@ -6879,7 +6974,7 @@
       <w:r>
         <w:drawing>
           <wp:inline distT="0" distB="0" distL="0" distR="0">
-            <wp:extent cx="5940000" cy="4644000"/>
+            <wp:extent cx="5940000" cy="4806000"/>
             <wp:effectExtent l="0" t="0" r="0" b="0"/>
             <wp:docPr id="1002" name="Slika 2"/>
             <wp:cNvGraphicFramePr>
@@ -6901,7 +6996,7 @@
                   <pic:spPr>
                     <a:xfrm>
                       <a:off x="0" y="0"/>
-                      <a:ext cx="5940000" cy="4644000"/>
+                      <a:ext cx="5940000" cy="4806000"/>
                     </a:xfrm>
                     <a:prstGeom prst="rect">
                       <a:avLst/>
@@ -6945,33 +7040,7 @@
         <w:rPr>
           <w:lang w:val="hr-HR"/>
         </w:rPr>
-        <w:t xml:space="preserve">Datumi su planirani uz pretpostavku da projekt traje od </w:t>
-      </w:r>
-      <w:r>
-        <w:rPr>
-          <w:highlight w:val="yellow"/>
-          <w:lang w:val="hr-HR"/>
-        </w:rPr>
-        <w:t xml:space="preserve">19.10.2026.</w:t>
-      </w:r>
-      <w:r>
-        <w:rPr>
-          <w:lang w:val="hr-HR"/>
-        </w:rPr>
-        <w:t xml:space="preserve"> do </w:t>
-      </w:r>
-      <w:r>
-        <w:rPr>
-          <w:highlight w:val="yellow"/>
-          <w:lang w:val="hr-HR"/>
-        </w:rPr>
-        <w:t xml:space="preserve">29.11.2026.</w:t>
-      </w:r>
-      <w:r>
-        <w:rPr>
-          <w:lang w:val="hr-HR"/>
-        </w:rPr>
-        <w:t xml:space="preserve">; rombovi označavaju kontrolne točke KT1–KT7.</w:t>
+        <w:t xml:space="preserve">Projekt traje od 19.10.2026. do roka za predaju 29.1.2027. (T1–T15); šrafirano razdoblje je blagdanska stanka (rezerva), a rombovi označavaju kontrolne točke KT1–KT7.</w:t>
       </w:r>
     </w:p>
     <w:p>
@@ -7130,7 +7199,7 @@
         <w:rPr>
           <w:lang w:val="hr-HR"/>
         </w:rPr>
-        <w:t xml:space="preserve">fizičku maketu preuzima Patrik (tjedni 1–3) uz Lovrinu pomoć; konačna raspodjela je u poglavlju 8.</w:t>
+        <w:t xml:space="preserve">fizičku maketu preuzima Patrik (faze 1–2) uz Lovrinu pomoć; konačna raspodjela je u poglavlju 8.</w:t>
       </w:r>
     </w:p>
     <w:p>
@@ -8509,7 +8578,7 @@
             <w:rPr>
               <w:lang w:val="hr-HR"/>
             </w:rPr>
-            <w:t xml:space="preserve">  Verzija:           1.2</w:t>
+            <w:t xml:space="preserve">  Verzija:           1.3</w:t>
           </w:r>
         </w:p>
       </w:tc>
@@ -8560,7 +8629,7 @@
             <w:rPr>
               <w:lang w:val="hr-HR"/>
             </w:rPr>
-            <w:t>22</w:t>
+            <w:t>28</w:t>
           </w:r>
           <w:proofErr w:type="spellEnd"/>
           <w:r>

--- a/PROJEKT/plan-projekta/IoT_Garaza_Plan_projekta.docx
+++ b/PROJEKT/plan-projekta/IoT_Garaza_Plan_projekta.docx
@@ -1,10 +1,10 @@
 
 <file path=word/document.xml><?xml version="1.0" encoding="utf-8"?>
-<w:document xmlns:wpc="http://schemas.microsoft.com/office/word/2010/wordprocessingCanvas" xmlns:cx="http://schemas.microsoft.com/office/drawing/2014/chartex" xmlns:cx1="http://schemas.microsoft.com/office/drawing/2015/9/8/chartex" xmlns:cx2="http://schemas.microsoft.com/office/drawing/2015/10/21/chartex" xmlns:cx3="http://schemas.microsoft.com/office/drawing/2016/5/9/chartex" xmlns:cx4="http://schemas.microsoft.com/office/drawing/2016/5/10/chartex" xmlns:cx5="http://schemas.microsoft.com/office/drawing/2016/5/11/chartex" xmlns:cx6="http://schemas.microsoft.com/office/drawing/2016/5/12/chartex" xmlns:cx7="http://schemas.microsoft.com/office/drawing/2016/5/13/chartex" xmlns:cx8="http://schemas.microsoft.com/office/drawing/2016/5/14/chartex" xmlns:mc="http://schemas.openxmlformats.org/markup-compatibility/2006" xmlns:aink="http://schemas.microsoft.com/office/drawing/2016/ink" xmlns:am3d="http://schemas.microsoft.com/office/drawing/2017/model3d" xmlns:o="urn:schemas-microsoft-com:office:office" xmlns:oel="http://schemas.microsoft.com/office/2019/extlst" xmlns:r="http://schemas.openxmlformats.org/officeDocument/2006/relationships" xmlns:m="http://schemas.openxmlformats.org/officeDocument/2006/math" xmlns:v="urn:schemas-microsoft-com:vml" xmlns:wp14="http://schemas.microsoft.com/office/word/2010/wordprocessingDrawing" xmlns:wp="http://schemas.openxmlformats.org/drawingml/2006/wordprocessingDrawing" xmlns:w10="urn:schemas-microsoft-com:office:word" xmlns:w="http://schemas.openxmlformats.org/wordprocessingml/2006/main" xmlns:w14="http://schemas.microsoft.com/office/word/2010/wordml" xmlns:w15="http://schemas.microsoft.com/office/word/2012/wordml" xmlns:w16cex="http://schemas.microsoft.com/office/word/2018/wordml/cex" xmlns:w16cid="http://schemas.microsoft.com/office/word/2016/wordml/cid" xmlns:w16="http://schemas.microsoft.com/office/word/2018/wordml" xmlns:w16du="http://schemas.microsoft.com/office/word/2023/wordml/word16du" xmlns:w16sdtdh="http://schemas.microsoft.com/office/word/2020/wordml/sdtdatahash" xmlns:w16se="http://schemas.microsoft.com/office/word/2015/wordml/symex" xmlns:wpg="http://schemas.microsoft.com/office/word/2010/wordprocessingGroup" xmlns:wpi="http://schemas.microsoft.com/office/word/2010/wordprocessingInk" xmlns:wne="http://schemas.microsoft.com/office/word/2006/wordml" xmlns:wps="http://schemas.microsoft.com/office/word/2010/wordprocessingShape" mc:Ignorable="w14 w15 w16se w16cid w16 w16cex w16sdtdh w16du wp14">
+<w:document xmlns:wpc="http://schemas.microsoft.com/office/word/2010/wordprocessingCanvas" xmlns:cx="http://schemas.microsoft.com/office/drawing/2014/chartex" xmlns:cx1="http://schemas.microsoft.com/office/drawing/2015/9/8/chartex" xmlns:cx2="http://schemas.microsoft.com/office/drawing/2015/10/21/chartex" xmlns:cx3="http://schemas.microsoft.com/office/drawing/2016/5/9/chartex" xmlns:cx4="http://schemas.microsoft.com/office/drawing/2016/5/10/chartex" xmlns:cx5="http://schemas.microsoft.com/office/drawing/2016/5/11/chartex" xmlns:cx6="http://schemas.microsoft.com/office/drawing/2016/5/12/chartex" xmlns:cx7="http://schemas.microsoft.com/office/drawing/2016/5/13/chartex" xmlns:cx8="http://schemas.microsoft.com/office/drawing/2016/5/14/chartex" xmlns:mc="http://schemas.openxmlformats.org/markup-compatibility/2006" xmlns:aink="http://schemas.microsoft.com/office/drawing/2016/ink" xmlns:am3d="http://schemas.microsoft.com/office/drawing/2017/model3d" xmlns:o="urn:schemas-microsoft-com:office:office" xmlns:oel="http://schemas.microsoft.com/office/2019/extlst" xmlns:r="http://schemas.openxmlformats.org/officeDocument/2006/relationships" xmlns:m="http://schemas.openxmlformats.org/officeDocument/2006/math" xmlns:v="urn:schemas-microsoft-com:vml" xmlns:wp14="http://schemas.microsoft.com/office/word/2010/wordprocessingDrawing" xmlns:wp="http://schemas.openxmlformats.org/drawingml/2006/wordprocessingDrawing" xmlns:w10="urn:schemas-microsoft-com:office:word" xmlns:w="http://schemas.openxmlformats.org/wordprocessingml/2006/main" xmlns:w14="http://schemas.microsoft.com/office/word/2010/wordml" xmlns:w15="http://schemas.microsoft.com/office/word/2012/wordml" xmlns:w16cex="http://schemas.microsoft.com/office/word/2018/wordml/cex" xmlns:w16cid="http://schemas.microsoft.com/office/word/2016/wordml/cid" xmlns:w16="http://schemas.microsoft.com/office/word/2018/wordml" xmlns:w16du="http://schemas.microsoft.com/office/word/2023/wordml/word16du" xmlns:w16sdtdh="http://schemas.microsoft.com/office/word/2020/wordml/sdtdatahash" xmlns:w16sdtfl="http://schemas.microsoft.com/office/word/2024/wordml/sdtformatlock" xmlns:w16se="http://schemas.microsoft.com/office/word/2015/wordml/symex" xmlns:wpg="http://schemas.microsoft.com/office/word/2010/wordprocessingGroup" xmlns:wpi="http://schemas.microsoft.com/office/word/2010/wordprocessingInk" xmlns:wne="http://schemas.microsoft.com/office/word/2006/wordml" xmlns:wps="http://schemas.microsoft.com/office/word/2010/wordprocessingShape" mc:Ignorable="w14 w15 w16se w16cid w16 w16cex w16sdtdh w16sdtfl w16du wp14">
   <w:body>
     <w:p>
       <w:pPr>
-        <w:pStyle w:val="Title"/>
+        <w:pStyle w:val="Naslov"/>
         <w:jc w:val="right"/>
         <w:rPr>
           <w:lang w:val="hr-HR"/>
@@ -15,15 +15,35 @@
           <w:lang w:val="hr-HR"/>
         </w:rPr>
         <w:fldChar w:fldCharType="begin"/>
+      </w:r>
+      <w:r>
+        <w:rPr>
+          <w:lang w:val="hr-HR"/>
+        </w:rPr>
         <w:instrText xml:space="preserve"> SUBJECT  \* MERGEFORMAT </w:instrText>
+      </w:r>
+      <w:r>
+        <w:rPr>
+          <w:lang w:val="hr-HR"/>
+        </w:rPr>
         <w:fldChar w:fldCharType="separate"/>
+      </w:r>
+      <w:r>
+        <w:rPr>
+          <w:lang w:val="hr-HR"/>
+        </w:rPr>
         <w:t>IoT Garaža</w:t>
+      </w:r>
+      <w:r>
+        <w:rPr>
+          <w:lang w:val="hr-HR"/>
+        </w:rPr>
         <w:fldChar w:fldCharType="end"/>
       </w:r>
     </w:p>
     <w:p>
       <w:pPr>
-        <w:pStyle w:val="Title"/>
+        <w:pStyle w:val="Naslov"/>
         <w:jc w:val="right"/>
         <w:rPr>
           <w:lang w:val="hr-HR"/>
@@ -38,7 +58,7 @@
     </w:p>
     <w:p>
       <w:pPr>
-        <w:pStyle w:val="Title"/>
+        <w:pStyle w:val="Naslov"/>
         <w:jc w:val="right"/>
         <w:rPr>
           <w:lang w:val="hr-HR"/>
@@ -47,7 +67,7 @@
     </w:p>
     <w:p>
       <w:pPr>
-        <w:pStyle w:val="Title"/>
+        <w:pStyle w:val="Naslov"/>
         <w:jc w:val="right"/>
         <w:rPr>
           <w:sz w:val="28"/>
@@ -59,12 +79,12 @@
           <w:sz w:val="28"/>
           <w:lang w:val="hr-HR"/>
         </w:rPr>
-        <w:t xml:space="preserve">Verzija 1.3</w:t>
-      </w:r>
-    </w:p>
-    <w:p>
-      <w:pPr>
-        <w:pStyle w:val="Title"/>
+        <w:t>Verzija 1.3</w:t>
+      </w:r>
+    </w:p>
+    <w:p>
+      <w:pPr>
+        <w:pStyle w:val="Naslov"/>
         <w:rPr>
           <w:sz w:val="28"/>
           <w:lang w:val="hr-HR"/>
@@ -86,7 +106,7 @@
     </w:p>
     <w:p>
       <w:pPr>
-        <w:pStyle w:val="Title"/>
+        <w:pStyle w:val="Naslov"/>
         <w:rPr>
           <w:lang w:val="hr-HR"/>
         </w:rPr>
@@ -101,7 +121,7 @@
     </w:p>
     <w:p>
       <w:pPr>
-        <w:pStyle w:val="TOC1"/>
+        <w:pStyle w:val="Sadraj1"/>
         <w:tabs>
           <w:tab w:val="left" w:pos="432"/>
         </w:tabs>
@@ -116,7 +136,17 @@
           <w:lang w:val="hr-HR"/>
         </w:rPr>
         <w:fldChar w:fldCharType="begin"/>
+      </w:r>
+      <w:r>
+        <w:rPr>
+          <w:lang w:val="hr-HR"/>
+        </w:rPr>
         <w:instrText xml:space="preserve"> TOC \o "1-3" </w:instrText>
+      </w:r>
+      <w:r>
+        <w:rPr>
+          <w:lang w:val="hr-HR"/>
+        </w:rPr>
         <w:fldChar w:fldCharType="separate"/>
       </w:r>
       <w:r>
@@ -146,16 +176,46 @@
           <w:noProof/>
         </w:rPr>
         <w:tab/>
+      </w:r>
+      <w:r>
+        <w:rPr>
+          <w:noProof/>
+        </w:rPr>
         <w:fldChar w:fldCharType="begin"/>
+      </w:r>
+      <w:r>
+        <w:rPr>
+          <w:noProof/>
+        </w:rPr>
         <w:instrText xml:space="preserve"> PAGEREF _Toc179182954 \h </w:instrText>
+      </w:r>
+      <w:r>
+        <w:rPr>
+          <w:noProof/>
+        </w:rPr>
+      </w:r>
+      <w:r>
+        <w:rPr>
+          <w:noProof/>
+        </w:rPr>
         <w:fldChar w:fldCharType="separate"/>
+      </w:r>
+      <w:r>
+        <w:rPr>
+          <w:noProof/>
+        </w:rPr>
         <w:t>3</w:t>
+      </w:r>
+      <w:r>
+        <w:rPr>
+          <w:noProof/>
+        </w:rPr>
         <w:fldChar w:fldCharType="end"/>
       </w:r>
     </w:p>
     <w:p>
       <w:pPr>
-        <w:pStyle w:val="TOC1"/>
+        <w:pStyle w:val="Sadraj1"/>
         <w:tabs>
           <w:tab w:val="left" w:pos="432"/>
         </w:tabs>
@@ -192,16 +252,46 @@
           <w:noProof/>
         </w:rPr>
         <w:tab/>
+      </w:r>
+      <w:r>
+        <w:rPr>
+          <w:noProof/>
+        </w:rPr>
         <w:fldChar w:fldCharType="begin"/>
+      </w:r>
+      <w:r>
+        <w:rPr>
+          <w:noProof/>
+        </w:rPr>
         <w:instrText xml:space="preserve"> PAGEREF _Toc179182955 \h </w:instrText>
+      </w:r>
+      <w:r>
+        <w:rPr>
+          <w:noProof/>
+        </w:rPr>
+      </w:r>
+      <w:r>
+        <w:rPr>
+          <w:noProof/>
+        </w:rPr>
         <w:fldChar w:fldCharType="separate"/>
+      </w:r>
+      <w:r>
+        <w:rPr>
+          <w:noProof/>
+        </w:rPr>
         <w:t>3</w:t>
+      </w:r>
+      <w:r>
+        <w:rPr>
+          <w:noProof/>
+        </w:rPr>
         <w:fldChar w:fldCharType="end"/>
       </w:r>
     </w:p>
     <w:p>
       <w:pPr>
-        <w:pStyle w:val="TOC1"/>
+        <w:pStyle w:val="Sadraj1"/>
         <w:tabs>
           <w:tab w:val="left" w:pos="432"/>
         </w:tabs>
@@ -238,16 +328,46 @@
           <w:noProof/>
         </w:rPr>
         <w:tab/>
+      </w:r>
+      <w:r>
+        <w:rPr>
+          <w:noProof/>
+        </w:rPr>
         <w:fldChar w:fldCharType="begin"/>
+      </w:r>
+      <w:r>
+        <w:rPr>
+          <w:noProof/>
+        </w:rPr>
         <w:instrText xml:space="preserve"> PAGEREF _Toc179182956 \h </w:instrText>
+      </w:r>
+      <w:r>
+        <w:rPr>
+          <w:noProof/>
+        </w:rPr>
+      </w:r>
+      <w:r>
+        <w:rPr>
+          <w:noProof/>
+        </w:rPr>
         <w:fldChar w:fldCharType="separate"/>
+      </w:r>
+      <w:r>
+        <w:rPr>
+          <w:noProof/>
+        </w:rPr>
         <w:t>3</w:t>
+      </w:r>
+      <w:r>
+        <w:rPr>
+          <w:noProof/>
+        </w:rPr>
         <w:fldChar w:fldCharType="end"/>
       </w:r>
     </w:p>
     <w:p>
       <w:pPr>
-        <w:pStyle w:val="TOC1"/>
+        <w:pStyle w:val="Sadraj1"/>
         <w:tabs>
           <w:tab w:val="left" w:pos="432"/>
         </w:tabs>
@@ -284,16 +404,46 @@
           <w:noProof/>
         </w:rPr>
         <w:tab/>
+      </w:r>
+      <w:r>
+        <w:rPr>
+          <w:noProof/>
+        </w:rPr>
         <w:fldChar w:fldCharType="begin"/>
+      </w:r>
+      <w:r>
+        <w:rPr>
+          <w:noProof/>
+        </w:rPr>
         <w:instrText xml:space="preserve"> PAGEREF _Toc179182957 \h </w:instrText>
+      </w:r>
+      <w:r>
+        <w:rPr>
+          <w:noProof/>
+        </w:rPr>
+      </w:r>
+      <w:r>
+        <w:rPr>
+          <w:noProof/>
+        </w:rPr>
         <w:fldChar w:fldCharType="separate"/>
+      </w:r>
+      <w:r>
+        <w:rPr>
+          <w:noProof/>
+        </w:rPr>
         <w:t>3</w:t>
+      </w:r>
+      <w:r>
+        <w:rPr>
+          <w:noProof/>
+        </w:rPr>
         <w:fldChar w:fldCharType="end"/>
       </w:r>
     </w:p>
     <w:p>
       <w:pPr>
-        <w:pStyle w:val="TOC1"/>
+        <w:pStyle w:val="Sadraj1"/>
         <w:tabs>
           <w:tab w:val="left" w:pos="432"/>
         </w:tabs>
@@ -330,16 +480,46 @@
           <w:noProof/>
         </w:rPr>
         <w:tab/>
+      </w:r>
+      <w:r>
+        <w:rPr>
+          <w:noProof/>
+        </w:rPr>
         <w:fldChar w:fldCharType="begin"/>
+      </w:r>
+      <w:r>
+        <w:rPr>
+          <w:noProof/>
+        </w:rPr>
         <w:instrText xml:space="preserve"> PAGEREF _Toc179182958 \h </w:instrText>
+      </w:r>
+      <w:r>
+        <w:rPr>
+          <w:noProof/>
+        </w:rPr>
+      </w:r>
+      <w:r>
+        <w:rPr>
+          <w:noProof/>
+        </w:rPr>
         <w:fldChar w:fldCharType="separate"/>
+      </w:r>
+      <w:r>
+        <w:rPr>
+          <w:noProof/>
+        </w:rPr>
         <w:t>4</w:t>
+      </w:r>
+      <w:r>
+        <w:rPr>
+          <w:noProof/>
+        </w:rPr>
         <w:fldChar w:fldCharType="end"/>
       </w:r>
     </w:p>
     <w:p>
       <w:pPr>
-        <w:pStyle w:val="TOC1"/>
+        <w:pStyle w:val="Sadraj1"/>
         <w:tabs>
           <w:tab w:val="left" w:pos="432"/>
         </w:tabs>
@@ -376,16 +556,46 @@
           <w:noProof/>
         </w:rPr>
         <w:tab/>
+      </w:r>
+      <w:r>
+        <w:rPr>
+          <w:noProof/>
+        </w:rPr>
         <w:fldChar w:fldCharType="begin"/>
+      </w:r>
+      <w:r>
+        <w:rPr>
+          <w:noProof/>
+        </w:rPr>
         <w:instrText xml:space="preserve"> PAGEREF _Toc179182959 \h </w:instrText>
+      </w:r>
+      <w:r>
+        <w:rPr>
+          <w:noProof/>
+        </w:rPr>
+      </w:r>
+      <w:r>
+        <w:rPr>
+          <w:noProof/>
+        </w:rPr>
         <w:fldChar w:fldCharType="separate"/>
+      </w:r>
+      <w:r>
+        <w:rPr>
+          <w:noProof/>
+        </w:rPr>
         <w:t>4</w:t>
+      </w:r>
+      <w:r>
+        <w:rPr>
+          <w:noProof/>
+        </w:rPr>
         <w:fldChar w:fldCharType="end"/>
       </w:r>
     </w:p>
     <w:p>
       <w:pPr>
-        <w:pStyle w:val="TOC1"/>
+        <w:pStyle w:val="Sadraj1"/>
         <w:tabs>
           <w:tab w:val="left" w:pos="432"/>
         </w:tabs>
@@ -422,16 +632,46 @@
           <w:noProof/>
         </w:rPr>
         <w:tab/>
+      </w:r>
+      <w:r>
+        <w:rPr>
+          <w:noProof/>
+        </w:rPr>
         <w:fldChar w:fldCharType="begin"/>
+      </w:r>
+      <w:r>
+        <w:rPr>
+          <w:noProof/>
+        </w:rPr>
         <w:instrText xml:space="preserve"> PAGEREF _Toc179182960 \h </w:instrText>
+      </w:r>
+      <w:r>
+        <w:rPr>
+          <w:noProof/>
+        </w:rPr>
+      </w:r>
+      <w:r>
+        <w:rPr>
+          <w:noProof/>
+        </w:rPr>
         <w:fldChar w:fldCharType="separate"/>
+      </w:r>
+      <w:r>
+        <w:rPr>
+          <w:noProof/>
+        </w:rPr>
         <w:t>4</w:t>
+      </w:r>
+      <w:r>
+        <w:rPr>
+          <w:noProof/>
+        </w:rPr>
         <w:fldChar w:fldCharType="end"/>
       </w:r>
     </w:p>
     <w:p>
       <w:pPr>
-        <w:pStyle w:val="TOC1"/>
+        <w:pStyle w:val="Sadraj1"/>
         <w:tabs>
           <w:tab w:val="left" w:pos="432"/>
         </w:tabs>
@@ -468,16 +708,46 @@
           <w:noProof/>
         </w:rPr>
         <w:tab/>
+      </w:r>
+      <w:r>
+        <w:rPr>
+          <w:noProof/>
+        </w:rPr>
         <w:fldChar w:fldCharType="begin"/>
+      </w:r>
+      <w:r>
+        <w:rPr>
+          <w:noProof/>
+        </w:rPr>
         <w:instrText xml:space="preserve"> PAGEREF _Toc179182961 \h </w:instrText>
+      </w:r>
+      <w:r>
+        <w:rPr>
+          <w:noProof/>
+        </w:rPr>
+      </w:r>
+      <w:r>
+        <w:rPr>
+          <w:noProof/>
+        </w:rPr>
         <w:fldChar w:fldCharType="separate"/>
+      </w:r>
+      <w:r>
+        <w:rPr>
+          <w:noProof/>
+        </w:rPr>
         <w:t>4</w:t>
+      </w:r>
+      <w:r>
+        <w:rPr>
+          <w:noProof/>
+        </w:rPr>
         <w:fldChar w:fldCharType="end"/>
       </w:r>
     </w:p>
     <w:p>
       <w:pPr>
-        <w:pStyle w:val="TOC1"/>
+        <w:pStyle w:val="Sadraj1"/>
         <w:tabs>
           <w:tab w:val="left" w:pos="432"/>
         </w:tabs>
@@ -514,16 +784,46 @@
           <w:noProof/>
         </w:rPr>
         <w:tab/>
+      </w:r>
+      <w:r>
+        <w:rPr>
+          <w:noProof/>
+        </w:rPr>
         <w:fldChar w:fldCharType="begin"/>
+      </w:r>
+      <w:r>
+        <w:rPr>
+          <w:noProof/>
+        </w:rPr>
         <w:instrText xml:space="preserve"> PAGEREF _Toc179182962 \h </w:instrText>
+      </w:r>
+      <w:r>
+        <w:rPr>
+          <w:noProof/>
+        </w:rPr>
+      </w:r>
+      <w:r>
+        <w:rPr>
+          <w:noProof/>
+        </w:rPr>
         <w:fldChar w:fldCharType="separate"/>
+      </w:r>
+      <w:r>
+        <w:rPr>
+          <w:noProof/>
+        </w:rPr>
         <w:t>6</w:t>
+      </w:r>
+      <w:r>
+        <w:rPr>
+          <w:noProof/>
+        </w:rPr>
         <w:fldChar w:fldCharType="end"/>
       </w:r>
     </w:p>
     <w:p>
       <w:pPr>
-        <w:pStyle w:val="TOC1"/>
+        <w:pStyle w:val="Sadraj1"/>
         <w:tabs>
           <w:tab w:val="left" w:pos="426"/>
         </w:tabs>
@@ -560,16 +860,46 @@
           <w:noProof/>
         </w:rPr>
         <w:tab/>
+      </w:r>
+      <w:r>
+        <w:rPr>
+          <w:noProof/>
+        </w:rPr>
         <w:fldChar w:fldCharType="begin"/>
+      </w:r>
+      <w:r>
+        <w:rPr>
+          <w:noProof/>
+        </w:rPr>
         <w:instrText xml:space="preserve"> PAGEREF _Toc179182963 \h </w:instrText>
+      </w:r>
+      <w:r>
+        <w:rPr>
+          <w:noProof/>
+        </w:rPr>
+      </w:r>
+      <w:r>
+        <w:rPr>
+          <w:noProof/>
+        </w:rPr>
         <w:fldChar w:fldCharType="separate"/>
+      </w:r>
+      <w:r>
+        <w:rPr>
+          <w:noProof/>
+        </w:rPr>
         <w:t>7</w:t>
+      </w:r>
+      <w:r>
+        <w:rPr>
+          <w:noProof/>
+        </w:rPr>
         <w:fldChar w:fldCharType="end"/>
       </w:r>
     </w:p>
     <w:p>
       <w:pPr>
-        <w:pStyle w:val="TOC1"/>
+        <w:pStyle w:val="Sadraj1"/>
         <w:tabs>
           <w:tab w:val="left" w:pos="426"/>
         </w:tabs>
@@ -606,16 +936,46 @@
           <w:noProof/>
         </w:rPr>
         <w:tab/>
+      </w:r>
+      <w:r>
+        <w:rPr>
+          <w:noProof/>
+        </w:rPr>
         <w:fldChar w:fldCharType="begin"/>
+      </w:r>
+      <w:r>
+        <w:rPr>
+          <w:noProof/>
+        </w:rPr>
         <w:instrText xml:space="preserve"> PAGEREF _Toc179182964 \h </w:instrText>
+      </w:r>
+      <w:r>
+        <w:rPr>
+          <w:noProof/>
+        </w:rPr>
+      </w:r>
+      <w:r>
+        <w:rPr>
+          <w:noProof/>
+        </w:rPr>
         <w:fldChar w:fldCharType="separate"/>
+      </w:r>
+      <w:r>
+        <w:rPr>
+          <w:noProof/>
+        </w:rPr>
         <w:t>7</w:t>
+      </w:r>
+      <w:r>
+        <w:rPr>
+          <w:noProof/>
+        </w:rPr>
         <w:fldChar w:fldCharType="end"/>
       </w:r>
     </w:p>
     <w:p>
       <w:pPr>
-        <w:pStyle w:val="TOC1"/>
+        <w:pStyle w:val="Sadraj1"/>
         <w:tabs>
           <w:tab w:val="left" w:pos="426"/>
         </w:tabs>
@@ -667,16 +1027,46 @@
           <w:noProof/>
         </w:rPr>
         <w:tab/>
+      </w:r>
+      <w:r>
+        <w:rPr>
+          <w:noProof/>
+        </w:rPr>
         <w:fldChar w:fldCharType="begin"/>
+      </w:r>
+      <w:r>
+        <w:rPr>
+          <w:noProof/>
+        </w:rPr>
         <w:instrText xml:space="preserve"> PAGEREF _Toc179182965 \h </w:instrText>
+      </w:r>
+      <w:r>
+        <w:rPr>
+          <w:noProof/>
+        </w:rPr>
+      </w:r>
+      <w:r>
+        <w:rPr>
+          <w:noProof/>
+        </w:rPr>
         <w:fldChar w:fldCharType="separate"/>
+      </w:r>
+      <w:r>
+        <w:rPr>
+          <w:noProof/>
+        </w:rPr>
         <w:t>8</w:t>
+      </w:r>
+      <w:r>
+        <w:rPr>
+          <w:noProof/>
+        </w:rPr>
         <w:fldChar w:fldCharType="end"/>
       </w:r>
     </w:p>
     <w:p>
       <w:pPr>
-        <w:pStyle w:val="TOC1"/>
+        <w:pStyle w:val="Sadraj1"/>
         <w:tabs>
           <w:tab w:val="left" w:pos="426"/>
         </w:tabs>
@@ -713,16 +1103,46 @@
           <w:noProof/>
         </w:rPr>
         <w:tab/>
+      </w:r>
+      <w:r>
+        <w:rPr>
+          <w:noProof/>
+        </w:rPr>
         <w:fldChar w:fldCharType="begin"/>
+      </w:r>
+      <w:r>
+        <w:rPr>
+          <w:noProof/>
+        </w:rPr>
         <w:instrText xml:space="preserve"> PAGEREF _Toc179182966 \h </w:instrText>
+      </w:r>
+      <w:r>
+        <w:rPr>
+          <w:noProof/>
+        </w:rPr>
+      </w:r>
+      <w:r>
+        <w:rPr>
+          <w:noProof/>
+        </w:rPr>
         <w:fldChar w:fldCharType="separate"/>
+      </w:r>
+      <w:r>
+        <w:rPr>
+          <w:noProof/>
+        </w:rPr>
         <w:t>8</w:t>
+      </w:r>
+      <w:r>
+        <w:rPr>
+          <w:noProof/>
+        </w:rPr>
         <w:fldChar w:fldCharType="end"/>
       </w:r>
     </w:p>
     <w:p>
       <w:pPr>
-        <w:pStyle w:val="TOC1"/>
+        <w:pStyle w:val="Sadraj1"/>
         <w:tabs>
           <w:tab w:val="left" w:pos="426"/>
         </w:tabs>
@@ -759,16 +1179,46 @@
           <w:noProof/>
         </w:rPr>
         <w:tab/>
+      </w:r>
+      <w:r>
+        <w:rPr>
+          <w:noProof/>
+        </w:rPr>
         <w:fldChar w:fldCharType="begin"/>
+      </w:r>
+      <w:r>
+        <w:rPr>
+          <w:noProof/>
+        </w:rPr>
         <w:instrText xml:space="preserve"> PAGEREF _Toc179182967 \h </w:instrText>
+      </w:r>
+      <w:r>
+        <w:rPr>
+          <w:noProof/>
+        </w:rPr>
+      </w:r>
+      <w:r>
+        <w:rPr>
+          <w:noProof/>
+        </w:rPr>
         <w:fldChar w:fldCharType="separate"/>
+      </w:r>
+      <w:r>
+        <w:rPr>
+          <w:noProof/>
+        </w:rPr>
         <w:t>9</w:t>
+      </w:r>
+      <w:r>
+        <w:rPr>
+          <w:noProof/>
+        </w:rPr>
         <w:fldChar w:fldCharType="end"/>
       </w:r>
     </w:p>
     <w:p>
       <w:pPr>
-        <w:pStyle w:val="TOC1"/>
+        <w:pStyle w:val="Sadraj1"/>
         <w:tabs>
           <w:tab w:val="left" w:pos="426"/>
         </w:tabs>
@@ -805,16 +1255,46 @@
           <w:noProof/>
         </w:rPr>
         <w:tab/>
+      </w:r>
+      <w:r>
+        <w:rPr>
+          <w:noProof/>
+        </w:rPr>
         <w:fldChar w:fldCharType="begin"/>
+      </w:r>
+      <w:r>
+        <w:rPr>
+          <w:noProof/>
+        </w:rPr>
         <w:instrText xml:space="preserve"> PAGEREF _Toc179182968 \h </w:instrText>
+      </w:r>
+      <w:r>
+        <w:rPr>
+          <w:noProof/>
+        </w:rPr>
+      </w:r>
+      <w:r>
+        <w:rPr>
+          <w:noProof/>
+        </w:rPr>
         <w:fldChar w:fldCharType="separate"/>
+      </w:r>
+      <w:r>
+        <w:rPr>
+          <w:noProof/>
+        </w:rPr>
         <w:t>9</w:t>
+      </w:r>
+      <w:r>
+        <w:rPr>
+          <w:noProof/>
+        </w:rPr>
         <w:fldChar w:fldCharType="end"/>
       </w:r>
     </w:p>
     <w:p>
       <w:pPr>
-        <w:pStyle w:val="Title"/>
+        <w:pStyle w:val="Naslov"/>
         <w:rPr>
           <w:lang w:val="hr-HR"/>
         </w:rPr>
@@ -824,22 +1304,32 @@
           <w:lang w:val="hr-HR"/>
         </w:rPr>
         <w:fldChar w:fldCharType="end"/>
+      </w:r>
+      <w:r>
+        <w:rPr>
+          <w:lang w:val="hr-HR"/>
+        </w:rPr>
         <w:br w:type="page"/>
+      </w:r>
+      <w:r>
+        <w:rPr>
+          <w:lang w:val="hr-HR"/>
+        </w:rPr>
         <w:lastRenderedPageBreak/>
-        <w:t xml:space="preserve">Prijedlog i plan projekta</w:t>
-      </w:r>
-    </w:p>
-    <w:p>
-      <w:pPr>
-        <w:pStyle w:val="BodyText"/>
-        <w:rPr>
-          <w:lang w:val="hr-HR"/>
-        </w:rPr>
-      </w:pPr>
-    </w:p>
-    <w:p>
-      <w:pPr>
-        <w:pStyle w:val="Heading1"/>
+        <w:t>Prijedlog i plan projekta</w:t>
+      </w:r>
+    </w:p>
+    <w:p>
+      <w:pPr>
+        <w:pStyle w:val="Tijeloteksta"/>
+        <w:rPr>
+          <w:lang w:val="hr-HR"/>
+        </w:rPr>
+      </w:pPr>
+    </w:p>
+    <w:p>
+      <w:pPr>
+        <w:pStyle w:val="Naslov1"/>
         <w:rPr>
           <w:lang w:val="hr-HR"/>
         </w:rPr>
@@ -849,14 +1339,13 @@
         <w:rPr>
           <w:lang w:val="hr-HR"/>
         </w:rPr>
-        <w:lastRenderedPageBreak/>
         <w:t>Puni naziv projekta</w:t>
       </w:r>
       <w:bookmarkEnd w:id="0"/>
     </w:p>
     <w:p>
       <w:pPr>
-        <w:pStyle w:val="BodyText"/>
+        <w:pStyle w:val="Tijeloteksta"/>
         <w:rPr>
           <w:lang w:val="hr-HR"/>
         </w:rPr>
@@ -866,12 +1355,12 @@
           <w:b/>
           <w:lang w:val="hr-HR"/>
         </w:rPr>
-        <w:t xml:space="preserve">Pametna parkirna garaža s automatskim prepoznavanjem registarskih oznaka (ALPR), lokalnim (edge) upravljanjem ulaskom i izlaskom te digitalnim blizancem u platformi ThingsBoard</w:t>
-      </w:r>
-    </w:p>
-    <w:p>
-      <w:pPr>
-        <w:pStyle w:val="Heading1"/>
+        <w:t>Pametna parkirna garaža s automatskim prepoznavanjem registarskih oznaka (ALPR), lokalnim (edge) upravljanjem ulaskom i izlaskom te digitalnim blizancem u platformi ThingsBoard</w:t>
+      </w:r>
+    </w:p>
+    <w:p>
+      <w:pPr>
+        <w:pStyle w:val="Naslov1"/>
         <w:rPr>
           <w:lang w:val="hr-HR"/>
         </w:rPr>
@@ -887,7 +1376,7 @@
     </w:p>
     <w:p>
       <w:pPr>
-        <w:pStyle w:val="BodyText"/>
+        <w:pStyle w:val="Tijeloteksta"/>
         <w:rPr>
           <w:lang w:val="hr-HR"/>
         </w:rPr>
@@ -897,12 +1386,12 @@
           <w:b/>
           <w:lang w:val="hr-HR"/>
         </w:rPr>
-        <w:t xml:space="preserve">IoT Garaža</w:t>
-      </w:r>
-    </w:p>
-    <w:p>
-      <w:pPr>
-        <w:pStyle w:val="Heading1"/>
+        <w:t>IoT Garaža</w:t>
+      </w:r>
+    </w:p>
+    <w:p>
+      <w:pPr>
+        <w:pStyle w:val="Naslov1"/>
         <w:rPr>
           <w:lang w:val="hr-HR"/>
         </w:rPr>
@@ -918,61 +1407,59 @@
     </w:p>
     <w:p>
       <w:pPr>
-        <w:pStyle w:val="BodyText"/>
-        <w:rPr>
-          <w:lang w:val="hr-HR"/>
-        </w:rPr>
-      </w:pPr>
-      <w:r>
-        <w:rPr>
-          <w:lang w:val="hr-HR"/>
-        </w:rPr>
-        <w:t xml:space="preserve">Projekt se izvodi u sklopu kolegija Projekt na FER-u, u timu od osam studenata, od 19.10.2026. do 29.1.2027. Tema je pametna parkirna garaža izvedena kao fizička maketa (mjerilo 1:24) sa šest parkirnih mjesta, ulaznom i izlaznom rampom te kamerom na ulazu i izlazu.</w:t>
-      </w:r>
-    </w:p>
-    <w:p>
-      <w:pPr>
-        <w:pStyle w:val="BodyText"/>
-        <w:rPr>
-          <w:lang w:val="hr-HR"/>
-        </w:rPr>
-      </w:pPr>
-      <w:r>
-        <w:rPr>
-          <w:lang w:val="hr-HR"/>
-        </w:rPr>
-        <w:t xml:space="preserve">Klasične garaže ovise o parkirnim karticama, blagajnama i ručnom nadzoru, a podatak o slobodnim mjestima često nije dostupan u stvarnom vremenu. Cilj je pokazati kako se to rješava IoT pristupom:</w:t>
-      </w:r>
-    </w:p>
-    <w:p>
-      <w:pPr>
-        <w:pStyle w:val="BodyText"/>
+        <w:pStyle w:val="Tijeloteksta"/>
+        <w:rPr>
+          <w:lang w:val="hr-HR"/>
+        </w:rPr>
+      </w:pPr>
+      <w:r>
+        <w:rPr>
+          <w:lang w:val="hr-HR"/>
+        </w:rPr>
+        <w:t>Projekt se izvodi u sklopu kolegija Projekt na FER-u, u timu od osam studenata, od 19.10.2026. do 29.1.2027. Tema je pametna parkirna garaža izvedena kao fizička maketa (mjerilo 1:24) sa šest parkirnih mjesta, ulaznom i izlaznom rampom te kamerom na ulazu i izlazu.</w:t>
+      </w:r>
+    </w:p>
+    <w:p>
+      <w:pPr>
+        <w:pStyle w:val="Tijeloteksta"/>
+        <w:rPr>
+          <w:lang w:val="hr-HR"/>
+        </w:rPr>
+      </w:pPr>
+      <w:r>
+        <w:rPr>
+          <w:lang w:val="hr-HR"/>
+        </w:rPr>
+        <w:t>Klasične garaže ovise o parkirnim karticama, blagajnama i ručnom nadzoru, a podatak o slobodnim mjestima često nije dostupan u stvarnom vremenu. Cilj je pokazati kako se to rješava IoT pristupom:</w:t>
+      </w:r>
+    </w:p>
+    <w:p>
+      <w:pPr>
+        <w:pStyle w:val="Tijeloteksta"/>
         <w:numPr>
           <w:ilvl w:val="0"/>
-          <w:numId w:val="90"/>
+          <w:numId w:val="8"/>
         </w:numPr>
         <w:spacing w:after="60"/>
-        <w:ind w:left="1080" w:hanging="360"/>
-        <w:rPr>
-          <w:lang w:val="hr-HR"/>
-        </w:rPr>
-      </w:pPr>
-      <w:r>
-        <w:rPr>
-          <w:lang w:val="hr-HR"/>
-        </w:rPr>
-        <w:t xml:space="preserve">kamera očitava registarsku oznaku vozila (detekcija pločice + OCR),</w:t>
-      </w:r>
-    </w:p>
-    <w:p>
-      <w:pPr>
-        <w:pStyle w:val="BodyText"/>
+        <w:rPr>
+          <w:lang w:val="hr-HR"/>
+        </w:rPr>
+      </w:pPr>
+      <w:r>
+        <w:rPr>
+          <w:lang w:val="hr-HR"/>
+        </w:rPr>
+        <w:t>kamera očitava registarsku oznaku vozila (detekcija pločice + OCR),</w:t>
+      </w:r>
+    </w:p>
+    <w:p>
+      <w:pPr>
+        <w:pStyle w:val="Tijeloteksta"/>
         <w:numPr>
           <w:ilvl w:val="0"/>
-          <w:numId w:val="90"/>
+          <w:numId w:val="8"/>
         </w:numPr>
         <w:spacing w:after="60"/>
-        <w:ind w:left="1080" w:hanging="360"/>
         <w:rPr>
           <w:lang w:val="hr-HR"/>
         </w:rPr>
@@ -982,7 +1469,7 @@
           <w:b/>
           <w:lang w:val="hr-HR"/>
         </w:rPr>
-        <w:t xml:space="preserve">edge računalo</w:t>
+        <w:t>edge računalo</w:t>
       </w:r>
       <w:r>
         <w:rPr>
@@ -995,7 +1482,7 @@
           <w:b/>
           <w:lang w:val="hr-HR"/>
         </w:rPr>
-        <w:t xml:space="preserve">lokalno</w:t>
+        <w:t>lokalno</w:t>
       </w:r>
       <w:r>
         <w:rPr>
@@ -1006,101 +1493,97 @@
     </w:p>
     <w:p>
       <w:pPr>
-        <w:pStyle w:val="BodyText"/>
+        <w:pStyle w:val="Tijeloteksta"/>
         <w:numPr>
           <w:ilvl w:val="0"/>
-          <w:numId w:val="90"/>
+          <w:numId w:val="8"/>
         </w:numPr>
         <w:spacing w:after="60"/>
-        <w:ind w:left="1080" w:hanging="360"/>
-        <w:rPr>
-          <w:lang w:val="hr-HR"/>
-        </w:rPr>
-      </w:pPr>
-      <w:r>
-        <w:rPr>
-          <w:lang w:val="hr-HR"/>
-        </w:rPr>
-        <w:t xml:space="preserve">ultrazvučni senzori (HC-SR04) na ESP32 mikrokontroleru prate zauzetost svakog mjesta,</w:t>
-      </w:r>
-    </w:p>
-    <w:p>
-      <w:pPr>
-        <w:pStyle w:val="BodyText"/>
+        <w:rPr>
+          <w:lang w:val="hr-HR"/>
+        </w:rPr>
+      </w:pPr>
+      <w:r>
+        <w:rPr>
+          <w:lang w:val="hr-HR"/>
+        </w:rPr>
+        <w:t>ultrazvučni senzori (HC-SR04) na ESP32 mikrokontroleru prate zauzetost svakog mjesta,</w:t>
+      </w:r>
+    </w:p>
+    <w:p>
+      <w:pPr>
+        <w:pStyle w:val="Tijeloteksta"/>
         <w:numPr>
           <w:ilvl w:val="0"/>
-          <w:numId w:val="90"/>
+          <w:numId w:val="8"/>
         </w:numPr>
         <w:spacing w:after="60"/>
-        <w:ind w:left="1080" w:hanging="360"/>
-        <w:rPr>
-          <w:lang w:val="hr-HR"/>
-        </w:rPr>
-      </w:pPr>
-      <w:r>
-        <w:rPr>
-          <w:lang w:val="hr-HR"/>
-        </w:rPr>
-        <w:t xml:space="preserve">svaki ulazak otvara, a izlazak zatvara parkirnu sesiju s trajanjem i cijenom (SQLite baza),</w:t>
-      </w:r>
-    </w:p>
-    <w:p>
-      <w:pPr>
-        <w:pStyle w:val="BodyText"/>
+        <w:rPr>
+          <w:lang w:val="hr-HR"/>
+        </w:rPr>
+      </w:pPr>
+      <w:r>
+        <w:rPr>
+          <w:lang w:val="hr-HR"/>
+        </w:rPr>
+        <w:t>svaki ulazak otvara, a izlazak zatvara parkirnu sesiju s trajanjem i cijenom (SQLite baza),</w:t>
+      </w:r>
+    </w:p>
+    <w:p>
+      <w:pPr>
+        <w:pStyle w:val="Tijeloteksta"/>
         <w:numPr>
           <w:ilvl w:val="0"/>
-          <w:numId w:val="90"/>
+          <w:numId w:val="8"/>
         </w:numPr>
         <w:spacing w:after="60"/>
-        <w:ind w:left="1080" w:hanging="360"/>
-        <w:rPr>
-          <w:lang w:val="hr-HR"/>
-        </w:rPr>
-      </w:pPr>
-      <w:r>
-        <w:rPr>
-          <w:lang w:val="hr-HR"/>
-        </w:rPr>
-        <w:t xml:space="preserve">ThingsBoard služi kao digitalni blizanac: nadzorni i analitički dashboard, alarmi i ručne intervencije,</w:t>
-      </w:r>
-    </w:p>
-    <w:p>
-      <w:pPr>
-        <w:pStyle w:val="BodyText"/>
+        <w:rPr>
+          <w:lang w:val="hr-HR"/>
+        </w:rPr>
+      </w:pPr>
+      <w:r>
+        <w:rPr>
+          <w:lang w:val="hr-HR"/>
+        </w:rPr>
+        <w:t>ThingsBoard služi kao digitalni blizanac: nadzorni i analitički dashboard, alarmi i ručne intervencije,</w:t>
+      </w:r>
+    </w:p>
+    <w:p>
+      <w:pPr>
+        <w:pStyle w:val="Tijeloteksta"/>
         <w:numPr>
           <w:ilvl w:val="0"/>
-          <w:numId w:val="90"/>
+          <w:numId w:val="8"/>
         </w:numPr>
         <w:spacing w:after="60"/>
-        <w:ind w:left="1080" w:hanging="360"/>
-        <w:rPr>
-          <w:lang w:val="hr-HR"/>
-        </w:rPr>
-      </w:pPr>
-      <w:r>
-        <w:rPr>
-          <w:lang w:val="hr-HR"/>
-        </w:rPr>
-        <w:t xml:space="preserve">mobilna aplikacija prikazuje analitiku garaže (podatke čita iz ThingsBoarda).</w:t>
-      </w:r>
-    </w:p>
-    <w:p>
-      <w:pPr>
-        <w:pStyle w:val="BodyText"/>
-        <w:rPr>
-          <w:lang w:val="hr-HR"/>
-        </w:rPr>
-      </w:pPr>
-      <w:r>
-        <w:rPr>
-          <w:lang w:val="hr-HR"/>
-        </w:rPr>
-        <w:t xml:space="preserve">Komunikacija ide preko lokalnog MQTT brokera (Mosquitto) prema dogovorenom komunikacijskom ugovoru (teme i JSON sheme). Koriste se isključivo izmišljene registracije, slike se ne spremaju, a podaci se brišu nakon 30 dana.</w:t>
-      </w:r>
-    </w:p>
-    <w:p>
-      <w:pPr>
-        <w:pStyle w:val="Heading1"/>
+        <w:rPr>
+          <w:lang w:val="hr-HR"/>
+        </w:rPr>
+      </w:pPr>
+      <w:r>
+        <w:rPr>
+          <w:lang w:val="hr-HR"/>
+        </w:rPr>
+        <w:t>mobilna aplikacija prikazuje analitiku garaže (podatke čita iz ThingsBoarda).</w:t>
+      </w:r>
+    </w:p>
+    <w:p>
+      <w:pPr>
+        <w:pStyle w:val="Tijeloteksta"/>
+        <w:rPr>
+          <w:lang w:val="hr-HR"/>
+        </w:rPr>
+      </w:pPr>
+      <w:r>
+        <w:rPr>
+          <w:lang w:val="hr-HR"/>
+        </w:rPr>
+        <w:t>Komunikacija ide preko lokalnog MQTT brokera (Mosquitto) prema dogovorenom komunikacijskom ugovoru (teme i JSON sheme). Koriste se isključivo izmišljene registracije, slike se ne spremaju, a podaci se brišu nakon 30 dana.</w:t>
+      </w:r>
+    </w:p>
+    <w:p>
+      <w:pPr>
+        <w:pStyle w:val="Naslov1"/>
         <w:rPr>
           <w:lang w:val="hr-HR"/>
         </w:rPr>
@@ -1116,41 +1599,40 @@
     </w:p>
     <w:p>
       <w:pPr>
-        <w:pStyle w:val="BodyText"/>
-        <w:rPr>
-          <w:lang w:val="hr-HR"/>
-        </w:rPr>
-      </w:pPr>
-      <w:r>
-        <w:rPr>
-          <w:lang w:val="hr-HR"/>
-        </w:rPr>
-        <w:t xml:space="preserve">Glavni cilj je izraditi funkcionalnu maketu na kojoj cijeli tok radi automatski: vozilo dolazi do ulaza → kamera očitava registraciju → edge računalo lokalno odlučuje → rampa se otvara → senzor mjesta mijenja stanje nakon parkiranja → sve je vidljivo u ThingsBoardu. Na izlazu se registracija ponovno očitava, izračunava se trajanje i cijena te se sesija zatvara.</w:t>
-      </w:r>
-    </w:p>
-    <w:p>
-      <w:pPr>
-        <w:pStyle w:val="BodyText"/>
-        <w:rPr>
-          <w:lang w:val="hr-HR"/>
-        </w:rPr>
-      </w:pPr>
-      <w:r>
-        <w:rPr>
-          <w:lang w:val="hr-HR"/>
-        </w:rPr>
-        <w:t xml:space="preserve">Mjerljivi kriteriji uspjeha:</w:t>
-      </w:r>
-    </w:p>
-    <w:p>
-      <w:pPr>
-        <w:pStyle w:val="BodyText"/>
+        <w:pStyle w:val="Tijeloteksta"/>
+        <w:rPr>
+          <w:lang w:val="hr-HR"/>
+        </w:rPr>
+      </w:pPr>
+      <w:r>
+        <w:rPr>
+          <w:lang w:val="hr-HR"/>
+        </w:rPr>
+        <w:t>Glavni cilj je izraditi funkcionalnu maketu na kojoj cijeli tok radi automatski: vozilo dolazi do ulaza → kamera očitava registraciju → edge računalo lokalno odlučuje → rampa se otvara → senzor mjesta mijenja stanje nakon parkiranja → sve je vidljivo u ThingsBoardu. Na izlazu se registracija ponovno očitava, izračunava se trajanje i cijena te se sesija zatvara.</w:t>
+      </w:r>
+    </w:p>
+    <w:p>
+      <w:pPr>
+        <w:pStyle w:val="Tijeloteksta"/>
+        <w:rPr>
+          <w:lang w:val="hr-HR"/>
+        </w:rPr>
+      </w:pPr>
+      <w:r>
+        <w:rPr>
+          <w:lang w:val="hr-HR"/>
+        </w:rPr>
+        <w:t>Mjerljivi kriteriji uspjeha:</w:t>
+      </w:r>
+    </w:p>
+    <w:p>
+      <w:pPr>
+        <w:pStyle w:val="Tijeloteksta"/>
         <w:numPr>
           <w:ilvl w:val="0"/>
-          <w:numId w:val="90"/>
+          <w:numId w:val="8"/>
         </w:numPr>
         <w:spacing w:after="60"/>
-        <w:ind w:left="1080" w:hanging="360"/>
         <w:rPr>
           <w:lang w:val="hr-HR"/>
         </w:rPr>
@@ -1166,7 +1648,7 @@
           <w:b/>
           <w:lang w:val="hr-HR"/>
         </w:rPr>
-        <w:t xml:space="preserve">0 pogrešno prihvaćenih</w:t>
+        <w:t>0 pogrešno prihvaćenih</w:t>
       </w:r>
       <w:r>
         <w:rPr>
@@ -1177,107 +1659,102 @@
     </w:p>
     <w:p>
       <w:pPr>
-        <w:pStyle w:val="BodyText"/>
+        <w:pStyle w:val="Tijeloteksta"/>
         <w:numPr>
           <w:ilvl w:val="0"/>
-          <w:numId w:val="90"/>
+          <w:numId w:val="8"/>
         </w:numPr>
         <w:spacing w:after="60"/>
-        <w:ind w:left="1080" w:hanging="360"/>
-        <w:rPr>
-          <w:lang w:val="hr-HR"/>
-        </w:rPr>
-      </w:pPr>
-      <w:r>
-        <w:rPr>
-          <w:lang w:val="hr-HR"/>
-        </w:rPr>
-        <w:t xml:space="preserve">senzor mjesta: 20/20 ispravnih ciklusa po mjestu, bez treperenja; neispravan senzor daje stanje „nepoznato”, nikad „slobodno”,</w:t>
-      </w:r>
-    </w:p>
-    <w:p>
-      <w:pPr>
-        <w:pStyle w:val="BodyText"/>
+        <w:rPr>
+          <w:lang w:val="hr-HR"/>
+        </w:rPr>
+      </w:pPr>
+      <w:r>
+        <w:rPr>
+          <w:lang w:val="hr-HR"/>
+        </w:rPr>
+        <w:t>senzor mjesta: 20/20 ispravnih ciklusa po mjestu, bez treperenja; neispravan senzor daje stanje „nepoznato”, nikad „slobodno”,</w:t>
+      </w:r>
+    </w:p>
+    <w:p>
+      <w:pPr>
+        <w:pStyle w:val="Tijeloteksta"/>
         <w:numPr>
           <w:ilvl w:val="0"/>
-          <w:numId w:val="90"/>
+          <w:numId w:val="8"/>
         </w:numPr>
         <w:spacing w:after="60"/>
-        <w:ind w:left="1080" w:hanging="360"/>
-        <w:rPr>
-          <w:lang w:val="hr-HR"/>
-        </w:rPr>
-      </w:pPr>
-      <w:r>
-        <w:rPr>
-          <w:lang w:val="hr-HR"/>
-        </w:rPr>
-        <w:t xml:space="preserve">vrijeme od zaustavljanja vozila do otvaranja rampe &lt; 3 s u kontroliranim uvjetima,</w:t>
-      </w:r>
-    </w:p>
-    <w:p>
-      <w:pPr>
-        <w:pStyle w:val="BodyText"/>
+        <w:rPr>
+          <w:lang w:val="hr-HR"/>
+        </w:rPr>
+      </w:pPr>
+      <w:r>
+        <w:rPr>
+          <w:lang w:val="hr-HR"/>
+        </w:rPr>
+        <w:t>vrijeme od zaustavljanja vozila do otvaranja rampe &lt; 3 s u kontroliranim uvjetima,</w:t>
+      </w:r>
+    </w:p>
+    <w:p>
+      <w:pPr>
+        <w:pStyle w:val="Tijeloteksta"/>
         <w:numPr>
           <w:ilvl w:val="0"/>
-          <w:numId w:val="90"/>
+          <w:numId w:val="8"/>
         </w:numPr>
         <w:spacing w:after="60"/>
-        <w:ind w:left="1080" w:hanging="360"/>
-        <w:rPr>
-          <w:lang w:val="hr-HR"/>
-        </w:rPr>
-      </w:pPr>
-      <w:r>
-        <w:rPr>
-          <w:lang w:val="hr-HR"/>
-        </w:rPr>
-        <w:t xml:space="preserve">ulaz i izlaz rade bez ThingsBoarda; podaci se šalju naknadno kad se veza vrati,</w:t>
-      </w:r>
-    </w:p>
-    <w:p>
-      <w:pPr>
-        <w:pStyle w:val="BodyText"/>
+        <w:rPr>
+          <w:lang w:val="hr-HR"/>
+        </w:rPr>
+      </w:pPr>
+      <w:r>
+        <w:rPr>
+          <w:lang w:val="hr-HR"/>
+        </w:rPr>
+        <w:t>ulaz i izlaz rade bez ThingsBoarda; podaci se šalju naknadno kad se veza vrati,</w:t>
+      </w:r>
+    </w:p>
+    <w:p>
+      <w:pPr>
+        <w:pStyle w:val="Tijeloteksta"/>
         <w:numPr>
           <w:ilvl w:val="0"/>
-          <w:numId w:val="90"/>
+          <w:numId w:val="8"/>
         </w:numPr>
         <w:spacing w:after="60"/>
-        <w:ind w:left="1080" w:hanging="360"/>
-        <w:rPr>
-          <w:lang w:val="hr-HR"/>
-        </w:rPr>
-      </w:pPr>
-      <w:r>
-        <w:rPr>
-          <w:lang w:val="hr-HR"/>
-        </w:rPr>
-        <w:t xml:space="preserve">sustav se sam oporavi nakon restarta ESP32 ili edge računala (&lt; 30 s),</w:t>
-      </w:r>
-    </w:p>
-    <w:p>
-      <w:pPr>
-        <w:pStyle w:val="BodyText"/>
+        <w:rPr>
+          <w:lang w:val="hr-HR"/>
+        </w:rPr>
+      </w:pPr>
+      <w:r>
+        <w:rPr>
+          <w:lang w:val="hr-HR"/>
+        </w:rPr>
+        <w:t>sustav se sam oporavi nakon restarta ESP32 ili edge računala (&lt; 30 s),</w:t>
+      </w:r>
+    </w:p>
+    <w:p>
+      <w:pPr>
+        <w:pStyle w:val="Tijeloteksta"/>
         <w:numPr>
           <w:ilvl w:val="0"/>
-          <w:numId w:val="90"/>
+          <w:numId w:val="8"/>
         </w:numPr>
         <w:spacing w:after="60"/>
-        <w:ind w:left="1080" w:hanging="360"/>
-        <w:rPr>
-          <w:lang w:val="hr-HR"/>
-        </w:rPr>
-      </w:pPr>
-      <w:r>
-        <w:rPr>
-          <w:lang w:val="hr-HR"/>
-        </w:rPr>
-        <w:t xml:space="preserve">demonstracija cijelog scenarija (ulaz, parkiranje, izlaz s naplatom, nečitljiva pločica, puna garaža) bez ručnih zahvata osim predviđenih.</w:t>
-      </w:r>
-    </w:p>
-    <w:p>
-      <w:pPr>
-        <w:pStyle w:val="BodyText"/>
+        <w:rPr>
+          <w:lang w:val="hr-HR"/>
+        </w:rPr>
+      </w:pPr>
+      <w:r>
+        <w:rPr>
+          <w:lang w:val="hr-HR"/>
+        </w:rPr>
+        <w:t>demonstracija cijelog scenarija (ulaz, parkiranje, izlaz s naplatom, nečitljiva pločica, puna garaža) bez ručnih zahvata osim predviđenih.</w:t>
+      </w:r>
+    </w:p>
+    <w:p>
+      <w:pPr>
+        <w:pStyle w:val="Tijeloteksta"/>
         <w:rPr>
           <w:lang w:val="hr-HR"/>
         </w:rPr>
@@ -1287,7 +1764,7 @@
           <w:b/>
           <w:lang w:val="hr-HR"/>
         </w:rPr>
-        <w:t xml:space="preserve">Predviđeno trajanje:</w:t>
+        <w:t>Predviđeno trajanje:</w:t>
       </w:r>
       <w:r>
         <w:rPr>
@@ -1298,7 +1775,7 @@
     </w:p>
     <w:p>
       <w:pPr>
-        <w:pStyle w:val="Heading1"/>
+        <w:pStyle w:val="Naslov1"/>
         <w:rPr>
           <w:lang w:val="hr-HR"/>
         </w:rPr>
@@ -1308,13 +1785,14 @@
         <w:rPr>
           <w:lang w:val="hr-HR"/>
         </w:rPr>
+        <w:lastRenderedPageBreak/>
         <w:t>Voditelj studentskog tima</w:t>
       </w:r>
       <w:bookmarkEnd w:id="4"/>
     </w:p>
     <w:p>
       <w:pPr>
-        <w:pStyle w:val="BodyText"/>
+        <w:pStyle w:val="Tijeloteksta"/>
         <w:rPr>
           <w:lang w:val="hr-HR"/>
         </w:rPr>
@@ -1330,7 +1808,7 @@
           <w:highlight w:val="yellow"/>
           <w:lang w:val="hr-HR"/>
         </w:rPr>
-        <w:t xml:space="preserve">&lt;prezime&gt;</w:t>
+        <w:t>&lt;prezime&gt;</w:t>
       </w:r>
       <w:r>
         <w:rPr>
@@ -1341,7 +1819,7 @@
     </w:p>
     <w:p>
       <w:pPr>
-        <w:pStyle w:val="Heading1"/>
+        <w:pStyle w:val="Naslov1"/>
         <w:rPr>
           <w:lang w:val="hr-HR"/>
         </w:rPr>
@@ -1357,7 +1835,7 @@
     </w:p>
     <w:p>
       <w:pPr>
-        <w:pStyle w:val="BodyText"/>
+        <w:pStyle w:val="Tijeloteksta"/>
         <w:rPr>
           <w:lang w:val="hr-HR"/>
         </w:rPr>
@@ -1367,132 +1845,126 @@
           <w:b/>
           <w:lang w:val="hr-HR"/>
         </w:rPr>
-        <w:t xml:space="preserve">Proizvod:</w:t>
-      </w:r>
-    </w:p>
-    <w:p>
-      <w:pPr>
-        <w:pStyle w:val="BodyText"/>
+        <w:t>Proizvod:</w:t>
+      </w:r>
+    </w:p>
+    <w:p>
+      <w:pPr>
+        <w:pStyle w:val="Tijeloteksta"/>
         <w:numPr>
           <w:ilvl w:val="0"/>
-          <w:numId w:val="90"/>
+          <w:numId w:val="8"/>
         </w:numPr>
         <w:spacing w:after="60"/>
-        <w:ind w:left="1080" w:hanging="360"/>
-        <w:rPr>
-          <w:lang w:val="hr-HR"/>
-        </w:rPr>
-      </w:pPr>
-      <w:r>
-        <w:rPr>
-          <w:lang w:val="hr-HR"/>
-        </w:rPr>
-        <w:t xml:space="preserve">fizička maketa garaže (6 mjesta, 2 rampe, nosači kamere i senzora, napajanje i ožičenje),</w:t>
-      </w:r>
-    </w:p>
-    <w:p>
-      <w:pPr>
-        <w:pStyle w:val="BodyText"/>
+        <w:rPr>
+          <w:lang w:val="hr-HR"/>
+        </w:rPr>
+      </w:pPr>
+      <w:r>
+        <w:rPr>
+          <w:lang w:val="hr-HR"/>
+        </w:rPr>
+        <w:t>fizička maketa garaže (6 mjesta, 2 rampe, nosači kamere i senzora, napajanje i ožičenje),</w:t>
+      </w:r>
+    </w:p>
+    <w:p>
+      <w:pPr>
+        <w:pStyle w:val="Tijeloteksta"/>
         <w:numPr>
           <w:ilvl w:val="0"/>
-          <w:numId w:val="90"/>
+          <w:numId w:val="8"/>
         </w:numPr>
         <w:spacing w:after="60"/>
-        <w:ind w:left="1080" w:hanging="360"/>
-        <w:rPr>
-          <w:lang w:val="hr-HR"/>
-        </w:rPr>
-      </w:pPr>
-      <w:r>
-        <w:rPr>
-          <w:lang w:val="hr-HR"/>
-        </w:rPr>
-        <w:t xml:space="preserve">firmware za dva ESP32 čvora – senzori mjesta (6× HC-SR04, LED indikatori) i rampe (2× servo, IR senzori, tipke za ručno otvaranje),</w:t>
-      </w:r>
-    </w:p>
-    <w:p>
-      <w:pPr>
-        <w:pStyle w:val="BodyText"/>
+        <w:rPr>
+          <w:lang w:val="hr-HR"/>
+        </w:rPr>
+      </w:pPr>
+      <w:r>
+        <w:rPr>
+          <w:lang w:val="hr-HR"/>
+        </w:rPr>
+        <w:t>firmware za dva ESP32 čvora – senzori mjesta (6× HC-SR04, LED indikatori) i rampe (2× servo, IR senzori, tipke za ručno otvaranje),</w:t>
+      </w:r>
+    </w:p>
+    <w:p>
+      <w:pPr>
+        <w:pStyle w:val="Tijeloteksta"/>
         <w:numPr>
           <w:ilvl w:val="0"/>
-          <w:numId w:val="90"/>
+          <w:numId w:val="8"/>
         </w:numPr>
         <w:spacing w:after="60"/>
-        <w:ind w:left="1080" w:hanging="360"/>
-        <w:rPr>
-          <w:lang w:val="hr-HR"/>
-        </w:rPr>
-      </w:pPr>
-      <w:r>
-        <w:rPr>
-          <w:lang w:val="hr-HR"/>
-        </w:rPr>
-        <w:t xml:space="preserve">edge servis: ALPR (detekcija pločice OpenCV-om, OCR s dva motora i glasanjem), kontrola pristupa, baza parkirnih sesija s naplatom, most prema ThingsBoardu s međuspremnikom; Docker i nativna instalacija,</w:t>
-      </w:r>
-    </w:p>
-    <w:p>
-      <w:pPr>
-        <w:pStyle w:val="BodyText"/>
+        <w:rPr>
+          <w:lang w:val="hr-HR"/>
+        </w:rPr>
+      </w:pPr>
+      <w:r>
+        <w:rPr>
+          <w:lang w:val="hr-HR"/>
+        </w:rPr>
+        <w:t>edge servis: ALPR (detekcija pločice OpenCV-om, OCR s dva motora i glasanjem), kontrola pristupa, baza parkirnih sesija s naplatom, most prema ThingsBoardu s međuspremnikom; Docker i nativna instalacija,</w:t>
+      </w:r>
+    </w:p>
+    <w:p>
+      <w:pPr>
+        <w:pStyle w:val="Tijeloteksta"/>
         <w:numPr>
           <w:ilvl w:val="0"/>
-          <w:numId w:val="90"/>
+          <w:numId w:val="8"/>
         </w:numPr>
         <w:spacing w:after="60"/>
-        <w:ind w:left="1080" w:hanging="360"/>
-        <w:rPr>
-          <w:lang w:val="hr-HR"/>
-        </w:rPr>
-      </w:pPr>
-      <w:r>
-        <w:rPr>
-          <w:lang w:val="hr-HR"/>
-        </w:rPr>
-        <w:t xml:space="preserve">ThingsBoard: dva dashboarda (nadzorni s tlocrtom i analitički), alarmi i obavijesti, gumbi za ručne intervencije,</w:t>
-      </w:r>
-    </w:p>
-    <w:p>
-      <w:pPr>
-        <w:pStyle w:val="BodyText"/>
+        <w:rPr>
+          <w:lang w:val="hr-HR"/>
+        </w:rPr>
+      </w:pPr>
+      <w:r>
+        <w:rPr>
+          <w:lang w:val="hr-HR"/>
+        </w:rPr>
+        <w:t>ThingsBoard: dva dashboarda (nadzorni s tlocrtom i analitički), alarmi i obavijesti, gumbi za ručne intervencije,</w:t>
+      </w:r>
+    </w:p>
+    <w:p>
+      <w:pPr>
+        <w:pStyle w:val="Tijeloteksta"/>
         <w:numPr>
           <w:ilvl w:val="0"/>
-          <w:numId w:val="90"/>
+          <w:numId w:val="8"/>
         </w:numPr>
         <w:spacing w:after="60"/>
-        <w:ind w:left="1080" w:hanging="360"/>
-        <w:rPr>
-          <w:lang w:val="hr-HR"/>
-        </w:rPr>
-      </w:pPr>
-      <w:r>
-        <w:rPr>
-          <w:lang w:val="hr-HR"/>
-        </w:rPr>
-        <w:t xml:space="preserve">mobilna aplikacija za analitiku garaže (zauzetost, ulasci po satu, prosječno trajanje, povijest sesija) koja podatke čita iz ThingsBoarda preko REST API-ja – dodatak koji ne utječe na rad garaže,</w:t>
-      </w:r>
-    </w:p>
-    <w:p>
-      <w:pPr>
-        <w:pStyle w:val="BodyText"/>
+        <w:rPr>
+          <w:lang w:val="hr-HR"/>
+        </w:rPr>
+      </w:pPr>
+      <w:r>
+        <w:rPr>
+          <w:lang w:val="hr-HR"/>
+        </w:rPr>
+        <w:t>mobilna aplikacija za analitiku garaže (zauzetost, ulasci po satu, prosječno trajanje, povijest sesija) koja podatke čita iz ThingsBoarda preko REST API-ja – dodatak koji ne utječe na rad garaže,</w:t>
+      </w:r>
+    </w:p>
+    <w:p>
+      <w:pPr>
+        <w:pStyle w:val="Tijeloteksta"/>
         <w:numPr>
           <w:ilvl w:val="0"/>
-          <w:numId w:val="90"/>
+          <w:numId w:val="8"/>
         </w:numPr>
         <w:spacing w:after="60"/>
-        <w:ind w:left="1080" w:hanging="360"/>
-        <w:rPr>
-          <w:lang w:val="hr-HR"/>
-        </w:rPr>
-      </w:pPr>
-      <w:r>
-        <w:rPr>
-          <w:lang w:val="hr-HR"/>
-        </w:rPr>
-        <w:t xml:space="preserve">simulatori svih podsustava i simulacija cijelog sustava (rad bez hardvera), automatski testovi i CI.</w:t>
-      </w:r>
-    </w:p>
-    <w:p>
-      <w:pPr>
-        <w:pStyle w:val="BodyText"/>
+        <w:rPr>
+          <w:lang w:val="hr-HR"/>
+        </w:rPr>
+      </w:pPr>
+      <w:r>
+        <w:rPr>
+          <w:lang w:val="hr-HR"/>
+        </w:rPr>
+        <w:t>simulatori svih podsustava i simulacija cijelog sustava (rad bez hardvera), automatski testovi i CI.</w:t>
+      </w:r>
+    </w:p>
+    <w:p>
+      <w:pPr>
+        <w:pStyle w:val="Tijeloteksta"/>
         <w:rPr>
           <w:lang w:val="hr-HR"/>
         </w:rPr>
@@ -1502,155 +1974,148 @@
           <w:b/>
           <w:lang w:val="hr-HR"/>
         </w:rPr>
-        <w:t xml:space="preserve">Dokumentacija:</w:t>
-      </w:r>
-    </w:p>
-    <w:p>
-      <w:pPr>
-        <w:pStyle w:val="BodyText"/>
+        <w:t>Dokumentacija:</w:t>
+      </w:r>
+    </w:p>
+    <w:p>
+      <w:pPr>
+        <w:pStyle w:val="Tijeloteksta"/>
         <w:numPr>
           <w:ilvl w:val="0"/>
-          <w:numId w:val="90"/>
+          <w:numId w:val="8"/>
         </w:numPr>
         <w:spacing w:after="60"/>
-        <w:ind w:left="1080" w:hanging="360"/>
-        <w:rPr>
-          <w:lang w:val="hr-HR"/>
-        </w:rPr>
-      </w:pPr>
-      <w:r>
-        <w:rPr>
-          <w:lang w:val="hr-HR"/>
-        </w:rPr>
-        <w:t xml:space="preserve">ovaj plan projekta, arhitektura sustava, zahtjevi, popis rizika i dnevnik odluka,</w:t>
-      </w:r>
-    </w:p>
-    <w:p>
-      <w:pPr>
-        <w:pStyle w:val="BodyText"/>
+        <w:rPr>
+          <w:lang w:val="hr-HR"/>
+        </w:rPr>
+      </w:pPr>
+      <w:r>
+        <w:rPr>
+          <w:lang w:val="hr-HR"/>
+        </w:rPr>
+        <w:t>ovaj plan projekta, arhitektura sustava, zahtjevi, popis rizika i dnevnik odluka,</w:t>
+      </w:r>
+    </w:p>
+    <w:p>
+      <w:pPr>
+        <w:pStyle w:val="Tijeloteksta"/>
         <w:numPr>
           <w:ilvl w:val="0"/>
-          <w:numId w:val="90"/>
+          <w:numId w:val="8"/>
         </w:numPr>
         <w:spacing w:after="60"/>
-        <w:ind w:left="1080" w:hanging="360"/>
-        <w:rPr>
-          <w:lang w:val="hr-HR"/>
-        </w:rPr>
-      </w:pPr>
-      <w:r>
-        <w:rPr>
-          <w:lang w:val="hr-HR"/>
-        </w:rPr>
-        <w:t xml:space="preserve">komunikacijski ugovor (MQTT teme, JSON sheme), sheme spajanja, popis komponenti i budžet napajanja,</w:t>
-      </w:r>
-    </w:p>
-    <w:p>
-      <w:pPr>
-        <w:pStyle w:val="BodyText"/>
+        <w:rPr>
+          <w:lang w:val="hr-HR"/>
+        </w:rPr>
+      </w:pPr>
+      <w:r>
+        <w:rPr>
+          <w:lang w:val="hr-HR"/>
+        </w:rPr>
+        <w:t>komunikacijski ugovor (MQTT teme, JSON sheme), sheme spajanja, popis komponenti i budžet napajanja,</w:t>
+      </w:r>
+    </w:p>
+    <w:p>
+      <w:pPr>
+        <w:pStyle w:val="Tijeloteksta"/>
         <w:numPr>
           <w:ilvl w:val="0"/>
-          <w:numId w:val="90"/>
+          <w:numId w:val="8"/>
         </w:numPr>
         <w:spacing w:after="60"/>
-        <w:ind w:left="1080" w:hanging="360"/>
-        <w:rPr>
-          <w:lang w:val="hr-HR"/>
-        </w:rPr>
-      </w:pPr>
-      <w:r>
-        <w:rPr>
-          <w:lang w:val="hr-HR"/>
-        </w:rPr>
-        <w:t xml:space="preserve">testni plan i testni zapisnik, tablice točnosti detekcije i OCR-a, tablica kalibracije senzora,</w:t>
-      </w:r>
-    </w:p>
-    <w:p>
-      <w:pPr>
-        <w:pStyle w:val="BodyText"/>
+        <w:rPr>
+          <w:lang w:val="hr-HR"/>
+        </w:rPr>
+      </w:pPr>
+      <w:r>
+        <w:rPr>
+          <w:lang w:val="hr-HR"/>
+        </w:rPr>
+        <w:t>testni plan i testni zapisnik, tablice točnosti detekcije i OCR-a, tablica kalibracije senzora,</w:t>
+      </w:r>
+    </w:p>
+    <w:p>
+      <w:pPr>
+        <w:pStyle w:val="Tijeloteksta"/>
         <w:numPr>
           <w:ilvl w:val="0"/>
-          <w:numId w:val="90"/>
+          <w:numId w:val="8"/>
         </w:numPr>
         <w:spacing w:after="60"/>
-        <w:ind w:left="1080" w:hanging="360"/>
-        <w:rPr>
-          <w:lang w:val="hr-HR"/>
-        </w:rPr>
-      </w:pPr>
-      <w:r>
-        <w:rPr>
-          <w:lang w:val="hr-HR"/>
-        </w:rPr>
-        <w:t xml:space="preserve">korisničke upute, tehnička dokumentacija, zapisnici sastanaka,</w:t>
-      </w:r>
-    </w:p>
-    <w:p>
-      <w:pPr>
-        <w:pStyle w:val="BodyText"/>
+        <w:rPr>
+          <w:lang w:val="hr-HR"/>
+        </w:rPr>
+      </w:pPr>
+      <w:r>
+        <w:rPr>
+          <w:lang w:val="hr-HR"/>
+        </w:rPr>
+        <w:t>korisničke upute, tehnička dokumentacija, zapisnici sastanaka,</w:t>
+      </w:r>
+    </w:p>
+    <w:p>
+      <w:pPr>
+        <w:pStyle w:val="Tijeloteksta"/>
         <w:numPr>
           <w:ilvl w:val="0"/>
-          <w:numId w:val="90"/>
+          <w:numId w:val="8"/>
         </w:numPr>
         <w:spacing w:after="60"/>
-        <w:ind w:left="1080" w:hanging="360"/>
-        <w:rPr>
-          <w:lang w:val="hr-HR"/>
-        </w:rPr>
-      </w:pPr>
-      <w:r>
-        <w:rPr>
-          <w:lang w:val="hr-HR"/>
-        </w:rPr>
-        <w:t xml:space="preserve">završna prezentacija, demo scenarij i rezervni video demonstracije,</w:t>
-      </w:r>
-    </w:p>
-    <w:p>
-      <w:pPr>
-        <w:pStyle w:val="BodyText"/>
+        <w:rPr>
+          <w:lang w:val="hr-HR"/>
+        </w:rPr>
+      </w:pPr>
+      <w:r>
+        <w:rPr>
+          <w:lang w:val="hr-HR"/>
+        </w:rPr>
+        <w:t>završna prezentacija, demo scenarij i rezervni video demonstracije,</w:t>
+      </w:r>
+    </w:p>
+    <w:p>
+      <w:pPr>
+        <w:pStyle w:val="Tijeloteksta"/>
         <w:numPr>
           <w:ilvl w:val="0"/>
-          <w:numId w:val="90"/>
+          <w:numId w:val="8"/>
         </w:numPr>
         <w:spacing w:after="60"/>
-        <w:ind w:left="1080" w:hanging="360"/>
-        <w:rPr>
-          <w:lang w:val="hr-HR"/>
-        </w:rPr>
-      </w:pPr>
-      <w:r>
-        <w:rPr>
-          <w:lang w:val="hr-HR"/>
-        </w:rPr>
-        <w:t xml:space="preserve">javni repozitorij s izvornim kodom (GitHub: iampaviic/IoTGarage).</w:t>
-      </w:r>
-    </w:p>
-    <w:p>
-      <w:pPr>
-        <w:pStyle w:val="Heading1"/>
-        <w:rPr>
-          <w:lang w:val="hr-HR"/>
-        </w:rPr>
-      </w:pPr>
-      <w:bookmarkStart w:id="6" w:name="_Toc100054240"/>
-      <w:bookmarkStart w:id="7" w:name="_Toc179182960"/>
+        <w:rPr>
+          <w:lang w:val="hr-HR"/>
+        </w:rPr>
+      </w:pPr>
+      <w:r>
+        <w:rPr>
+          <w:lang w:val="hr-HR"/>
+        </w:rPr>
+        <w:t>javni repozitorij s izvornim kodom (GitHub: iampaviic/IoTGarage).</w:t>
+      </w:r>
+    </w:p>
+    <w:p>
+      <w:pPr>
+        <w:pStyle w:val="Naslov1"/>
+        <w:rPr>
+          <w:lang w:val="hr-HR"/>
+        </w:rPr>
+      </w:pPr>
+      <w:bookmarkStart w:id="6" w:name="_Toc179182960"/>
+      <w:bookmarkStart w:id="7" w:name="_Toc100054240"/>
       <w:r>
         <w:rPr>
           <w:lang w:val="hr-HR"/>
         </w:rPr>
         <w:t>Slični projekti</w:t>
       </w:r>
-      <w:bookmarkEnd w:id="7"/>
-    </w:p>
-    <w:p>
-      <w:pPr>
-        <w:pStyle w:val="BodyText"/>
+      <w:bookmarkEnd w:id="6"/>
+    </w:p>
+    <w:p>
+      <w:pPr>
+        <w:pStyle w:val="Tijeloteksta"/>
         <w:numPr>
           <w:ilvl w:val="0"/>
-          <w:numId w:val="90"/>
+          <w:numId w:val="8"/>
         </w:numPr>
         <w:spacing w:after="60"/>
-        <w:ind w:left="1080" w:hanging="360"/>
         <w:rPr>
           <w:lang w:val="hr-HR"/>
         </w:rPr>
@@ -1660,7 +2125,7 @@
           <w:b/>
           <w:lang w:val="hr-HR"/>
         </w:rPr>
-        <w:t xml:space="preserve">Komercijalni sustavi za parkirališta s ALPR-om</w:t>
+        <w:t>Komercijalni sustavi za parkirališta s ALPR-om</w:t>
       </w:r>
       <w:r>
         <w:rPr>
@@ -1671,13 +2136,12 @@
     </w:p>
     <w:p>
       <w:pPr>
-        <w:pStyle w:val="BodyText"/>
+        <w:pStyle w:val="Tijeloteksta"/>
         <w:numPr>
           <w:ilvl w:val="0"/>
-          <w:numId w:val="90"/>
+          <w:numId w:val="8"/>
         </w:numPr>
         <w:spacing w:after="60"/>
-        <w:ind w:left="1080" w:hanging="360"/>
         <w:rPr>
           <w:lang w:val="hr-HR"/>
         </w:rPr>
@@ -1687,7 +2151,7 @@
           <w:b/>
           <w:lang w:val="hr-HR"/>
         </w:rPr>
-        <w:t xml:space="preserve">OpenALPR / Rekor</w:t>
+        <w:t>OpenALPR / Rekor</w:t>
       </w:r>
       <w:r>
         <w:rPr>
@@ -1698,13 +2162,12 @@
     </w:p>
     <w:p>
       <w:pPr>
-        <w:pStyle w:val="BodyText"/>
+        <w:pStyle w:val="Tijeloteksta"/>
         <w:numPr>
           <w:ilvl w:val="0"/>
-          <w:numId w:val="90"/>
+          <w:numId w:val="8"/>
         </w:numPr>
         <w:spacing w:after="60"/>
-        <w:ind w:left="1080" w:hanging="360"/>
         <w:rPr>
           <w:lang w:val="hr-HR"/>
         </w:rPr>
@@ -1714,7 +2177,7 @@
           <w:b/>
           <w:lang w:val="hr-HR"/>
         </w:rPr>
-        <w:t xml:space="preserve">Javni primjeri OpenCV + Tesseract ALPR-a</w:t>
+        <w:t>Javni primjeri OpenCV + Tesseract ALPR-a</w:t>
       </w:r>
       <w:r>
         <w:rPr>
@@ -1725,13 +2188,12 @@
     </w:p>
     <w:p>
       <w:pPr>
-        <w:pStyle w:val="BodyText"/>
+        <w:pStyle w:val="Tijeloteksta"/>
         <w:numPr>
           <w:ilvl w:val="0"/>
-          <w:numId w:val="90"/>
+          <w:numId w:val="8"/>
         </w:numPr>
         <w:spacing w:after="60"/>
-        <w:ind w:left="1080" w:hanging="360"/>
         <w:rPr>
           <w:lang w:val="hr-HR"/>
         </w:rPr>
@@ -1741,7 +2203,7 @@
           <w:b/>
           <w:lang w:val="hr-HR"/>
         </w:rPr>
-        <w:t xml:space="preserve">Pametna parkirališta sa senzorima zauzetosti</w:t>
+        <w:t>Pametna parkirališta sa senzorima zauzetosti</w:t>
       </w:r>
       <w:r>
         <w:rPr>
@@ -1752,13 +2214,12 @@
     </w:p>
     <w:p>
       <w:pPr>
-        <w:pStyle w:val="BodyText"/>
+        <w:pStyle w:val="Tijeloteksta"/>
         <w:numPr>
           <w:ilvl w:val="0"/>
-          <w:numId w:val="90"/>
+          <w:numId w:val="8"/>
         </w:numPr>
         <w:spacing w:after="60"/>
-        <w:ind w:left="1080" w:hanging="360"/>
         <w:rPr>
           <w:lang w:val="hr-HR"/>
         </w:rPr>
@@ -1768,7 +2229,7 @@
           <w:b/>
           <w:lang w:val="hr-HR"/>
         </w:rPr>
-        <w:t xml:space="preserve">Demo rješenja platforme ThingsBoard</w:t>
+        <w:t>Demo rješenja platforme ThingsBoard</w:t>
       </w:r>
       <w:r>
         <w:rPr>
@@ -1779,7 +2240,7 @@
     </w:p>
     <w:p>
       <w:pPr>
-        <w:pStyle w:val="Heading1"/>
+        <w:pStyle w:val="Naslov1"/>
         <w:rPr>
           <w:lang w:val="hr-HR"/>
         </w:rPr>
@@ -1791,40 +2252,41 @@
         </w:rPr>
         <w:t>Resursi</w:t>
       </w:r>
-      <w:bookmarkEnd w:id="6"/>
+      <w:bookmarkEnd w:id="7"/>
       <w:bookmarkEnd w:id="8"/>
     </w:p>
     <w:p>
       <w:pPr>
-        <w:pStyle w:val="BodyText"/>
-        <w:rPr>
-          <w:lang w:val="hr-HR"/>
-        </w:rPr>
-      </w:pPr>
-      <w:r>
-        <w:rPr>
-          <w:lang w:val="hr-HR"/>
-        </w:rPr>
-        <w:t xml:space="preserve">Tim čini osam studenata. Uloge su usklađene sa željama članova iz grupnog dogovora i s planom posla: svako područje ima vlasnika, a veća područja i zamjenu. Leo izrađuje vlastitu mobilnu aplikaciju za analitiku garaže i u ThingsBoardu radi samo analitički dio, pa većinu ThingsBoarda preuzima Anja. Fizičku maketu nitko nije odabrao: preuzima je Patrik (voditelj) u fazama 1–2, do 6.12. (prije integracije, kad ima manje posla) uz Lovrinu pomoć oko napajanja i ožičenja, a svaki član sam montira i spaja svoj hardver.</w:t>
-      </w:r>
-    </w:p>
-    <w:p>
-      <w:pPr>
-        <w:pStyle w:val="BodyText"/>
-        <w:rPr>
-          <w:lang w:val="hr-HR"/>
-        </w:rPr>
-      </w:pPr>
-      <w:r>
-        <w:rPr>
-          <w:lang w:val="hr-HR"/>
-        </w:rPr>
-        <w:t xml:space="preserve">Parovi za zamjenu: Toma ↔ Lovro (senzori), Luka ↔ Lukas (kontrola pristupa i edge), Sven ↔ Lukas (ALPR ↔ OCR), Anja ↔ Leo (ThingsBoard). Kontakt podatke i termine nedostupnosti upisuju članovi tima.</w:t>
-      </w:r>
-    </w:p>
-    <w:p>
-      <w:pPr>
-        <w:pStyle w:val="BodyText"/>
+        <w:pStyle w:val="Tijeloteksta"/>
+        <w:rPr>
+          <w:lang w:val="hr-HR"/>
+        </w:rPr>
+      </w:pPr>
+      <w:r>
+        <w:rPr>
+          <w:lang w:val="hr-HR"/>
+        </w:rPr>
+        <w:t>Tim čini osam studenata. Uloge su usklađene sa željama članova iz grupnog dogovora i s planom posla: svako područje ima vlasnika, a veća područja i zamjenu. Leo izrađuje vlastitu mobilnu aplikaciju za analitiku garaže i u ThingsBoardu radi samo analitički dio, pa većinu ThingsBoarda preuzima Anja. Fizičku maketu nitko nije odabrao: preuzima je Patrik (voditelj) u fazama 1–2, do 6.12. (prije integracije, kad ima manje posla) uz Lovrinu pomoć oko napajanja i ožičenja, a svaki član sam montira i spaja svoj hardver.</w:t>
+      </w:r>
+    </w:p>
+    <w:p>
+      <w:pPr>
+        <w:pStyle w:val="Tijeloteksta"/>
+        <w:rPr>
+          <w:lang w:val="hr-HR"/>
+        </w:rPr>
+      </w:pPr>
+      <w:r>
+        <w:rPr>
+          <w:lang w:val="hr-HR"/>
+        </w:rPr>
+        <w:lastRenderedPageBreak/>
+        <w:t>Parovi za zamjenu: Toma ↔ Lovro (senzori), Luka ↔ Lukas (kontrola pristupa i edge), Sven ↔ Lukas (ALPR ↔ OCR), Anja ↔ Leo (ThingsBoard). Kontakt podatke i termine nedostupnosti upisuju članovi tima.</w:t>
+      </w:r>
+    </w:p>
+    <w:p>
+      <w:pPr>
+        <w:pStyle w:val="Tijeloteksta"/>
         <w:keepNext/>
         <w:rPr>
           <w:b/>
@@ -1836,12 +2298,12 @@
           <w:b/>
           <w:lang w:val="hr-HR"/>
         </w:rPr>
-        <w:t xml:space="preserve">Tablica ljudskih resursa</w:t>
+        <w:t>Tablica ljudskih resursa</w:t>
       </w:r>
     </w:p>
     <w:tbl>
       <w:tblPr>
-        <w:tblStyle w:val="TableGrid"/>
+        <w:tblStyle w:val="Reetkatablice"/>
         <w:tblW w:w="9360" w:type="dxa"/>
         <w:jc w:val="center"/>
         <w:tblLayout w:type="fixed"/>
@@ -1866,7 +2328,7 @@
           </w:tcPr>
           <w:p>
             <w:pPr>
-              <w:pStyle w:val="BodyText"/>
+              <w:pStyle w:val="Tijeloteksta"/>
               <w:spacing w:before="40" w:after="40"/>
               <w:ind w:left="0"/>
               <w:jc w:val="center"/>
@@ -1881,7 +2343,7 @@
                 <w:szCs w:val="18"/>
                 <w:lang w:val="hr-HR"/>
               </w:rPr>
-              <w:t xml:space="preserve">Ime i prezime</w:t>
+              <w:t>Ime i prezime</w:t>
             </w:r>
           </w:p>
         </w:tc>
@@ -1892,7 +2354,7 @@
           </w:tcPr>
           <w:p>
             <w:pPr>
-              <w:pStyle w:val="BodyText"/>
+              <w:pStyle w:val="Tijeloteksta"/>
               <w:spacing w:before="40" w:after="40"/>
               <w:ind w:left="0"/>
               <w:jc w:val="center"/>
@@ -1907,7 +2369,7 @@
                 <w:szCs w:val="18"/>
                 <w:lang w:val="hr-HR"/>
               </w:rPr>
-              <w:t xml:space="preserve">E-mail adresa</w:t>
+              <w:t>E-mail adresa</w:t>
             </w:r>
           </w:p>
         </w:tc>
@@ -1918,7 +2380,7 @@
           </w:tcPr>
           <w:p>
             <w:pPr>
-              <w:pStyle w:val="BodyText"/>
+              <w:pStyle w:val="Tijeloteksta"/>
               <w:spacing w:before="40" w:after="40"/>
               <w:ind w:left="0"/>
               <w:jc w:val="center"/>
@@ -1933,7 +2395,7 @@
                 <w:szCs w:val="18"/>
                 <w:lang w:val="hr-HR"/>
               </w:rPr>
-              <w:t xml:space="preserve">GSM broj</w:t>
+              <w:t>GSM broj</w:t>
             </w:r>
           </w:p>
         </w:tc>
@@ -1944,7 +2406,7 @@
           </w:tcPr>
           <w:p>
             <w:pPr>
-              <w:pStyle w:val="BodyText"/>
+              <w:pStyle w:val="Tijeloteksta"/>
               <w:spacing w:before="40" w:after="40"/>
               <w:ind w:left="0"/>
               <w:jc w:val="center"/>
@@ -1959,7 +2421,7 @@
                 <w:szCs w:val="18"/>
                 <w:lang w:val="hr-HR"/>
               </w:rPr>
-              <w:t xml:space="preserve">Napomene</w:t>
+              <w:t>Napomene</w:t>
             </w:r>
           </w:p>
         </w:tc>
@@ -1976,7 +2438,7 @@
           </w:tcPr>
           <w:p>
             <w:pPr>
-              <w:pStyle w:val="BodyText"/>
+              <w:pStyle w:val="Tijeloteksta"/>
               <w:spacing w:before="40" w:after="40"/>
               <w:ind w:left="0"/>
               <w:jc w:val="center"/>
@@ -1999,7 +2461,7 @@
                 <w:highlight w:val="yellow"/>
                 <w:lang w:val="hr-HR"/>
               </w:rPr>
-              <w:t xml:space="preserve">&lt;prezime&gt;</w:t>
+              <w:t>&lt;prezime&gt;</w:t>
             </w:r>
           </w:p>
         </w:tc>
@@ -2010,7 +2472,7 @@
           </w:tcPr>
           <w:p>
             <w:pPr>
-              <w:pStyle w:val="BodyText"/>
+              <w:pStyle w:val="Tijeloteksta"/>
               <w:spacing w:before="40" w:after="40"/>
               <w:ind w:left="0"/>
               <w:jc w:val="center"/>
@@ -2025,7 +2487,7 @@
                 <w:highlight w:val="yellow"/>
                 <w:lang w:val="hr-HR"/>
               </w:rPr>
-              <w:t xml:space="preserve">&lt;e-mail&gt;</w:t>
+              <w:t>&lt;e-mail&gt;</w:t>
             </w:r>
           </w:p>
         </w:tc>
@@ -2036,7 +2498,7 @@
           </w:tcPr>
           <w:p>
             <w:pPr>
-              <w:pStyle w:val="BodyText"/>
+              <w:pStyle w:val="Tijeloteksta"/>
               <w:spacing w:before="40" w:after="40"/>
               <w:ind w:left="0"/>
               <w:jc w:val="center"/>
@@ -2051,7 +2513,7 @@
                 <w:highlight w:val="yellow"/>
                 <w:lang w:val="hr-HR"/>
               </w:rPr>
-              <w:t xml:space="preserve">&lt;GSM&gt;</w:t>
+              <w:t>&lt;GSM&gt;</w:t>
             </w:r>
           </w:p>
         </w:tc>
@@ -2062,7 +2524,7 @@
           </w:tcPr>
           <w:p>
             <w:pPr>
-              <w:pStyle w:val="BodyText"/>
+              <w:pStyle w:val="Tijeloteksta"/>
               <w:spacing w:before="40" w:after="40"/>
               <w:ind w:left="0"/>
               <w:rPr>
@@ -2076,7 +2538,7 @@
                 <w:szCs w:val="18"/>
                 <w:lang w:val="hr-HR"/>
               </w:rPr>
-              <w:t xml:space="preserve">Voditelj projekta i sistemski arhitekt:</w:t>
+              <w:t>Voditelj projekta i sistemski arhitekt:</w:t>
             </w:r>
             <w:r>
               <w:rPr>
@@ -2093,7 +2555,7 @@
                 <w:szCs w:val="18"/>
                 <w:lang w:val="hr-HR"/>
               </w:rPr>
-              <w:t xml:space="preserve">Fizička maketa (vlasnik, faze 1–2, do 6.12.):</w:t>
+              <w:t>Fizička maketa (vlasnik, faze 1–2, do 6.12.):</w:t>
             </w:r>
             <w:r>
               <w:rPr>
@@ -2110,7 +2572,7 @@
                 <w:highlight w:val="yellow"/>
                 <w:lang w:val="hr-HR"/>
               </w:rPr>
-              <w:t xml:space="preserve">&lt;termini&gt;</w:t>
+              <w:t>&lt;termini&gt;</w:t>
             </w:r>
           </w:p>
         </w:tc>
@@ -2127,7 +2589,7 @@
           </w:tcPr>
           <w:p>
             <w:pPr>
-              <w:pStyle w:val="BodyText"/>
+              <w:pStyle w:val="Tijeloteksta"/>
               <w:spacing w:before="40" w:after="40"/>
               <w:ind w:left="0"/>
               <w:jc w:val="center"/>
@@ -2150,7 +2612,7 @@
                 <w:highlight w:val="yellow"/>
                 <w:lang w:val="hr-HR"/>
               </w:rPr>
-              <w:t xml:space="preserve">&lt;prezime&gt;</w:t>
+              <w:t>&lt;prezime&gt;</w:t>
             </w:r>
           </w:p>
         </w:tc>
@@ -2161,7 +2623,7 @@
           </w:tcPr>
           <w:p>
             <w:pPr>
-              <w:pStyle w:val="BodyText"/>
+              <w:pStyle w:val="Tijeloteksta"/>
               <w:spacing w:before="40" w:after="40"/>
               <w:ind w:left="0"/>
               <w:jc w:val="center"/>
@@ -2176,7 +2638,7 @@
                 <w:highlight w:val="yellow"/>
                 <w:lang w:val="hr-HR"/>
               </w:rPr>
-              <w:t xml:space="preserve">&lt;e-mail&gt;</w:t>
+              <w:t>&lt;e-mail&gt;</w:t>
             </w:r>
           </w:p>
         </w:tc>
@@ -2187,7 +2649,7 @@
           </w:tcPr>
           <w:p>
             <w:pPr>
-              <w:pStyle w:val="BodyText"/>
+              <w:pStyle w:val="Tijeloteksta"/>
               <w:spacing w:before="40" w:after="40"/>
               <w:ind w:left="0"/>
               <w:jc w:val="center"/>
@@ -2202,7 +2664,7 @@
                 <w:highlight w:val="yellow"/>
                 <w:lang w:val="hr-HR"/>
               </w:rPr>
-              <w:t xml:space="preserve">&lt;GSM&gt;</w:t>
+              <w:t>&lt;GSM&gt;</w:t>
             </w:r>
           </w:p>
         </w:tc>
@@ -2213,7 +2675,7 @@
           </w:tcPr>
           <w:p>
             <w:pPr>
-              <w:pStyle w:val="BodyText"/>
+              <w:pStyle w:val="Tijeloteksta"/>
               <w:spacing w:before="40" w:after="40"/>
               <w:ind w:left="0"/>
               <w:rPr>
@@ -2227,7 +2689,7 @@
                 <w:szCs w:val="18"/>
                 <w:lang w:val="hr-HR"/>
               </w:rPr>
-              <w:t xml:space="preserve">ThingsBoard (vlasnica):</w:t>
+              <w:t>ThingsBoard (vlasnica):</w:t>
             </w:r>
             <w:r>
               <w:rPr>
@@ -2244,7 +2706,7 @@
                 <w:highlight w:val="yellow"/>
                 <w:lang w:val="hr-HR"/>
               </w:rPr>
-              <w:t xml:space="preserve">&lt;termini&gt;</w:t>
+              <w:t>&lt;termini&gt;</w:t>
             </w:r>
           </w:p>
         </w:tc>
@@ -2261,7 +2723,7 @@
           </w:tcPr>
           <w:p>
             <w:pPr>
-              <w:pStyle w:val="BodyText"/>
+              <w:pStyle w:val="Tijeloteksta"/>
               <w:spacing w:before="40" w:after="40"/>
               <w:ind w:left="0"/>
               <w:jc w:val="center"/>
@@ -2275,7 +2737,7 @@
                 <w:szCs w:val="18"/>
                 <w:lang w:val="hr-HR"/>
               </w:rPr>
-              <w:t xml:space="preserve">Toma Burgund</w:t>
+              <w:t>Toma Burgund</w:t>
             </w:r>
           </w:p>
         </w:tc>
@@ -2286,7 +2748,7 @@
           </w:tcPr>
           <w:p>
             <w:pPr>
-              <w:pStyle w:val="BodyText"/>
+              <w:pStyle w:val="Tijeloteksta"/>
               <w:spacing w:before="40" w:after="40"/>
               <w:ind w:left="0"/>
               <w:jc w:val="center"/>
@@ -2301,7 +2763,7 @@
                 <w:highlight w:val="yellow"/>
                 <w:lang w:val="hr-HR"/>
               </w:rPr>
-              <w:t xml:space="preserve">&lt;e-mail&gt;</w:t>
+              <w:t>&lt;e-mail&gt;</w:t>
             </w:r>
           </w:p>
         </w:tc>
@@ -2312,7 +2774,7 @@
           </w:tcPr>
           <w:p>
             <w:pPr>
-              <w:pStyle w:val="BodyText"/>
+              <w:pStyle w:val="Tijeloteksta"/>
               <w:spacing w:before="40" w:after="40"/>
               <w:ind w:left="0"/>
               <w:jc w:val="center"/>
@@ -2327,7 +2789,7 @@
                 <w:highlight w:val="yellow"/>
                 <w:lang w:val="hr-HR"/>
               </w:rPr>
-              <w:t xml:space="preserve">&lt;GSM&gt;</w:t>
+              <w:t>&lt;GSM&gt;</w:t>
             </w:r>
           </w:p>
         </w:tc>
@@ -2338,7 +2800,7 @@
           </w:tcPr>
           <w:p>
             <w:pPr>
-              <w:pStyle w:val="BodyText"/>
+              <w:pStyle w:val="Tijeloteksta"/>
               <w:spacing w:before="40" w:after="40"/>
               <w:ind w:left="0"/>
               <w:rPr>
@@ -2352,7 +2814,7 @@
                 <w:szCs w:val="18"/>
                 <w:lang w:val="hr-HR"/>
               </w:rPr>
-              <w:t xml:space="preserve">Senzori mjesta:</w:t>
+              <w:t>Senzori mjesta:</w:t>
             </w:r>
             <w:r>
               <w:rPr>
@@ -2369,7 +2831,7 @@
                 <w:highlight w:val="yellow"/>
                 <w:lang w:val="hr-HR"/>
               </w:rPr>
-              <w:t xml:space="preserve">&lt;termini&gt;</w:t>
+              <w:t>&lt;termini&gt;</w:t>
             </w:r>
           </w:p>
         </w:tc>
@@ -2386,7 +2848,7 @@
           </w:tcPr>
           <w:p>
             <w:pPr>
-              <w:pStyle w:val="BodyText"/>
+              <w:pStyle w:val="Tijeloteksta"/>
               <w:spacing w:before="40" w:after="40"/>
               <w:ind w:left="0"/>
               <w:jc w:val="center"/>
@@ -2400,7 +2862,7 @@
                 <w:szCs w:val="18"/>
                 <w:lang w:val="hr-HR"/>
               </w:rPr>
-              <w:t xml:space="preserve">Luka Oslić</w:t>
+              <w:t>Luka Oslić</w:t>
             </w:r>
           </w:p>
         </w:tc>
@@ -2411,7 +2873,7 @@
           </w:tcPr>
           <w:p>
             <w:pPr>
-              <w:pStyle w:val="BodyText"/>
+              <w:pStyle w:val="Tijeloteksta"/>
               <w:spacing w:before="40" w:after="40"/>
               <w:ind w:left="0"/>
               <w:jc w:val="center"/>
@@ -2426,7 +2888,7 @@
                 <w:highlight w:val="yellow"/>
                 <w:lang w:val="hr-HR"/>
               </w:rPr>
-              <w:t xml:space="preserve">&lt;e-mail&gt;</w:t>
+              <w:t>&lt;e-mail&gt;</w:t>
             </w:r>
           </w:p>
         </w:tc>
@@ -2437,7 +2899,7 @@
           </w:tcPr>
           <w:p>
             <w:pPr>
-              <w:pStyle w:val="BodyText"/>
+              <w:pStyle w:val="Tijeloteksta"/>
               <w:spacing w:before="40" w:after="40"/>
               <w:ind w:left="0"/>
               <w:jc w:val="center"/>
@@ -2452,7 +2914,7 @@
                 <w:highlight w:val="yellow"/>
                 <w:lang w:val="hr-HR"/>
               </w:rPr>
-              <w:t xml:space="preserve">&lt;GSM&gt;</w:t>
+              <w:t>&lt;GSM&gt;</w:t>
             </w:r>
           </w:p>
         </w:tc>
@@ -2463,7 +2925,7 @@
           </w:tcPr>
           <w:p>
             <w:pPr>
-              <w:pStyle w:val="BodyText"/>
+              <w:pStyle w:val="Tijeloteksta"/>
               <w:spacing w:before="40" w:after="40"/>
               <w:ind w:left="0"/>
               <w:rPr>
@@ -2477,7 +2939,7 @@
                 <w:szCs w:val="18"/>
                 <w:lang w:val="hr-HR"/>
               </w:rPr>
-              <w:t xml:space="preserve">Rampe, aktuatori i lokalna kontrola pristupa:</w:t>
+              <w:t>Rampe, aktuatori i lokalna kontrola pristupa:</w:t>
             </w:r>
             <w:r>
               <w:rPr>
@@ -2494,7 +2956,7 @@
                 <w:highlight w:val="yellow"/>
                 <w:lang w:val="hr-HR"/>
               </w:rPr>
-              <w:t xml:space="preserve">&lt;termini&gt;</w:t>
+              <w:t>&lt;termini&gt;</w:t>
             </w:r>
           </w:p>
         </w:tc>
@@ -2511,7 +2973,7 @@
           </w:tcPr>
           <w:p>
             <w:pPr>
-              <w:pStyle w:val="BodyText"/>
+              <w:pStyle w:val="Tijeloteksta"/>
               <w:spacing w:before="40" w:after="40"/>
               <w:ind w:left="0"/>
               <w:jc w:val="center"/>
@@ -2525,7 +2987,7 @@
                 <w:szCs w:val="18"/>
                 <w:lang w:val="hr-HR"/>
               </w:rPr>
-              <w:t xml:space="preserve">Sven Matić</w:t>
+              <w:t>Sven Matić</w:t>
             </w:r>
           </w:p>
         </w:tc>
@@ -2536,7 +2998,7 @@
           </w:tcPr>
           <w:p>
             <w:pPr>
-              <w:pStyle w:val="BodyText"/>
+              <w:pStyle w:val="Tijeloteksta"/>
               <w:spacing w:before="40" w:after="40"/>
               <w:ind w:left="0"/>
               <w:jc w:val="center"/>
@@ -2551,7 +3013,7 @@
                 <w:highlight w:val="yellow"/>
                 <w:lang w:val="hr-HR"/>
               </w:rPr>
-              <w:t xml:space="preserve">&lt;e-mail&gt;</w:t>
+              <w:t>&lt;e-mail&gt;</w:t>
             </w:r>
           </w:p>
         </w:tc>
@@ -2562,7 +3024,7 @@
           </w:tcPr>
           <w:p>
             <w:pPr>
-              <w:pStyle w:val="BodyText"/>
+              <w:pStyle w:val="Tijeloteksta"/>
               <w:spacing w:before="40" w:after="40"/>
               <w:ind w:left="0"/>
               <w:jc w:val="center"/>
@@ -2577,7 +3039,7 @@
                 <w:highlight w:val="yellow"/>
                 <w:lang w:val="hr-HR"/>
               </w:rPr>
-              <w:t xml:space="preserve">&lt;GSM&gt;</w:t>
+              <w:t>&lt;GSM&gt;</w:t>
             </w:r>
           </w:p>
         </w:tc>
@@ -2588,7 +3050,7 @@
           </w:tcPr>
           <w:p>
             <w:pPr>
-              <w:pStyle w:val="BodyText"/>
+              <w:pStyle w:val="Tijeloteksta"/>
               <w:spacing w:before="40" w:after="40"/>
               <w:ind w:left="0"/>
               <w:rPr>
@@ -2602,7 +3064,7 @@
                 <w:szCs w:val="18"/>
                 <w:lang w:val="hr-HR"/>
               </w:rPr>
-              <w:t xml:space="preserve">ALPR – detekcija pločica:</w:t>
+              <w:t>ALPR – detekcija pločica:</w:t>
             </w:r>
             <w:r>
               <w:rPr>
@@ -2619,7 +3081,7 @@
                 <w:highlight w:val="yellow"/>
                 <w:lang w:val="hr-HR"/>
               </w:rPr>
-              <w:t xml:space="preserve">&lt;termini&gt;</w:t>
+              <w:t>&lt;termini&gt;</w:t>
             </w:r>
           </w:p>
         </w:tc>
@@ -2636,7 +3098,7 @@
           </w:tcPr>
           <w:p>
             <w:pPr>
-              <w:pStyle w:val="BodyText"/>
+              <w:pStyle w:val="Tijeloteksta"/>
               <w:spacing w:before="40" w:after="40"/>
               <w:ind w:left="0"/>
               <w:jc w:val="center"/>
@@ -2650,7 +3112,7 @@
                 <w:szCs w:val="18"/>
                 <w:lang w:val="hr-HR"/>
               </w:rPr>
-              <w:t xml:space="preserve">Lukas Davorija</w:t>
+              <w:t>Lukas Davorija</w:t>
             </w:r>
           </w:p>
         </w:tc>
@@ -2661,7 +3123,7 @@
           </w:tcPr>
           <w:p>
             <w:pPr>
-              <w:pStyle w:val="BodyText"/>
+              <w:pStyle w:val="Tijeloteksta"/>
               <w:spacing w:before="40" w:after="40"/>
               <w:ind w:left="0"/>
               <w:jc w:val="center"/>
@@ -2676,7 +3138,7 @@
                 <w:highlight w:val="yellow"/>
                 <w:lang w:val="hr-HR"/>
               </w:rPr>
-              <w:t xml:space="preserve">&lt;e-mail&gt;</w:t>
+              <w:t>&lt;e-mail&gt;</w:t>
             </w:r>
           </w:p>
         </w:tc>
@@ -2687,7 +3149,7 @@
           </w:tcPr>
           <w:p>
             <w:pPr>
-              <w:pStyle w:val="BodyText"/>
+              <w:pStyle w:val="Tijeloteksta"/>
               <w:spacing w:before="40" w:after="40"/>
               <w:ind w:left="0"/>
               <w:jc w:val="center"/>
@@ -2702,7 +3164,7 @@
                 <w:highlight w:val="yellow"/>
                 <w:lang w:val="hr-HR"/>
               </w:rPr>
-              <w:t xml:space="preserve">&lt;GSM&gt;</w:t>
+              <w:t>&lt;GSM&gt;</w:t>
             </w:r>
           </w:p>
         </w:tc>
@@ -2713,7 +3175,7 @@
           </w:tcPr>
           <w:p>
             <w:pPr>
-              <w:pStyle w:val="BodyText"/>
+              <w:pStyle w:val="Tijeloteksta"/>
               <w:spacing w:before="40" w:after="40"/>
               <w:ind w:left="0"/>
               <w:rPr>
@@ -2727,7 +3189,7 @@
                 <w:szCs w:val="18"/>
                 <w:lang w:val="hr-HR"/>
               </w:rPr>
-              <w:t xml:space="preserve">OCR i edge:</w:t>
+              <w:t>OCR i edge:</w:t>
             </w:r>
             <w:r>
               <w:rPr>
@@ -2744,7 +3206,7 @@
                 <w:highlight w:val="yellow"/>
                 <w:lang w:val="hr-HR"/>
               </w:rPr>
-              <w:t xml:space="preserve">&lt;termini&gt;</w:t>
+              <w:t>&lt;termini&gt;</w:t>
             </w:r>
           </w:p>
         </w:tc>
@@ -2761,7 +3223,7 @@
           </w:tcPr>
           <w:p>
             <w:pPr>
-              <w:pStyle w:val="BodyText"/>
+              <w:pStyle w:val="Tijeloteksta"/>
               <w:spacing w:before="40" w:after="40"/>
               <w:ind w:left="0"/>
               <w:jc w:val="center"/>
@@ -2775,7 +3237,7 @@
                 <w:szCs w:val="18"/>
                 <w:lang w:val="hr-HR"/>
               </w:rPr>
-              <w:t xml:space="preserve">Leo Hreljanović</w:t>
+              <w:t>Leo Hreljanović</w:t>
             </w:r>
           </w:p>
         </w:tc>
@@ -2786,7 +3248,7 @@
           </w:tcPr>
           <w:p>
             <w:pPr>
-              <w:pStyle w:val="BodyText"/>
+              <w:pStyle w:val="Tijeloteksta"/>
               <w:spacing w:before="40" w:after="40"/>
               <w:ind w:left="0"/>
               <w:jc w:val="center"/>
@@ -2801,7 +3263,7 @@
                 <w:highlight w:val="yellow"/>
                 <w:lang w:val="hr-HR"/>
               </w:rPr>
-              <w:t xml:space="preserve">&lt;e-mail&gt;</w:t>
+              <w:t>&lt;e-mail&gt;</w:t>
             </w:r>
           </w:p>
         </w:tc>
@@ -2812,7 +3274,7 @@
           </w:tcPr>
           <w:p>
             <w:pPr>
-              <w:pStyle w:val="BodyText"/>
+              <w:pStyle w:val="Tijeloteksta"/>
               <w:spacing w:before="40" w:after="40"/>
               <w:ind w:left="0"/>
               <w:jc w:val="center"/>
@@ -2827,7 +3289,7 @@
                 <w:highlight w:val="yellow"/>
                 <w:lang w:val="hr-HR"/>
               </w:rPr>
-              <w:t xml:space="preserve">&lt;GSM&gt;</w:t>
+              <w:t>&lt;GSM&gt;</w:t>
             </w:r>
           </w:p>
         </w:tc>
@@ -2838,7 +3300,7 @@
           </w:tcPr>
           <w:p>
             <w:pPr>
-              <w:pStyle w:val="BodyText"/>
+              <w:pStyle w:val="Tijeloteksta"/>
               <w:spacing w:before="40" w:after="40"/>
               <w:ind w:left="0"/>
               <w:rPr>
@@ -2852,7 +3314,7 @@
                 <w:szCs w:val="18"/>
                 <w:lang w:val="hr-HR"/>
               </w:rPr>
-              <w:t xml:space="preserve">Mobilna aplikacija za analitiku garaže (vlasnik):</w:t>
+              <w:t>Mobilna aplikacija za analitiku garaže (vlasnik):</w:t>
             </w:r>
             <w:r>
               <w:rPr>
@@ -2869,7 +3331,7 @@
                 <w:szCs w:val="18"/>
                 <w:lang w:val="hr-HR"/>
               </w:rPr>
-              <w:t xml:space="preserve">ThingsBoard (uz Anju):</w:t>
+              <w:t>ThingsBoard (uz Anju):</w:t>
             </w:r>
             <w:r>
               <w:rPr>
@@ -2886,7 +3348,7 @@
                 <w:highlight w:val="yellow"/>
                 <w:lang w:val="hr-HR"/>
               </w:rPr>
-              <w:t xml:space="preserve">&lt;termini&gt;</w:t>
+              <w:t>&lt;termini&gt;</w:t>
             </w:r>
           </w:p>
         </w:tc>
@@ -2903,7 +3365,7 @@
           </w:tcPr>
           <w:p>
             <w:pPr>
-              <w:pStyle w:val="BodyText"/>
+              <w:pStyle w:val="Tijeloteksta"/>
               <w:spacing w:before="40" w:after="40"/>
               <w:ind w:left="0"/>
               <w:jc w:val="center"/>
@@ -2917,7 +3379,7 @@
                 <w:szCs w:val="18"/>
                 <w:lang w:val="hr-HR"/>
               </w:rPr>
-              <w:t xml:space="preserve">Lovro Gale</w:t>
+              <w:t>Lovro Gale</w:t>
             </w:r>
           </w:p>
         </w:tc>
@@ -2928,7 +3390,7 @@
           </w:tcPr>
           <w:p>
             <w:pPr>
-              <w:pStyle w:val="BodyText"/>
+              <w:pStyle w:val="Tijeloteksta"/>
               <w:spacing w:before="40" w:after="40"/>
               <w:ind w:left="0"/>
               <w:jc w:val="center"/>
@@ -2943,7 +3405,7 @@
                 <w:highlight w:val="yellow"/>
                 <w:lang w:val="hr-HR"/>
               </w:rPr>
-              <w:t xml:space="preserve">&lt;e-mail&gt;</w:t>
+              <w:t>&lt;e-mail&gt;</w:t>
             </w:r>
           </w:p>
         </w:tc>
@@ -2954,7 +3416,7 @@
           </w:tcPr>
           <w:p>
             <w:pPr>
-              <w:pStyle w:val="BodyText"/>
+              <w:pStyle w:val="Tijeloteksta"/>
               <w:spacing w:before="40" w:after="40"/>
               <w:ind w:left="0"/>
               <w:jc w:val="center"/>
@@ -2969,7 +3431,7 @@
                 <w:highlight w:val="yellow"/>
                 <w:lang w:val="hr-HR"/>
               </w:rPr>
-              <w:t xml:space="preserve">&lt;GSM&gt;</w:t>
+              <w:t>&lt;GSM&gt;</w:t>
             </w:r>
           </w:p>
         </w:tc>
@@ -2980,7 +3442,7 @@
           </w:tcPr>
           <w:p>
             <w:pPr>
-              <w:pStyle w:val="BodyText"/>
+              <w:pStyle w:val="Tijeloteksta"/>
               <w:spacing w:before="40" w:after="40"/>
               <w:ind w:left="0"/>
               <w:rPr>
@@ -2994,7 +3456,7 @@
                 <w:szCs w:val="18"/>
                 <w:lang w:val="hr-HR"/>
               </w:rPr>
-              <w:t xml:space="preserve">Baza i GitHub:</w:t>
+              <w:t>Baza i GitHub:</w:t>
             </w:r>
             <w:r>
               <w:rPr>
@@ -3011,7 +3473,7 @@
                 <w:highlight w:val="yellow"/>
                 <w:lang w:val="hr-HR"/>
               </w:rPr>
-              <w:t xml:space="preserve">&lt;termini&gt;</w:t>
+              <w:t>&lt;termini&gt;</w:t>
             </w:r>
           </w:p>
         </w:tc>
@@ -3019,7 +3481,7 @@
     </w:tbl>
     <w:p>
       <w:pPr>
-        <w:pStyle w:val="BodyText"/>
+        <w:pStyle w:val="Tijeloteksta"/>
         <w:spacing w:after="0"/>
         <w:rPr>
           <w:lang w:val="hr-HR"/>
@@ -3028,7 +3490,7 @@
     </w:p>
     <w:p>
       <w:pPr>
-        <w:pStyle w:val="BodyText"/>
+        <w:pStyle w:val="Tijeloteksta"/>
         <w:keepNext/>
         <w:rPr>
           <w:lang w:val="hr-HR"/>
@@ -3039,12 +3501,12 @@
           <w:b/>
           <w:lang w:val="hr-HR"/>
         </w:rPr>
-        <w:t xml:space="preserve">Tablica ostalih resursa</w:t>
+        <w:t>Tablica ostalih resursa</w:t>
       </w:r>
     </w:p>
     <w:tbl>
       <w:tblPr>
-        <w:tblStyle w:val="TableGrid"/>
+        <w:tblStyle w:val="Reetkatablice"/>
         <w:tblW w:w="9360" w:type="dxa"/>
         <w:jc w:val="center"/>
         <w:tblLayout w:type="fixed"/>
@@ -3069,7 +3531,7 @@
           </w:tcPr>
           <w:p>
             <w:pPr>
-              <w:pStyle w:val="BodyText"/>
+              <w:pStyle w:val="Tijeloteksta"/>
               <w:spacing w:before="40" w:after="40"/>
               <w:ind w:left="0"/>
               <w:jc w:val="center"/>
@@ -3084,7 +3546,7 @@
                 <w:szCs w:val="18"/>
                 <w:lang w:val="hr-HR"/>
               </w:rPr>
-              <w:t xml:space="preserve">Resurs</w:t>
+              <w:t>Resurs</w:t>
             </w:r>
           </w:p>
         </w:tc>
@@ -3095,7 +3557,7 @@
           </w:tcPr>
           <w:p>
             <w:pPr>
-              <w:pStyle w:val="BodyText"/>
+              <w:pStyle w:val="Tijeloteksta"/>
               <w:spacing w:before="40" w:after="40"/>
               <w:ind w:left="0"/>
               <w:jc w:val="center"/>
@@ -3110,7 +3572,7 @@
                 <w:szCs w:val="18"/>
                 <w:lang w:val="hr-HR"/>
               </w:rPr>
-              <w:t xml:space="preserve">Količina</w:t>
+              <w:t>Količina</w:t>
             </w:r>
           </w:p>
         </w:tc>
@@ -3121,7 +3583,7 @@
           </w:tcPr>
           <w:p>
             <w:pPr>
-              <w:pStyle w:val="BodyText"/>
+              <w:pStyle w:val="Tijeloteksta"/>
               <w:spacing w:before="40" w:after="40"/>
               <w:ind w:left="0"/>
               <w:jc w:val="center"/>
@@ -3136,7 +3598,7 @@
                 <w:szCs w:val="18"/>
                 <w:lang w:val="hr-HR"/>
               </w:rPr>
-              <w:t xml:space="preserve">Status</w:t>
+              <w:t>Status</w:t>
             </w:r>
           </w:p>
         </w:tc>
@@ -3147,7 +3609,7 @@
           </w:tcPr>
           <w:p>
             <w:pPr>
-              <w:pStyle w:val="BodyText"/>
+              <w:pStyle w:val="Tijeloteksta"/>
               <w:spacing w:before="40" w:after="40"/>
               <w:ind w:left="0"/>
               <w:jc w:val="center"/>
@@ -3162,7 +3624,7 @@
                 <w:szCs w:val="18"/>
                 <w:lang w:val="hr-HR"/>
               </w:rPr>
-              <w:t xml:space="preserve">Namjena / napomena</w:t>
+              <w:t>Namjena / napomena</w:t>
             </w:r>
           </w:p>
         </w:tc>
@@ -3179,20 +3641,20 @@
           </w:tcPr>
           <w:p>
             <w:pPr>
-              <w:pStyle w:val="BodyText"/>
-              <w:spacing w:before="40" w:after="40"/>
-              <w:ind w:left="0"/>
-              <w:rPr>
-                <w:lang w:val="hr-HR"/>
-              </w:rPr>
-            </w:pPr>
-            <w:r>
-              <w:rPr>
-                <w:sz w:val="18"/>
-                <w:szCs w:val="18"/>
-                <w:lang w:val="hr-HR"/>
-              </w:rPr>
-              <w:t xml:space="preserve">Raspberry Pi 4 (napajanje, microSD 32 GB)</w:t>
+              <w:pStyle w:val="Tijeloteksta"/>
+              <w:spacing w:before="40" w:after="40"/>
+              <w:ind w:left="0"/>
+              <w:rPr>
+                <w:lang w:val="hr-HR"/>
+              </w:rPr>
+            </w:pPr>
+            <w:r>
+              <w:rPr>
+                <w:sz w:val="18"/>
+                <w:szCs w:val="18"/>
+                <w:lang w:val="hr-HR"/>
+              </w:rPr>
+              <w:t>Raspberry Pi 4 (napajanje, microSD 32 GB)</w:t>
             </w:r>
           </w:p>
         </w:tc>
@@ -3203,7 +3665,7 @@
           </w:tcPr>
           <w:p>
             <w:pPr>
-              <w:pStyle w:val="BodyText"/>
+              <w:pStyle w:val="Tijeloteksta"/>
               <w:spacing w:before="40" w:after="40"/>
               <w:ind w:left="0"/>
               <w:jc w:val="center"/>
@@ -3217,7 +3679,7 @@
                 <w:szCs w:val="18"/>
                 <w:lang w:val="hr-HR"/>
               </w:rPr>
-              <w:t xml:space="preserve">1</w:t>
+              <w:t>1</w:t>
             </w:r>
           </w:p>
         </w:tc>
@@ -3228,7 +3690,7 @@
           </w:tcPr>
           <w:p>
             <w:pPr>
-              <w:pStyle w:val="BodyText"/>
+              <w:pStyle w:val="Tijeloteksta"/>
               <w:spacing w:before="40" w:after="40"/>
               <w:ind w:left="0"/>
               <w:jc w:val="center"/>
@@ -3242,7 +3704,7 @@
                 <w:szCs w:val="18"/>
                 <w:lang w:val="hr-HR"/>
               </w:rPr>
-              <w:t xml:space="preserve">imamo</w:t>
+              <w:t>imamo</w:t>
             </w:r>
           </w:p>
         </w:tc>
@@ -3253,20 +3715,20 @@
           </w:tcPr>
           <w:p>
             <w:pPr>
-              <w:pStyle w:val="BodyText"/>
-              <w:spacing w:before="40" w:after="40"/>
-              <w:ind w:left="0"/>
-              <w:rPr>
-                <w:lang w:val="hr-HR"/>
-              </w:rPr>
-            </w:pPr>
-            <w:r>
-              <w:rPr>
-                <w:sz w:val="18"/>
-                <w:szCs w:val="18"/>
-                <w:lang w:val="hr-HR"/>
-              </w:rPr>
-              <w:t xml:space="preserve">edge računalo: Mosquitto, ALPR, kontrola pristupa, baza</w:t>
+              <w:pStyle w:val="Tijeloteksta"/>
+              <w:spacing w:before="40" w:after="40"/>
+              <w:ind w:left="0"/>
+              <w:rPr>
+                <w:lang w:val="hr-HR"/>
+              </w:rPr>
+            </w:pPr>
+            <w:r>
+              <w:rPr>
+                <w:sz w:val="18"/>
+                <w:szCs w:val="18"/>
+                <w:lang w:val="hr-HR"/>
+              </w:rPr>
+              <w:t>edge računalo: Mosquitto, ALPR, kontrola pristupa, baza</w:t>
             </w:r>
           </w:p>
         </w:tc>
@@ -3283,20 +3745,20 @@
           </w:tcPr>
           <w:p>
             <w:pPr>
-              <w:pStyle w:val="BodyText"/>
-              <w:spacing w:before="40" w:after="40"/>
-              <w:ind w:left="0"/>
-              <w:rPr>
-                <w:lang w:val="hr-HR"/>
-              </w:rPr>
-            </w:pPr>
-            <w:r>
-              <w:rPr>
-                <w:sz w:val="18"/>
-                <w:szCs w:val="18"/>
-                <w:lang w:val="hr-HR"/>
-              </w:rPr>
-              <w:t xml:space="preserve">NVIDIA Jetson Nano</w:t>
+              <w:pStyle w:val="Tijeloteksta"/>
+              <w:spacing w:before="40" w:after="40"/>
+              <w:ind w:left="0"/>
+              <w:rPr>
+                <w:lang w:val="hr-HR"/>
+              </w:rPr>
+            </w:pPr>
+            <w:r>
+              <w:rPr>
+                <w:sz w:val="18"/>
+                <w:szCs w:val="18"/>
+                <w:lang w:val="hr-HR"/>
+              </w:rPr>
+              <w:t>NVIDIA Jetson Nano</w:t>
             </w:r>
           </w:p>
         </w:tc>
@@ -3307,7 +3769,7 @@
           </w:tcPr>
           <w:p>
             <w:pPr>
-              <w:pStyle w:val="BodyText"/>
+              <w:pStyle w:val="Tijeloteksta"/>
               <w:spacing w:before="40" w:after="40"/>
               <w:ind w:left="0"/>
               <w:jc w:val="center"/>
@@ -3321,7 +3783,7 @@
                 <w:szCs w:val="18"/>
                 <w:lang w:val="hr-HR"/>
               </w:rPr>
-              <w:t xml:space="preserve">1</w:t>
+              <w:t>1</w:t>
             </w:r>
           </w:p>
         </w:tc>
@@ -3332,7 +3794,7 @@
           </w:tcPr>
           <w:p>
             <w:pPr>
-              <w:pStyle w:val="BodyText"/>
+              <w:pStyle w:val="Tijeloteksta"/>
               <w:spacing w:before="40" w:after="40"/>
               <w:ind w:left="0"/>
               <w:jc w:val="center"/>
@@ -3346,7 +3808,7 @@
                 <w:szCs w:val="18"/>
                 <w:lang w:val="hr-HR"/>
               </w:rPr>
-              <w:t xml:space="preserve">imamo</w:t>
+              <w:t>imamo</w:t>
             </w:r>
           </w:p>
         </w:tc>
@@ -3357,20 +3819,20 @@
           </w:tcPr>
           <w:p>
             <w:pPr>
-              <w:pStyle w:val="BodyText"/>
-              <w:spacing w:before="40" w:after="40"/>
-              <w:ind w:left="0"/>
-              <w:rPr>
-                <w:lang w:val="hr-HR"/>
-              </w:rPr>
-            </w:pPr>
-            <w:r>
-              <w:rPr>
-                <w:sz w:val="18"/>
-                <w:szCs w:val="18"/>
-                <w:lang w:val="hr-HR"/>
-              </w:rPr>
-              <w:t xml:space="preserve">rezervno edge računalo (Docker)</w:t>
+              <w:pStyle w:val="Tijeloteksta"/>
+              <w:spacing w:before="40" w:after="40"/>
+              <w:ind w:left="0"/>
+              <w:rPr>
+                <w:lang w:val="hr-HR"/>
+              </w:rPr>
+            </w:pPr>
+            <w:r>
+              <w:rPr>
+                <w:sz w:val="18"/>
+                <w:szCs w:val="18"/>
+                <w:lang w:val="hr-HR"/>
+              </w:rPr>
+              <w:t>rezervno edge računalo (Docker)</w:t>
             </w:r>
           </w:p>
         </w:tc>
@@ -3387,20 +3849,20 @@
           </w:tcPr>
           <w:p>
             <w:pPr>
-              <w:pStyle w:val="BodyText"/>
-              <w:spacing w:before="40" w:after="40"/>
-              <w:ind w:left="0"/>
-              <w:rPr>
-                <w:lang w:val="hr-HR"/>
-              </w:rPr>
-            </w:pPr>
-            <w:r>
-              <w:rPr>
-                <w:sz w:val="18"/>
-                <w:szCs w:val="18"/>
-                <w:lang w:val="hr-HR"/>
-              </w:rPr>
-              <w:t xml:space="preserve">USB kamera 720p/1080p</w:t>
+              <w:pStyle w:val="Tijeloteksta"/>
+              <w:spacing w:before="40" w:after="40"/>
+              <w:ind w:left="0"/>
+              <w:rPr>
+                <w:lang w:val="hr-HR"/>
+              </w:rPr>
+            </w:pPr>
+            <w:r>
+              <w:rPr>
+                <w:sz w:val="18"/>
+                <w:szCs w:val="18"/>
+                <w:lang w:val="hr-HR"/>
+              </w:rPr>
+              <w:t>USB kamera 720p/1080p</w:t>
             </w:r>
           </w:p>
         </w:tc>
@@ -3411,7 +3873,7 @@
           </w:tcPr>
           <w:p>
             <w:pPr>
-              <w:pStyle w:val="BodyText"/>
+              <w:pStyle w:val="Tijeloteksta"/>
               <w:spacing w:before="40" w:after="40"/>
               <w:ind w:left="0"/>
               <w:jc w:val="center"/>
@@ -3425,7 +3887,7 @@
                 <w:szCs w:val="18"/>
                 <w:lang w:val="hr-HR"/>
               </w:rPr>
-              <w:t xml:space="preserve">1 (+1)</w:t>
+              <w:t>1 (+1)</w:t>
             </w:r>
           </w:p>
         </w:tc>
@@ -3436,7 +3898,7 @@
           </w:tcPr>
           <w:p>
             <w:pPr>
-              <w:pStyle w:val="BodyText"/>
+              <w:pStyle w:val="Tijeloteksta"/>
               <w:spacing w:before="40" w:after="40"/>
               <w:ind w:left="0"/>
               <w:jc w:val="center"/>
@@ -3450,7 +3912,7 @@
                 <w:szCs w:val="18"/>
                 <w:lang w:val="hr-HR"/>
               </w:rPr>
-              <w:t xml:space="preserve">imamo 1</w:t>
+              <w:t>imamo 1</w:t>
             </w:r>
           </w:p>
         </w:tc>
@@ -3461,20 +3923,20 @@
           </w:tcPr>
           <w:p>
             <w:pPr>
-              <w:pStyle w:val="BodyText"/>
-              <w:spacing w:before="40" w:after="40"/>
-              <w:ind w:left="0"/>
-              <w:rPr>
-                <w:lang w:val="hr-HR"/>
-              </w:rPr>
-            </w:pPr>
-            <w:r>
-              <w:rPr>
-                <w:sz w:val="18"/>
-                <w:szCs w:val="18"/>
-                <w:lang w:val="hr-HR"/>
-              </w:rPr>
-              <w:t xml:space="preserve">ALPR na ulazu/izlazu; druga kamera opcionalno (odluka D-007)</w:t>
+              <w:pStyle w:val="Tijeloteksta"/>
+              <w:spacing w:before="40" w:after="40"/>
+              <w:ind w:left="0"/>
+              <w:rPr>
+                <w:lang w:val="hr-HR"/>
+              </w:rPr>
+            </w:pPr>
+            <w:r>
+              <w:rPr>
+                <w:sz w:val="18"/>
+                <w:szCs w:val="18"/>
+                <w:lang w:val="hr-HR"/>
+              </w:rPr>
+              <w:t>ALPR na ulazu/izlazu; druga kamera opcionalno (odluka D-007)</w:t>
             </w:r>
           </w:p>
         </w:tc>
@@ -3491,20 +3953,20 @@
           </w:tcPr>
           <w:p>
             <w:pPr>
-              <w:pStyle w:val="BodyText"/>
-              <w:spacing w:before="40" w:after="40"/>
-              <w:ind w:left="0"/>
-              <w:rPr>
-                <w:lang w:val="hr-HR"/>
-              </w:rPr>
-            </w:pPr>
-            <w:r>
-              <w:rPr>
-                <w:sz w:val="18"/>
-                <w:szCs w:val="18"/>
-                <w:lang w:val="hr-HR"/>
-              </w:rPr>
-              <w:t xml:space="preserve">Laptop (≥ 4 GB RAM)</w:t>
+              <w:pStyle w:val="Tijeloteksta"/>
+              <w:spacing w:before="40" w:after="40"/>
+              <w:ind w:left="0"/>
+              <w:rPr>
+                <w:lang w:val="hr-HR"/>
+              </w:rPr>
+            </w:pPr>
+            <w:r>
+              <w:rPr>
+                <w:sz w:val="18"/>
+                <w:szCs w:val="18"/>
+                <w:lang w:val="hr-HR"/>
+              </w:rPr>
+              <w:t>Laptop (≥ 4 GB RAM)</w:t>
             </w:r>
           </w:p>
         </w:tc>
@@ -3515,7 +3977,7 @@
           </w:tcPr>
           <w:p>
             <w:pPr>
-              <w:pStyle w:val="BodyText"/>
+              <w:pStyle w:val="Tijeloteksta"/>
               <w:spacing w:before="40" w:after="40"/>
               <w:ind w:left="0"/>
               <w:jc w:val="center"/>
@@ -3529,7 +3991,7 @@
                 <w:szCs w:val="18"/>
                 <w:lang w:val="hr-HR"/>
               </w:rPr>
-              <w:t xml:space="preserve">1</w:t>
+              <w:t>1</w:t>
             </w:r>
           </w:p>
         </w:tc>
@@ -3540,7 +4002,7 @@
           </w:tcPr>
           <w:p>
             <w:pPr>
-              <w:pStyle w:val="BodyText"/>
+              <w:pStyle w:val="Tijeloteksta"/>
               <w:spacing w:before="40" w:after="40"/>
               <w:ind w:left="0"/>
               <w:jc w:val="center"/>
@@ -3554,7 +4016,7 @@
                 <w:szCs w:val="18"/>
                 <w:lang w:val="hr-HR"/>
               </w:rPr>
-              <w:t xml:space="preserve">imamo</w:t>
+              <w:t>imamo</w:t>
             </w:r>
           </w:p>
         </w:tc>
@@ -3565,20 +4027,20 @@
           </w:tcPr>
           <w:p>
             <w:pPr>
-              <w:pStyle w:val="BodyText"/>
-              <w:spacing w:before="40" w:after="40"/>
-              <w:ind w:left="0"/>
-              <w:rPr>
-                <w:lang w:val="hr-HR"/>
-              </w:rPr>
-            </w:pPr>
-            <w:r>
-              <w:rPr>
-                <w:sz w:val="18"/>
-                <w:szCs w:val="18"/>
-                <w:lang w:val="hr-HR"/>
-              </w:rPr>
-              <w:t xml:space="preserve">ThingsBoard CE, razvoj, simulacija</w:t>
+              <w:pStyle w:val="Tijeloteksta"/>
+              <w:spacing w:before="40" w:after="40"/>
+              <w:ind w:left="0"/>
+              <w:rPr>
+                <w:lang w:val="hr-HR"/>
+              </w:rPr>
+            </w:pPr>
+            <w:r>
+              <w:rPr>
+                <w:sz w:val="18"/>
+                <w:szCs w:val="18"/>
+                <w:lang w:val="hr-HR"/>
+              </w:rPr>
+              <w:t>ThingsBoard CE, razvoj, simulacija</w:t>
             </w:r>
           </w:p>
         </w:tc>
@@ -3595,20 +4057,21 @@
           </w:tcPr>
           <w:p>
             <w:pPr>
-              <w:pStyle w:val="BodyText"/>
-              <w:spacing w:before="40" w:after="40"/>
-              <w:ind w:left="0"/>
-              <w:rPr>
-                <w:lang w:val="hr-HR"/>
-              </w:rPr>
-            </w:pPr>
-            <w:r>
-              <w:rPr>
-                <w:sz w:val="18"/>
-                <w:szCs w:val="18"/>
-                <w:lang w:val="hr-HR"/>
-              </w:rPr>
-              <w:t xml:space="preserve">Mobitel (Android ili iOS)</w:t>
+              <w:pStyle w:val="Tijeloteksta"/>
+              <w:spacing w:before="40" w:after="40"/>
+              <w:ind w:left="0"/>
+              <w:rPr>
+                <w:lang w:val="hr-HR"/>
+              </w:rPr>
+            </w:pPr>
+            <w:r>
+              <w:rPr>
+                <w:sz w:val="18"/>
+                <w:szCs w:val="18"/>
+                <w:lang w:val="hr-HR"/>
+              </w:rPr>
+              <w:lastRenderedPageBreak/>
+              <w:t>Mobitel (Android ili iOS)</w:t>
             </w:r>
           </w:p>
         </w:tc>
@@ -3619,7 +4082,7 @@
           </w:tcPr>
           <w:p>
             <w:pPr>
-              <w:pStyle w:val="BodyText"/>
+              <w:pStyle w:val="Tijeloteksta"/>
               <w:spacing w:before="40" w:after="40"/>
               <w:ind w:left="0"/>
               <w:jc w:val="center"/>
@@ -3633,7 +4096,7 @@
                 <w:szCs w:val="18"/>
                 <w:lang w:val="hr-HR"/>
               </w:rPr>
-              <w:t xml:space="preserve">1</w:t>
+              <w:t>1</w:t>
             </w:r>
           </w:p>
         </w:tc>
@@ -3644,7 +4107,7 @@
           </w:tcPr>
           <w:p>
             <w:pPr>
-              <w:pStyle w:val="BodyText"/>
+              <w:pStyle w:val="Tijeloteksta"/>
               <w:spacing w:before="40" w:after="40"/>
               <w:ind w:left="0"/>
               <w:jc w:val="center"/>
@@ -3658,7 +4121,7 @@
                 <w:szCs w:val="18"/>
                 <w:lang w:val="hr-HR"/>
               </w:rPr>
-              <w:t xml:space="preserve">imamo</w:t>
+              <w:t>imamo</w:t>
             </w:r>
           </w:p>
         </w:tc>
@@ -3669,20 +4132,20 @@
           </w:tcPr>
           <w:p>
             <w:pPr>
-              <w:pStyle w:val="BodyText"/>
-              <w:spacing w:before="40" w:after="40"/>
-              <w:ind w:left="0"/>
-              <w:rPr>
-                <w:lang w:val="hr-HR"/>
-              </w:rPr>
-            </w:pPr>
-            <w:r>
-              <w:rPr>
-                <w:sz w:val="18"/>
-                <w:szCs w:val="18"/>
-                <w:lang w:val="hr-HR"/>
-              </w:rPr>
-              <w:t xml:space="preserve">testiranje mobilne aplikacije</w:t>
+              <w:pStyle w:val="Tijeloteksta"/>
+              <w:spacing w:before="40" w:after="40"/>
+              <w:ind w:left="0"/>
+              <w:rPr>
+                <w:lang w:val="hr-HR"/>
+              </w:rPr>
+            </w:pPr>
+            <w:r>
+              <w:rPr>
+                <w:sz w:val="18"/>
+                <w:szCs w:val="18"/>
+                <w:lang w:val="hr-HR"/>
+              </w:rPr>
+              <w:t>testiranje mobilne aplikacije</w:t>
             </w:r>
           </w:p>
         </w:tc>
@@ -3699,20 +4162,20 @@
           </w:tcPr>
           <w:p>
             <w:pPr>
-              <w:pStyle w:val="BodyText"/>
-              <w:spacing w:before="40" w:after="40"/>
-              <w:ind w:left="0"/>
-              <w:rPr>
-                <w:lang w:val="hr-HR"/>
-              </w:rPr>
-            </w:pPr>
-            <w:r>
-              <w:rPr>
-                <w:sz w:val="18"/>
-                <w:szCs w:val="18"/>
-                <w:lang w:val="hr-HR"/>
-              </w:rPr>
-              <w:t xml:space="preserve">ESP32 DevKit V1</w:t>
+              <w:pStyle w:val="Tijeloteksta"/>
+              <w:spacing w:before="40" w:after="40"/>
+              <w:ind w:left="0"/>
+              <w:rPr>
+                <w:lang w:val="hr-HR"/>
+              </w:rPr>
+            </w:pPr>
+            <w:r>
+              <w:rPr>
+                <w:sz w:val="18"/>
+                <w:szCs w:val="18"/>
+                <w:lang w:val="hr-HR"/>
+              </w:rPr>
+              <w:t>ESP32 DevKit V1</w:t>
             </w:r>
           </w:p>
         </w:tc>
@@ -3723,7 +4186,7 @@
           </w:tcPr>
           <w:p>
             <w:pPr>
-              <w:pStyle w:val="BodyText"/>
+              <w:pStyle w:val="Tijeloteksta"/>
               <w:spacing w:before="40" w:after="40"/>
               <w:ind w:left="0"/>
               <w:jc w:val="center"/>
@@ -3737,7 +4200,7 @@
                 <w:szCs w:val="18"/>
                 <w:lang w:val="hr-HR"/>
               </w:rPr>
-              <w:t xml:space="preserve">2 (+1)</w:t>
+              <w:t>2 (+1)</w:t>
             </w:r>
           </w:p>
         </w:tc>
@@ -3748,7 +4211,7 @@
           </w:tcPr>
           <w:p>
             <w:pPr>
-              <w:pStyle w:val="BodyText"/>
+              <w:pStyle w:val="Tijeloteksta"/>
               <w:spacing w:before="40" w:after="40"/>
               <w:ind w:left="0"/>
               <w:jc w:val="center"/>
@@ -3762,7 +4225,7 @@
                 <w:szCs w:val="18"/>
                 <w:lang w:val="hr-HR"/>
               </w:rPr>
-              <w:t xml:space="preserve">nabaviti</w:t>
+              <w:t>nabaviti</w:t>
             </w:r>
           </w:p>
         </w:tc>
@@ -3773,20 +4236,20 @@
           </w:tcPr>
           <w:p>
             <w:pPr>
-              <w:pStyle w:val="BodyText"/>
-              <w:spacing w:before="40" w:after="40"/>
-              <w:ind w:left="0"/>
-              <w:rPr>
-                <w:lang w:val="hr-HR"/>
-              </w:rPr>
-            </w:pPr>
-            <w:r>
-              <w:rPr>
-                <w:sz w:val="18"/>
-                <w:szCs w:val="18"/>
-                <w:lang w:val="hr-HR"/>
-              </w:rPr>
-              <w:t xml:space="preserve">čvor senzora i čvor rampi</w:t>
+              <w:pStyle w:val="Tijeloteksta"/>
+              <w:spacing w:before="40" w:after="40"/>
+              <w:ind w:left="0"/>
+              <w:rPr>
+                <w:lang w:val="hr-HR"/>
+              </w:rPr>
+            </w:pPr>
+            <w:r>
+              <w:rPr>
+                <w:sz w:val="18"/>
+                <w:szCs w:val="18"/>
+                <w:lang w:val="hr-HR"/>
+              </w:rPr>
+              <w:t>čvor senzora i čvor rampi</w:t>
             </w:r>
           </w:p>
         </w:tc>
@@ -3803,20 +4266,20 @@
           </w:tcPr>
           <w:p>
             <w:pPr>
-              <w:pStyle w:val="BodyText"/>
-              <w:spacing w:before="40" w:after="40"/>
-              <w:ind w:left="0"/>
-              <w:rPr>
-                <w:lang w:val="hr-HR"/>
-              </w:rPr>
-            </w:pPr>
-            <w:r>
-              <w:rPr>
-                <w:sz w:val="18"/>
-                <w:szCs w:val="18"/>
-                <w:lang w:val="hr-HR"/>
-              </w:rPr>
-              <w:t xml:space="preserve">HC-SR04, SG90 servo, FC-51 IR senzor</w:t>
+              <w:pStyle w:val="Tijeloteksta"/>
+              <w:spacing w:before="40" w:after="40"/>
+              <w:ind w:left="0"/>
+              <w:rPr>
+                <w:lang w:val="hr-HR"/>
+              </w:rPr>
+            </w:pPr>
+            <w:r>
+              <w:rPr>
+                <w:sz w:val="18"/>
+                <w:szCs w:val="18"/>
+                <w:lang w:val="hr-HR"/>
+              </w:rPr>
+              <w:t>HC-SR04, SG90 servo, FC-51 IR senzor</w:t>
             </w:r>
           </w:p>
         </w:tc>
@@ -3827,7 +4290,7 @@
           </w:tcPr>
           <w:p>
             <w:pPr>
-              <w:pStyle w:val="BodyText"/>
+              <w:pStyle w:val="Tijeloteksta"/>
               <w:spacing w:before="40" w:after="40"/>
               <w:ind w:left="0"/>
               <w:jc w:val="center"/>
@@ -3841,7 +4304,7 @@
                 <w:szCs w:val="18"/>
                 <w:lang w:val="hr-HR"/>
               </w:rPr>
-              <w:t xml:space="preserve">6 / 2 / 2 (+rezerva)</w:t>
+              <w:t>6 / 2 / 2 (+rezerva)</w:t>
             </w:r>
           </w:p>
         </w:tc>
@@ -3852,7 +4315,7 @@
           </w:tcPr>
           <w:p>
             <w:pPr>
-              <w:pStyle w:val="BodyText"/>
+              <w:pStyle w:val="Tijeloteksta"/>
               <w:spacing w:before="40" w:after="40"/>
               <w:ind w:left="0"/>
               <w:jc w:val="center"/>
@@ -3866,7 +4329,7 @@
                 <w:szCs w:val="18"/>
                 <w:lang w:val="hr-HR"/>
               </w:rPr>
-              <w:t xml:space="preserve">nabaviti</w:t>
+              <w:t>nabaviti</w:t>
             </w:r>
           </w:p>
         </w:tc>
@@ -3877,20 +4340,20 @@
           </w:tcPr>
           <w:p>
             <w:pPr>
-              <w:pStyle w:val="BodyText"/>
-              <w:spacing w:before="40" w:after="40"/>
-              <w:ind w:left="0"/>
-              <w:rPr>
-                <w:lang w:val="hr-HR"/>
-              </w:rPr>
-            </w:pPr>
-            <w:r>
-              <w:rPr>
-                <w:sz w:val="18"/>
-                <w:szCs w:val="18"/>
-                <w:lang w:val="hr-HR"/>
-              </w:rPr>
-              <w:t xml:space="preserve">zauzetost mjesta, rampe, vozilo na crti rampe</w:t>
+              <w:pStyle w:val="Tijeloteksta"/>
+              <w:spacing w:before="40" w:after="40"/>
+              <w:ind w:left="0"/>
+              <w:rPr>
+                <w:lang w:val="hr-HR"/>
+              </w:rPr>
+            </w:pPr>
+            <w:r>
+              <w:rPr>
+                <w:sz w:val="18"/>
+                <w:szCs w:val="18"/>
+                <w:lang w:val="hr-HR"/>
+              </w:rPr>
+              <w:t>zauzetost mjesta, rampe, vozilo na crti rampe</w:t>
             </w:r>
           </w:p>
         </w:tc>
@@ -3907,20 +4370,20 @@
           </w:tcPr>
           <w:p>
             <w:pPr>
-              <w:pStyle w:val="BodyText"/>
-              <w:spacing w:before="40" w:after="40"/>
-              <w:ind w:left="0"/>
-              <w:rPr>
-                <w:lang w:val="hr-HR"/>
-              </w:rPr>
-            </w:pPr>
-            <w:r>
-              <w:rPr>
-                <w:sz w:val="18"/>
-                <w:szCs w:val="18"/>
-                <w:lang w:val="hr-HR"/>
-              </w:rPr>
-              <w:t xml:space="preserve">Napajanje 5 V / 4 A, ožičenje, sitni dijelovi</w:t>
+              <w:pStyle w:val="Tijeloteksta"/>
+              <w:spacing w:before="40" w:after="40"/>
+              <w:ind w:left="0"/>
+              <w:rPr>
+                <w:lang w:val="hr-HR"/>
+              </w:rPr>
+            </w:pPr>
+            <w:r>
+              <w:rPr>
+                <w:sz w:val="18"/>
+                <w:szCs w:val="18"/>
+                <w:lang w:val="hr-HR"/>
+              </w:rPr>
+              <w:t>Napajanje 5 V / 4 A, ožičenje, sitni dijelovi</w:t>
             </w:r>
           </w:p>
         </w:tc>
@@ -3931,7 +4394,7 @@
           </w:tcPr>
           <w:p>
             <w:pPr>
-              <w:pStyle w:val="BodyText"/>
+              <w:pStyle w:val="Tijeloteksta"/>
               <w:spacing w:before="40" w:after="40"/>
               <w:ind w:left="0"/>
               <w:jc w:val="center"/>
@@ -3945,7 +4408,7 @@
                 <w:szCs w:val="18"/>
                 <w:lang w:val="hr-HR"/>
               </w:rPr>
-              <w:t xml:space="preserve">komplet</w:t>
+              <w:t>komplet</w:t>
             </w:r>
           </w:p>
         </w:tc>
@@ -3956,7 +4419,7 @@
           </w:tcPr>
           <w:p>
             <w:pPr>
-              <w:pStyle w:val="BodyText"/>
+              <w:pStyle w:val="Tijeloteksta"/>
               <w:spacing w:before="40" w:after="40"/>
               <w:ind w:left="0"/>
               <w:jc w:val="center"/>
@@ -3970,7 +4433,7 @@
                 <w:szCs w:val="18"/>
                 <w:lang w:val="hr-HR"/>
               </w:rPr>
-              <w:t xml:space="preserve">nabaviti</w:t>
+              <w:t>nabaviti</w:t>
             </w:r>
           </w:p>
         </w:tc>
@@ -3981,20 +4444,20 @@
           </w:tcPr>
           <w:p>
             <w:pPr>
-              <w:pStyle w:val="BodyText"/>
-              <w:spacing w:before="40" w:after="40"/>
-              <w:ind w:left="0"/>
-              <w:rPr>
-                <w:lang w:val="hr-HR"/>
-              </w:rPr>
-            </w:pPr>
-            <w:r>
-              <w:rPr>
-                <w:sz w:val="18"/>
-                <w:szCs w:val="18"/>
-                <w:lang w:val="hr-HR"/>
-              </w:rPr>
-              <w:t xml:space="preserve">napajanje makete, djelitelji napona, LED</w:t>
+              <w:pStyle w:val="Tijeloteksta"/>
+              <w:spacing w:before="40" w:after="40"/>
+              <w:ind w:left="0"/>
+              <w:rPr>
+                <w:lang w:val="hr-HR"/>
+              </w:rPr>
+            </w:pPr>
+            <w:r>
+              <w:rPr>
+                <w:sz w:val="18"/>
+                <w:szCs w:val="18"/>
+                <w:lang w:val="hr-HR"/>
+              </w:rPr>
+              <w:t>napajanje makete, djelitelji napona, LED</w:t>
             </w:r>
           </w:p>
         </w:tc>
@@ -4011,20 +4474,20 @@
           </w:tcPr>
           <w:p>
             <w:pPr>
-              <w:pStyle w:val="BodyText"/>
-              <w:spacing w:before="40" w:after="40"/>
-              <w:ind w:left="0"/>
-              <w:rPr>
-                <w:lang w:val="hr-HR"/>
-              </w:rPr>
-            </w:pPr>
-            <w:r>
-              <w:rPr>
-                <w:sz w:val="18"/>
-                <w:szCs w:val="18"/>
-                <w:lang w:val="hr-HR"/>
-              </w:rPr>
-              <w:t xml:space="preserve">Materijal makete (Forex, letvice, PLA, autići 1:24)</w:t>
+              <w:pStyle w:val="Tijeloteksta"/>
+              <w:spacing w:before="40" w:after="40"/>
+              <w:ind w:left="0"/>
+              <w:rPr>
+                <w:lang w:val="hr-HR"/>
+              </w:rPr>
+            </w:pPr>
+            <w:r>
+              <w:rPr>
+                <w:sz w:val="18"/>
+                <w:szCs w:val="18"/>
+                <w:lang w:val="hr-HR"/>
+              </w:rPr>
+              <w:t>Materijal makete (Forex, letvice, PLA, autići 1:24)</w:t>
             </w:r>
           </w:p>
         </w:tc>
@@ -4035,7 +4498,7 @@
           </w:tcPr>
           <w:p>
             <w:pPr>
-              <w:pStyle w:val="BodyText"/>
+              <w:pStyle w:val="Tijeloteksta"/>
               <w:spacing w:before="40" w:after="40"/>
               <w:ind w:left="0"/>
               <w:jc w:val="center"/>
@@ -4049,7 +4512,7 @@
                 <w:szCs w:val="18"/>
                 <w:lang w:val="hr-HR"/>
               </w:rPr>
-              <w:t xml:space="preserve">komplet</w:t>
+              <w:t>komplet</w:t>
             </w:r>
           </w:p>
         </w:tc>
@@ -4060,7 +4523,7 @@
           </w:tcPr>
           <w:p>
             <w:pPr>
-              <w:pStyle w:val="BodyText"/>
+              <w:pStyle w:val="Tijeloteksta"/>
               <w:spacing w:before="40" w:after="40"/>
               <w:ind w:left="0"/>
               <w:jc w:val="center"/>
@@ -4074,7 +4537,7 @@
                 <w:szCs w:val="18"/>
                 <w:lang w:val="hr-HR"/>
               </w:rPr>
-              <w:t xml:space="preserve">nabaviti</w:t>
+              <w:t>nabaviti</w:t>
             </w:r>
           </w:p>
         </w:tc>
@@ -4085,20 +4548,20 @@
           </w:tcPr>
           <w:p>
             <w:pPr>
-              <w:pStyle w:val="BodyText"/>
-              <w:spacing w:before="40" w:after="40"/>
-              <w:ind w:left="0"/>
-              <w:rPr>
-                <w:lang w:val="hr-HR"/>
-              </w:rPr>
-            </w:pPr>
-            <w:r>
-              <w:rPr>
-                <w:sz w:val="18"/>
-                <w:szCs w:val="18"/>
-                <w:lang w:val="hr-HR"/>
-              </w:rPr>
-              <w:t xml:space="preserve">baza, mostovi, nosači, vozila za demo</w:t>
+              <w:pStyle w:val="Tijeloteksta"/>
+              <w:spacing w:before="40" w:after="40"/>
+              <w:ind w:left="0"/>
+              <w:rPr>
+                <w:lang w:val="hr-HR"/>
+              </w:rPr>
+            </w:pPr>
+            <w:r>
+              <w:rPr>
+                <w:sz w:val="18"/>
+                <w:szCs w:val="18"/>
+                <w:lang w:val="hr-HR"/>
+              </w:rPr>
+              <w:t>baza, mostovi, nosači, vozila za demo</w:t>
             </w:r>
           </w:p>
         </w:tc>
@@ -4115,20 +4578,20 @@
           </w:tcPr>
           <w:p>
             <w:pPr>
-              <w:pStyle w:val="BodyText"/>
-              <w:spacing w:before="40" w:after="40"/>
-              <w:ind w:left="0"/>
-              <w:rPr>
-                <w:lang w:val="hr-HR"/>
-              </w:rPr>
-            </w:pPr>
-            <w:r>
-              <w:rPr>
-                <w:sz w:val="18"/>
-                <w:szCs w:val="18"/>
-                <w:lang w:val="hr-HR"/>
-              </w:rPr>
-              <w:t xml:space="preserve">Putni Wi-Fi router</w:t>
+              <w:pStyle w:val="Tijeloteksta"/>
+              <w:spacing w:before="40" w:after="40"/>
+              <w:ind w:left="0"/>
+              <w:rPr>
+                <w:lang w:val="hr-HR"/>
+              </w:rPr>
+            </w:pPr>
+            <w:r>
+              <w:rPr>
+                <w:sz w:val="18"/>
+                <w:szCs w:val="18"/>
+                <w:lang w:val="hr-HR"/>
+              </w:rPr>
+              <w:t>Putni Wi-Fi router</w:t>
             </w:r>
           </w:p>
         </w:tc>
@@ -4139,7 +4602,7 @@
           </w:tcPr>
           <w:p>
             <w:pPr>
-              <w:pStyle w:val="BodyText"/>
+              <w:pStyle w:val="Tijeloteksta"/>
               <w:spacing w:before="40" w:after="40"/>
               <w:ind w:left="0"/>
               <w:jc w:val="center"/>
@@ -4153,7 +4616,7 @@
                 <w:szCs w:val="18"/>
                 <w:lang w:val="hr-HR"/>
               </w:rPr>
-              <w:t xml:space="preserve">1</w:t>
+              <w:t>1</w:t>
             </w:r>
           </w:p>
         </w:tc>
@@ -4164,7 +4627,7 @@
           </w:tcPr>
           <w:p>
             <w:pPr>
-              <w:pStyle w:val="BodyText"/>
+              <w:pStyle w:val="Tijeloteksta"/>
               <w:spacing w:before="40" w:after="40"/>
               <w:ind w:left="0"/>
               <w:jc w:val="center"/>
@@ -4178,7 +4641,7 @@
                 <w:szCs w:val="18"/>
                 <w:lang w:val="hr-HR"/>
               </w:rPr>
-              <w:t xml:space="preserve">opcionalno</w:t>
+              <w:t>opcionalno</w:t>
             </w:r>
           </w:p>
         </w:tc>
@@ -4189,20 +4652,20 @@
           </w:tcPr>
           <w:p>
             <w:pPr>
-              <w:pStyle w:val="BodyText"/>
-              <w:spacing w:before="40" w:after="40"/>
-              <w:ind w:left="0"/>
-              <w:rPr>
-                <w:lang w:val="hr-HR"/>
-              </w:rPr>
-            </w:pPr>
-            <w:r>
-              <w:rPr>
-                <w:sz w:val="18"/>
-                <w:szCs w:val="18"/>
-                <w:lang w:val="hr-HR"/>
-              </w:rPr>
-              <w:t xml:space="preserve">vlastita mreža makete (rizik R-07)</w:t>
+              <w:pStyle w:val="Tijeloteksta"/>
+              <w:spacing w:before="40" w:after="40"/>
+              <w:ind w:left="0"/>
+              <w:rPr>
+                <w:lang w:val="hr-HR"/>
+              </w:rPr>
+            </w:pPr>
+            <w:r>
+              <w:rPr>
+                <w:sz w:val="18"/>
+                <w:szCs w:val="18"/>
+                <w:lang w:val="hr-HR"/>
+              </w:rPr>
+              <w:t>vlastita mreža makete (rizik R-07)</w:t>
             </w:r>
           </w:p>
         </w:tc>
@@ -4219,20 +4682,20 @@
           </w:tcPr>
           <w:p>
             <w:pPr>
-              <w:pStyle w:val="BodyText"/>
-              <w:spacing w:before="40" w:after="40"/>
-              <w:ind w:left="0"/>
-              <w:rPr>
-                <w:lang w:val="hr-HR"/>
-              </w:rPr>
-            </w:pPr>
-            <w:r>
-              <w:rPr>
-                <w:sz w:val="18"/>
-                <w:szCs w:val="18"/>
-                <w:lang w:val="hr-HR"/>
-              </w:rPr>
-              <w:t xml:space="preserve">3D pisač</w:t>
+              <w:pStyle w:val="Tijeloteksta"/>
+              <w:spacing w:before="40" w:after="40"/>
+              <w:ind w:left="0"/>
+              <w:rPr>
+                <w:lang w:val="hr-HR"/>
+              </w:rPr>
+            </w:pPr>
+            <w:r>
+              <w:rPr>
+                <w:sz w:val="18"/>
+                <w:szCs w:val="18"/>
+                <w:lang w:val="hr-HR"/>
+              </w:rPr>
+              <w:t>3D pisač</w:t>
             </w:r>
           </w:p>
         </w:tc>
@@ -4243,7 +4706,7 @@
           </w:tcPr>
           <w:p>
             <w:pPr>
-              <w:pStyle w:val="BodyText"/>
+              <w:pStyle w:val="Tijeloteksta"/>
               <w:spacing w:before="40" w:after="40"/>
               <w:ind w:left="0"/>
               <w:jc w:val="center"/>
@@ -4257,7 +4720,7 @@
                 <w:szCs w:val="18"/>
                 <w:lang w:val="hr-HR"/>
               </w:rPr>
-              <w:t xml:space="preserve">–</w:t>
+              <w:t>–</w:t>
             </w:r>
           </w:p>
         </w:tc>
@@ -4268,7 +4731,7 @@
           </w:tcPr>
           <w:p>
             <w:pPr>
-              <w:pStyle w:val="BodyText"/>
+              <w:pStyle w:val="Tijeloteksta"/>
               <w:spacing w:before="40" w:after="40"/>
               <w:ind w:left="0"/>
               <w:jc w:val="center"/>
@@ -4283,7 +4746,7 @@
                 <w:highlight w:val="yellow"/>
                 <w:lang w:val="hr-HR"/>
               </w:rPr>
-              <w:t xml:space="preserve">&lt;provjeriti&gt;</w:t>
+              <w:t>&lt;provjeriti&gt;</w:t>
             </w:r>
           </w:p>
         </w:tc>
@@ -4294,20 +4757,20 @@
           </w:tcPr>
           <w:p>
             <w:pPr>
-              <w:pStyle w:val="BodyText"/>
-              <w:spacing w:before="40" w:after="40"/>
-              <w:ind w:left="0"/>
-              <w:rPr>
-                <w:lang w:val="hr-HR"/>
-              </w:rPr>
-            </w:pPr>
-            <w:r>
-              <w:rPr>
-                <w:sz w:val="18"/>
-                <w:szCs w:val="18"/>
-                <w:lang w:val="hr-HR"/>
-              </w:rPr>
-              <w:t xml:space="preserve">nosači senzora, kamere i rampi</w:t>
+              <w:pStyle w:val="Tijeloteksta"/>
+              <w:spacing w:before="40" w:after="40"/>
+              <w:ind w:left="0"/>
+              <w:rPr>
+                <w:lang w:val="hr-HR"/>
+              </w:rPr>
+            </w:pPr>
+            <w:r>
+              <w:rPr>
+                <w:sz w:val="18"/>
+                <w:szCs w:val="18"/>
+                <w:lang w:val="hr-HR"/>
+              </w:rPr>
+              <w:t>nosači senzora, kamere i rampi</w:t>
             </w:r>
           </w:p>
         </w:tc>
@@ -4324,20 +4787,20 @@
           </w:tcPr>
           <w:p>
             <w:pPr>
-              <w:pStyle w:val="BodyText"/>
-              <w:spacing w:before="40" w:after="40"/>
-              <w:ind w:left="0"/>
-              <w:rPr>
-                <w:lang w:val="hr-HR"/>
-              </w:rPr>
-            </w:pPr>
-            <w:r>
-              <w:rPr>
-                <w:sz w:val="18"/>
-                <w:szCs w:val="18"/>
-                <w:lang w:val="hr-HR"/>
-              </w:rPr>
-              <w:t xml:space="preserve">Softver: ThingsBoard CE, Mosquitto, Python, OpenCV, Tesseract, PlatformIO, OpenSCAD</w:t>
+              <w:pStyle w:val="Tijeloteksta"/>
+              <w:spacing w:before="40" w:after="40"/>
+              <w:ind w:left="0"/>
+              <w:rPr>
+                <w:lang w:val="hr-HR"/>
+              </w:rPr>
+            </w:pPr>
+            <w:r>
+              <w:rPr>
+                <w:sz w:val="18"/>
+                <w:szCs w:val="18"/>
+                <w:lang w:val="hr-HR"/>
+              </w:rPr>
+              <w:t>Softver: ThingsBoard CE, Mosquitto, Python, OpenCV, Tesseract, PlatformIO, OpenSCAD</w:t>
             </w:r>
           </w:p>
         </w:tc>
@@ -4348,7 +4811,7 @@
           </w:tcPr>
           <w:p>
             <w:pPr>
-              <w:pStyle w:val="BodyText"/>
+              <w:pStyle w:val="Tijeloteksta"/>
               <w:spacing w:before="40" w:after="40"/>
               <w:ind w:left="0"/>
               <w:jc w:val="center"/>
@@ -4362,7 +4825,7 @@
                 <w:szCs w:val="18"/>
                 <w:lang w:val="hr-HR"/>
               </w:rPr>
-              <w:t xml:space="preserve">–</w:t>
+              <w:t>–</w:t>
             </w:r>
           </w:p>
         </w:tc>
@@ -4373,7 +4836,7 @@
           </w:tcPr>
           <w:p>
             <w:pPr>
-              <w:pStyle w:val="BodyText"/>
+              <w:pStyle w:val="Tijeloteksta"/>
               <w:spacing w:before="40" w:after="40"/>
               <w:ind w:left="0"/>
               <w:jc w:val="center"/>
@@ -4387,7 +4850,7 @@
                 <w:szCs w:val="18"/>
                 <w:lang w:val="hr-HR"/>
               </w:rPr>
-              <w:t xml:space="preserve">besplatno</w:t>
+              <w:t>besplatno</w:t>
             </w:r>
           </w:p>
         </w:tc>
@@ -4398,20 +4861,20 @@
           </w:tcPr>
           <w:p>
             <w:pPr>
-              <w:pStyle w:val="BodyText"/>
-              <w:spacing w:before="40" w:after="40"/>
-              <w:ind w:left="0"/>
-              <w:rPr>
-                <w:lang w:val="hr-HR"/>
-              </w:rPr>
-            </w:pPr>
-            <w:r>
-              <w:rPr>
-                <w:sz w:val="18"/>
-                <w:szCs w:val="18"/>
-                <w:lang w:val="hr-HR"/>
-              </w:rPr>
-              <w:t xml:space="preserve">otvoreni kod</w:t>
+              <w:pStyle w:val="Tijeloteksta"/>
+              <w:spacing w:before="40" w:after="40"/>
+              <w:ind w:left="0"/>
+              <w:rPr>
+                <w:lang w:val="hr-HR"/>
+              </w:rPr>
+            </w:pPr>
+            <w:r>
+              <w:rPr>
+                <w:sz w:val="18"/>
+                <w:szCs w:val="18"/>
+                <w:lang w:val="hr-HR"/>
+              </w:rPr>
+              <w:t>otvoreni kod</w:t>
             </w:r>
           </w:p>
         </w:tc>
@@ -4428,20 +4891,20 @@
           </w:tcPr>
           <w:p>
             <w:pPr>
-              <w:pStyle w:val="BodyText"/>
-              <w:spacing w:before="40" w:after="40"/>
-              <w:ind w:left="0"/>
-              <w:rPr>
-                <w:lang w:val="hr-HR"/>
-              </w:rPr>
-            </w:pPr>
-            <w:r>
-              <w:rPr>
-                <w:sz w:val="18"/>
-                <w:szCs w:val="18"/>
-                <w:lang w:val="hr-HR"/>
-              </w:rPr>
-              <w:t xml:space="preserve">Razvojni alat za mobilnu aplikaciju (</w:t>
+              <w:pStyle w:val="Tijeloteksta"/>
+              <w:spacing w:before="40" w:after="40"/>
+              <w:ind w:left="0"/>
+              <w:rPr>
+                <w:lang w:val="hr-HR"/>
+              </w:rPr>
+            </w:pPr>
+            <w:r>
+              <w:rPr>
+                <w:sz w:val="18"/>
+                <w:szCs w:val="18"/>
+                <w:lang w:val="hr-HR"/>
+              </w:rPr>
+              <w:t>Razvojni alat za mobilnu aplikaciju (</w:t>
             </w:r>
             <w:r>
               <w:rPr>
@@ -4450,15 +4913,15 @@
                 <w:highlight w:val="yellow"/>
                 <w:lang w:val="hr-HR"/>
               </w:rPr>
-              <w:t xml:space="preserve">&lt;npr. Flutter ili React Native&gt;</w:t>
-            </w:r>
-            <w:r>
-              <w:rPr>
-                <w:sz w:val="18"/>
-                <w:szCs w:val="18"/>
-                <w:lang w:val="hr-HR"/>
-              </w:rPr>
-              <w:t xml:space="preserve">)</w:t>
+              <w:t>&lt;npr. Flutter ili React Native&gt;</w:t>
+            </w:r>
+            <w:r>
+              <w:rPr>
+                <w:sz w:val="18"/>
+                <w:szCs w:val="18"/>
+                <w:lang w:val="hr-HR"/>
+              </w:rPr>
+              <w:t>)</w:t>
             </w:r>
           </w:p>
         </w:tc>
@@ -4469,7 +4932,7 @@
           </w:tcPr>
           <w:p>
             <w:pPr>
-              <w:pStyle w:val="BodyText"/>
+              <w:pStyle w:val="Tijeloteksta"/>
               <w:spacing w:before="40" w:after="40"/>
               <w:ind w:left="0"/>
               <w:jc w:val="center"/>
@@ -4483,7 +4946,7 @@
                 <w:szCs w:val="18"/>
                 <w:lang w:val="hr-HR"/>
               </w:rPr>
-              <w:t xml:space="preserve">–</w:t>
+              <w:t>–</w:t>
             </w:r>
           </w:p>
         </w:tc>
@@ -4494,7 +4957,7 @@
           </w:tcPr>
           <w:p>
             <w:pPr>
-              <w:pStyle w:val="BodyText"/>
+              <w:pStyle w:val="Tijeloteksta"/>
               <w:spacing w:before="40" w:after="40"/>
               <w:ind w:left="0"/>
               <w:jc w:val="center"/>
@@ -4508,7 +4971,7 @@
                 <w:szCs w:val="18"/>
                 <w:lang w:val="hr-HR"/>
               </w:rPr>
-              <w:t xml:space="preserve">besplatno</w:t>
+              <w:t>besplatno</w:t>
             </w:r>
           </w:p>
         </w:tc>
@@ -4519,20 +4982,20 @@
           </w:tcPr>
           <w:p>
             <w:pPr>
-              <w:pStyle w:val="BodyText"/>
-              <w:spacing w:before="40" w:after="40"/>
-              <w:ind w:left="0"/>
-              <w:rPr>
-                <w:lang w:val="hr-HR"/>
-              </w:rPr>
-            </w:pPr>
-            <w:r>
-              <w:rPr>
-                <w:sz w:val="18"/>
-                <w:szCs w:val="18"/>
-                <w:lang w:val="hr-HR"/>
-              </w:rPr>
-              <w:t xml:space="preserve">Leo bira tehnologiju</w:t>
+              <w:pStyle w:val="Tijeloteksta"/>
+              <w:spacing w:before="40" w:after="40"/>
+              <w:ind w:left="0"/>
+              <w:rPr>
+                <w:lang w:val="hr-HR"/>
+              </w:rPr>
+            </w:pPr>
+            <w:r>
+              <w:rPr>
+                <w:sz w:val="18"/>
+                <w:szCs w:val="18"/>
+                <w:lang w:val="hr-HR"/>
+              </w:rPr>
+              <w:t>Leo bira tehnologiju</w:t>
             </w:r>
           </w:p>
         </w:tc>
@@ -4549,20 +5012,20 @@
           </w:tcPr>
           <w:p>
             <w:pPr>
-              <w:pStyle w:val="BodyText"/>
-              <w:spacing w:before="40" w:after="40"/>
-              <w:ind w:left="0"/>
-              <w:rPr>
-                <w:lang w:val="hr-HR"/>
-              </w:rPr>
-            </w:pPr>
-            <w:r>
-              <w:rPr>
-                <w:sz w:val="18"/>
-                <w:szCs w:val="18"/>
-                <w:lang w:val="hr-HR"/>
-              </w:rPr>
-              <w:t xml:space="preserve">GitHub repozitorij + GitHub Actions (CI)</w:t>
+              <w:pStyle w:val="Tijeloteksta"/>
+              <w:spacing w:before="40" w:after="40"/>
+              <w:ind w:left="0"/>
+              <w:rPr>
+                <w:lang w:val="hr-HR"/>
+              </w:rPr>
+            </w:pPr>
+            <w:r>
+              <w:rPr>
+                <w:sz w:val="18"/>
+                <w:szCs w:val="18"/>
+                <w:lang w:val="hr-HR"/>
+              </w:rPr>
+              <w:t>GitHub repozitorij + GitHub Actions (CI)</w:t>
             </w:r>
           </w:p>
         </w:tc>
@@ -4573,7 +5036,7 @@
           </w:tcPr>
           <w:p>
             <w:pPr>
-              <w:pStyle w:val="BodyText"/>
+              <w:pStyle w:val="Tijeloteksta"/>
               <w:spacing w:before="40" w:after="40"/>
               <w:ind w:left="0"/>
               <w:jc w:val="center"/>
@@ -4587,7 +5050,7 @@
                 <w:szCs w:val="18"/>
                 <w:lang w:val="hr-HR"/>
               </w:rPr>
-              <w:t xml:space="preserve">–</w:t>
+              <w:t>–</w:t>
             </w:r>
           </w:p>
         </w:tc>
@@ -4598,7 +5061,7 @@
           </w:tcPr>
           <w:p>
             <w:pPr>
-              <w:pStyle w:val="BodyText"/>
+              <w:pStyle w:val="Tijeloteksta"/>
               <w:spacing w:before="40" w:after="40"/>
               <w:ind w:left="0"/>
               <w:jc w:val="center"/>
@@ -4612,7 +5075,7 @@
                 <w:szCs w:val="18"/>
                 <w:lang w:val="hr-HR"/>
               </w:rPr>
-              <w:t xml:space="preserve">postavljeno</w:t>
+              <w:t>postavljeno</w:t>
             </w:r>
           </w:p>
         </w:tc>
@@ -4623,20 +5086,20 @@
           </w:tcPr>
           <w:p>
             <w:pPr>
-              <w:pStyle w:val="BodyText"/>
-              <w:spacing w:before="40" w:after="40"/>
-              <w:ind w:left="0"/>
-              <w:rPr>
-                <w:lang w:val="hr-HR"/>
-              </w:rPr>
-            </w:pPr>
-            <w:r>
-              <w:rPr>
-                <w:sz w:val="18"/>
-                <w:szCs w:val="18"/>
-                <w:lang w:val="hr-HR"/>
-              </w:rPr>
-              <w:t xml:space="preserve">kod, dokumentacija, automatski testovi</w:t>
+              <w:pStyle w:val="Tijeloteksta"/>
+              <w:spacing w:before="40" w:after="40"/>
+              <w:ind w:left="0"/>
+              <w:rPr>
+                <w:lang w:val="hr-HR"/>
+              </w:rPr>
+            </w:pPr>
+            <w:r>
+              <w:rPr>
+                <w:sz w:val="18"/>
+                <w:szCs w:val="18"/>
+                <w:lang w:val="hr-HR"/>
+              </w:rPr>
+              <w:t>kod, dokumentacija, automatski testovi</w:t>
             </w:r>
           </w:p>
         </w:tc>
@@ -4644,7 +5107,7 @@
     </w:tbl>
     <w:p>
       <w:pPr>
-        <w:pStyle w:val="BodyText"/>
+        <w:pStyle w:val="Tijeloteksta"/>
         <w:spacing w:before="120"/>
         <w:rPr>
           <w:lang w:val="hr-HR"/>
@@ -4661,7 +5124,7 @@
           <w:b/>
           <w:lang w:val="hr-HR"/>
         </w:rPr>
-        <w:t xml:space="preserve">≈ 229 €</w:t>
+        <w:t>≈ 229 €</w:t>
       </w:r>
       <w:r>
         <w:rPr>
@@ -4672,7 +5135,7 @@
     </w:p>
     <w:p>
       <w:pPr>
-        <w:pStyle w:val="Heading1"/>
+        <w:pStyle w:val="Naslov1"/>
         <w:rPr>
           <w:lang w:val="hr-HR"/>
         </w:rPr>
@@ -4682,34 +5145,32 @@
         <w:rPr>
           <w:lang w:val="hr-HR"/>
         </w:rPr>
-        <w:lastRenderedPageBreak/>
         <w:t>Glavni rizici</w:t>
       </w:r>
       <w:bookmarkEnd w:id="9"/>
     </w:p>
     <w:p>
       <w:pPr>
-        <w:pStyle w:val="BodyText"/>
-        <w:rPr>
-          <w:lang w:val="hr-HR"/>
-        </w:rPr>
-      </w:pPr>
-      <w:r>
-        <w:rPr>
-          <w:lang w:val="hr-HR"/>
-        </w:rPr>
-        <w:t xml:space="preserve">Rizici se vode u popisu rizika (vjerojatnost × utjecaj) i pregledavaju na svakom tjednom sastanku. Glavni rizici:</w:t>
-      </w:r>
-    </w:p>
-    <w:p>
-      <w:pPr>
-        <w:pStyle w:val="BodyText"/>
+        <w:pStyle w:val="Tijeloteksta"/>
+        <w:rPr>
+          <w:lang w:val="hr-HR"/>
+        </w:rPr>
+      </w:pPr>
+      <w:r>
+        <w:rPr>
+          <w:lang w:val="hr-HR"/>
+        </w:rPr>
+        <w:t>Rizici se vode u popisu rizika (vjerojatnost × utjecaj) i pregledavaju na svakom tjednom sastanku. Glavni rizici:</w:t>
+      </w:r>
+    </w:p>
+    <w:p>
+      <w:pPr>
+        <w:pStyle w:val="Tijeloteksta"/>
         <w:numPr>
           <w:ilvl w:val="0"/>
-          <w:numId w:val="90"/>
+          <w:numId w:val="8"/>
         </w:numPr>
         <w:spacing w:after="60"/>
-        <w:ind w:left="1080" w:hanging="360"/>
         <w:rPr>
           <w:lang w:val="hr-HR"/>
         </w:rPr>
@@ -4719,7 +5180,7 @@
           <w:b/>
           <w:lang w:val="hr-HR"/>
         </w:rPr>
-        <w:t xml:space="preserve">R-07 Wi-Fi na fakultetu</w:t>
+        <w:t>R-07 Wi-Fi na fakultetu</w:t>
       </w:r>
       <w:r>
         <w:rPr>
@@ -4730,13 +5191,12 @@
     </w:p>
     <w:p>
       <w:pPr>
-        <w:pStyle w:val="BodyText"/>
+        <w:pStyle w:val="Tijeloteksta"/>
         <w:numPr>
           <w:ilvl w:val="0"/>
-          <w:numId w:val="90"/>
+          <w:numId w:val="8"/>
         </w:numPr>
         <w:spacing w:after="60"/>
-        <w:ind w:left="1080" w:hanging="360"/>
         <w:rPr>
           <w:lang w:val="hr-HR"/>
         </w:rPr>
@@ -4746,7 +5206,7 @@
           <w:b/>
           <w:lang w:val="hr-HR"/>
         </w:rPr>
-        <w:t xml:space="preserve">R-01 OCR nepouzdan na stvarnim fotografijama</w:t>
+        <w:t>R-01 OCR nepouzdan na stvarnim fotografijama</w:t>
       </w:r>
       <w:r>
         <w:rPr>
@@ -4757,13 +5217,12 @@
     </w:p>
     <w:p>
       <w:pPr>
-        <w:pStyle w:val="BodyText"/>
+        <w:pStyle w:val="Tijeloteksta"/>
         <w:numPr>
           <w:ilvl w:val="0"/>
-          <w:numId w:val="90"/>
+          <w:numId w:val="8"/>
         </w:numPr>
         <w:spacing w:after="60"/>
-        <w:ind w:left="1080" w:hanging="360"/>
         <w:rPr>
           <w:lang w:val="hr-HR"/>
         </w:rPr>
@@ -4773,7 +5232,7 @@
           <w:b/>
           <w:lang w:val="hr-HR"/>
         </w:rPr>
-        <w:t xml:space="preserve">R-02 Kamera ne može izoštriti</w:t>
+        <w:t>R-02 Kamera ne može izoštriti</w:t>
       </w:r>
       <w:r>
         <w:rPr>
@@ -4786,24 +5245,23 @@
           <w:b/>
           <w:lang w:val="hr-HR"/>
         </w:rPr>
-        <w:t xml:space="preserve">R-03 ruka rampe zaklanja pločicu</w:t>
-      </w:r>
-      <w:r>
-        <w:rPr>
-          <w:lang w:val="hr-HR"/>
-        </w:rPr>
-        <w:t xml:space="preserve">.</w:t>
-      </w:r>
-    </w:p>
-    <w:p>
-      <w:pPr>
-        <w:pStyle w:val="BodyText"/>
+        <w:t>R-03 ruka rampe zaklanja pločicu</w:t>
+      </w:r>
+      <w:r>
+        <w:rPr>
+          <w:lang w:val="hr-HR"/>
+        </w:rPr>
+        <w:t>.</w:t>
+      </w:r>
+    </w:p>
+    <w:p>
+      <w:pPr>
+        <w:pStyle w:val="Tijeloteksta"/>
         <w:numPr>
           <w:ilvl w:val="0"/>
-          <w:numId w:val="90"/>
+          <w:numId w:val="8"/>
         </w:numPr>
         <w:spacing w:after="60"/>
-        <w:ind w:left="1080" w:hanging="360"/>
         <w:rPr>
           <w:lang w:val="hr-HR"/>
         </w:rPr>
@@ -4813,7 +5271,7 @@
           <w:b/>
           <w:lang w:val="hr-HR"/>
         </w:rPr>
-        <w:t xml:space="preserve">R-05 Napon 5 V na ECHO izlazu</w:t>
+        <w:t>R-05 Napon 5 V na ECHO izlazu</w:t>
       </w:r>
       <w:r>
         <w:rPr>
@@ -4826,7 +5284,7 @@
           <w:b/>
           <w:lang w:val="hr-HR"/>
         </w:rPr>
-        <w:t xml:space="preserve">R-06 servo resetira ESP32</w:t>
+        <w:t>R-06 servo resetira ESP32</w:t>
       </w:r>
       <w:r>
         <w:rPr>
@@ -4837,13 +5295,12 @@
     </w:p>
     <w:p>
       <w:pPr>
-        <w:pStyle w:val="BodyText"/>
+        <w:pStyle w:val="Tijeloteksta"/>
         <w:numPr>
           <w:ilvl w:val="0"/>
-          <w:numId w:val="90"/>
+          <w:numId w:val="8"/>
         </w:numPr>
         <w:spacing w:after="60"/>
-        <w:ind w:left="1080" w:hanging="360"/>
         <w:rPr>
           <w:lang w:val="hr-HR"/>
         </w:rPr>
@@ -4853,7 +5310,7 @@
           <w:b/>
           <w:lang w:val="hr-HR"/>
         </w:rPr>
-        <w:t xml:space="preserve">R-04 Jeke HC-SR04</w:t>
+        <w:t>R-04 Jeke HC-SR04</w:t>
       </w:r>
       <w:r>
         <w:rPr>
@@ -4864,13 +5321,12 @@
     </w:p>
     <w:p>
       <w:pPr>
-        <w:pStyle w:val="BodyText"/>
+        <w:pStyle w:val="Tijeloteksta"/>
         <w:numPr>
           <w:ilvl w:val="0"/>
-          <w:numId w:val="90"/>
+          <w:numId w:val="8"/>
         </w:numPr>
         <w:spacing w:after="60"/>
-        <w:ind w:left="1080" w:hanging="360"/>
         <w:rPr>
           <w:lang w:val="hr-HR"/>
         </w:rPr>
@@ -4880,7 +5336,7 @@
           <w:b/>
           <w:lang w:val="hr-HR"/>
         </w:rPr>
-        <w:t xml:space="preserve">R-10 Integracija ostavljena za kraj</w:t>
+        <w:t>R-10 Integracija ostavljena za kraj</w:t>
       </w:r>
       <w:r>
         <w:rPr>
@@ -4891,13 +5347,12 @@
     </w:p>
     <w:p>
       <w:pPr>
-        <w:pStyle w:val="BodyText"/>
+        <w:pStyle w:val="Tijeloteksta"/>
         <w:numPr>
           <w:ilvl w:val="0"/>
-          <w:numId w:val="90"/>
+          <w:numId w:val="8"/>
         </w:numPr>
         <w:spacing w:after="60"/>
-        <w:ind w:left="1080" w:hanging="360"/>
         <w:rPr>
           <w:lang w:val="hr-HR"/>
         </w:rPr>
@@ -4907,7 +5362,7 @@
           <w:b/>
           <w:lang w:val="hr-HR"/>
         </w:rPr>
-        <w:t xml:space="preserve">R-11 Član tima nedostupan ili kasni</w:t>
+        <w:t>R-11 Član tima nedostupan ili kasni</w:t>
       </w:r>
       <w:r>
         <w:rPr>
@@ -4918,13 +5373,12 @@
     </w:p>
     <w:p>
       <w:pPr>
-        <w:pStyle w:val="BodyText"/>
+        <w:pStyle w:val="Tijeloteksta"/>
         <w:numPr>
           <w:ilvl w:val="0"/>
-          <w:numId w:val="90"/>
+          <w:numId w:val="8"/>
         </w:numPr>
         <w:spacing w:after="60"/>
-        <w:ind w:left="1080" w:hanging="360"/>
         <w:rPr>
           <w:lang w:val="hr-HR"/>
         </w:rPr>
@@ -4934,7 +5388,7 @@
           <w:b/>
           <w:lang w:val="hr-HR"/>
         </w:rPr>
-        <w:t xml:space="preserve">R-12 Kvar na dan demonstracije</w:t>
+        <w:t>R-12 Kvar na dan demonstracije</w:t>
       </w:r>
       <w:r>
         <w:rPr>
@@ -4945,13 +5399,12 @@
     </w:p>
     <w:p>
       <w:pPr>
-        <w:pStyle w:val="BodyText"/>
+        <w:pStyle w:val="Tijeloteksta"/>
         <w:numPr>
           <w:ilvl w:val="0"/>
-          <w:numId w:val="90"/>
+          <w:numId w:val="8"/>
         </w:numPr>
         <w:spacing w:after="60"/>
-        <w:ind w:left="1080" w:hanging="360"/>
         <w:rPr>
           <w:lang w:val="hr-HR"/>
         </w:rPr>
@@ -4961,7 +5414,7 @@
           <w:b/>
           <w:lang w:val="hr-HR"/>
         </w:rPr>
-        <w:t xml:space="preserve">R-13 Stvarne registracije</w:t>
+        <w:t>R-13 Stvarne registracije</w:t>
       </w:r>
       <w:r>
         <w:rPr>
@@ -4972,13 +5425,12 @@
     </w:p>
     <w:p>
       <w:pPr>
-        <w:pStyle w:val="BodyText"/>
+        <w:pStyle w:val="Tijeloteksta"/>
         <w:numPr>
           <w:ilvl w:val="0"/>
-          <w:numId w:val="90"/>
+          <w:numId w:val="8"/>
         </w:numPr>
         <w:spacing w:after="60"/>
-        <w:ind w:left="1080" w:hanging="360"/>
         <w:rPr>
           <w:lang w:val="hr-HR"/>
         </w:rPr>
@@ -4988,7 +5440,7 @@
           <w:b/>
           <w:lang w:val="hr-HR"/>
         </w:rPr>
-        <w:t xml:space="preserve">R-15 Mobilna aplikacija</w:t>
+        <w:t>R-15 Mobilna aplikacija</w:t>
       </w:r>
       <w:r>
         <w:rPr>
@@ -4999,13 +5451,12 @@
     </w:p>
     <w:p>
       <w:pPr>
-        <w:pStyle w:val="BodyText"/>
+        <w:pStyle w:val="Tijeloteksta"/>
         <w:numPr>
           <w:ilvl w:val="0"/>
-          <w:numId w:val="90"/>
+          <w:numId w:val="8"/>
         </w:numPr>
         <w:spacing w:after="60"/>
-        <w:ind w:left="1080" w:hanging="360"/>
         <w:rPr>
           <w:lang w:val="hr-HR"/>
         </w:rPr>
@@ -5015,7 +5466,7 @@
           <w:b/>
           <w:lang w:val="hr-HR"/>
         </w:rPr>
-        <w:t xml:space="preserve">R-16 Blagdani, kolokviji i ispiti</w:t>
+        <w:t>R-16 Blagdani, kolokviji i ispiti</w:t>
       </w:r>
       <w:r>
         <w:rPr>
@@ -5026,7 +5477,7 @@
     </w:p>
     <w:p>
       <w:pPr>
-        <w:pStyle w:val="BodyText"/>
+        <w:pStyle w:val="Tijeloteksta"/>
         <w:rPr>
           <w:lang w:val="hr-HR"/>
         </w:rPr>
@@ -5036,7 +5487,7 @@
           <w:b/>
           <w:lang w:val="hr-HR"/>
         </w:rPr>
-        <w:t xml:space="preserve">Posljedice neuspjeha:</w:t>
+        <w:t>Posljedice neuspjeha:</w:t>
       </w:r>
       <w:r>
         <w:rPr>
@@ -5047,7 +5498,7 @@
     </w:p>
     <w:p>
       <w:pPr>
-        <w:pStyle w:val="Heading1"/>
+        <w:pStyle w:val="Naslov1"/>
         <w:rPr>
           <w:lang w:val="hr-HR"/>
         </w:rPr>
@@ -5057,13 +5508,14 @@
         <w:rPr>
           <w:lang w:val="hr-HR"/>
         </w:rPr>
+        <w:lastRenderedPageBreak/>
         <w:t>Smanjivanje rizika</w:t>
       </w:r>
       <w:bookmarkEnd w:id="10"/>
     </w:p>
     <w:p>
       <w:pPr>
-        <w:pStyle w:val="BodyText"/>
+        <w:pStyle w:val="Tijeloteksta"/>
         <w:keepNext/>
         <w:rPr>
           <w:lang w:val="hr-HR"/>
@@ -5074,12 +5526,12 @@
           <w:b/>
           <w:lang w:val="hr-HR"/>
         </w:rPr>
-        <w:t xml:space="preserve">Tablica mjera za smanjivanje rizika</w:t>
+        <w:t>Tablica mjera za smanjivanje rizika</w:t>
       </w:r>
     </w:p>
     <w:tbl>
       <w:tblPr>
-        <w:tblStyle w:val="TableGrid"/>
+        <w:tblStyle w:val="Reetkatablice"/>
         <w:tblW w:w="9360" w:type="dxa"/>
         <w:jc w:val="center"/>
         <w:tblLayout w:type="fixed"/>
@@ -5102,7 +5554,7 @@
           </w:tcPr>
           <w:p>
             <w:pPr>
-              <w:pStyle w:val="BodyText"/>
+              <w:pStyle w:val="Tijeloteksta"/>
               <w:spacing w:before="40" w:after="40"/>
               <w:ind w:left="0"/>
               <w:jc w:val="center"/>
@@ -5117,7 +5569,7 @@
                 <w:szCs w:val="18"/>
                 <w:lang w:val="hr-HR"/>
               </w:rPr>
-              <w:t xml:space="preserve">Rizik</w:t>
+              <w:t>Rizik</w:t>
             </w:r>
           </w:p>
         </w:tc>
@@ -5128,7 +5580,7 @@
           </w:tcPr>
           <w:p>
             <w:pPr>
-              <w:pStyle w:val="BodyText"/>
+              <w:pStyle w:val="Tijeloteksta"/>
               <w:spacing w:before="40" w:after="40"/>
               <w:ind w:left="0"/>
               <w:jc w:val="center"/>
@@ -5143,7 +5595,7 @@
                 <w:szCs w:val="18"/>
                 <w:lang w:val="hr-HR"/>
               </w:rPr>
-              <w:t xml:space="preserve">Mjere</w:t>
+              <w:t>Mjere</w:t>
             </w:r>
           </w:p>
         </w:tc>
@@ -5160,20 +5612,20 @@
           </w:tcPr>
           <w:p>
             <w:pPr>
-              <w:pStyle w:val="BodyText"/>
-              <w:spacing w:before="40" w:after="40"/>
-              <w:ind w:left="0"/>
-              <w:rPr>
-                <w:lang w:val="hr-HR"/>
-              </w:rPr>
-            </w:pPr>
-            <w:r>
-              <w:rPr>
-                <w:sz w:val="18"/>
-                <w:szCs w:val="18"/>
-                <w:lang w:val="hr-HR"/>
-              </w:rPr>
-              <w:t xml:space="preserve">R-07 Wi-Fi na fakultetu</w:t>
+              <w:pStyle w:val="Tijeloteksta"/>
+              <w:spacing w:before="40" w:after="40"/>
+              <w:ind w:left="0"/>
+              <w:rPr>
+                <w:lang w:val="hr-HR"/>
+              </w:rPr>
+            </w:pPr>
+            <w:r>
+              <w:rPr>
+                <w:sz w:val="18"/>
+                <w:szCs w:val="18"/>
+                <w:lang w:val="hr-HR"/>
+              </w:rPr>
+              <w:t>R-07 Wi-Fi na fakultetu</w:t>
             </w:r>
           </w:p>
         </w:tc>
@@ -5184,20 +5636,20 @@
           </w:tcPr>
           <w:p>
             <w:pPr>
-              <w:pStyle w:val="BodyText"/>
-              <w:spacing w:before="40" w:after="40"/>
-              <w:ind w:left="0"/>
-              <w:rPr>
-                <w:lang w:val="hr-HR"/>
-              </w:rPr>
-            </w:pPr>
-            <w:r>
-              <w:rPr>
-                <w:sz w:val="18"/>
-                <w:szCs w:val="18"/>
-                <w:lang w:val="hr-HR"/>
-              </w:rPr>
-              <w:t xml:space="preserve">vlastiti putni router ili hotspot za maketu; Raspberry Pi kao pristupna točka; sve komponente u jednoj lokalnoj mreži</w:t>
+              <w:pStyle w:val="Tijeloteksta"/>
+              <w:spacing w:before="40" w:after="40"/>
+              <w:ind w:left="0"/>
+              <w:rPr>
+                <w:lang w:val="hr-HR"/>
+              </w:rPr>
+            </w:pPr>
+            <w:r>
+              <w:rPr>
+                <w:sz w:val="18"/>
+                <w:szCs w:val="18"/>
+                <w:lang w:val="hr-HR"/>
+              </w:rPr>
+              <w:t>vlastiti putni router ili hotspot za maketu; Raspberry Pi kao pristupna točka; sve komponente u jednoj lokalnoj mreži</w:t>
             </w:r>
           </w:p>
         </w:tc>
@@ -5214,20 +5666,20 @@
           </w:tcPr>
           <w:p>
             <w:pPr>
-              <w:pStyle w:val="BodyText"/>
-              <w:spacing w:before="40" w:after="40"/>
-              <w:ind w:left="0"/>
-              <w:rPr>
-                <w:lang w:val="hr-HR"/>
-              </w:rPr>
-            </w:pPr>
-            <w:r>
-              <w:rPr>
-                <w:sz w:val="18"/>
-                <w:szCs w:val="18"/>
-                <w:lang w:val="hr-HR"/>
-              </w:rPr>
-              <w:t xml:space="preserve">R-01 OCR na stvarnim slikama</w:t>
+              <w:pStyle w:val="Tijeloteksta"/>
+              <w:spacing w:before="40" w:after="40"/>
+              <w:ind w:left="0"/>
+              <w:rPr>
+                <w:lang w:val="hr-HR"/>
+              </w:rPr>
+            </w:pPr>
+            <w:r>
+              <w:rPr>
+                <w:sz w:val="18"/>
+                <w:szCs w:val="18"/>
+                <w:lang w:val="hr-HR"/>
+              </w:rPr>
+              <w:t>R-01 OCR na stvarnim slikama</w:t>
             </w:r>
           </w:p>
         </w:tc>
@@ -5238,20 +5690,20 @@
           </w:tcPr>
           <w:p>
             <w:pPr>
-              <w:pStyle w:val="BodyText"/>
-              <w:spacing w:before="40" w:after="40"/>
-              <w:ind w:left="0"/>
-              <w:rPr>
-                <w:lang w:val="hr-HR"/>
-              </w:rPr>
-            </w:pPr>
-            <w:r>
-              <w:rPr>
-                <w:sz w:val="18"/>
-                <w:szCs w:val="18"/>
-                <w:lang w:val="hr-HR"/>
-              </w:rPr>
-              <w:t xml:space="preserve">kontrolirano osvjetljenje, mat papir za pločice, graničnik kotača; dva OCR motora (predlošci + Tesseract) s glasanjem; do 3 slike i 3 pokušaja, zatim ručno odobrenje; mjerenje na stvarnim slikama već u 1.–2. tjednu</w:t>
+              <w:pStyle w:val="Tijeloteksta"/>
+              <w:spacing w:before="40" w:after="40"/>
+              <w:ind w:left="0"/>
+              <w:rPr>
+                <w:lang w:val="hr-HR"/>
+              </w:rPr>
+            </w:pPr>
+            <w:r>
+              <w:rPr>
+                <w:sz w:val="18"/>
+                <w:szCs w:val="18"/>
+                <w:lang w:val="hr-HR"/>
+              </w:rPr>
+              <w:t>kontrolirano osvjetljenje, mat papir za pločice, graničnik kotača; dva OCR motora (predlošci + Tesseract) s glasanjem; do 3 slike i 3 pokušaja, zatim ručno odobrenje; mjerenje na stvarnim slikama već u 1.–2. tjednu</w:t>
             </w:r>
           </w:p>
         </w:tc>
@@ -5268,20 +5720,20 @@
           </w:tcPr>
           <w:p>
             <w:pPr>
-              <w:pStyle w:val="BodyText"/>
-              <w:spacing w:before="40" w:after="40"/>
-              <w:ind w:left="0"/>
-              <w:rPr>
-                <w:lang w:val="hr-HR"/>
-              </w:rPr>
-            </w:pPr>
-            <w:r>
-              <w:rPr>
-                <w:sz w:val="18"/>
-                <w:szCs w:val="18"/>
-                <w:lang w:val="hr-HR"/>
-              </w:rPr>
-              <w:t xml:space="preserve">R-02 / R-03 Kamera i rampa</w:t>
+              <w:pStyle w:val="Tijeloteksta"/>
+              <w:spacing w:before="40" w:after="40"/>
+              <w:ind w:left="0"/>
+              <w:rPr>
+                <w:lang w:val="hr-HR"/>
+              </w:rPr>
+            </w:pPr>
+            <w:r>
+              <w:rPr>
+                <w:sz w:val="18"/>
+                <w:szCs w:val="18"/>
+                <w:lang w:val="hr-HR"/>
+              </w:rPr>
+              <w:t>R-02 / R-03 Kamera i rampa</w:t>
             </w:r>
           </w:p>
         </w:tc>
@@ -5292,20 +5744,20 @@
           </w:tcPr>
           <w:p>
             <w:pPr>
-              <w:pStyle w:val="BodyText"/>
-              <w:spacing w:before="40" w:after="40"/>
-              <w:ind w:left="0"/>
-              <w:rPr>
-                <w:lang w:val="hr-HR"/>
-              </w:rPr>
-            </w:pPr>
-            <w:r>
-              <w:rPr>
-                <w:sz w:val="18"/>
-                <w:szCs w:val="18"/>
-                <w:lang w:val="hr-HR"/>
-              </w:rPr>
-              <w:t xml:space="preserve">provjera minimalnog fokusa u 1. tjednu, udaljenost ≥ 20 cm; geometrija postava iz kalkulatora kamere; ruka rampe na 50–58 mm</w:t>
+              <w:pStyle w:val="Tijeloteksta"/>
+              <w:spacing w:before="40" w:after="40"/>
+              <w:ind w:left="0"/>
+              <w:rPr>
+                <w:lang w:val="hr-HR"/>
+              </w:rPr>
+            </w:pPr>
+            <w:r>
+              <w:rPr>
+                <w:sz w:val="18"/>
+                <w:szCs w:val="18"/>
+                <w:lang w:val="hr-HR"/>
+              </w:rPr>
+              <w:t>provjera minimalnog fokusa u 1. tjednu, udaljenost ≥ 20 cm; geometrija postava iz kalkulatora kamere; ruka rampe na 50–58 mm</w:t>
             </w:r>
           </w:p>
         </w:tc>
@@ -5322,20 +5774,20 @@
           </w:tcPr>
           <w:p>
             <w:pPr>
-              <w:pStyle w:val="BodyText"/>
-              <w:spacing w:before="40" w:after="40"/>
-              <w:ind w:left="0"/>
-              <w:rPr>
-                <w:lang w:val="hr-HR"/>
-              </w:rPr>
-            </w:pPr>
-            <w:r>
-              <w:rPr>
-                <w:sz w:val="18"/>
-                <w:szCs w:val="18"/>
-                <w:lang w:val="hr-HR"/>
-              </w:rPr>
-              <w:t xml:space="preserve">R-05 / R-06 Električni rizici</w:t>
+              <w:pStyle w:val="Tijeloteksta"/>
+              <w:spacing w:before="40" w:after="40"/>
+              <w:ind w:left="0"/>
+              <w:rPr>
+                <w:lang w:val="hr-HR"/>
+              </w:rPr>
+            </w:pPr>
+            <w:r>
+              <w:rPr>
+                <w:sz w:val="18"/>
+                <w:szCs w:val="18"/>
+                <w:lang w:val="hr-HR"/>
+              </w:rPr>
+              <w:t>R-05 / R-06 Električni rizici</w:t>
             </w:r>
           </w:p>
         </w:tc>
@@ -5346,20 +5798,20 @@
           </w:tcPr>
           <w:p>
             <w:pPr>
-              <w:pStyle w:val="BodyText"/>
-              <w:spacing w:before="40" w:after="40"/>
-              <w:ind w:left="0"/>
-              <w:rPr>
-                <w:lang w:val="hr-HR"/>
-              </w:rPr>
-            </w:pPr>
-            <w:r>
-              <w:rPr>
-                <w:sz w:val="18"/>
-                <w:szCs w:val="18"/>
-                <w:lang w:val="hr-HR"/>
-              </w:rPr>
-              <w:t xml:space="preserve">djelitelj napona 1 kΩ / 2 kΩ na svakom ECHO, provjera multimetrom prije spajanja; servo na zasebnom 5 V napajanju, zajednička masa, kondenzator 470–1000 µF</w:t>
+              <w:pStyle w:val="Tijeloteksta"/>
+              <w:spacing w:before="40" w:after="40"/>
+              <w:ind w:left="0"/>
+              <w:rPr>
+                <w:lang w:val="hr-HR"/>
+              </w:rPr>
+            </w:pPr>
+            <w:r>
+              <w:rPr>
+                <w:sz w:val="18"/>
+                <w:szCs w:val="18"/>
+                <w:lang w:val="hr-HR"/>
+              </w:rPr>
+              <w:t>djelitelj napona 1 kΩ / 2 kΩ na svakom ECHO, provjera multimetrom prije spajanja; servo na zasebnom 5 V napajanju, zajednička masa, kondenzator 470–1000 µF</w:t>
             </w:r>
           </w:p>
         </w:tc>
@@ -5376,20 +5828,20 @@
           </w:tcPr>
           <w:p>
             <w:pPr>
-              <w:pStyle w:val="BodyText"/>
-              <w:spacing w:before="40" w:after="40"/>
-              <w:ind w:left="0"/>
-              <w:rPr>
-                <w:lang w:val="hr-HR"/>
-              </w:rPr>
-            </w:pPr>
-            <w:r>
-              <w:rPr>
-                <w:sz w:val="18"/>
-                <w:szCs w:val="18"/>
-                <w:lang w:val="hr-HR"/>
-              </w:rPr>
-              <w:t xml:space="preserve">R-04 Jeke HC-SR04</w:t>
+              <w:pStyle w:val="Tijeloteksta"/>
+              <w:spacing w:before="40" w:after="40"/>
+              <w:ind w:left="0"/>
+              <w:rPr>
+                <w:lang w:val="hr-HR"/>
+              </w:rPr>
+            </w:pPr>
+            <w:r>
+              <w:rPr>
+                <w:sz w:val="18"/>
+                <w:szCs w:val="18"/>
+                <w:lang w:val="hr-HR"/>
+              </w:rPr>
+              <w:t>R-04 Jeke HC-SR04</w:t>
             </w:r>
           </w:p>
         </w:tc>
@@ -5400,20 +5852,20 @@
           </w:tcPr>
           <w:p>
             <w:pPr>
-              <w:pStyle w:val="BodyText"/>
-              <w:spacing w:before="40" w:after="40"/>
-              <w:ind w:left="0"/>
-              <w:rPr>
-                <w:lang w:val="hr-HR"/>
-              </w:rPr>
-            </w:pPr>
-            <w:r>
-              <w:rPr>
-                <w:sz w:val="18"/>
-                <w:szCs w:val="18"/>
-                <w:lang w:val="hr-HR"/>
-              </w:rPr>
-              <w:t xml:space="preserve">senzor iznad mjesta okrenut prema dolje, kalibracija pragova, filtar s potvrdom stanja; rezerva: IR ili ToF senzor</w:t>
+              <w:pStyle w:val="Tijeloteksta"/>
+              <w:spacing w:before="40" w:after="40"/>
+              <w:ind w:left="0"/>
+              <w:rPr>
+                <w:lang w:val="hr-HR"/>
+              </w:rPr>
+            </w:pPr>
+            <w:r>
+              <w:rPr>
+                <w:sz w:val="18"/>
+                <w:szCs w:val="18"/>
+                <w:lang w:val="hr-HR"/>
+              </w:rPr>
+              <w:t>senzor iznad mjesta okrenut prema dolje, kalibracija pragova, filtar s potvrdom stanja; rezerva: IR ili ToF senzor</w:t>
             </w:r>
           </w:p>
         </w:tc>
@@ -5430,20 +5882,20 @@
           </w:tcPr>
           <w:p>
             <w:pPr>
-              <w:pStyle w:val="BodyText"/>
-              <w:spacing w:before="40" w:after="40"/>
-              <w:ind w:left="0"/>
-              <w:rPr>
-                <w:lang w:val="hr-HR"/>
-              </w:rPr>
-            </w:pPr>
-            <w:r>
-              <w:rPr>
-                <w:sz w:val="18"/>
-                <w:szCs w:val="18"/>
-                <w:lang w:val="hr-HR"/>
-              </w:rPr>
-              <w:t xml:space="preserve">R-10 Kasna integracija</w:t>
+              <w:pStyle w:val="Tijeloteksta"/>
+              <w:spacing w:before="40" w:after="40"/>
+              <w:ind w:left="0"/>
+              <w:rPr>
+                <w:lang w:val="hr-HR"/>
+              </w:rPr>
+            </w:pPr>
+            <w:r>
+              <w:rPr>
+                <w:sz w:val="18"/>
+                <w:szCs w:val="18"/>
+                <w:lang w:val="hr-HR"/>
+              </w:rPr>
+              <w:t>R-10 Kasna integracija</w:t>
             </w:r>
           </w:p>
         </w:tc>
@@ -5454,20 +5906,20 @@
           </w:tcPr>
           <w:p>
             <w:pPr>
-              <w:pStyle w:val="BodyText"/>
-              <w:spacing w:before="40" w:after="40"/>
-              <w:ind w:left="0"/>
-              <w:rPr>
-                <w:lang w:val="hr-HR"/>
-              </w:rPr>
-            </w:pPr>
-            <w:r>
-              <w:rPr>
-                <w:sz w:val="18"/>
-                <w:szCs w:val="18"/>
-                <w:lang w:val="hr-HR"/>
-              </w:rPr>
-              <w:t xml:space="preserve">simulatori svih podsustava od prvog dana, zajednički MQTT ugovor s JSON shemama, e2e test u CI-u, tjedni integracijski korak</w:t>
+              <w:pStyle w:val="Tijeloteksta"/>
+              <w:spacing w:before="40" w:after="40"/>
+              <w:ind w:left="0"/>
+              <w:rPr>
+                <w:lang w:val="hr-HR"/>
+              </w:rPr>
+            </w:pPr>
+            <w:r>
+              <w:rPr>
+                <w:sz w:val="18"/>
+                <w:szCs w:val="18"/>
+                <w:lang w:val="hr-HR"/>
+              </w:rPr>
+              <w:t>simulatori svih podsustava od prvog dana, zajednički MQTT ugovor s JSON shemama, e2e test u CI-u, tjedni integracijski korak</w:t>
             </w:r>
           </w:p>
         </w:tc>
@@ -5484,20 +5936,20 @@
           </w:tcPr>
           <w:p>
             <w:pPr>
-              <w:pStyle w:val="BodyText"/>
-              <w:spacing w:before="40" w:after="40"/>
-              <w:ind w:left="0"/>
-              <w:rPr>
-                <w:lang w:val="hr-HR"/>
-              </w:rPr>
-            </w:pPr>
-            <w:r>
-              <w:rPr>
-                <w:sz w:val="18"/>
-                <w:szCs w:val="18"/>
-                <w:lang w:val="hr-HR"/>
-              </w:rPr>
-              <w:t xml:space="preserve">R-11 Nedostupan član</w:t>
+              <w:pStyle w:val="Tijeloteksta"/>
+              <w:spacing w:before="40" w:after="40"/>
+              <w:ind w:left="0"/>
+              <w:rPr>
+                <w:lang w:val="hr-HR"/>
+              </w:rPr>
+            </w:pPr>
+            <w:r>
+              <w:rPr>
+                <w:sz w:val="18"/>
+                <w:szCs w:val="18"/>
+                <w:lang w:val="hr-HR"/>
+              </w:rPr>
+              <w:t>R-11 Nedostupan član</w:t>
             </w:r>
           </w:p>
         </w:tc>
@@ -5508,20 +5960,20 @@
           </w:tcPr>
           <w:p>
             <w:pPr>
-              <w:pStyle w:val="BodyText"/>
-              <w:spacing w:before="40" w:after="40"/>
-              <w:ind w:left="0"/>
-              <w:rPr>
-                <w:lang w:val="hr-HR"/>
-              </w:rPr>
-            </w:pPr>
-            <w:r>
-              <w:rPr>
-                <w:sz w:val="18"/>
-                <w:szCs w:val="18"/>
-                <w:lang w:val="hr-HR"/>
-              </w:rPr>
-              <w:t xml:space="preserve">svaki podsustav ima README, simulator i testove; parovi za zamjenu Toma↔Lovro, Luka↔Lukas, Sven↔Lukas, Leo↔Anja</w:t>
+              <w:pStyle w:val="Tijeloteksta"/>
+              <w:spacing w:before="40" w:after="40"/>
+              <w:ind w:left="0"/>
+              <w:rPr>
+                <w:lang w:val="hr-HR"/>
+              </w:rPr>
+            </w:pPr>
+            <w:r>
+              <w:rPr>
+                <w:sz w:val="18"/>
+                <w:szCs w:val="18"/>
+                <w:lang w:val="hr-HR"/>
+              </w:rPr>
+              <w:t>svaki podsustav ima README, simulator i testove; parovi za zamjenu Toma↔Lovro, Luka↔Lukas, Sven↔Lukas, Leo↔Anja</w:t>
             </w:r>
           </w:p>
         </w:tc>
@@ -5538,20 +5990,20 @@
           </w:tcPr>
           <w:p>
             <w:pPr>
-              <w:pStyle w:val="BodyText"/>
-              <w:spacing w:before="40" w:after="40"/>
-              <w:ind w:left="0"/>
-              <w:rPr>
-                <w:lang w:val="hr-HR"/>
-              </w:rPr>
-            </w:pPr>
-            <w:r>
-              <w:rPr>
-                <w:sz w:val="18"/>
-                <w:szCs w:val="18"/>
-                <w:lang w:val="hr-HR"/>
-              </w:rPr>
-              <w:t xml:space="preserve">R-12 Kvar na demonstraciji</w:t>
+              <w:pStyle w:val="Tijeloteksta"/>
+              <w:spacing w:before="40" w:after="40"/>
+              <w:ind w:left="0"/>
+              <w:rPr>
+                <w:lang w:val="hr-HR"/>
+              </w:rPr>
+            </w:pPr>
+            <w:r>
+              <w:rPr>
+                <w:sz w:val="18"/>
+                <w:szCs w:val="18"/>
+                <w:lang w:val="hr-HR"/>
+              </w:rPr>
+              <w:t>R-12 Kvar na demonstraciji</w:t>
             </w:r>
           </w:p>
         </w:tc>
@@ -5562,20 +6014,20 @@
           </w:tcPr>
           <w:p>
             <w:pPr>
-              <w:pStyle w:val="BodyText"/>
-              <w:spacing w:before="40" w:after="40"/>
-              <w:ind w:left="0"/>
-              <w:rPr>
-                <w:lang w:val="hr-HR"/>
-              </w:rPr>
-            </w:pPr>
-            <w:r>
-              <w:rPr>
-                <w:sz w:val="18"/>
-                <w:szCs w:val="18"/>
-                <w:lang w:val="hr-HR"/>
-              </w:rPr>
-              <w:t xml:space="preserve">rezervni video, rezervni ESP32 i kabeli, simulacija kao plan B, kontrolna lista i dvije generalne probe</w:t>
+              <w:pStyle w:val="Tijeloteksta"/>
+              <w:spacing w:before="40" w:after="40"/>
+              <w:ind w:left="0"/>
+              <w:rPr>
+                <w:lang w:val="hr-HR"/>
+              </w:rPr>
+            </w:pPr>
+            <w:r>
+              <w:rPr>
+                <w:sz w:val="18"/>
+                <w:szCs w:val="18"/>
+                <w:lang w:val="hr-HR"/>
+              </w:rPr>
+              <w:t>rezervni video, rezervni ESP32 i kabeli, simulacija kao plan B, kontrolna lista i dvije generalne probe</w:t>
             </w:r>
           </w:p>
         </w:tc>
@@ -5592,20 +6044,20 @@
           </w:tcPr>
           <w:p>
             <w:pPr>
-              <w:pStyle w:val="BodyText"/>
-              <w:spacing w:before="40" w:after="40"/>
-              <w:ind w:left="0"/>
-              <w:rPr>
-                <w:lang w:val="hr-HR"/>
-              </w:rPr>
-            </w:pPr>
-            <w:r>
-              <w:rPr>
-                <w:sz w:val="18"/>
-                <w:szCs w:val="18"/>
-                <w:lang w:val="hr-HR"/>
-              </w:rPr>
-              <w:t xml:space="preserve">R-13 Privatnost</w:t>
+              <w:pStyle w:val="Tijeloteksta"/>
+              <w:spacing w:before="40" w:after="40"/>
+              <w:ind w:left="0"/>
+              <w:rPr>
+                <w:lang w:val="hr-HR"/>
+              </w:rPr>
+            </w:pPr>
+            <w:r>
+              <w:rPr>
+                <w:sz w:val="18"/>
+                <w:szCs w:val="18"/>
+                <w:lang w:val="hr-HR"/>
+              </w:rPr>
+              <w:t>R-13 Privatnost</w:t>
             </w:r>
           </w:p>
         </w:tc>
@@ -5616,20 +6068,20 @@
           </w:tcPr>
           <w:p>
             <w:pPr>
-              <w:pStyle w:val="BodyText"/>
-              <w:spacing w:before="40" w:after="40"/>
-              <w:ind w:left="0"/>
-              <w:rPr>
-                <w:lang w:val="hr-HR"/>
-              </w:rPr>
-            </w:pPr>
-            <w:r>
-              <w:rPr>
-                <w:sz w:val="18"/>
-                <w:szCs w:val="18"/>
-                <w:lang w:val="hr-HR"/>
-              </w:rPr>
-              <w:t xml:space="preserve">samo generirane (izmišljene) pločice, stvarne slike izvan repozitorija (.gitignore), pregled svake izmjene (pull request)</w:t>
+              <w:pStyle w:val="Tijeloteksta"/>
+              <w:spacing w:before="40" w:after="40"/>
+              <w:ind w:left="0"/>
+              <w:rPr>
+                <w:lang w:val="hr-HR"/>
+              </w:rPr>
+            </w:pPr>
+            <w:r>
+              <w:rPr>
+                <w:sz w:val="18"/>
+                <w:szCs w:val="18"/>
+                <w:lang w:val="hr-HR"/>
+              </w:rPr>
+              <w:t>samo generirane (izmišljene) pločice, stvarne slike izvan repozitorija (.gitignore), pregled svake izmjene (pull request)</w:t>
             </w:r>
           </w:p>
         </w:tc>
@@ -5646,20 +6098,20 @@
           </w:tcPr>
           <w:p>
             <w:pPr>
-              <w:pStyle w:val="BodyText"/>
-              <w:spacing w:before="40" w:after="40"/>
-              <w:ind w:left="0"/>
-              <w:rPr>
-                <w:lang w:val="hr-HR"/>
-              </w:rPr>
-            </w:pPr>
-            <w:r>
-              <w:rPr>
-                <w:sz w:val="18"/>
-                <w:szCs w:val="18"/>
-                <w:lang w:val="hr-HR"/>
-              </w:rPr>
-              <w:t xml:space="preserve">R-15 Mobilna aplikacija</w:t>
+              <w:pStyle w:val="Tijeloteksta"/>
+              <w:spacing w:before="40" w:after="40"/>
+              <w:ind w:left="0"/>
+              <w:rPr>
+                <w:lang w:val="hr-HR"/>
+              </w:rPr>
+            </w:pPr>
+            <w:r>
+              <w:rPr>
+                <w:sz w:val="18"/>
+                <w:szCs w:val="18"/>
+                <w:lang w:val="hr-HR"/>
+              </w:rPr>
+              <w:t>R-15 Mobilna aplikacija</w:t>
             </w:r>
           </w:p>
         </w:tc>
@@ -5670,20 +6122,20 @@
           </w:tcPr>
           <w:p>
             <w:pPr>
-              <w:pStyle w:val="BodyText"/>
-              <w:spacing w:before="40" w:after="40"/>
-              <w:ind w:left="0"/>
-              <w:rPr>
-                <w:lang w:val="hr-HR"/>
-              </w:rPr>
-            </w:pPr>
-            <w:r>
-              <w:rPr>
-                <w:sz w:val="18"/>
-                <w:szCs w:val="18"/>
-                <w:lang w:val="hr-HR"/>
-              </w:rPr>
-              <w:t xml:space="preserve">aplikacija je dodatak: samo čita podatke iz ThingsBoarda (REST API, korisnik samo za čitanje), garaža nikad ne ovisi o njoj; prvo jedan ekran s ključnim brojkama (MVP do KT5), nakon KT6 samo popravci; analitički dashboard u ThingsBoardu ostaje rezerva</w:t>
+              <w:pStyle w:val="Tijeloteksta"/>
+              <w:spacing w:before="40" w:after="40"/>
+              <w:ind w:left="0"/>
+              <w:rPr>
+                <w:lang w:val="hr-HR"/>
+              </w:rPr>
+            </w:pPr>
+            <w:r>
+              <w:rPr>
+                <w:sz w:val="18"/>
+                <w:szCs w:val="18"/>
+                <w:lang w:val="hr-HR"/>
+              </w:rPr>
+              <w:t>aplikacija je dodatak: samo čita podatke iz ThingsBoarda (REST API, korisnik samo za čitanje), garaža nikad ne ovisi o njoj; prvo jedan ekran s ključnim brojkama (MVP do KT5), nakon KT6 samo popravci; analitički dashboard u ThingsBoardu ostaje rezerva</w:t>
             </w:r>
           </w:p>
         </w:tc>
@@ -5700,20 +6152,20 @@
           </w:tcPr>
           <w:p>
             <w:pPr>
-              <w:pStyle w:val="BodyText"/>
-              <w:spacing w:before="40" w:after="40"/>
-              <w:ind w:left="0"/>
-              <w:rPr>
-                <w:lang w:val="hr-HR"/>
-              </w:rPr>
-            </w:pPr>
-            <w:r>
-              <w:rPr>
-                <w:sz w:val="18"/>
-                <w:szCs w:val="18"/>
-                <w:lang w:val="hr-HR"/>
-              </w:rPr>
-              <w:t xml:space="preserve">R-16 Blagdani i ispiti</w:t>
+              <w:pStyle w:val="Tijeloteksta"/>
+              <w:spacing w:before="40" w:after="40"/>
+              <w:ind w:left="0"/>
+              <w:rPr>
+                <w:lang w:val="hr-HR"/>
+              </w:rPr>
+            </w:pPr>
+            <w:r>
+              <w:rPr>
+                <w:sz w:val="18"/>
+                <w:szCs w:val="18"/>
+                <w:lang w:val="hr-HR"/>
+              </w:rPr>
+              <w:t>R-16 Blagdani i ispiti</w:t>
             </w:r>
           </w:p>
         </w:tc>
@@ -5724,20 +6176,20 @@
           </w:tcPr>
           <w:p>
             <w:pPr>
-              <w:pStyle w:val="BodyText"/>
-              <w:spacing w:before="40" w:after="40"/>
-              <w:ind w:left="0"/>
-              <w:rPr>
-                <w:lang w:val="hr-HR"/>
-              </w:rPr>
-            </w:pPr>
-            <w:r>
-              <w:rPr>
-                <w:sz w:val="18"/>
-                <w:szCs w:val="18"/>
-                <w:lang w:val="hr-HR"/>
-              </w:rPr>
-              <w:t xml:space="preserve">integracija završava prije blagdana (KT5, 20.12.); blagdanska stanka je rezerva, a u siječnju se samo testira i piše dokumentacija; članovi upisuju termine nedostupnosti u tablicu resursa</w:t>
+              <w:pStyle w:val="Tijeloteksta"/>
+              <w:spacing w:before="40" w:after="40"/>
+              <w:ind w:left="0"/>
+              <w:rPr>
+                <w:lang w:val="hr-HR"/>
+              </w:rPr>
+            </w:pPr>
+            <w:r>
+              <w:rPr>
+                <w:sz w:val="18"/>
+                <w:szCs w:val="18"/>
+                <w:lang w:val="hr-HR"/>
+              </w:rPr>
+              <w:t>integracija s hardverom radi se prije blagdana i zaključuje do KT5 (11.1.); blagdanska stanka je rezerva, a u siječnju se samo testira i piše dokumentacija; članovi upisuju termine nedostupnosti u tablicu resursa</w:t>
             </w:r>
           </w:p>
         </w:tc>
@@ -5745,7 +6197,7 @@
     </w:tbl>
     <w:p>
       <w:pPr>
-        <w:pStyle w:val="Heading1"/>
+        <w:pStyle w:val="Naslov1"/>
         <w:rPr>
           <w:lang w:val="hr-HR"/>
         </w:rPr>
@@ -5763,7 +6215,7 @@
     </w:p>
     <w:p>
       <w:pPr>
-        <w:pStyle w:val="BodyText"/>
+        <w:pStyle w:val="Tijeloteksta"/>
         <w:rPr>
           <w:lang w:val="hr-HR"/>
         </w:rPr>
@@ -5779,37 +6231,36 @@
           <w:b/>
           <w:lang w:val="hr-HR"/>
         </w:rPr>
-        <w:t xml:space="preserve">što ranijeg smanjenja rizika</w:t>
-      </w:r>
-      <w:r>
-        <w:rPr>
-          <w:lang w:val="hr-HR"/>
-        </w:rPr>
-        <w:t xml:space="preserve">: najprije se provjerava izvedivost najrizičnijih dijelova (kamera, OCR, senzori, Wi-Fi), zatim podsustavi rade paralelno uz simulatore (bez čekanja na hardver), a integracija završava </w:t>
+        <w:t>što ranijeg smanjenja rizika</w:t>
+      </w:r>
+      <w:r>
+        <w:rPr>
+          <w:lang w:val="hr-HR"/>
+        </w:rPr>
+        <w:t xml:space="preserve">: najprije se provjerava izvedivost najrizičnijih dijelova (kamera, OCR, senzori, Wi-Fi), zatim podsustavi rade paralelno uz simulatore (bez čekanja na hardver), a integracija s hardverom radi se </w:t>
       </w:r>
       <w:r>
         <w:rPr>
           <w:b/>
           <w:lang w:val="hr-HR"/>
         </w:rPr>
-        <w:t xml:space="preserve">prije blagdana</w:t>
-      </w:r>
-      <w:r>
-        <w:rPr>
-          <w:lang w:val="hr-HR"/>
-        </w:rPr>
-        <w:t xml:space="preserve">. Blagdanska stanka je rezerva za kašnjenja, a siječanj (uz kolokvije i ispite) je za testiranje, dokumentaciju i predaju.</w:t>
-      </w:r>
-    </w:p>
-    <w:p>
-      <w:pPr>
-        <w:pStyle w:val="BodyText"/>
+        <w:t>prije blagdana</w:t>
+      </w:r>
+      <w:r>
+        <w:rPr>
+          <w:lang w:val="hr-HR"/>
+        </w:rPr>
+        <w:t xml:space="preserve"> i zaključuje do KT5 (11.1.2027.). Blagdanska stanka je rezerva za kašnjenja, a siječanj (uz kolokvije i ispite) je za testiranje, dokumentaciju i predaju.</w:t>
+      </w:r>
+    </w:p>
+    <w:p>
+      <w:pPr>
+        <w:pStyle w:val="Tijeloteksta"/>
         <w:numPr>
           <w:ilvl w:val="0"/>
-          <w:numId w:val="90"/>
+          <w:numId w:val="8"/>
         </w:numPr>
         <w:spacing w:after="60"/>
-        <w:ind w:left="1080" w:hanging="360"/>
         <w:rPr>
           <w:lang w:val="hr-HR"/>
         </w:rPr>
@@ -5819,7 +6270,7 @@
           <w:b/>
           <w:lang w:val="hr-HR"/>
         </w:rPr>
-        <w:t xml:space="preserve">1. Faza – definicija i dokaz izvedivosti</w:t>
+        <w:t>1. Faza – definicija i dokaz izvedivosti</w:t>
       </w:r>
       <w:r>
         <w:rPr>
@@ -5830,13 +6281,12 @@
     </w:p>
     <w:p>
       <w:pPr>
-        <w:pStyle w:val="BodyText"/>
+        <w:pStyle w:val="Tijeloteksta"/>
         <w:numPr>
           <w:ilvl w:val="0"/>
-          <w:numId w:val="90"/>
+          <w:numId w:val="8"/>
         </w:numPr>
         <w:spacing w:after="60"/>
-        <w:ind w:left="1080" w:hanging="360"/>
         <w:rPr>
           <w:lang w:val="hr-HR"/>
         </w:rPr>
@@ -5846,7 +6296,7 @@
           <w:b/>
           <w:lang w:val="hr-HR"/>
         </w:rPr>
-        <w:t xml:space="preserve">2. Faza – samostalni podsustavi</w:t>
+        <w:t>2. Faza – samostalni podsustavi</w:t>
       </w:r>
       <w:r>
         <w:rPr>
@@ -5857,13 +6307,12 @@
     </w:p>
     <w:p>
       <w:pPr>
-        <w:pStyle w:val="BodyText"/>
+        <w:pStyle w:val="Tijeloteksta"/>
         <w:numPr>
           <w:ilvl w:val="0"/>
-          <w:numId w:val="90"/>
+          <w:numId w:val="8"/>
         </w:numPr>
         <w:spacing w:after="60"/>
-        <w:ind w:left="1080" w:hanging="360"/>
         <w:rPr>
           <w:lang w:val="hr-HR"/>
         </w:rPr>
@@ -5873,7 +6322,7 @@
           <w:b/>
           <w:lang w:val="hr-HR"/>
         </w:rPr>
-        <w:t xml:space="preserve">3. Faza – integracija</w:t>
+        <w:t>3. Faza – integracija</w:t>
       </w:r>
       <w:r>
         <w:rPr>
@@ -5884,13 +6333,12 @@
     </w:p>
     <w:p>
       <w:pPr>
-        <w:pStyle w:val="BodyText"/>
+        <w:pStyle w:val="Tijeloteksta"/>
         <w:numPr>
           <w:ilvl w:val="0"/>
-          <w:numId w:val="90"/>
+          <w:numId w:val="8"/>
         </w:numPr>
         <w:spacing w:after="60"/>
-        <w:ind w:left="1080" w:hanging="360"/>
         <w:rPr>
           <w:lang w:val="hr-HR"/>
         </w:rPr>
@@ -5900,7 +6348,7 @@
           <w:b/>
           <w:lang w:val="hr-HR"/>
         </w:rPr>
-        <w:t xml:space="preserve">Blagdanska stanka</w:t>
+        <w:t>Blagdanska stanka</w:t>
       </w:r>
       <w:r>
         <w:rPr>
@@ -5911,13 +6359,12 @@
     </w:p>
     <w:p>
       <w:pPr>
-        <w:pStyle w:val="BodyText"/>
+        <w:pStyle w:val="Tijeloteksta"/>
         <w:numPr>
           <w:ilvl w:val="0"/>
-          <w:numId w:val="90"/>
+          <w:numId w:val="8"/>
         </w:numPr>
         <w:spacing w:after="60"/>
-        <w:ind w:left="1080" w:hanging="360"/>
         <w:rPr>
           <w:lang w:val="hr-HR"/>
         </w:rPr>
@@ -5927,7 +6374,8 @@
           <w:b/>
           <w:lang w:val="hr-HR"/>
         </w:rPr>
-        <w:t xml:space="preserve">4. Faza – stabilizacija i testiranje</w:t>
+        <w:lastRenderedPageBreak/>
+        <w:t>4. Faza – stabilizacija i testiranje</w:t>
       </w:r>
       <w:r>
         <w:rPr>
@@ -5938,13 +6386,12 @@
     </w:p>
     <w:p>
       <w:pPr>
-        <w:pStyle w:val="BodyText"/>
+        <w:pStyle w:val="Tijeloteksta"/>
         <w:numPr>
           <w:ilvl w:val="0"/>
-          <w:numId w:val="90"/>
+          <w:numId w:val="8"/>
         </w:numPr>
         <w:spacing w:after="60"/>
-        <w:ind w:left="1080" w:hanging="360"/>
         <w:rPr>
           <w:lang w:val="hr-HR"/>
         </w:rPr>
@@ -5954,7 +6401,7 @@
           <w:b/>
           <w:lang w:val="hr-HR"/>
         </w:rPr>
-        <w:t xml:space="preserve">5. Faza – dokumentacija, prezentacija i predaja</w:t>
+        <w:t>5. Faza – dokumentacija, prezentacija i predaja</w:t>
       </w:r>
       <w:r>
         <w:rPr>
@@ -5965,7 +6412,7 @@
     </w:p>
     <w:p>
       <w:pPr>
-        <w:pStyle w:val="Heading1"/>
+        <w:pStyle w:val="Naslov1"/>
         <w:rPr>
           <w:lang w:val="hr-HR"/>
         </w:rPr>
@@ -5983,7 +6430,7 @@
           <w:i/>
           <w:lang w:val="hr-HR"/>
         </w:rPr>
-        <w:t xml:space="preserve">Work Breakdown Structure</w:t>
+        <w:t>Work Breakdown Structure</w:t>
       </w:r>
       <w:r>
         <w:rPr>
@@ -5994,32 +6441,35 @@
       <w:bookmarkEnd w:id="13"/>
       <w:bookmarkEnd w:id="14"/>
     </w:p>
-    <w:p xmlns:a="http://schemas.openxmlformats.org/drawingml/2006/main" xmlns:pic="http://schemas.openxmlformats.org/drawingml/2006/picture">
-      <w:pPr>
-        <w:pStyle w:val="BodyText"/>
+    <w:p>
+      <w:pPr>
+        <w:pStyle w:val="Tijeloteksta"/>
         <w:keepNext/>
         <w:spacing w:before="120" w:after="60"/>
         <w:ind w:left="0"/>
         <w:jc w:val="center"/>
       </w:pPr>
       <w:r>
+        <w:rPr>
+          <w:noProof/>
+        </w:rPr>
         <w:drawing>
-          <wp:inline distT="0" distB="0" distL="0" distR="0">
+          <wp:inline distT="0" distB="0" distL="0" distR="0" wp14:anchorId="4C1CCE09" wp14:editId="08191C38">
             <wp:extent cx="5940000" cy="3844800"/>
             <wp:effectExtent l="0" t="0" r="0" b="0"/>
             <wp:docPr id="1001" name="Slika 1"/>
             <wp:cNvGraphicFramePr>
-              <a:graphicFrameLocks noChangeAspect="1"/>
+              <a:graphicFrameLocks xmlns:a="http://schemas.openxmlformats.org/drawingml/2006/main" noChangeAspect="1"/>
             </wp:cNvGraphicFramePr>
-            <a:graphic>
+            <a:graphic xmlns:a="http://schemas.openxmlformats.org/drawingml/2006/main">
               <a:graphicData uri="http://schemas.openxmlformats.org/drawingml/2006/picture">
-                <pic:pic>
+                <pic:pic xmlns:pic="http://schemas.openxmlformats.org/drawingml/2006/picture">
                   <pic:nvPicPr>
                     <pic:cNvPr id="1001" name="plan_image1.png"/>
                     <pic:cNvPicPr/>
                   </pic:nvPicPr>
                   <pic:blipFill>
-                    <a:blip r:embed="rId101"/>
+                    <a:blip r:embed="rId13"/>
                     <a:stretch>
                       <a:fillRect/>
                     </a:stretch>
@@ -6042,7 +6492,7 @@
     </w:p>
     <w:p>
       <w:pPr>
-        <w:pStyle w:val="BodyText"/>
+        <w:pStyle w:val="Tijeloteksta"/>
         <w:spacing w:after="200"/>
         <w:ind w:left="0"/>
         <w:jc w:val="center"/>
@@ -6057,26 +6507,26 @@
           <w:szCs w:val="18"/>
           <w:lang w:val="hr-HR"/>
         </w:rPr>
-        <w:t xml:space="preserve">Slika 1. Struktura raspodijeljenog posla (WBS)</w:t>
-      </w:r>
-    </w:p>
-    <w:p>
-      <w:pPr>
-        <w:pStyle w:val="BodyText"/>
-        <w:rPr>
-          <w:lang w:val="hr-HR"/>
-        </w:rPr>
-      </w:pPr>
-      <w:r>
-        <w:rPr>
-          <w:lang w:val="hr-HR"/>
-        </w:rPr>
-        <w:t xml:space="preserve">Svaki radni paket (1–10) ima vlasnika iz tima (paket 9 vodi Patrik uz sudjelovanje svih). Detaljan popis zadataka po tjednima vodi se u repozitoriju (plan rada).</w:t>
-      </w:r>
-    </w:p>
-    <w:p>
-      <w:pPr>
-        <w:pStyle w:val="Heading1"/>
+        <w:t>Slika 1. Struktura raspodijeljenog posla (WBS)</w:t>
+      </w:r>
+    </w:p>
+    <w:p>
+      <w:pPr>
+        <w:pStyle w:val="Tijeloteksta"/>
+        <w:rPr>
+          <w:lang w:val="hr-HR"/>
+        </w:rPr>
+      </w:pPr>
+      <w:r>
+        <w:rPr>
+          <w:lang w:val="hr-HR"/>
+        </w:rPr>
+        <w:t>Svaki radni paket (1–10) ima vlasnika iz tima (paket 9 vodi Patrik uz sudjelovanje svih). Detaljan popis zadataka po tjednima vodi se u repozitoriju (plan rada).</w:t>
+      </w:r>
+    </w:p>
+    <w:p>
+      <w:pPr>
+        <w:pStyle w:val="Naslov1"/>
         <w:rPr>
           <w:lang w:val="hr-HR"/>
         </w:rPr>
@@ -6112,7 +6562,7 @@
     </w:p>
     <w:p>
       <w:pPr>
-        <w:pStyle w:val="BodyText"/>
+        <w:pStyle w:val="Tijeloteksta"/>
         <w:keepNext/>
         <w:rPr>
           <w:b/>
@@ -6124,12 +6574,12 @@
           <w:b/>
           <w:lang w:val="hr-HR"/>
         </w:rPr>
-        <w:t xml:space="preserve">Tablica kontrolnih točki projekta</w:t>
+        <w:t>Tablica kontrolnih točki projekta</w:t>
       </w:r>
     </w:p>
     <w:tbl>
       <w:tblPr>
-        <w:tblStyle w:val="TableGrid"/>
+        <w:tblStyle w:val="Reetkatablice"/>
         <w:tblW w:w="9360" w:type="dxa"/>
         <w:jc w:val="center"/>
         <w:tblLayout w:type="fixed"/>
@@ -6154,7 +6604,7 @@
           </w:tcPr>
           <w:p>
             <w:pPr>
-              <w:pStyle w:val="BodyText"/>
+              <w:pStyle w:val="Tijeloteksta"/>
               <w:spacing w:before="40" w:after="40"/>
               <w:ind w:left="0"/>
               <w:jc w:val="center"/>
@@ -6169,7 +6619,7 @@
                 <w:szCs w:val="18"/>
                 <w:lang w:val="hr-HR"/>
               </w:rPr>
-              <w:t xml:space="preserve">Kontrolne točke</w:t>
+              <w:t>Kontrolne točke</w:t>
             </w:r>
           </w:p>
         </w:tc>
@@ -6180,7 +6630,7 @@
           </w:tcPr>
           <w:p>
             <w:pPr>
-              <w:pStyle w:val="BodyText"/>
+              <w:pStyle w:val="Tijeloteksta"/>
               <w:spacing w:before="40" w:after="40"/>
               <w:ind w:left="0"/>
               <w:jc w:val="center"/>
@@ -6195,7 +6645,7 @@
                 <w:szCs w:val="18"/>
                 <w:lang w:val="hr-HR"/>
               </w:rPr>
-              <w:t xml:space="preserve">Planirani datum</w:t>
+              <w:t>Planirani datum</w:t>
             </w:r>
           </w:p>
         </w:tc>
@@ -6206,7 +6656,7 @@
           </w:tcPr>
           <w:p>
             <w:pPr>
-              <w:pStyle w:val="BodyText"/>
+              <w:pStyle w:val="Tijeloteksta"/>
               <w:spacing w:before="40" w:after="40"/>
               <w:ind w:left="0"/>
               <w:jc w:val="center"/>
@@ -6221,7 +6671,7 @@
                 <w:szCs w:val="18"/>
                 <w:lang w:val="hr-HR"/>
               </w:rPr>
-              <w:t xml:space="preserve">Realizirani datum</w:t>
+              <w:t>Realizirani datum</w:t>
             </w:r>
           </w:p>
         </w:tc>
@@ -6232,7 +6682,7 @@
           </w:tcPr>
           <w:p>
             <w:pPr>
-              <w:pStyle w:val="BodyText"/>
+              <w:pStyle w:val="Tijeloteksta"/>
               <w:spacing w:before="40" w:after="40"/>
               <w:ind w:left="0"/>
               <w:jc w:val="center"/>
@@ -6247,7 +6697,7 @@
                 <w:szCs w:val="18"/>
                 <w:lang w:val="hr-HR"/>
               </w:rPr>
-              <w:t xml:space="preserve">Status projekta</w:t>
+              <w:t>Status projekta</w:t>
             </w:r>
           </w:p>
         </w:tc>
@@ -6264,20 +6714,20 @@
           </w:tcPr>
           <w:p>
             <w:pPr>
-              <w:pStyle w:val="BodyText"/>
-              <w:spacing w:before="40" w:after="40"/>
-              <w:ind w:left="0"/>
-              <w:rPr>
-                <w:lang w:val="hr-HR"/>
-              </w:rPr>
-            </w:pPr>
-            <w:r>
-              <w:rPr>
-                <w:sz w:val="18"/>
-                <w:szCs w:val="18"/>
-                <w:lang w:val="hr-HR"/>
-              </w:rPr>
-              <w:t xml:space="preserve">KT1 – Arhitektura, MQTT ugovor, plan i repozitorij s CI-em</w:t>
+              <w:pStyle w:val="Tijeloteksta"/>
+              <w:spacing w:before="40" w:after="40"/>
+              <w:ind w:left="0"/>
+              <w:rPr>
+                <w:lang w:val="hr-HR"/>
+              </w:rPr>
+            </w:pPr>
+            <w:r>
+              <w:rPr>
+                <w:sz w:val="18"/>
+                <w:szCs w:val="18"/>
+                <w:lang w:val="hr-HR"/>
+              </w:rPr>
+              <w:t>KT1 – Arhitektura, plan i repozitorij</w:t>
             </w:r>
           </w:p>
         </w:tc>
@@ -6288,7 +6738,7 @@
           </w:tcPr>
           <w:p>
             <w:pPr>
-              <w:pStyle w:val="BodyText"/>
+              <w:pStyle w:val="Tijeloteksta"/>
               <w:spacing w:before="40" w:after="40"/>
               <w:ind w:left="0"/>
               <w:jc w:val="center"/>
@@ -6302,7 +6752,23 @@
                 <w:szCs w:val="18"/>
                 <w:lang w:val="hr-HR"/>
               </w:rPr>
-              <w:t xml:space="preserve">25.10.2026.</w:t>
+              <w:t>2</w:t>
+            </w:r>
+            <w:r>
+              <w:rPr>
+                <w:sz w:val="18"/>
+                <w:szCs w:val="18"/>
+                <w:lang w:val="hr-HR"/>
+              </w:rPr>
+              <w:t>8</w:t>
+            </w:r>
+            <w:r>
+              <w:rPr>
+                <w:sz w:val="18"/>
+                <w:szCs w:val="18"/>
+                <w:lang w:val="hr-HR"/>
+              </w:rPr>
+              <w:t>.10.2026.</w:t>
             </w:r>
           </w:p>
         </w:tc>
@@ -6313,7 +6779,7 @@
           </w:tcPr>
           <w:p>
             <w:pPr>
-              <w:pStyle w:val="BodyText"/>
+              <w:pStyle w:val="Tijeloteksta"/>
               <w:spacing w:before="40" w:after="40"/>
               <w:ind w:left="0"/>
               <w:jc w:val="center"/>
@@ -6327,7 +6793,23 @@
                 <w:szCs w:val="18"/>
                 <w:lang w:val="hr-HR"/>
               </w:rPr>
-              <w:t xml:space="preserve">21.10.2026.</w:t>
+              <w:t>2</w:t>
+            </w:r>
+            <w:r>
+              <w:rPr>
+                <w:sz w:val="18"/>
+                <w:szCs w:val="18"/>
+                <w:lang w:val="hr-HR"/>
+              </w:rPr>
+              <w:t>7</w:t>
+            </w:r>
+            <w:r>
+              <w:rPr>
+                <w:sz w:val="18"/>
+                <w:szCs w:val="18"/>
+                <w:lang w:val="hr-HR"/>
+              </w:rPr>
+              <w:t>.10.2026.</w:t>
             </w:r>
           </w:p>
         </w:tc>
@@ -6338,7 +6820,7 @@
           </w:tcPr>
           <w:p>
             <w:pPr>
-              <w:pStyle w:val="BodyText"/>
+              <w:pStyle w:val="Tijeloteksta"/>
               <w:spacing w:before="40" w:after="40"/>
               <w:ind w:left="0"/>
               <w:jc w:val="center"/>
@@ -6352,7 +6834,7 @@
                 <w:szCs w:val="18"/>
                 <w:lang w:val="hr-HR"/>
               </w:rPr>
-              <w:t xml:space="preserve">završeno</w:t>
+              <w:t>završeno</w:t>
             </w:r>
           </w:p>
         </w:tc>
@@ -6369,20 +6851,28 @@
           </w:tcPr>
           <w:p>
             <w:pPr>
-              <w:pStyle w:val="BodyText"/>
-              <w:spacing w:before="40" w:after="40"/>
-              <w:ind w:left="0"/>
-              <w:rPr>
-                <w:lang w:val="hr-HR"/>
-              </w:rPr>
-            </w:pPr>
-            <w:r>
-              <w:rPr>
-                <w:sz w:val="18"/>
-                <w:szCs w:val="18"/>
-                <w:lang w:val="hr-HR"/>
-              </w:rPr>
-              <w:t xml:space="preserve">KT2 – Dokaz izvedivosti: 1 senzor, 1 servo, ThingsBoard, ALPR na stvarnoj fotografiji</w:t>
+              <w:pStyle w:val="Tijeloteksta"/>
+              <w:spacing w:before="40" w:after="40"/>
+              <w:ind w:left="0"/>
+              <w:rPr>
+                <w:lang w:val="hr-HR"/>
+              </w:rPr>
+            </w:pPr>
+            <w:r>
+              <w:rPr>
+                <w:sz w:val="18"/>
+                <w:szCs w:val="18"/>
+                <w:lang w:val="hr-HR"/>
+              </w:rPr>
+              <w:t>KT2 – Dokaz izvedivosti: 1 senzor, 1 servo, ThingsBoard, ALPR na stvarnoj fotografiji</w:t>
+            </w:r>
+            <w:r>
+              <w:rPr>
+                <w:sz w:val="18"/>
+                <w:szCs w:val="18"/>
+                <w:lang w:val="hr-HR"/>
+              </w:rPr>
+              <w:t>, nacrt makete</w:t>
             </w:r>
           </w:p>
         </w:tc>
@@ -6393,7 +6883,7 @@
           </w:tcPr>
           <w:p>
             <w:pPr>
-              <w:pStyle w:val="BodyText"/>
+              <w:pStyle w:val="Tijeloteksta"/>
               <w:spacing w:before="40" w:after="40"/>
               <w:ind w:left="0"/>
               <w:jc w:val="center"/>
@@ -6407,7 +6897,23 @@
                 <w:szCs w:val="18"/>
                 <w:lang w:val="hr-HR"/>
               </w:rPr>
-              <w:t xml:space="preserve">1.11.2026.</w:t>
+              <w:t>1</w:t>
+            </w:r>
+            <w:r>
+              <w:rPr>
+                <w:sz w:val="18"/>
+                <w:szCs w:val="18"/>
+                <w:lang w:val="hr-HR"/>
+              </w:rPr>
+              <w:t>0</w:t>
+            </w:r>
+            <w:r>
+              <w:rPr>
+                <w:sz w:val="18"/>
+                <w:szCs w:val="18"/>
+                <w:lang w:val="hr-HR"/>
+              </w:rPr>
+              <w:t>.11.2026.</w:t>
             </w:r>
           </w:p>
         </w:tc>
@@ -6418,7 +6924,7 @@
           </w:tcPr>
           <w:p>
             <w:pPr>
-              <w:pStyle w:val="BodyText"/>
+              <w:pStyle w:val="Tijeloteksta"/>
               <w:spacing w:before="40" w:after="40"/>
               <w:ind w:left="0"/>
               <w:jc w:val="center"/>
@@ -6435,7 +6941,7 @@
           </w:tcPr>
           <w:p>
             <w:pPr>
-              <w:pStyle w:val="BodyText"/>
+              <w:pStyle w:val="Tijeloteksta"/>
               <w:spacing w:before="40" w:after="40"/>
               <w:ind w:left="0"/>
               <w:jc w:val="center"/>
@@ -6449,7 +6955,7 @@
                 <w:szCs w:val="18"/>
                 <w:lang w:val="hr-HR"/>
               </w:rPr>
-              <w:t xml:space="preserve">u tijeku</w:t>
+              <w:t>u tijeku</w:t>
             </w:r>
           </w:p>
         </w:tc>
@@ -6466,20 +6972,36 @@
           </w:tcPr>
           <w:p>
             <w:pPr>
-              <w:pStyle w:val="BodyText"/>
-              <w:spacing w:before="40" w:after="40"/>
-              <w:ind w:left="0"/>
-              <w:rPr>
-                <w:lang w:val="hr-HR"/>
-              </w:rPr>
-            </w:pPr>
-            <w:r>
-              <w:rPr>
-                <w:sz w:val="18"/>
-                <w:szCs w:val="18"/>
-                <w:lang w:val="hr-HR"/>
-              </w:rPr>
-              <w:t xml:space="preserve">KT3 – Komponente nabavljene, baza makete izrađena</w:t>
+              <w:pStyle w:val="Tijeloteksta"/>
+              <w:spacing w:before="40" w:after="40"/>
+              <w:ind w:left="0"/>
+              <w:rPr>
+                <w:lang w:val="hr-HR"/>
+              </w:rPr>
+            </w:pPr>
+            <w:r>
+              <w:rPr>
+                <w:sz w:val="18"/>
+                <w:szCs w:val="18"/>
+                <w:lang w:val="hr-HR"/>
+              </w:rPr>
+              <w:t xml:space="preserve">KT3 – </w:t>
+            </w:r>
+            <w:r>
+              <w:rPr>
+                <w:sz w:val="18"/>
+                <w:szCs w:val="18"/>
+                <w:lang w:val="hr-HR"/>
+              </w:rPr>
+              <w:t>Baza</w:t>
+            </w:r>
+            <w:r>
+              <w:rPr>
+                <w:sz w:val="18"/>
+                <w:szCs w:val="18"/>
+                <w:lang w:val="hr-HR"/>
+              </w:rPr>
+              <w:t xml:space="preserve"> makete izrađena</w:t>
             </w:r>
           </w:p>
         </w:tc>
@@ -6490,7 +7012,7 @@
           </w:tcPr>
           <w:p>
             <w:pPr>
-              <w:pStyle w:val="BodyText"/>
+              <w:pStyle w:val="Tijeloteksta"/>
               <w:spacing w:before="40" w:after="40"/>
               <w:ind w:left="0"/>
               <w:jc w:val="center"/>
@@ -6504,7 +7026,15 @@
                 <w:szCs w:val="18"/>
                 <w:lang w:val="hr-HR"/>
               </w:rPr>
-              <w:t xml:space="preserve">15.11.2026.</w:t>
+              <w:t>23</w:t>
+            </w:r>
+            <w:r>
+              <w:rPr>
+                <w:sz w:val="18"/>
+                <w:szCs w:val="18"/>
+                <w:lang w:val="hr-HR"/>
+              </w:rPr>
+              <w:t>.11.2026.</w:t>
             </w:r>
           </w:p>
         </w:tc>
@@ -6515,7 +7045,7 @@
           </w:tcPr>
           <w:p>
             <w:pPr>
-              <w:pStyle w:val="BodyText"/>
+              <w:pStyle w:val="Tijeloteksta"/>
               <w:spacing w:before="40" w:after="40"/>
               <w:ind w:left="0"/>
               <w:jc w:val="center"/>
@@ -6532,7 +7062,7 @@
           </w:tcPr>
           <w:p>
             <w:pPr>
-              <w:pStyle w:val="BodyText"/>
+              <w:pStyle w:val="Tijeloteksta"/>
               <w:spacing w:before="40" w:after="40"/>
               <w:ind w:left="0"/>
               <w:jc w:val="center"/>
@@ -6546,7 +7076,7 @@
                 <w:szCs w:val="18"/>
                 <w:lang w:val="hr-HR"/>
               </w:rPr>
-              <w:t xml:space="preserve">planirano</w:t>
+              <w:t>planirano</w:t>
             </w:r>
           </w:p>
         </w:tc>
@@ -6563,20 +7093,20 @@
           </w:tcPr>
           <w:p>
             <w:pPr>
-              <w:pStyle w:val="BodyText"/>
-              <w:spacing w:before="40" w:after="40"/>
-              <w:ind w:left="0"/>
-              <w:rPr>
-                <w:lang w:val="hr-HR"/>
-              </w:rPr>
-            </w:pPr>
-            <w:r>
-              <w:rPr>
-                <w:sz w:val="18"/>
-                <w:szCs w:val="18"/>
-                <w:lang w:val="hr-HR"/>
-              </w:rPr>
-              <w:t xml:space="preserve">KT4 – Podsustavi rade na hardveru (senzori 20/20, sigurnosni testovi rampi, detekcija ≥ 90 %)</w:t>
+              <w:pStyle w:val="Tijeloteksta"/>
+              <w:spacing w:before="40" w:after="40"/>
+              <w:ind w:left="0"/>
+              <w:rPr>
+                <w:lang w:val="hr-HR"/>
+              </w:rPr>
+            </w:pPr>
+            <w:r>
+              <w:rPr>
+                <w:sz w:val="18"/>
+                <w:szCs w:val="18"/>
+                <w:lang w:val="hr-HR"/>
+              </w:rPr>
+              <w:t>KT4 – Podsustavi rade na hardveru (senzori 20/20, sigurnosni testovi rampi, detekcija ≥ 90 %)</w:t>
             </w:r>
           </w:p>
         </w:tc>
@@ -6587,7 +7117,7 @@
           </w:tcPr>
           <w:p>
             <w:pPr>
-              <w:pStyle w:val="BodyText"/>
+              <w:pStyle w:val="Tijeloteksta"/>
               <w:spacing w:before="40" w:after="40"/>
               <w:ind w:left="0"/>
               <w:jc w:val="center"/>
@@ -6601,7 +7131,15 @@
                 <w:szCs w:val="18"/>
                 <w:lang w:val="hr-HR"/>
               </w:rPr>
-              <w:t xml:space="preserve">6.12.2026.</w:t>
+              <w:t>23</w:t>
+            </w:r>
+            <w:r>
+              <w:rPr>
+                <w:sz w:val="18"/>
+                <w:szCs w:val="18"/>
+                <w:lang w:val="hr-HR"/>
+              </w:rPr>
+              <w:t>.12.2026.</w:t>
             </w:r>
           </w:p>
         </w:tc>
@@ -6612,7 +7150,7 @@
           </w:tcPr>
           <w:p>
             <w:pPr>
-              <w:pStyle w:val="BodyText"/>
+              <w:pStyle w:val="Tijeloteksta"/>
               <w:spacing w:before="40" w:after="40"/>
               <w:ind w:left="0"/>
               <w:jc w:val="center"/>
@@ -6629,7 +7167,7 @@
           </w:tcPr>
           <w:p>
             <w:pPr>
-              <w:pStyle w:val="BodyText"/>
+              <w:pStyle w:val="Tijeloteksta"/>
               <w:spacing w:before="40" w:after="40"/>
               <w:ind w:left="0"/>
               <w:jc w:val="center"/>
@@ -6643,7 +7181,7 @@
                 <w:szCs w:val="18"/>
                 <w:lang w:val="hr-HR"/>
               </w:rPr>
-              <w:t xml:space="preserve">planirano</w:t>
+              <w:t>planirano</w:t>
             </w:r>
           </w:p>
         </w:tc>
@@ -6660,20 +7198,36 @@
           </w:tcPr>
           <w:p>
             <w:pPr>
-              <w:pStyle w:val="BodyText"/>
-              <w:spacing w:before="40" w:after="40"/>
-              <w:ind w:left="0"/>
-              <w:rPr>
-                <w:lang w:val="hr-HR"/>
-              </w:rPr>
-            </w:pPr>
-            <w:r>
-              <w:rPr>
-                <w:sz w:val="18"/>
-                <w:szCs w:val="18"/>
-                <w:lang w:val="hr-HR"/>
-              </w:rPr>
-              <w:t xml:space="preserve">KT5 – Integracija s hardverom završena (koraci 1–10); MVP mobilne aplikacije</w:t>
+              <w:pStyle w:val="Tijeloteksta"/>
+              <w:spacing w:before="40" w:after="40"/>
+              <w:ind w:left="0"/>
+              <w:rPr>
+                <w:lang w:val="hr-HR"/>
+              </w:rPr>
+            </w:pPr>
+            <w:r>
+              <w:rPr>
+                <w:sz w:val="18"/>
+                <w:szCs w:val="18"/>
+                <w:lang w:val="hr-HR"/>
+              </w:rPr>
+              <w:t>KT5 – Integracija s hardverom završena</w:t>
+            </w:r>
+            <w:r>
+              <w:rPr>
+                <w:sz w:val="18"/>
+                <w:szCs w:val="18"/>
+                <w:lang w:val="hr-HR"/>
+              </w:rPr>
+              <w:t xml:space="preserve">; </w:t>
+            </w:r>
+            <w:r>
+              <w:rPr>
+                <w:sz w:val="18"/>
+                <w:szCs w:val="18"/>
+                <w:lang w:val="hr-HR"/>
+              </w:rPr>
+              <w:t>MVP mobilne aplikacije</w:t>
             </w:r>
           </w:p>
         </w:tc>
@@ -6684,7 +7238,7 @@
           </w:tcPr>
           <w:p>
             <w:pPr>
-              <w:pStyle w:val="BodyText"/>
+              <w:pStyle w:val="Tijeloteksta"/>
               <w:spacing w:before="40" w:after="40"/>
               <w:ind w:left="0"/>
               <w:jc w:val="center"/>
@@ -6698,7 +7252,47 @@
                 <w:szCs w:val="18"/>
                 <w:lang w:val="hr-HR"/>
               </w:rPr>
-              <w:t xml:space="preserve">20.12.2026.</w:t>
+              <w:t>11</w:t>
+            </w:r>
+            <w:r>
+              <w:rPr>
+                <w:sz w:val="18"/>
+                <w:szCs w:val="18"/>
+                <w:lang w:val="hr-HR"/>
+              </w:rPr>
+              <w:t>.</w:t>
+            </w:r>
+            <w:r>
+              <w:rPr>
+                <w:sz w:val="18"/>
+                <w:szCs w:val="18"/>
+                <w:lang w:val="hr-HR"/>
+              </w:rPr>
+              <w:t>1</w:t>
+            </w:r>
+            <w:r>
+              <w:rPr>
+                <w:sz w:val="18"/>
+                <w:szCs w:val="18"/>
+                <w:lang w:val="hr-HR"/>
+              </w:rPr>
+              <w:t>.202</w:t>
+            </w:r>
+            <w:r>
+              <w:rPr>
+                <w:sz w:val="18"/>
+                <w:szCs w:val="18"/>
+                <w:lang w:val="hr-HR"/>
+              </w:rPr>
+              <w:t>7</w:t>
+            </w:r>
+            <w:r>
+              <w:rPr>
+                <w:sz w:val="18"/>
+                <w:szCs w:val="18"/>
+                <w:lang w:val="hr-HR"/>
+              </w:rPr>
+              <w:t>.</w:t>
             </w:r>
           </w:p>
         </w:tc>
@@ -6709,7 +7303,7 @@
           </w:tcPr>
           <w:p>
             <w:pPr>
-              <w:pStyle w:val="BodyText"/>
+              <w:pStyle w:val="Tijeloteksta"/>
               <w:spacing w:before="40" w:after="40"/>
               <w:ind w:left="0"/>
               <w:jc w:val="center"/>
@@ -6726,7 +7320,7 @@
           </w:tcPr>
           <w:p>
             <w:pPr>
-              <w:pStyle w:val="BodyText"/>
+              <w:pStyle w:val="Tijeloteksta"/>
               <w:spacing w:before="40" w:after="40"/>
               <w:ind w:left="0"/>
               <w:jc w:val="center"/>
@@ -6740,7 +7334,7 @@
                 <w:szCs w:val="18"/>
                 <w:lang w:val="hr-HR"/>
               </w:rPr>
-              <w:t xml:space="preserve">planirano</w:t>
+              <w:t>planirano</w:t>
             </w:r>
           </w:p>
         </w:tc>
@@ -6757,20 +7351,37 @@
           </w:tcPr>
           <w:p>
             <w:pPr>
-              <w:pStyle w:val="BodyText"/>
-              <w:spacing w:before="40" w:after="40"/>
-              <w:ind w:left="0"/>
-              <w:rPr>
-                <w:lang w:val="hr-HR"/>
-              </w:rPr>
-            </w:pPr>
-            <w:r>
-              <w:rPr>
-                <w:sz w:val="18"/>
-                <w:szCs w:val="18"/>
-                <w:lang w:val="hr-HR"/>
-              </w:rPr>
-              <w:t xml:space="preserve">KT6 – Svi testni scenariji prolaze, rezervni video snimljen</w:t>
+              <w:pStyle w:val="Tijeloteksta"/>
+              <w:spacing w:before="40" w:after="40"/>
+              <w:ind w:left="0"/>
+              <w:rPr>
+                <w:lang w:val="hr-HR"/>
+              </w:rPr>
+            </w:pPr>
+            <w:r>
+              <w:rPr>
+                <w:sz w:val="18"/>
+                <w:szCs w:val="18"/>
+                <w:lang w:val="hr-HR"/>
+              </w:rPr>
+              <w:lastRenderedPageBreak/>
+              <w:t xml:space="preserve">KT6 – Svi testni scenariji prolaze, </w:t>
+            </w:r>
+            <w:r>
+              <w:rPr>
+                <w:sz w:val="18"/>
+                <w:szCs w:val="18"/>
+                <w:lang w:val="hr-HR"/>
+              </w:rPr>
+              <w:t>demo</w:t>
+            </w:r>
+            <w:r>
+              <w:rPr>
+                <w:sz w:val="18"/>
+                <w:szCs w:val="18"/>
+                <w:lang w:val="hr-HR"/>
+              </w:rPr>
+              <w:t xml:space="preserve"> video snimljen</w:t>
             </w:r>
           </w:p>
         </w:tc>
@@ -6781,7 +7392,7 @@
           </w:tcPr>
           <w:p>
             <w:pPr>
-              <w:pStyle w:val="BodyText"/>
+              <w:pStyle w:val="Tijeloteksta"/>
               <w:spacing w:before="40" w:after="40"/>
               <w:ind w:left="0"/>
               <w:jc w:val="center"/>
@@ -6795,7 +7406,7 @@
                 <w:szCs w:val="18"/>
                 <w:lang w:val="hr-HR"/>
               </w:rPr>
-              <w:t xml:space="preserve">17.1.2027.</w:t>
+              <w:t>17.1.2027.</w:t>
             </w:r>
           </w:p>
         </w:tc>
@@ -6806,7 +7417,7 @@
           </w:tcPr>
           <w:p>
             <w:pPr>
-              <w:pStyle w:val="BodyText"/>
+              <w:pStyle w:val="Tijeloteksta"/>
               <w:spacing w:before="40" w:after="40"/>
               <w:ind w:left="0"/>
               <w:jc w:val="center"/>
@@ -6823,7 +7434,7 @@
           </w:tcPr>
           <w:p>
             <w:pPr>
-              <w:pStyle w:val="BodyText"/>
+              <w:pStyle w:val="Tijeloteksta"/>
               <w:spacing w:before="40" w:after="40"/>
               <w:ind w:left="0"/>
               <w:jc w:val="center"/>
@@ -6837,7 +7448,7 @@
                 <w:szCs w:val="18"/>
                 <w:lang w:val="hr-HR"/>
               </w:rPr>
-              <w:t xml:space="preserve">planirano</w:t>
+              <w:t>planirano</w:t>
             </w:r>
           </w:p>
         </w:tc>
@@ -6854,20 +7465,20 @@
           </w:tcPr>
           <w:p>
             <w:pPr>
-              <w:pStyle w:val="BodyText"/>
-              <w:spacing w:before="40" w:after="40"/>
-              <w:ind w:left="0"/>
-              <w:rPr>
-                <w:lang w:val="hr-HR"/>
-              </w:rPr>
-            </w:pPr>
-            <w:r>
-              <w:rPr>
-                <w:sz w:val="18"/>
-                <w:szCs w:val="18"/>
-                <w:lang w:val="hr-HR"/>
-              </w:rPr>
-              <w:t xml:space="preserve">KT7 – Završna dokumentacija i prezentacija; projekt predan na GitLab</w:t>
+              <w:pStyle w:val="Tijeloteksta"/>
+              <w:spacing w:before="40" w:after="40"/>
+              <w:ind w:left="0"/>
+              <w:rPr>
+                <w:lang w:val="hr-HR"/>
+              </w:rPr>
+            </w:pPr>
+            <w:r>
+              <w:rPr>
+                <w:sz w:val="18"/>
+                <w:szCs w:val="18"/>
+                <w:lang w:val="hr-HR"/>
+              </w:rPr>
+              <w:t>KT7 – Završna dokumentacija i prezentacija; projekt predan na GitLab</w:t>
             </w:r>
           </w:p>
         </w:tc>
@@ -6878,7 +7489,7 @@
           </w:tcPr>
           <w:p>
             <w:pPr>
-              <w:pStyle w:val="BodyText"/>
+              <w:pStyle w:val="Tijeloteksta"/>
               <w:spacing w:before="40" w:after="40"/>
               <w:ind w:left="0"/>
               <w:jc w:val="center"/>
@@ -6892,7 +7503,7 @@
                 <w:szCs w:val="18"/>
                 <w:lang w:val="hr-HR"/>
               </w:rPr>
-              <w:t xml:space="preserve">29.1.2027.</w:t>
+              <w:t>29.1.2027.</w:t>
             </w:r>
           </w:p>
         </w:tc>
@@ -6903,7 +7514,7 @@
           </w:tcPr>
           <w:p>
             <w:pPr>
-              <w:pStyle w:val="BodyText"/>
+              <w:pStyle w:val="Tijeloteksta"/>
               <w:spacing w:before="40" w:after="40"/>
               <w:ind w:left="0"/>
               <w:jc w:val="center"/>
@@ -6920,7 +7531,7 @@
           </w:tcPr>
           <w:p>
             <w:pPr>
-              <w:pStyle w:val="BodyText"/>
+              <w:pStyle w:val="Tijeloteksta"/>
               <w:spacing w:before="40" w:after="40"/>
               <w:ind w:left="0"/>
               <w:jc w:val="center"/>
@@ -6934,7 +7545,7 @@
                 <w:szCs w:val="18"/>
                 <w:lang w:val="hr-HR"/>
               </w:rPr>
-              <w:t xml:space="preserve">planirano</w:t>
+              <w:t>planirano</w:t>
             </w:r>
           </w:p>
         </w:tc>
@@ -6949,7 +7560,7 @@
     </w:p>
     <w:p>
       <w:pPr>
-        <w:pStyle w:val="Heading1"/>
+        <w:pStyle w:val="Naslov1"/>
         <w:rPr>
           <w:lang w:val="hr-HR"/>
         </w:rPr>
@@ -6963,32 +7574,38 @@
       </w:r>
       <w:bookmarkEnd w:id="16"/>
     </w:p>
-    <w:p xmlns:a="http://schemas.openxmlformats.org/drawingml/2006/main" xmlns:pic="http://schemas.openxmlformats.org/drawingml/2006/picture">
-      <w:pPr>
-        <w:pStyle w:val="BodyText"/>
+    <w:p>
+      <w:pPr>
+        <w:pStyle w:val="Tijeloteksta"/>
         <w:keepNext/>
         <w:spacing w:before="120" w:after="60"/>
         <w:ind w:left="0"/>
         <w:jc w:val="center"/>
-      </w:pPr>
-      <w:r>
+        <w:rPr>
+          <w:lang w:val="hr-HR"/>
+        </w:rPr>
+      </w:pPr>
+      <w:r>
+        <w:rPr>
+          <w:noProof/>
+        </w:rPr>
         <w:drawing>
-          <wp:inline distT="0" distB="0" distL="0" distR="0">
+          <wp:inline distT="0" distB="0" distL="0" distR="0" wp14:anchorId="465C47DE" wp14:editId="5D3DD9FA">
             <wp:extent cx="5940000" cy="4806000"/>
             <wp:effectExtent l="0" t="0" r="0" b="0"/>
             <wp:docPr id="1002" name="Slika 2"/>
             <wp:cNvGraphicFramePr>
-              <a:graphicFrameLocks noChangeAspect="1"/>
+              <a:graphicFrameLocks xmlns:a="http://schemas.openxmlformats.org/drawingml/2006/main" noChangeAspect="1"/>
             </wp:cNvGraphicFramePr>
-            <a:graphic>
+            <a:graphic xmlns:a="http://schemas.openxmlformats.org/drawingml/2006/main">
               <a:graphicData uri="http://schemas.openxmlformats.org/drawingml/2006/picture">
-                <pic:pic>
+                <pic:pic xmlns:pic="http://schemas.openxmlformats.org/drawingml/2006/picture">
                   <pic:nvPicPr>
                     <pic:cNvPr id="1002" name="plan_image2.png"/>
                     <pic:cNvPicPr/>
                   </pic:nvPicPr>
                   <pic:blipFill>
-                    <a:blip r:embed="rId102"/>
+                    <a:blip r:embed="rId14"/>
                     <a:stretch>
                       <a:fillRect/>
                     </a:stretch>
@@ -7011,7 +7628,7 @@
     </w:p>
     <w:p>
       <w:pPr>
-        <w:pStyle w:val="BodyText"/>
+        <w:pStyle w:val="Tijeloteksta"/>
         <w:spacing w:after="200"/>
         <w:ind w:left="0"/>
         <w:jc w:val="center"/>
@@ -7026,26 +7643,26 @@
           <w:szCs w:val="18"/>
           <w:lang w:val="hr-HR"/>
         </w:rPr>
-        <w:t xml:space="preserve">Slika 2. Gantogram projekta</w:t>
-      </w:r>
-    </w:p>
-    <w:p>
-      <w:pPr>
-        <w:pStyle w:val="BodyText"/>
-        <w:rPr>
-          <w:lang w:val="hr-HR"/>
-        </w:rPr>
-      </w:pPr>
-      <w:r>
-        <w:rPr>
-          <w:lang w:val="hr-HR"/>
-        </w:rPr>
-        <w:t xml:space="preserve">Projekt traje od 19.10.2026. do roka za predaju 29.1.2027. (T1–T15); šrafirano razdoblje je blagdanska stanka (rezerva), a rombovi označavaju kontrolne točke KT1–KT7.</w:t>
-      </w:r>
-    </w:p>
-    <w:p>
-      <w:pPr>
-        <w:pStyle w:val="Heading1"/>
+        <w:t>Slika 2. Gantogram projekta</w:t>
+      </w:r>
+    </w:p>
+    <w:p>
+      <w:pPr>
+        <w:pStyle w:val="Tijeloteksta"/>
+        <w:rPr>
+          <w:lang w:val="hr-HR"/>
+        </w:rPr>
+      </w:pPr>
+      <w:r>
+        <w:rPr>
+          <w:lang w:val="hr-HR"/>
+        </w:rPr>
+        <w:t>Projekt traje od 19.10.2026. do roka za predaju 29.1.2027. (T1–T15); šrafirano razdoblje je blagdanska stanka (rezerva), a rombovi označavaju kontrolne točke KT1–KT7.</w:t>
+      </w:r>
+    </w:p>
+    <w:p>
+      <w:pPr>
+        <w:pStyle w:val="Naslov1"/>
         <w:rPr>
           <w:lang w:val="hr-HR"/>
         </w:rPr>
@@ -7061,34 +7678,34 @@
     </w:p>
     <w:p>
       <w:pPr>
-        <w:pStyle w:val="BodyText"/>
-        <w:rPr>
-          <w:lang w:val="hr-HR"/>
-        </w:rPr>
-      </w:pPr>
-      <w:r>
-        <w:rPr>
-          <w:lang w:val="hr-HR"/>
-        </w:rPr>
-        <w:t xml:space="preserve">Sastanci tima održavaju se jednom tjedno (</w:t>
+        <w:pStyle w:val="Tijeloteksta"/>
+        <w:rPr>
+          <w:lang w:val="hr-HR"/>
+        </w:rPr>
+      </w:pPr>
+      <w:r>
+        <w:rPr>
+          <w:lang w:val="hr-HR"/>
+        </w:rPr>
+        <w:t>Sastanci tima održavaju se jednom tjedno (</w:t>
       </w:r>
       <w:r>
         <w:rPr>
           <w:highlight w:val="yellow"/>
           <w:lang w:val="hr-HR"/>
         </w:rPr>
-        <w:t xml:space="preserve">&lt;dan, vrijeme, mjesto&gt;</w:t>
-      </w:r>
-      <w:r>
-        <w:rPr>
-          <w:lang w:val="hr-HR"/>
-        </w:rPr>
-        <w:t xml:space="preserve">); zapisnik se vodi prema predlošku u repozitoriju i ovdje se dodaje sažetak za svaki održani sastanak.</w:t>
-      </w:r>
-    </w:p>
-    <w:p>
-      <w:pPr>
-        <w:pStyle w:val="BodyText"/>
+        <w:t>&lt;dan, vrijeme, mjesto&gt;</w:t>
+      </w:r>
+      <w:r>
+        <w:rPr>
+          <w:lang w:val="hr-HR"/>
+        </w:rPr>
+        <w:t>); zapisnik se vodi prema predlošku u repozitoriju i ovdje se dodaje sažetak za svaki održani sastanak.</w:t>
+      </w:r>
+    </w:p>
+    <w:p>
+      <w:pPr>
+        <w:pStyle w:val="Tijeloteksta"/>
         <w:rPr>
           <w:lang w:val="hr-HR"/>
         </w:rPr>
@@ -7098,7 +7715,7 @@
           <w:b/>
           <w:lang w:val="hr-HR"/>
         </w:rPr>
-        <w:t xml:space="preserve">Online dogovor o ulogama</w:t>
+        <w:t>Online dogovor o ulogama</w:t>
       </w:r>
       <w:r>
         <w:rPr>
@@ -7111,100 +7728,98 @@
           <w:highlight w:val="yellow"/>
           <w:lang w:val="hr-HR"/>
         </w:rPr>
-        <w:t xml:space="preserve">&lt;datum&gt;</w:t>
-      </w:r>
-    </w:p>
-    <w:p>
-      <w:pPr>
-        <w:pStyle w:val="BodyText"/>
-        <w:rPr>
-          <w:lang w:val="hr-HR"/>
-        </w:rPr>
-      </w:pPr>
-      <w:r>
-        <w:rPr>
-          <w:lang w:val="hr-HR"/>
-        </w:rPr>
-        <w:t xml:space="preserve">Sudionici: svi članovi tima.</w:t>
-      </w:r>
-    </w:p>
-    <w:p>
-      <w:pPr>
-        <w:pStyle w:val="BodyText"/>
-        <w:rPr>
-          <w:lang w:val="hr-HR"/>
-        </w:rPr>
-      </w:pPr>
-      <w:r>
-        <w:rPr>
-          <w:lang w:val="hr-HR"/>
-        </w:rPr>
-        <w:t xml:space="preserve">Zaključci:</w:t>
-      </w:r>
-    </w:p>
-    <w:p>
-      <w:pPr>
-        <w:pStyle w:val="BodyText"/>
+        <w:t>&lt;datum&gt;</w:t>
+      </w:r>
+    </w:p>
+    <w:p>
+      <w:pPr>
+        <w:pStyle w:val="Tijeloteksta"/>
+        <w:rPr>
+          <w:lang w:val="hr-HR"/>
+        </w:rPr>
+      </w:pPr>
+      <w:r>
+        <w:rPr>
+          <w:lang w:val="hr-HR"/>
+        </w:rPr>
+        <w:t>Sudionici: svi članovi tima.</w:t>
+      </w:r>
+    </w:p>
+    <w:p>
+      <w:pPr>
+        <w:pStyle w:val="Tijeloteksta"/>
+        <w:rPr>
+          <w:lang w:val="hr-HR"/>
+        </w:rPr>
+      </w:pPr>
+      <w:r>
+        <w:rPr>
+          <w:lang w:val="hr-HR"/>
+        </w:rPr>
+        <w:lastRenderedPageBreak/>
+        <w:t>Zaključci:</w:t>
+      </w:r>
+    </w:p>
+    <w:p>
+      <w:pPr>
+        <w:pStyle w:val="Tijeloteksta"/>
         <w:numPr>
           <w:ilvl w:val="0"/>
-          <w:numId w:val="90"/>
+          <w:numId w:val="8"/>
         </w:numPr>
         <w:spacing w:after="60"/>
-        <w:ind w:left="1080" w:hanging="360"/>
-        <w:rPr>
-          <w:lang w:val="hr-HR"/>
-        </w:rPr>
-      </w:pPr>
-      <w:r>
-        <w:rPr>
-          <w:lang w:val="hr-HR"/>
-        </w:rPr>
-        <w:t xml:space="preserve">svaki član odabrao je područje rada (Leo – ThingsBoard/dashboard, Sven – ALPR detekcija pločica, Toma – senzori, Anja – ThingsBoard, Luka – rampe, aktuatori i lokalna kontrola pristupa, Lovro – baza i GitHub uz pomoć Tomi sa senzorima, Lukas – OCR i edge),</w:t>
-      </w:r>
-    </w:p>
-    <w:p>
-      <w:pPr>
-        <w:pStyle w:val="BodyText"/>
+        <w:rPr>
+          <w:lang w:val="hr-HR"/>
+        </w:rPr>
+      </w:pPr>
+      <w:r>
+        <w:rPr>
+          <w:lang w:val="hr-HR"/>
+        </w:rPr>
+        <w:t>svaki član odabrao je područje rada (Leo – ThingsBoard/dashboard, Sven – ALPR detekcija pločica, Toma – senzori, Anja – ThingsBoard, Luka – rampe, aktuatori i lokalna kontrola pristupa, Lovro – baza i GitHub uz pomoć Tomi sa senzorima, Lukas – OCR i edge),</w:t>
+      </w:r>
+    </w:p>
+    <w:p>
+      <w:pPr>
+        <w:pStyle w:val="Tijeloteksta"/>
         <w:numPr>
           <w:ilvl w:val="0"/>
-          <w:numId w:val="90"/>
+          <w:numId w:val="8"/>
         </w:numPr>
         <w:spacing w:after="60"/>
-        <w:ind w:left="1080" w:hanging="360"/>
-        <w:rPr>
-          <w:lang w:val="hr-HR"/>
-        </w:rPr>
-      </w:pPr>
-      <w:r>
-        <w:rPr>
-          <w:lang w:val="hr-HR"/>
-        </w:rPr>
-        <w:t xml:space="preserve">Leo je predložio vlastitu mobilnu aplikaciju za analitiku garaže – Leo radi aplikaciju i analitički dio ThingsBoarda, a većinu ThingsBoarda preuzima Anja,</w:t>
-      </w:r>
-    </w:p>
-    <w:p>
-      <w:pPr>
-        <w:pStyle w:val="BodyText"/>
+        <w:rPr>
+          <w:lang w:val="hr-HR"/>
+        </w:rPr>
+      </w:pPr>
+      <w:r>
+        <w:rPr>
+          <w:lang w:val="hr-HR"/>
+        </w:rPr>
+        <w:t>Leo je predložio vlastitu mobilnu aplikaciju za analitiku garaže – Leo radi aplikaciju i analitički dio ThingsBoarda, a većinu ThingsBoarda preuzima Anja,</w:t>
+      </w:r>
+    </w:p>
+    <w:p>
+      <w:pPr>
+        <w:pStyle w:val="Tijeloteksta"/>
         <w:numPr>
           <w:ilvl w:val="0"/>
-          <w:numId w:val="90"/>
+          <w:numId w:val="8"/>
         </w:numPr>
         <w:spacing w:after="60"/>
-        <w:ind w:left="1080" w:hanging="360"/>
-        <w:rPr>
-          <w:lang w:val="hr-HR"/>
-        </w:rPr>
-      </w:pPr>
-      <w:r>
-        <w:rPr>
-          <w:lang w:val="hr-HR"/>
-        </w:rPr>
-        <w:t xml:space="preserve">fizičku maketu preuzima Patrik (faze 1–2) uz Lovrinu pomoć; konačna raspodjela je u poglavlju 8.</w:t>
-      </w:r>
-    </w:p>
-    <w:p>
-      <w:pPr>
-        <w:pStyle w:val="BodyText"/>
+        <w:rPr>
+          <w:lang w:val="hr-HR"/>
+        </w:rPr>
+      </w:pPr>
+      <w:r>
+        <w:rPr>
+          <w:lang w:val="hr-HR"/>
+        </w:rPr>
+        <w:t>fizičku maketu preuzima Patrik (faze 1–2) uz Lovrinu pomoć; konačna raspodjela je u poglavlju 8.</w:t>
+      </w:r>
+    </w:p>
+    <w:p>
+      <w:pPr>
+        <w:pStyle w:val="Tijeloteksta"/>
         <w:rPr>
           <w:lang w:val="hr-HR"/>
         </w:rPr>
@@ -7214,7 +7829,7 @@
           <w:b/>
           <w:lang w:val="hr-HR"/>
         </w:rPr>
-        <w:t xml:space="preserve">Sastanak 1</w:t>
+        <w:t>Sastanak 1</w:t>
       </w:r>
       <w:r>
         <w:rPr>
@@ -7227,7 +7842,7 @@
           <w:highlight w:val="yellow"/>
           <w:lang w:val="hr-HR"/>
         </w:rPr>
-        <w:t xml:space="preserve">&lt;dd.mm.2026.&gt;</w:t>
+        <w:t>&lt;dd.mm.2026.&gt;</w:t>
       </w:r>
       <w:r>
         <w:rPr>
@@ -7240,7 +7855,7 @@
           <w:highlight w:val="yellow"/>
           <w:lang w:val="hr-HR"/>
         </w:rPr>
-        <w:t xml:space="preserve">&lt;hh:mm&gt;</w:t>
+        <w:t>&lt;hh:mm&gt;</w:t>
       </w:r>
       <w:r>
         <w:rPr>
@@ -7253,12 +7868,12 @@
           <w:highlight w:val="yellow"/>
           <w:lang w:val="hr-HR"/>
         </w:rPr>
-        <w:t xml:space="preserve">&lt;mjesto&gt;</w:t>
-      </w:r>
-    </w:p>
-    <w:p>
-      <w:pPr>
-        <w:pStyle w:val="BodyText"/>
+        <w:t>&lt;mjesto&gt;</w:t>
+      </w:r>
+    </w:p>
+    <w:p>
+      <w:pPr>
+        <w:pStyle w:val="Tijeloteksta"/>
         <w:rPr>
           <w:lang w:val="hr-HR"/>
         </w:rPr>
@@ -7274,121 +7889,116 @@
           <w:highlight w:val="yellow"/>
           <w:lang w:val="hr-HR"/>
         </w:rPr>
-        <w:t xml:space="preserve">&lt;popis članova tima&gt;</w:t>
-      </w:r>
-    </w:p>
-    <w:p>
-      <w:pPr>
-        <w:pStyle w:val="BodyText"/>
-        <w:rPr>
-          <w:lang w:val="hr-HR"/>
-        </w:rPr>
-      </w:pPr>
-      <w:r>
-        <w:rPr>
-          <w:lang w:val="hr-HR"/>
-        </w:rPr>
-        <w:t xml:space="preserve">Dnevni red / zaključci za potvrdu:</w:t>
-      </w:r>
-    </w:p>
-    <w:p>
-      <w:pPr>
-        <w:pStyle w:val="BodyText"/>
+        <w:t>&lt;popis članova tima&gt;</w:t>
+      </w:r>
+    </w:p>
+    <w:p>
+      <w:pPr>
+        <w:pStyle w:val="Tijeloteksta"/>
+        <w:rPr>
+          <w:lang w:val="hr-HR"/>
+        </w:rPr>
+      </w:pPr>
+      <w:r>
+        <w:rPr>
+          <w:lang w:val="hr-HR"/>
+        </w:rPr>
+        <w:t>Dnevni red / zaključci za potvrdu:</w:t>
+      </w:r>
+    </w:p>
+    <w:p>
+      <w:pPr>
+        <w:pStyle w:val="Tijeloteksta"/>
         <w:numPr>
           <w:ilvl w:val="0"/>
-          <w:numId w:val="90"/>
+          <w:numId w:val="8"/>
         </w:numPr>
         <w:spacing w:after="60"/>
-        <w:ind w:left="1080" w:hanging="360"/>
-        <w:rPr>
-          <w:lang w:val="hr-HR"/>
-        </w:rPr>
-      </w:pPr>
-      <w:r>
-        <w:rPr>
-          <w:lang w:val="hr-HR"/>
-        </w:rPr>
-        <w:t xml:space="preserve">potvrda ovog plana, arhitekture, komunikacijskog ugovora i raspodjele uloga,</w:t>
-      </w:r>
-    </w:p>
-    <w:p>
-      <w:pPr>
-        <w:pStyle w:val="BodyText"/>
+        <w:rPr>
+          <w:lang w:val="hr-HR"/>
+        </w:rPr>
+      </w:pPr>
+      <w:r>
+        <w:rPr>
+          <w:lang w:val="hr-HR"/>
+        </w:rPr>
+        <w:t>potvrda ovog plana, arhitekture, komunikacijskog ugovora i raspodjele uloga,</w:t>
+      </w:r>
+    </w:p>
+    <w:p>
+      <w:pPr>
+        <w:pStyle w:val="Tijeloteksta"/>
         <w:numPr>
           <w:ilvl w:val="0"/>
-          <w:numId w:val="90"/>
+          <w:numId w:val="8"/>
         </w:numPr>
         <w:spacing w:after="60"/>
-        <w:ind w:left="1080" w:hanging="360"/>
-        <w:rPr>
-          <w:lang w:val="hr-HR"/>
-        </w:rPr>
-      </w:pPr>
-      <w:r>
-        <w:rPr>
-          <w:lang w:val="hr-HR"/>
-        </w:rPr>
-        <w:t xml:space="preserve">odluka D-004: Raspberry Pi kao edge računalo, Jetson Nano kao rezerva,</w:t>
-      </w:r>
-    </w:p>
-    <w:p>
-      <w:pPr>
-        <w:pStyle w:val="BodyText"/>
+        <w:rPr>
+          <w:lang w:val="hr-HR"/>
+        </w:rPr>
+      </w:pPr>
+      <w:r>
+        <w:rPr>
+          <w:lang w:val="hr-HR"/>
+        </w:rPr>
+        <w:t>odluka D-004: Raspberry Pi kao edge računalo, Jetson Nano kao rezerva,</w:t>
+      </w:r>
+    </w:p>
+    <w:p>
+      <w:pPr>
+        <w:pStyle w:val="Tijeloteksta"/>
         <w:numPr>
           <w:ilvl w:val="0"/>
-          <w:numId w:val="90"/>
+          <w:numId w:val="8"/>
         </w:numPr>
         <w:spacing w:after="60"/>
-        <w:ind w:left="1080" w:hanging="360"/>
-        <w:rPr>
-          <w:lang w:val="hr-HR"/>
-        </w:rPr>
-      </w:pPr>
-      <w:r>
-        <w:rPr>
-          <w:lang w:val="hr-HR"/>
-        </w:rPr>
-        <w:t xml:space="preserve">odluka D-007: jedna ili dvije kamere (ulaz/izlaz),</w:t>
-      </w:r>
-    </w:p>
-    <w:p>
-      <w:pPr>
-        <w:pStyle w:val="BodyText"/>
+        <w:rPr>
+          <w:lang w:val="hr-HR"/>
+        </w:rPr>
+      </w:pPr>
+      <w:r>
+        <w:rPr>
+          <w:lang w:val="hr-HR"/>
+        </w:rPr>
+        <w:t>odluka D-007: jedna ili dvije kamere (ulaz/izlaz),</w:t>
+      </w:r>
+    </w:p>
+    <w:p>
+      <w:pPr>
+        <w:pStyle w:val="Tijeloteksta"/>
         <w:numPr>
           <w:ilvl w:val="0"/>
-          <w:numId w:val="90"/>
+          <w:numId w:val="8"/>
         </w:numPr>
         <w:spacing w:after="60"/>
-        <w:ind w:left="1080" w:hanging="360"/>
-        <w:rPr>
-          <w:lang w:val="hr-HR"/>
-        </w:rPr>
-      </w:pPr>
-      <w:r>
-        <w:rPr>
-          <w:lang w:val="hr-HR"/>
-        </w:rPr>
-        <w:t xml:space="preserve">pravilo naplate (15 min besplatno, 1,50 € po započetom satu, najviše 15 € dnevno),</w:t>
-      </w:r>
-    </w:p>
-    <w:p>
-      <w:pPr>
-        <w:pStyle w:val="BodyText"/>
+        <w:rPr>
+          <w:lang w:val="hr-HR"/>
+        </w:rPr>
+      </w:pPr>
+      <w:r>
+        <w:rPr>
+          <w:lang w:val="hr-HR"/>
+        </w:rPr>
+        <w:t>pravilo naplate (15 min besplatno, 1,50 € po započetom satu, najviše 15 € dnevno),</w:t>
+      </w:r>
+    </w:p>
+    <w:p>
+      <w:pPr>
+        <w:pStyle w:val="Tijeloteksta"/>
         <w:numPr>
           <w:ilvl w:val="0"/>
-          <w:numId w:val="90"/>
+          <w:numId w:val="8"/>
         </w:numPr>
         <w:spacing w:after="60"/>
-        <w:ind w:left="1080" w:hanging="360"/>
-        <w:rPr>
-          <w:lang w:val="hr-HR"/>
-        </w:rPr>
-      </w:pPr>
-      <w:r>
-        <w:rPr>
-          <w:lang w:val="hr-HR"/>
-        </w:rPr>
-        <w:t xml:space="preserve">narudžba komponenti i termin tjednog sastanka.</w:t>
+        <w:rPr>
+          <w:lang w:val="hr-HR"/>
+        </w:rPr>
+      </w:pPr>
+      <w:r>
+        <w:rPr>
+          <w:lang w:val="hr-HR"/>
+        </w:rPr>
+        <w:t>narudžba komponenti i termin tjednog sastanka.</w:t>
       </w:r>
     </w:p>
     <w:p>
@@ -7407,12 +8017,6 @@
         <w:gridCol w:w="4622"/>
       </w:tblGrid>
       <w:tr>
-        <w:tblPrEx>
-          <w:tblCellMar>
-            <w:top w:w="0" w:type="dxa"/>
-            <w:bottom w:w="0" w:type="dxa"/>
-          </w:tblCellMar>
-        </w:tblPrEx>
         <w:trPr>
           <w:trHeight w:val="345"/>
         </w:trPr>
@@ -7428,7 +8032,7 @@
           </w:tcPr>
           <w:p>
             <w:pPr>
-              <w:pStyle w:val="Header"/>
+              <w:pStyle w:val="Zaglavlje"/>
               <w:spacing w:before="120" w:after="120"/>
               <w:rPr>
                 <w:b/>
@@ -7439,12 +8043,25 @@
               <w:rPr>
                 <w:lang w:val="hr-HR"/>
               </w:rPr>
+              <w:lastRenderedPageBreak/>
               <w:br w:type="page"/>
+            </w:r>
+            <w:r>
+              <w:rPr>
+                <w:lang w:val="hr-HR"/>
+              </w:rPr>
               <w:br w:type="page"/>
+            </w:r>
+            <w:r>
+              <w:rPr>
+                <w:lang w:val="hr-HR"/>
+              </w:rPr>
               <w:br w:type="page"/>
             </w:r>
             <w:r>
               <w:br w:type="page"/>
+            </w:r>
+            <w:r>
               <w:br w:type="page"/>
             </w:r>
             <w:r>
@@ -7468,7 +8085,7 @@
           </w:tcPr>
           <w:p>
             <w:pPr>
-              <w:pStyle w:val="Header"/>
+              <w:pStyle w:val="Zaglavlje"/>
               <w:spacing w:before="120" w:after="120"/>
               <w:rPr>
                 <w:lang w:val="hr-HR"/>
@@ -7478,12 +8095,6 @@
         </w:tc>
       </w:tr>
       <w:tr>
-        <w:tblPrEx>
-          <w:tblCellMar>
-            <w:top w:w="0" w:type="dxa"/>
-            <w:bottom w:w="0" w:type="dxa"/>
-          </w:tblCellMar>
-        </w:tblPrEx>
         <w:trPr>
           <w:trHeight w:val="345"/>
         </w:trPr>
@@ -7499,7 +8110,7 @@
           </w:tcPr>
           <w:p>
             <w:pPr>
-              <w:pStyle w:val="Header"/>
+              <w:pStyle w:val="Zaglavlje"/>
               <w:spacing w:before="120" w:after="120"/>
               <w:rPr>
                 <w:lang w:val="hr-HR"/>
@@ -7509,7 +8120,7 @@
               <w:rPr>
                 <w:lang w:val="hr-HR"/>
               </w:rPr>
-              <w:t xml:space="preserve">Patrik &lt; prezime &gt; (voditelj)</w:t>
+              <w:t>Patrik &lt; prezime &gt; (voditelj)</w:t>
             </w:r>
           </w:p>
         </w:tc>
@@ -7525,7 +8136,7 @@
           </w:tcPr>
           <w:p>
             <w:pPr>
-              <w:pStyle w:val="Header"/>
+              <w:pStyle w:val="Zaglavlje"/>
               <w:spacing w:before="120" w:after="120"/>
               <w:rPr>
                 <w:lang w:val="hr-HR"/>
@@ -7535,18 +8146,12 @@
               <w:rPr>
                 <w:lang w:val="hr-HR"/>
               </w:rPr>
-              <w:t xml:space="preserve">Datum: ____________   Potpis: ____________</w:t>
+              <w:t>Datum: ____________   Potpis: ____________</w:t>
             </w:r>
           </w:p>
         </w:tc>
       </w:tr>
       <w:tr>
-        <w:tblPrEx>
-          <w:tblCellMar>
-            <w:top w:w="0" w:type="dxa"/>
-            <w:bottom w:w="0" w:type="dxa"/>
-          </w:tblCellMar>
-        </w:tblPrEx>
         <w:trPr>
           <w:trHeight w:val="345"/>
         </w:trPr>
@@ -7562,7 +8167,7 @@
           </w:tcPr>
           <w:p>
             <w:pPr>
-              <w:pStyle w:val="Header"/>
+              <w:pStyle w:val="Zaglavlje"/>
               <w:spacing w:before="120" w:after="120"/>
               <w:rPr>
                 <w:lang w:val="hr-HR"/>
@@ -7572,7 +8177,7 @@
               <w:rPr>
                 <w:lang w:val="hr-HR"/>
               </w:rPr>
-              <w:t xml:space="preserve">Anja &lt; prezime &gt;</w:t>
+              <w:t>Anja &lt; prezime &gt;</w:t>
             </w:r>
           </w:p>
         </w:tc>
@@ -7588,7 +8193,7 @@
           </w:tcPr>
           <w:p>
             <w:pPr>
-              <w:pStyle w:val="Header"/>
+              <w:pStyle w:val="Zaglavlje"/>
               <w:spacing w:before="120" w:after="120"/>
               <w:rPr>
                 <w:lang w:val="hr-HR"/>
@@ -7598,18 +8203,12 @@
               <w:rPr>
                 <w:lang w:val="hr-HR"/>
               </w:rPr>
-              <w:t xml:space="preserve">Datum: ____________   Potpis: ____________</w:t>
+              <w:t>Datum: ____________   Potpis: ____________</w:t>
             </w:r>
           </w:p>
         </w:tc>
       </w:tr>
       <w:tr>
-        <w:tblPrEx>
-          <w:tblCellMar>
-            <w:top w:w="0" w:type="dxa"/>
-            <w:bottom w:w="0" w:type="dxa"/>
-          </w:tblCellMar>
-        </w:tblPrEx>
         <w:trPr>
           <w:trHeight w:val="345"/>
         </w:trPr>
@@ -7625,7 +8224,7 @@
           </w:tcPr>
           <w:p>
             <w:pPr>
-              <w:pStyle w:val="Header"/>
+              <w:pStyle w:val="Zaglavlje"/>
               <w:spacing w:before="120" w:after="120"/>
               <w:rPr>
                 <w:lang w:val="hr-HR"/>
@@ -7635,7 +8234,7 @@
               <w:rPr>
                 <w:lang w:val="hr-HR"/>
               </w:rPr>
-              <w:t xml:space="preserve">Toma Burgund</w:t>
+              <w:t>Toma Burgund</w:t>
             </w:r>
           </w:p>
         </w:tc>
@@ -7651,7 +8250,7 @@
           </w:tcPr>
           <w:p>
             <w:pPr>
-              <w:pStyle w:val="Header"/>
+              <w:pStyle w:val="Zaglavlje"/>
               <w:spacing w:before="120" w:after="120"/>
               <w:rPr>
                 <w:lang w:val="hr-HR"/>
@@ -7661,18 +8260,12 @@
               <w:rPr>
                 <w:lang w:val="hr-HR"/>
               </w:rPr>
-              <w:t xml:space="preserve">Datum: ____________   Potpis: ____________</w:t>
+              <w:t>Datum: ____________   Potpis: ____________</w:t>
             </w:r>
           </w:p>
         </w:tc>
       </w:tr>
       <w:tr>
-        <w:tblPrEx>
-          <w:tblCellMar>
-            <w:top w:w="0" w:type="dxa"/>
-            <w:bottom w:w="0" w:type="dxa"/>
-          </w:tblCellMar>
-        </w:tblPrEx>
         <w:trPr>
           <w:trHeight w:val="345"/>
         </w:trPr>
@@ -7688,7 +8281,7 @@
           </w:tcPr>
           <w:p>
             <w:pPr>
-              <w:pStyle w:val="Header"/>
+              <w:pStyle w:val="Zaglavlje"/>
               <w:spacing w:before="120" w:after="120"/>
               <w:rPr>
                 <w:lang w:val="hr-HR"/>
@@ -7698,7 +8291,7 @@
               <w:rPr>
                 <w:lang w:val="hr-HR"/>
               </w:rPr>
-              <w:t xml:space="preserve">Luka Oslić</w:t>
+              <w:t>Luka Oslić</w:t>
             </w:r>
           </w:p>
         </w:tc>
@@ -7714,7 +8307,7 @@
           </w:tcPr>
           <w:p>
             <w:pPr>
-              <w:pStyle w:val="Header"/>
+              <w:pStyle w:val="Zaglavlje"/>
               <w:spacing w:before="120" w:after="120"/>
               <w:rPr>
                 <w:lang w:val="hr-HR"/>
@@ -7724,18 +8317,12 @@
               <w:rPr>
                 <w:lang w:val="hr-HR"/>
               </w:rPr>
-              <w:t xml:space="preserve">Datum: ____________   Potpis: ____________</w:t>
+              <w:t>Datum: ____________   Potpis: ____________</w:t>
             </w:r>
           </w:p>
         </w:tc>
       </w:tr>
       <w:tr>
-        <w:tblPrEx>
-          <w:tblCellMar>
-            <w:top w:w="0" w:type="dxa"/>
-            <w:bottom w:w="0" w:type="dxa"/>
-          </w:tblCellMar>
-        </w:tblPrEx>
         <w:trPr>
           <w:trHeight w:val="345"/>
         </w:trPr>
@@ -7751,7 +8338,7 @@
           </w:tcPr>
           <w:p>
             <w:pPr>
-              <w:pStyle w:val="Header"/>
+              <w:pStyle w:val="Zaglavlje"/>
               <w:spacing w:before="120" w:after="120"/>
               <w:rPr>
                 <w:lang w:val="hr-HR"/>
@@ -7761,7 +8348,7 @@
               <w:rPr>
                 <w:lang w:val="hr-HR"/>
               </w:rPr>
-              <w:t xml:space="preserve">Sven Matić</w:t>
+              <w:t>Sven Matić</w:t>
             </w:r>
           </w:p>
         </w:tc>
@@ -7777,7 +8364,7 @@
           </w:tcPr>
           <w:p>
             <w:pPr>
-              <w:pStyle w:val="Header"/>
+              <w:pStyle w:val="Zaglavlje"/>
               <w:spacing w:before="120" w:after="120"/>
               <w:rPr>
                 <w:lang w:val="hr-HR"/>
@@ -7787,18 +8374,12 @@
               <w:rPr>
                 <w:lang w:val="hr-HR"/>
               </w:rPr>
-              <w:t xml:space="preserve">Datum: ____________   Potpis: ____________</w:t>
+              <w:t>Datum: ____________   Potpis: ____________</w:t>
             </w:r>
           </w:p>
         </w:tc>
       </w:tr>
       <w:tr>
-        <w:tblPrEx>
-          <w:tblCellMar>
-            <w:top w:w="0" w:type="dxa"/>
-            <w:bottom w:w="0" w:type="dxa"/>
-          </w:tblCellMar>
-        </w:tblPrEx>
         <w:trPr>
           <w:trHeight w:val="345"/>
         </w:trPr>
@@ -7814,7 +8395,7 @@
           </w:tcPr>
           <w:p>
             <w:pPr>
-              <w:pStyle w:val="Header"/>
+              <w:pStyle w:val="Zaglavlje"/>
               <w:spacing w:before="120" w:after="120"/>
               <w:rPr>
                 <w:lang w:val="hr-HR"/>
@@ -7824,7 +8405,7 @@
               <w:rPr>
                 <w:lang w:val="hr-HR"/>
               </w:rPr>
-              <w:t xml:space="preserve">Lukas Davorija</w:t>
+              <w:t>Lukas Davorija</w:t>
             </w:r>
           </w:p>
         </w:tc>
@@ -7840,7 +8421,7 @@
           </w:tcPr>
           <w:p>
             <w:pPr>
-              <w:pStyle w:val="Header"/>
+              <w:pStyle w:val="Zaglavlje"/>
               <w:spacing w:before="120" w:after="120"/>
               <w:rPr>
                 <w:lang w:val="hr-HR"/>
@@ -7850,18 +8431,12 @@
               <w:rPr>
                 <w:lang w:val="hr-HR"/>
               </w:rPr>
-              <w:t xml:space="preserve">Datum: ____________   Potpis: ____________</w:t>
+              <w:t>Datum: ____________   Potpis: ____________</w:t>
             </w:r>
           </w:p>
         </w:tc>
       </w:tr>
       <w:tr>
-        <w:tblPrEx>
-          <w:tblCellMar>
-            <w:top w:w="0" w:type="dxa"/>
-            <w:bottom w:w="0" w:type="dxa"/>
-          </w:tblCellMar>
-        </w:tblPrEx>
         <w:trPr>
           <w:trHeight w:val="345"/>
         </w:trPr>
@@ -7877,7 +8452,7 @@
           </w:tcPr>
           <w:p>
             <w:pPr>
-              <w:pStyle w:val="Header"/>
+              <w:pStyle w:val="Zaglavlje"/>
               <w:spacing w:before="120" w:after="120"/>
               <w:rPr>
                 <w:lang w:val="hr-HR"/>
@@ -7887,7 +8462,7 @@
               <w:rPr>
                 <w:lang w:val="hr-HR"/>
               </w:rPr>
-              <w:t xml:space="preserve">Leo Hreljanović</w:t>
+              <w:t>Leo Hreljanović</w:t>
             </w:r>
           </w:p>
         </w:tc>
@@ -7903,7 +8478,7 @@
           </w:tcPr>
           <w:p>
             <w:pPr>
-              <w:pStyle w:val="Header"/>
+              <w:pStyle w:val="Zaglavlje"/>
               <w:spacing w:before="120" w:after="120"/>
               <w:rPr>
                 <w:lang w:val="hr-HR"/>
@@ -7913,18 +8488,12 @@
               <w:rPr>
                 <w:lang w:val="hr-HR"/>
               </w:rPr>
-              <w:t xml:space="preserve">Datum: ____________   Potpis: ____________</w:t>
+              <w:t>Datum: ____________   Potpis: ____________</w:t>
             </w:r>
           </w:p>
         </w:tc>
       </w:tr>
       <w:tr>
-        <w:tblPrEx>
-          <w:tblCellMar>
-            <w:top w:w="0" w:type="dxa"/>
-            <w:bottom w:w="0" w:type="dxa"/>
-          </w:tblCellMar>
-        </w:tblPrEx>
         <w:trPr>
           <w:trHeight w:val="345"/>
         </w:trPr>
@@ -7940,7 +8509,7 @@
           </w:tcPr>
           <w:p>
             <w:pPr>
-              <w:pStyle w:val="Header"/>
+              <w:pStyle w:val="Zaglavlje"/>
               <w:spacing w:before="120" w:after="120"/>
               <w:rPr>
                 <w:lang w:val="hr-HR"/>
@@ -7950,7 +8519,7 @@
               <w:rPr>
                 <w:lang w:val="hr-HR"/>
               </w:rPr>
-              <w:t xml:space="preserve">Lovro Gale</w:t>
+              <w:t>Lovro Gale</w:t>
             </w:r>
           </w:p>
         </w:tc>
@@ -7966,7 +8535,7 @@
           </w:tcPr>
           <w:p>
             <w:pPr>
-              <w:pStyle w:val="Header"/>
+              <w:pStyle w:val="Zaglavlje"/>
               <w:spacing w:before="120" w:after="120"/>
               <w:rPr>
                 <w:lang w:val="hr-HR"/>
@@ -7976,7 +8545,7 @@
               <w:rPr>
                 <w:lang w:val="hr-HR"/>
               </w:rPr>
-              <w:t xml:space="preserve">Datum: ____________   Potpis: ____________</w:t>
+              <w:t>Datum: ____________   Potpis: ____________</w:t>
             </w:r>
           </w:p>
         </w:tc>
@@ -7984,22 +8553,22 @@
     </w:tbl>
     <w:p>
       <w:pPr>
-        <w:pStyle w:val="BodyText"/>
-        <w:rPr>
-          <w:lang w:val="hr-HR"/>
-        </w:rPr>
-      </w:pPr>
-    </w:p>
-    <w:p>
-      <w:pPr>
-        <w:rPr>
-          <w:lang w:val="hr-HR"/>
-        </w:rPr>
-      </w:pPr>
-    </w:p>
-    <w:p>
-      <w:pPr>
-        <w:pStyle w:val="Header"/>
+        <w:pStyle w:val="Tijeloteksta"/>
+        <w:rPr>
+          <w:lang w:val="hr-HR"/>
+        </w:rPr>
+      </w:pPr>
+    </w:p>
+    <w:p>
+      <w:pPr>
+        <w:rPr>
+          <w:lang w:val="hr-HR"/>
+        </w:rPr>
+      </w:pPr>
+    </w:p>
+    <w:p>
+      <w:pPr>
+        <w:pStyle w:val="Zaglavlje"/>
         <w:spacing w:before="120" w:after="120"/>
         <w:rPr>
           <w:b/>
@@ -8023,12 +8592,6 @@
         <w:gridCol w:w="4622"/>
       </w:tblGrid>
       <w:tr>
-        <w:tblPrEx>
-          <w:tblCellMar>
-            <w:top w:w="0" w:type="dxa"/>
-            <w:bottom w:w="0" w:type="dxa"/>
-          </w:tblCellMar>
-        </w:tblPrEx>
         <w:tc>
           <w:tcPr>
             <w:tcW w:w="4620" w:type="dxa"/>
@@ -8041,7 +8604,7 @@
           </w:tcPr>
           <w:p>
             <w:pPr>
-              <w:pStyle w:val="Header"/>
+              <w:pStyle w:val="Zaglavlje"/>
               <w:keepNext/>
               <w:keepLines/>
               <w:spacing w:before="120" w:after="120"/>
@@ -8060,7 +8623,7 @@
           </w:p>
           <w:p>
             <w:pPr>
-              <w:pStyle w:val="Header"/>
+              <w:pStyle w:val="Zaglavlje"/>
               <w:spacing w:before="120" w:after="120"/>
               <w:rPr>
                 <w:b/>
@@ -8071,7 +8634,7 @@
               <w:rPr>
                 <w:lang w:val="hr-HR"/>
               </w:rPr>
-              <w:t xml:space="preserve">&lt; Ime i prezime &gt;</w:t>
+              <w:t>&lt; Ime i prezime &gt;</w:t>
             </w:r>
           </w:p>
         </w:tc>
@@ -8087,7 +8650,7 @@
           </w:tcPr>
           <w:p>
             <w:pPr>
-              <w:pStyle w:val="Header"/>
+              <w:pStyle w:val="Zaglavlje"/>
               <w:spacing w:before="120" w:after="120"/>
               <w:rPr>
                 <w:b/>
@@ -8100,7 +8663,7 @@
     </w:tbl>
     <w:p>
       <w:pPr>
-        <w:pStyle w:val="Header"/>
+        <w:pStyle w:val="Zaglavlje"/>
         <w:spacing w:before="120" w:after="120"/>
         <w:rPr>
           <w:lang w:val="hr-HR"/>
@@ -8124,12 +8687,6 @@
         <w:gridCol w:w="4622"/>
       </w:tblGrid>
       <w:tr>
-        <w:tblPrEx>
-          <w:tblCellMar>
-            <w:top w:w="0" w:type="dxa"/>
-            <w:bottom w:w="0" w:type="dxa"/>
-          </w:tblCellMar>
-        </w:tblPrEx>
         <w:trPr>
           <w:trHeight w:val="345"/>
         </w:trPr>
@@ -8145,7 +8702,7 @@
           </w:tcPr>
           <w:p>
             <w:pPr>
-              <w:pStyle w:val="Header"/>
+              <w:pStyle w:val="Zaglavlje"/>
               <w:spacing w:before="120" w:after="120"/>
               <w:rPr>
                 <w:lang w:val="hr-HR"/>
@@ -8171,7 +8728,7 @@
           </w:tcPr>
           <w:p>
             <w:pPr>
-              <w:pStyle w:val="Header"/>
+              <w:pStyle w:val="Zaglavlje"/>
               <w:spacing w:before="120" w:after="120"/>
               <w:rPr>
                 <w:lang w:val="hr-HR"/>
@@ -8212,7 +8769,7 @@
 </file>
 
 <file path=word/endnotes.xml><?xml version="1.0" encoding="utf-8"?>
-<w:endnotes xmlns:wpc="http://schemas.microsoft.com/office/word/2010/wordprocessingCanvas" xmlns:cx="http://schemas.microsoft.com/office/drawing/2014/chartex" xmlns:cx1="http://schemas.microsoft.com/office/drawing/2015/9/8/chartex" xmlns:cx2="http://schemas.microsoft.com/office/drawing/2015/10/21/chartex" xmlns:cx3="http://schemas.microsoft.com/office/drawing/2016/5/9/chartex" xmlns:cx4="http://schemas.microsoft.com/office/drawing/2016/5/10/chartex" xmlns:cx5="http://schemas.microsoft.com/office/drawing/2016/5/11/chartex" xmlns:cx6="http://schemas.microsoft.com/office/drawing/2016/5/12/chartex" xmlns:cx7="http://schemas.microsoft.com/office/drawing/2016/5/13/chartex" xmlns:cx8="http://schemas.microsoft.com/office/drawing/2016/5/14/chartex" xmlns:mc="http://schemas.openxmlformats.org/markup-compatibility/2006" xmlns:aink="http://schemas.microsoft.com/office/drawing/2016/ink" xmlns:am3d="http://schemas.microsoft.com/office/drawing/2017/model3d" xmlns:o="urn:schemas-microsoft-com:office:office" xmlns:oel="http://schemas.microsoft.com/office/2019/extlst" xmlns:r="http://schemas.openxmlformats.org/officeDocument/2006/relationships" xmlns:m="http://schemas.openxmlformats.org/officeDocument/2006/math" xmlns:v="urn:schemas-microsoft-com:vml" xmlns:wp14="http://schemas.microsoft.com/office/word/2010/wordprocessingDrawing" xmlns:wp="http://schemas.openxmlformats.org/drawingml/2006/wordprocessingDrawing" xmlns:w10="urn:schemas-microsoft-com:office:word" xmlns:w="http://schemas.openxmlformats.org/wordprocessingml/2006/main" xmlns:w14="http://schemas.microsoft.com/office/word/2010/wordml" xmlns:w15="http://schemas.microsoft.com/office/word/2012/wordml" xmlns:w16cex="http://schemas.microsoft.com/office/word/2018/wordml/cex" xmlns:w16cid="http://schemas.microsoft.com/office/word/2016/wordml/cid" xmlns:w16="http://schemas.microsoft.com/office/word/2018/wordml" xmlns:w16du="http://schemas.microsoft.com/office/word/2023/wordml/word16du" xmlns:w16sdtdh="http://schemas.microsoft.com/office/word/2020/wordml/sdtdatahash" xmlns:w16se="http://schemas.microsoft.com/office/word/2015/wordml/symex" xmlns:wpg="http://schemas.microsoft.com/office/word/2010/wordprocessingGroup" xmlns:wpi="http://schemas.microsoft.com/office/word/2010/wordprocessingInk" xmlns:wne="http://schemas.microsoft.com/office/word/2006/wordml" xmlns:wps="http://schemas.microsoft.com/office/word/2010/wordprocessingShape" mc:Ignorable="w14 w15 w16se w16cid w16 w16cex w16sdtdh w16du wp14">
+<w:endnotes xmlns:wpc="http://schemas.microsoft.com/office/word/2010/wordprocessingCanvas" xmlns:cx="http://schemas.microsoft.com/office/drawing/2014/chartex" xmlns:cx1="http://schemas.microsoft.com/office/drawing/2015/9/8/chartex" xmlns:cx2="http://schemas.microsoft.com/office/drawing/2015/10/21/chartex" xmlns:cx3="http://schemas.microsoft.com/office/drawing/2016/5/9/chartex" xmlns:cx4="http://schemas.microsoft.com/office/drawing/2016/5/10/chartex" xmlns:cx5="http://schemas.microsoft.com/office/drawing/2016/5/11/chartex" xmlns:cx6="http://schemas.microsoft.com/office/drawing/2016/5/12/chartex" xmlns:cx7="http://schemas.microsoft.com/office/drawing/2016/5/13/chartex" xmlns:cx8="http://schemas.microsoft.com/office/drawing/2016/5/14/chartex" xmlns:mc="http://schemas.openxmlformats.org/markup-compatibility/2006" xmlns:aink="http://schemas.microsoft.com/office/drawing/2016/ink" xmlns:am3d="http://schemas.microsoft.com/office/drawing/2017/model3d" xmlns:o="urn:schemas-microsoft-com:office:office" xmlns:oel="http://schemas.microsoft.com/office/2019/extlst" xmlns:r="http://schemas.openxmlformats.org/officeDocument/2006/relationships" xmlns:m="http://schemas.openxmlformats.org/officeDocument/2006/math" xmlns:v="urn:schemas-microsoft-com:vml" xmlns:wp14="http://schemas.microsoft.com/office/word/2010/wordprocessingDrawing" xmlns:wp="http://schemas.openxmlformats.org/drawingml/2006/wordprocessingDrawing" xmlns:w10="urn:schemas-microsoft-com:office:word" xmlns:w="http://schemas.openxmlformats.org/wordprocessingml/2006/main" xmlns:w14="http://schemas.microsoft.com/office/word/2010/wordml" xmlns:w15="http://schemas.microsoft.com/office/word/2012/wordml" xmlns:w16cex="http://schemas.microsoft.com/office/word/2018/wordml/cex" xmlns:w16cid="http://schemas.microsoft.com/office/word/2016/wordml/cid" xmlns:w16="http://schemas.microsoft.com/office/word/2018/wordml" xmlns:w16du="http://schemas.microsoft.com/office/word/2023/wordml/word16du" xmlns:w16sdtdh="http://schemas.microsoft.com/office/word/2020/wordml/sdtdatahash" xmlns:w16sdtfl="http://schemas.microsoft.com/office/word/2024/wordml/sdtformatlock" xmlns:w16se="http://schemas.microsoft.com/office/word/2015/wordml/symex" xmlns:wpg="http://schemas.microsoft.com/office/word/2010/wordprocessingGroup" xmlns:wpi="http://schemas.microsoft.com/office/word/2010/wordprocessingInk" xmlns:wne="http://schemas.microsoft.com/office/word/2006/wordml" xmlns:wps="http://schemas.microsoft.com/office/word/2010/wordprocessingShape" mc:Ignorable="w14 w15 w16se w16cid w16 w16cex w16sdtdh w16sdtfl w16du wp14">
   <w:endnote w:type="separator" w:id="-1">
     <w:p>
       <w:r>
@@ -8231,17 +8788,17 @@
 </file>
 
 <file path=word/footer1.xml><?xml version="1.0" encoding="utf-8"?>
-<w:ftr xmlns:wpc="http://schemas.microsoft.com/office/word/2010/wordprocessingCanvas" xmlns:cx="http://schemas.microsoft.com/office/drawing/2014/chartex" xmlns:cx1="http://schemas.microsoft.com/office/drawing/2015/9/8/chartex" xmlns:cx2="http://schemas.microsoft.com/office/drawing/2015/10/21/chartex" xmlns:cx3="http://schemas.microsoft.com/office/drawing/2016/5/9/chartex" xmlns:cx4="http://schemas.microsoft.com/office/drawing/2016/5/10/chartex" xmlns:cx5="http://schemas.microsoft.com/office/drawing/2016/5/11/chartex" xmlns:cx6="http://schemas.microsoft.com/office/drawing/2016/5/12/chartex" xmlns:cx7="http://schemas.microsoft.com/office/drawing/2016/5/13/chartex" xmlns:cx8="http://schemas.microsoft.com/office/drawing/2016/5/14/chartex" xmlns:mc="http://schemas.openxmlformats.org/markup-compatibility/2006" xmlns:aink="http://schemas.microsoft.com/office/drawing/2016/ink" xmlns:am3d="http://schemas.microsoft.com/office/drawing/2017/model3d" xmlns:o="urn:schemas-microsoft-com:office:office" xmlns:oel="http://schemas.microsoft.com/office/2019/extlst" xmlns:r="http://schemas.openxmlformats.org/officeDocument/2006/relationships" xmlns:m="http://schemas.openxmlformats.org/officeDocument/2006/math" xmlns:v="urn:schemas-microsoft-com:vml" xmlns:wp14="http://schemas.microsoft.com/office/word/2010/wordprocessingDrawing" xmlns:wp="http://schemas.openxmlformats.org/drawingml/2006/wordprocessingDrawing" xmlns:w10="urn:schemas-microsoft-com:office:word" xmlns:w="http://schemas.openxmlformats.org/wordprocessingml/2006/main" xmlns:w14="http://schemas.microsoft.com/office/word/2010/wordml" xmlns:w15="http://schemas.microsoft.com/office/word/2012/wordml" xmlns:w16cex="http://schemas.microsoft.com/office/word/2018/wordml/cex" xmlns:w16cid="http://schemas.microsoft.com/office/word/2016/wordml/cid" xmlns:w16="http://schemas.microsoft.com/office/word/2018/wordml" xmlns:w16du="http://schemas.microsoft.com/office/word/2023/wordml/word16du" xmlns:w16sdtdh="http://schemas.microsoft.com/office/word/2020/wordml/sdtdatahash" xmlns:w16se="http://schemas.microsoft.com/office/word/2015/wordml/symex" xmlns:wpg="http://schemas.microsoft.com/office/word/2010/wordprocessingGroup" xmlns:wpi="http://schemas.microsoft.com/office/word/2010/wordprocessingInk" xmlns:wne="http://schemas.microsoft.com/office/word/2006/wordml" xmlns:wps="http://schemas.microsoft.com/office/word/2010/wordprocessingShape" mc:Ignorable="w14 w15 w16se w16cid w16 w16cex w16sdtdh w16du wp14">
+<w:ftr xmlns:wpc="http://schemas.microsoft.com/office/word/2010/wordprocessingCanvas" xmlns:cx="http://schemas.microsoft.com/office/drawing/2014/chartex" xmlns:cx1="http://schemas.microsoft.com/office/drawing/2015/9/8/chartex" xmlns:cx2="http://schemas.microsoft.com/office/drawing/2015/10/21/chartex" xmlns:cx3="http://schemas.microsoft.com/office/drawing/2016/5/9/chartex" xmlns:cx4="http://schemas.microsoft.com/office/drawing/2016/5/10/chartex" xmlns:cx5="http://schemas.microsoft.com/office/drawing/2016/5/11/chartex" xmlns:cx6="http://schemas.microsoft.com/office/drawing/2016/5/12/chartex" xmlns:cx7="http://schemas.microsoft.com/office/drawing/2016/5/13/chartex" xmlns:cx8="http://schemas.microsoft.com/office/drawing/2016/5/14/chartex" xmlns:mc="http://schemas.openxmlformats.org/markup-compatibility/2006" xmlns:aink="http://schemas.microsoft.com/office/drawing/2016/ink" xmlns:am3d="http://schemas.microsoft.com/office/drawing/2017/model3d" xmlns:o="urn:schemas-microsoft-com:office:office" xmlns:oel="http://schemas.microsoft.com/office/2019/extlst" xmlns:r="http://schemas.openxmlformats.org/officeDocument/2006/relationships" xmlns:m="http://schemas.openxmlformats.org/officeDocument/2006/math" xmlns:v="urn:schemas-microsoft-com:vml" xmlns:wp14="http://schemas.microsoft.com/office/word/2010/wordprocessingDrawing" xmlns:wp="http://schemas.openxmlformats.org/drawingml/2006/wordprocessingDrawing" xmlns:w10="urn:schemas-microsoft-com:office:word" xmlns:w="http://schemas.openxmlformats.org/wordprocessingml/2006/main" xmlns:w14="http://schemas.microsoft.com/office/word/2010/wordml" xmlns:w15="http://schemas.microsoft.com/office/word/2012/wordml" xmlns:w16cex="http://schemas.microsoft.com/office/word/2018/wordml/cex" xmlns:w16cid="http://schemas.microsoft.com/office/word/2016/wordml/cid" xmlns:w16="http://schemas.microsoft.com/office/word/2018/wordml" xmlns:w16du="http://schemas.microsoft.com/office/word/2023/wordml/word16du" xmlns:w16sdtdh="http://schemas.microsoft.com/office/word/2020/wordml/sdtdatahash" xmlns:w16sdtfl="http://schemas.microsoft.com/office/word/2024/wordml/sdtformatlock" xmlns:w16se="http://schemas.microsoft.com/office/word/2015/wordml/symex" xmlns:wpg="http://schemas.microsoft.com/office/word/2010/wordprocessingGroup" xmlns:wpi="http://schemas.microsoft.com/office/word/2010/wordprocessingInk" xmlns:wne="http://schemas.microsoft.com/office/word/2006/wordml" xmlns:wps="http://schemas.microsoft.com/office/word/2010/wordprocessingShape" mc:Ignorable="w14 w15 w16se w16cid w16 w16cex w16sdtdh w16sdtfl w16du wp14">
   <w:p>
     <w:pPr>
-      <w:pStyle w:val="Footer"/>
+      <w:pStyle w:val="Podnoje"/>
     </w:pPr>
   </w:p>
 </w:ftr>
 </file>
 
 <file path=word/footer2.xml><?xml version="1.0" encoding="utf-8"?>
-<w:ftr xmlns:wpc="http://schemas.microsoft.com/office/word/2010/wordprocessingCanvas" xmlns:cx="http://schemas.microsoft.com/office/drawing/2014/chartex" xmlns:cx1="http://schemas.microsoft.com/office/drawing/2015/9/8/chartex" xmlns:cx2="http://schemas.microsoft.com/office/drawing/2015/10/21/chartex" xmlns:cx3="http://schemas.microsoft.com/office/drawing/2016/5/9/chartex" xmlns:cx4="http://schemas.microsoft.com/office/drawing/2016/5/10/chartex" xmlns:cx5="http://schemas.microsoft.com/office/drawing/2016/5/11/chartex" xmlns:cx6="http://schemas.microsoft.com/office/drawing/2016/5/12/chartex" xmlns:cx7="http://schemas.microsoft.com/office/drawing/2016/5/13/chartex" xmlns:cx8="http://schemas.microsoft.com/office/drawing/2016/5/14/chartex" xmlns:mc="http://schemas.openxmlformats.org/markup-compatibility/2006" xmlns:aink="http://schemas.microsoft.com/office/drawing/2016/ink" xmlns:am3d="http://schemas.microsoft.com/office/drawing/2017/model3d" xmlns:o="urn:schemas-microsoft-com:office:office" xmlns:oel="http://schemas.microsoft.com/office/2019/extlst" xmlns:r="http://schemas.openxmlformats.org/officeDocument/2006/relationships" xmlns:m="http://schemas.openxmlformats.org/officeDocument/2006/math" xmlns:v="urn:schemas-microsoft-com:vml" xmlns:wp14="http://schemas.microsoft.com/office/word/2010/wordprocessingDrawing" xmlns:wp="http://schemas.openxmlformats.org/drawingml/2006/wordprocessingDrawing" xmlns:w10="urn:schemas-microsoft-com:office:word" xmlns:w="http://schemas.openxmlformats.org/wordprocessingml/2006/main" xmlns:w14="http://schemas.microsoft.com/office/word/2010/wordml" xmlns:w15="http://schemas.microsoft.com/office/word/2012/wordml" xmlns:w16cex="http://schemas.microsoft.com/office/word/2018/wordml/cex" xmlns:w16cid="http://schemas.microsoft.com/office/word/2016/wordml/cid" xmlns:w16="http://schemas.microsoft.com/office/word/2018/wordml" xmlns:w16du="http://schemas.microsoft.com/office/word/2023/wordml/word16du" xmlns:w16sdtdh="http://schemas.microsoft.com/office/word/2020/wordml/sdtdatahash" xmlns:w16se="http://schemas.microsoft.com/office/word/2015/wordml/symex" xmlns:wpg="http://schemas.microsoft.com/office/word/2010/wordprocessingGroup" xmlns:wpi="http://schemas.microsoft.com/office/word/2010/wordprocessingInk" xmlns:wne="http://schemas.microsoft.com/office/word/2006/wordml" xmlns:wps="http://schemas.microsoft.com/office/word/2010/wordprocessingShape" mc:Ignorable="w14 w15 w16se w16cid w16 w16cex w16sdtdh w16du wp14">
+<w:ftr xmlns:wpc="http://schemas.microsoft.com/office/word/2010/wordprocessingCanvas" xmlns:cx="http://schemas.microsoft.com/office/drawing/2014/chartex" xmlns:cx1="http://schemas.microsoft.com/office/drawing/2015/9/8/chartex" xmlns:cx2="http://schemas.microsoft.com/office/drawing/2015/10/21/chartex" xmlns:cx3="http://schemas.microsoft.com/office/drawing/2016/5/9/chartex" xmlns:cx4="http://schemas.microsoft.com/office/drawing/2016/5/10/chartex" xmlns:cx5="http://schemas.microsoft.com/office/drawing/2016/5/11/chartex" xmlns:cx6="http://schemas.microsoft.com/office/drawing/2016/5/12/chartex" xmlns:cx7="http://schemas.microsoft.com/office/drawing/2016/5/13/chartex" xmlns:cx8="http://schemas.microsoft.com/office/drawing/2016/5/14/chartex" xmlns:mc="http://schemas.openxmlformats.org/markup-compatibility/2006" xmlns:aink="http://schemas.microsoft.com/office/drawing/2016/ink" xmlns:am3d="http://schemas.microsoft.com/office/drawing/2017/model3d" xmlns:o="urn:schemas-microsoft-com:office:office" xmlns:oel="http://schemas.microsoft.com/office/2019/extlst" xmlns:r="http://schemas.openxmlformats.org/officeDocument/2006/relationships" xmlns:m="http://schemas.openxmlformats.org/officeDocument/2006/math" xmlns:v="urn:schemas-microsoft-com:vml" xmlns:wp14="http://schemas.microsoft.com/office/word/2010/wordprocessingDrawing" xmlns:wp="http://schemas.openxmlformats.org/drawingml/2006/wordprocessingDrawing" xmlns:w10="urn:schemas-microsoft-com:office:word" xmlns:w="http://schemas.openxmlformats.org/wordprocessingml/2006/main" xmlns:w14="http://schemas.microsoft.com/office/word/2010/wordml" xmlns:w15="http://schemas.microsoft.com/office/word/2012/wordml" xmlns:w16cex="http://schemas.microsoft.com/office/word/2018/wordml/cex" xmlns:w16cid="http://schemas.microsoft.com/office/word/2016/wordml/cid" xmlns:w16="http://schemas.microsoft.com/office/word/2018/wordml" xmlns:w16du="http://schemas.microsoft.com/office/word/2023/wordml/word16du" xmlns:w16sdtdh="http://schemas.microsoft.com/office/word/2020/wordml/sdtdatahash" xmlns:w16sdtfl="http://schemas.microsoft.com/office/word/2024/wordml/sdtformatlock" xmlns:w16se="http://schemas.microsoft.com/office/word/2015/wordml/symex" xmlns:wpg="http://schemas.microsoft.com/office/word/2010/wordprocessingGroup" xmlns:wpi="http://schemas.microsoft.com/office/word/2010/wordprocessingInk" xmlns:wne="http://schemas.microsoft.com/office/word/2006/wordml" xmlns:wps="http://schemas.microsoft.com/office/word/2010/wordprocessingShape" mc:Ignorable="w14 w15 w16se w16cid w16 w16cex w16sdtdh w16sdtfl w16du wp14">
   <w:tbl>
     <w:tblPr>
       <w:tblW w:w="0" w:type="auto"/>
@@ -8262,12 +8819,6 @@
       <w:gridCol w:w="3162"/>
     </w:tblGrid>
     <w:tr>
-      <w:tblPrEx>
-        <w:tblCellMar>
-          <w:top w:w="0" w:type="dxa"/>
-          <w:bottom w:w="0" w:type="dxa"/>
-        </w:tblCellMar>
-      </w:tblPrEx>
       <w:tc>
         <w:tcPr>
           <w:tcW w:w="3162" w:type="dxa"/>
@@ -8351,7 +8902,7 @@
               <w:noProof/>
               <w:lang w:val="hr-HR"/>
             </w:rPr>
-            <w:t>2024</w:t>
+            <w:t>2026</w:t>
           </w:r>
           <w:r>
             <w:rPr>
@@ -8386,28 +8937,28 @@
           </w:r>
           <w:r>
             <w:rPr>
-              <w:rStyle w:val="PageNumber"/>
+              <w:rStyle w:val="Brojstranice"/>
               <w:lang w:val="hr-HR"/>
             </w:rPr>
             <w:fldChar w:fldCharType="begin"/>
           </w:r>
           <w:r>
             <w:rPr>
-              <w:rStyle w:val="PageNumber"/>
+              <w:rStyle w:val="Brojstranice"/>
               <w:lang w:val="hr-HR"/>
             </w:rPr>
             <w:instrText xml:space="preserve"> PAGE </w:instrText>
           </w:r>
           <w:r>
             <w:rPr>
-              <w:rStyle w:val="PageNumber"/>
+              <w:rStyle w:val="Brojstranice"/>
               <w:lang w:val="hr-HR"/>
             </w:rPr>
             <w:fldChar w:fldCharType="separate"/>
           </w:r>
           <w:r>
             <w:rPr>
-              <w:rStyle w:val="PageNumber"/>
+              <w:rStyle w:val="Brojstranice"/>
               <w:noProof/>
               <w:lang w:val="hr-HR"/>
             </w:rPr>
@@ -8415,42 +8966,42 @@
           </w:r>
           <w:r>
             <w:rPr>
-              <w:rStyle w:val="PageNumber"/>
+              <w:rStyle w:val="Brojstranice"/>
               <w:lang w:val="hr-HR"/>
             </w:rPr>
             <w:fldChar w:fldCharType="end"/>
           </w:r>
           <w:r>
             <w:rPr>
-              <w:rStyle w:val="PageNumber"/>
+              <w:rStyle w:val="Brojstranice"/>
               <w:lang w:val="hr-HR"/>
             </w:rPr>
             <w:t xml:space="preserve"> od </w:t>
           </w:r>
           <w:r>
             <w:rPr>
-              <w:rStyle w:val="PageNumber"/>
+              <w:rStyle w:val="Brojstranice"/>
               <w:lang w:val="hr-HR"/>
             </w:rPr>
             <w:fldChar w:fldCharType="begin"/>
           </w:r>
           <w:r>
             <w:rPr>
-              <w:rStyle w:val="PageNumber"/>
+              <w:rStyle w:val="Brojstranice"/>
               <w:lang w:val="hr-HR"/>
             </w:rPr>
             <w:instrText xml:space="preserve"> NUMPAGES  \* MERGEFORMAT </w:instrText>
           </w:r>
           <w:r>
             <w:rPr>
-              <w:rStyle w:val="PageNumber"/>
+              <w:rStyle w:val="Brojstranice"/>
               <w:lang w:val="hr-HR"/>
             </w:rPr>
             <w:fldChar w:fldCharType="separate"/>
           </w:r>
           <w:r>
             <w:rPr>
-              <w:rStyle w:val="PageNumber"/>
+              <w:rStyle w:val="Brojstranice"/>
               <w:noProof/>
               <w:lang w:val="hr-HR"/>
             </w:rPr>
@@ -8458,7 +9009,7 @@
           </w:r>
           <w:r>
             <w:rPr>
-              <w:rStyle w:val="PageNumber"/>
+              <w:rStyle w:val="Brojstranice"/>
               <w:lang w:val="hr-HR"/>
             </w:rPr>
             <w:fldChar w:fldCharType="end"/>
@@ -8469,24 +9020,24 @@
   </w:tbl>
   <w:p>
     <w:pPr>
-      <w:pStyle w:val="Footer"/>
+      <w:pStyle w:val="Podnoje"/>
     </w:pPr>
   </w:p>
 </w:ftr>
 </file>
 
 <file path=word/footer3.xml><?xml version="1.0" encoding="utf-8"?>
-<w:ftr xmlns:wpc="http://schemas.microsoft.com/office/word/2010/wordprocessingCanvas" xmlns:cx="http://schemas.microsoft.com/office/drawing/2014/chartex" xmlns:cx1="http://schemas.microsoft.com/office/drawing/2015/9/8/chartex" xmlns:cx2="http://schemas.microsoft.com/office/drawing/2015/10/21/chartex" xmlns:cx3="http://schemas.microsoft.com/office/drawing/2016/5/9/chartex" xmlns:cx4="http://schemas.microsoft.com/office/drawing/2016/5/10/chartex" xmlns:cx5="http://schemas.microsoft.com/office/drawing/2016/5/11/chartex" xmlns:cx6="http://schemas.microsoft.com/office/drawing/2016/5/12/chartex" xmlns:cx7="http://schemas.microsoft.com/office/drawing/2016/5/13/chartex" xmlns:cx8="http://schemas.microsoft.com/office/drawing/2016/5/14/chartex" xmlns:mc="http://schemas.openxmlformats.org/markup-compatibility/2006" xmlns:aink="http://schemas.microsoft.com/office/drawing/2016/ink" xmlns:am3d="http://schemas.microsoft.com/office/drawing/2017/model3d" xmlns:o="urn:schemas-microsoft-com:office:office" xmlns:oel="http://schemas.microsoft.com/office/2019/extlst" xmlns:r="http://schemas.openxmlformats.org/officeDocument/2006/relationships" xmlns:m="http://schemas.openxmlformats.org/officeDocument/2006/math" xmlns:v="urn:schemas-microsoft-com:vml" xmlns:wp14="http://schemas.microsoft.com/office/word/2010/wordprocessingDrawing" xmlns:wp="http://schemas.openxmlformats.org/drawingml/2006/wordprocessingDrawing" xmlns:w10="urn:schemas-microsoft-com:office:word" xmlns:w="http://schemas.openxmlformats.org/wordprocessingml/2006/main" xmlns:w14="http://schemas.microsoft.com/office/word/2010/wordml" xmlns:w15="http://schemas.microsoft.com/office/word/2012/wordml" xmlns:w16cex="http://schemas.microsoft.com/office/word/2018/wordml/cex" xmlns:w16cid="http://schemas.microsoft.com/office/word/2016/wordml/cid" xmlns:w16="http://schemas.microsoft.com/office/word/2018/wordml" xmlns:w16du="http://schemas.microsoft.com/office/word/2023/wordml/word16du" xmlns:w16sdtdh="http://schemas.microsoft.com/office/word/2020/wordml/sdtdatahash" xmlns:w16se="http://schemas.microsoft.com/office/word/2015/wordml/symex" xmlns:wpg="http://schemas.microsoft.com/office/word/2010/wordprocessingGroup" xmlns:wpi="http://schemas.microsoft.com/office/word/2010/wordprocessingInk" xmlns:wne="http://schemas.microsoft.com/office/word/2006/wordml" xmlns:wps="http://schemas.microsoft.com/office/word/2010/wordprocessingShape" mc:Ignorable="w14 w15 w16se w16cid w16 w16cex w16sdtdh w16du wp14">
+<w:ftr xmlns:wpc="http://schemas.microsoft.com/office/word/2010/wordprocessingCanvas" xmlns:cx="http://schemas.microsoft.com/office/drawing/2014/chartex" xmlns:cx1="http://schemas.microsoft.com/office/drawing/2015/9/8/chartex" xmlns:cx2="http://schemas.microsoft.com/office/drawing/2015/10/21/chartex" xmlns:cx3="http://schemas.microsoft.com/office/drawing/2016/5/9/chartex" xmlns:cx4="http://schemas.microsoft.com/office/drawing/2016/5/10/chartex" xmlns:cx5="http://schemas.microsoft.com/office/drawing/2016/5/11/chartex" xmlns:cx6="http://schemas.microsoft.com/office/drawing/2016/5/12/chartex" xmlns:cx7="http://schemas.microsoft.com/office/drawing/2016/5/13/chartex" xmlns:cx8="http://schemas.microsoft.com/office/drawing/2016/5/14/chartex" xmlns:mc="http://schemas.openxmlformats.org/markup-compatibility/2006" xmlns:aink="http://schemas.microsoft.com/office/drawing/2016/ink" xmlns:am3d="http://schemas.microsoft.com/office/drawing/2017/model3d" xmlns:o="urn:schemas-microsoft-com:office:office" xmlns:oel="http://schemas.microsoft.com/office/2019/extlst" xmlns:r="http://schemas.openxmlformats.org/officeDocument/2006/relationships" xmlns:m="http://schemas.openxmlformats.org/officeDocument/2006/math" xmlns:v="urn:schemas-microsoft-com:vml" xmlns:wp14="http://schemas.microsoft.com/office/word/2010/wordprocessingDrawing" xmlns:wp="http://schemas.openxmlformats.org/drawingml/2006/wordprocessingDrawing" xmlns:w10="urn:schemas-microsoft-com:office:word" xmlns:w="http://schemas.openxmlformats.org/wordprocessingml/2006/main" xmlns:w14="http://schemas.microsoft.com/office/word/2010/wordml" xmlns:w15="http://schemas.microsoft.com/office/word/2012/wordml" xmlns:w16cex="http://schemas.microsoft.com/office/word/2018/wordml/cex" xmlns:w16cid="http://schemas.microsoft.com/office/word/2016/wordml/cid" xmlns:w16="http://schemas.microsoft.com/office/word/2018/wordml" xmlns:w16du="http://schemas.microsoft.com/office/word/2023/wordml/word16du" xmlns:w16sdtdh="http://schemas.microsoft.com/office/word/2020/wordml/sdtdatahash" xmlns:w16sdtfl="http://schemas.microsoft.com/office/word/2024/wordml/sdtformatlock" xmlns:w16se="http://schemas.microsoft.com/office/word/2015/wordml/symex" xmlns:wpg="http://schemas.microsoft.com/office/word/2010/wordprocessingGroup" xmlns:wpi="http://schemas.microsoft.com/office/word/2010/wordprocessingInk" xmlns:wne="http://schemas.microsoft.com/office/word/2006/wordml" xmlns:wps="http://schemas.microsoft.com/office/word/2010/wordprocessingShape" mc:Ignorable="w14 w15 w16se w16cid w16 w16cex w16sdtdh w16sdtfl w16du wp14">
   <w:p>
     <w:pPr>
-      <w:pStyle w:val="Footer"/>
+      <w:pStyle w:val="Podnoje"/>
     </w:pPr>
   </w:p>
 </w:ftr>
 </file>
 
 <file path=word/footnotes.xml><?xml version="1.0" encoding="utf-8"?>
-<w:footnotes xmlns:wpc="http://schemas.microsoft.com/office/word/2010/wordprocessingCanvas" xmlns:cx="http://schemas.microsoft.com/office/drawing/2014/chartex" xmlns:cx1="http://schemas.microsoft.com/office/drawing/2015/9/8/chartex" xmlns:cx2="http://schemas.microsoft.com/office/drawing/2015/10/21/chartex" xmlns:cx3="http://schemas.microsoft.com/office/drawing/2016/5/9/chartex" xmlns:cx4="http://schemas.microsoft.com/office/drawing/2016/5/10/chartex" xmlns:cx5="http://schemas.microsoft.com/office/drawing/2016/5/11/chartex" xmlns:cx6="http://schemas.microsoft.com/office/drawing/2016/5/12/chartex" xmlns:cx7="http://schemas.microsoft.com/office/drawing/2016/5/13/chartex" xmlns:cx8="http://schemas.microsoft.com/office/drawing/2016/5/14/chartex" xmlns:mc="http://schemas.openxmlformats.org/markup-compatibility/2006" xmlns:aink="http://schemas.microsoft.com/office/drawing/2016/ink" xmlns:am3d="http://schemas.microsoft.com/office/drawing/2017/model3d" xmlns:o="urn:schemas-microsoft-com:office:office" xmlns:oel="http://schemas.microsoft.com/office/2019/extlst" xmlns:r="http://schemas.openxmlformats.org/officeDocument/2006/relationships" xmlns:m="http://schemas.openxmlformats.org/officeDocument/2006/math" xmlns:v="urn:schemas-microsoft-com:vml" xmlns:wp14="http://schemas.microsoft.com/office/word/2010/wordprocessingDrawing" xmlns:wp="http://schemas.openxmlformats.org/drawingml/2006/wordprocessingDrawing" xmlns:w10="urn:schemas-microsoft-com:office:word" xmlns:w="http://schemas.openxmlformats.org/wordprocessingml/2006/main" xmlns:w14="http://schemas.microsoft.com/office/word/2010/wordml" xmlns:w15="http://schemas.microsoft.com/office/word/2012/wordml" xmlns:w16cex="http://schemas.microsoft.com/office/word/2018/wordml/cex" xmlns:w16cid="http://schemas.microsoft.com/office/word/2016/wordml/cid" xmlns:w16="http://schemas.microsoft.com/office/word/2018/wordml" xmlns:w16du="http://schemas.microsoft.com/office/word/2023/wordml/word16du" xmlns:w16sdtdh="http://schemas.microsoft.com/office/word/2020/wordml/sdtdatahash" xmlns:w16se="http://schemas.microsoft.com/office/word/2015/wordml/symex" xmlns:wpg="http://schemas.microsoft.com/office/word/2010/wordprocessingGroup" xmlns:wpi="http://schemas.microsoft.com/office/word/2010/wordprocessingInk" xmlns:wne="http://schemas.microsoft.com/office/word/2006/wordml" xmlns:wps="http://schemas.microsoft.com/office/word/2010/wordprocessingShape" mc:Ignorable="w14 w15 w16se w16cid w16 w16cex w16sdtdh w16du wp14">
+<w:footnotes xmlns:wpc="http://schemas.microsoft.com/office/word/2010/wordprocessingCanvas" xmlns:cx="http://schemas.microsoft.com/office/drawing/2014/chartex" xmlns:cx1="http://schemas.microsoft.com/office/drawing/2015/9/8/chartex" xmlns:cx2="http://schemas.microsoft.com/office/drawing/2015/10/21/chartex" xmlns:cx3="http://schemas.microsoft.com/office/drawing/2016/5/9/chartex" xmlns:cx4="http://schemas.microsoft.com/office/drawing/2016/5/10/chartex" xmlns:cx5="http://schemas.microsoft.com/office/drawing/2016/5/11/chartex" xmlns:cx6="http://schemas.microsoft.com/office/drawing/2016/5/12/chartex" xmlns:cx7="http://schemas.microsoft.com/office/drawing/2016/5/13/chartex" xmlns:cx8="http://schemas.microsoft.com/office/drawing/2016/5/14/chartex" xmlns:mc="http://schemas.openxmlformats.org/markup-compatibility/2006" xmlns:aink="http://schemas.microsoft.com/office/drawing/2016/ink" xmlns:am3d="http://schemas.microsoft.com/office/drawing/2017/model3d" xmlns:o="urn:schemas-microsoft-com:office:office" xmlns:oel="http://schemas.microsoft.com/office/2019/extlst" xmlns:r="http://schemas.openxmlformats.org/officeDocument/2006/relationships" xmlns:m="http://schemas.openxmlformats.org/officeDocument/2006/math" xmlns:v="urn:schemas-microsoft-com:vml" xmlns:wp14="http://schemas.microsoft.com/office/word/2010/wordprocessingDrawing" xmlns:wp="http://schemas.openxmlformats.org/drawingml/2006/wordprocessingDrawing" xmlns:w10="urn:schemas-microsoft-com:office:word" xmlns:w="http://schemas.openxmlformats.org/wordprocessingml/2006/main" xmlns:w14="http://schemas.microsoft.com/office/word/2010/wordml" xmlns:w15="http://schemas.microsoft.com/office/word/2012/wordml" xmlns:w16cex="http://schemas.microsoft.com/office/word/2018/wordml/cex" xmlns:w16cid="http://schemas.microsoft.com/office/word/2016/wordml/cid" xmlns:w16="http://schemas.microsoft.com/office/word/2018/wordml" xmlns:w16du="http://schemas.microsoft.com/office/word/2023/wordml/word16du" xmlns:w16sdtdh="http://schemas.microsoft.com/office/word/2020/wordml/sdtdatahash" xmlns:w16sdtfl="http://schemas.microsoft.com/office/word/2024/wordml/sdtformatlock" xmlns:w16se="http://schemas.microsoft.com/office/word/2015/wordml/symex" xmlns:wpg="http://schemas.microsoft.com/office/word/2010/wordprocessingGroup" xmlns:wpi="http://schemas.microsoft.com/office/word/2010/wordprocessingInk" xmlns:wne="http://schemas.microsoft.com/office/word/2006/wordml" xmlns:wps="http://schemas.microsoft.com/office/word/2010/wordprocessingShape" mc:Ignorable="w14 w15 w16se w16cid w16 w16cex w16sdtdh w16sdtfl w16du wp14">
   <w:footnote w:type="separator" w:id="-1">
     <w:p>
       <w:r>
@@ -8505,17 +9056,17 @@
 </file>
 
 <file path=word/header1.xml><?xml version="1.0" encoding="utf-8"?>
-<w:hdr xmlns:wpc="http://schemas.microsoft.com/office/word/2010/wordprocessingCanvas" xmlns:cx="http://schemas.microsoft.com/office/drawing/2014/chartex" xmlns:cx1="http://schemas.microsoft.com/office/drawing/2015/9/8/chartex" xmlns:cx2="http://schemas.microsoft.com/office/drawing/2015/10/21/chartex" xmlns:cx3="http://schemas.microsoft.com/office/drawing/2016/5/9/chartex" xmlns:cx4="http://schemas.microsoft.com/office/drawing/2016/5/10/chartex" xmlns:cx5="http://schemas.microsoft.com/office/drawing/2016/5/11/chartex" xmlns:cx6="http://schemas.microsoft.com/office/drawing/2016/5/12/chartex" xmlns:cx7="http://schemas.microsoft.com/office/drawing/2016/5/13/chartex" xmlns:cx8="http://schemas.microsoft.com/office/drawing/2016/5/14/chartex" xmlns:mc="http://schemas.openxmlformats.org/markup-compatibility/2006" xmlns:aink="http://schemas.microsoft.com/office/drawing/2016/ink" xmlns:am3d="http://schemas.microsoft.com/office/drawing/2017/model3d" xmlns:o="urn:schemas-microsoft-com:office:office" xmlns:oel="http://schemas.microsoft.com/office/2019/extlst" xmlns:r="http://schemas.openxmlformats.org/officeDocument/2006/relationships" xmlns:m="http://schemas.openxmlformats.org/officeDocument/2006/math" xmlns:v="urn:schemas-microsoft-com:vml" xmlns:wp14="http://schemas.microsoft.com/office/word/2010/wordprocessingDrawing" xmlns:wp="http://schemas.openxmlformats.org/drawingml/2006/wordprocessingDrawing" xmlns:w10="urn:schemas-microsoft-com:office:word" xmlns:w="http://schemas.openxmlformats.org/wordprocessingml/2006/main" xmlns:w14="http://schemas.microsoft.com/office/word/2010/wordml" xmlns:w15="http://schemas.microsoft.com/office/word/2012/wordml" xmlns:w16cex="http://schemas.microsoft.com/office/word/2018/wordml/cex" xmlns:w16cid="http://schemas.microsoft.com/office/word/2016/wordml/cid" xmlns:w16="http://schemas.microsoft.com/office/word/2018/wordml" xmlns:w16du="http://schemas.microsoft.com/office/word/2023/wordml/word16du" xmlns:w16sdtdh="http://schemas.microsoft.com/office/word/2020/wordml/sdtdatahash" xmlns:w16se="http://schemas.microsoft.com/office/word/2015/wordml/symex" xmlns:wpg="http://schemas.microsoft.com/office/word/2010/wordprocessingGroup" xmlns:wpi="http://schemas.microsoft.com/office/word/2010/wordprocessingInk" xmlns:wne="http://schemas.microsoft.com/office/word/2006/wordml" xmlns:wps="http://schemas.microsoft.com/office/word/2010/wordprocessingShape" mc:Ignorable="w14 w15 w16se w16cid w16 w16cex w16sdtdh w16du wp14">
+<w:hdr xmlns:wpc="http://schemas.microsoft.com/office/word/2010/wordprocessingCanvas" xmlns:cx="http://schemas.microsoft.com/office/drawing/2014/chartex" xmlns:cx1="http://schemas.microsoft.com/office/drawing/2015/9/8/chartex" xmlns:cx2="http://schemas.microsoft.com/office/drawing/2015/10/21/chartex" xmlns:cx3="http://schemas.microsoft.com/office/drawing/2016/5/9/chartex" xmlns:cx4="http://schemas.microsoft.com/office/drawing/2016/5/10/chartex" xmlns:cx5="http://schemas.microsoft.com/office/drawing/2016/5/11/chartex" xmlns:cx6="http://schemas.microsoft.com/office/drawing/2016/5/12/chartex" xmlns:cx7="http://schemas.microsoft.com/office/drawing/2016/5/13/chartex" xmlns:cx8="http://schemas.microsoft.com/office/drawing/2016/5/14/chartex" xmlns:mc="http://schemas.openxmlformats.org/markup-compatibility/2006" xmlns:aink="http://schemas.microsoft.com/office/drawing/2016/ink" xmlns:am3d="http://schemas.microsoft.com/office/drawing/2017/model3d" xmlns:o="urn:schemas-microsoft-com:office:office" xmlns:oel="http://schemas.microsoft.com/office/2019/extlst" xmlns:r="http://schemas.openxmlformats.org/officeDocument/2006/relationships" xmlns:m="http://schemas.openxmlformats.org/officeDocument/2006/math" xmlns:v="urn:schemas-microsoft-com:vml" xmlns:wp14="http://schemas.microsoft.com/office/word/2010/wordprocessingDrawing" xmlns:wp="http://schemas.openxmlformats.org/drawingml/2006/wordprocessingDrawing" xmlns:w10="urn:schemas-microsoft-com:office:word" xmlns:w="http://schemas.openxmlformats.org/wordprocessingml/2006/main" xmlns:w14="http://schemas.microsoft.com/office/word/2010/wordml" xmlns:w15="http://schemas.microsoft.com/office/word/2012/wordml" xmlns:w16cex="http://schemas.microsoft.com/office/word/2018/wordml/cex" xmlns:w16cid="http://schemas.microsoft.com/office/word/2016/wordml/cid" xmlns:w16="http://schemas.microsoft.com/office/word/2018/wordml" xmlns:w16du="http://schemas.microsoft.com/office/word/2023/wordml/word16du" xmlns:w16sdtdh="http://schemas.microsoft.com/office/word/2020/wordml/sdtdatahash" xmlns:w16sdtfl="http://schemas.microsoft.com/office/word/2024/wordml/sdtformatlock" xmlns:w16se="http://schemas.microsoft.com/office/word/2015/wordml/symex" xmlns:wpg="http://schemas.microsoft.com/office/word/2010/wordprocessingGroup" xmlns:wpi="http://schemas.microsoft.com/office/word/2010/wordprocessingInk" xmlns:wne="http://schemas.microsoft.com/office/word/2006/wordml" xmlns:wps="http://schemas.microsoft.com/office/word/2010/wordprocessingShape" mc:Ignorable="w14 w15 w16se w16cid w16 w16cex w16sdtdh w16sdtfl w16du wp14">
   <w:p>
     <w:pPr>
-      <w:pStyle w:val="Header"/>
+      <w:pStyle w:val="Zaglavlje"/>
     </w:pPr>
   </w:p>
 </w:hdr>
 </file>
 
 <file path=word/header2.xml><?xml version="1.0" encoding="utf-8"?>
-<w:hdr xmlns:wpc="http://schemas.microsoft.com/office/word/2010/wordprocessingCanvas" xmlns:cx="http://schemas.microsoft.com/office/drawing/2014/chartex" xmlns:cx1="http://schemas.microsoft.com/office/drawing/2015/9/8/chartex" xmlns:cx2="http://schemas.microsoft.com/office/drawing/2015/10/21/chartex" xmlns:cx3="http://schemas.microsoft.com/office/drawing/2016/5/9/chartex" xmlns:cx4="http://schemas.microsoft.com/office/drawing/2016/5/10/chartex" xmlns:cx5="http://schemas.microsoft.com/office/drawing/2016/5/11/chartex" xmlns:cx6="http://schemas.microsoft.com/office/drawing/2016/5/12/chartex" xmlns:cx7="http://schemas.microsoft.com/office/drawing/2016/5/13/chartex" xmlns:cx8="http://schemas.microsoft.com/office/drawing/2016/5/14/chartex" xmlns:mc="http://schemas.openxmlformats.org/markup-compatibility/2006" xmlns:aink="http://schemas.microsoft.com/office/drawing/2016/ink" xmlns:am3d="http://schemas.microsoft.com/office/drawing/2017/model3d" xmlns:o="urn:schemas-microsoft-com:office:office" xmlns:oel="http://schemas.microsoft.com/office/2019/extlst" xmlns:r="http://schemas.openxmlformats.org/officeDocument/2006/relationships" xmlns:m="http://schemas.openxmlformats.org/officeDocument/2006/math" xmlns:v="urn:schemas-microsoft-com:vml" xmlns:wp14="http://schemas.microsoft.com/office/word/2010/wordprocessingDrawing" xmlns:wp="http://schemas.openxmlformats.org/drawingml/2006/wordprocessingDrawing" xmlns:w10="urn:schemas-microsoft-com:office:word" xmlns:w="http://schemas.openxmlformats.org/wordprocessingml/2006/main" xmlns:w14="http://schemas.microsoft.com/office/word/2010/wordml" xmlns:w15="http://schemas.microsoft.com/office/word/2012/wordml" xmlns:w16cex="http://schemas.microsoft.com/office/word/2018/wordml/cex" xmlns:w16cid="http://schemas.microsoft.com/office/word/2016/wordml/cid" xmlns:w16="http://schemas.microsoft.com/office/word/2018/wordml" xmlns:w16du="http://schemas.microsoft.com/office/word/2023/wordml/word16du" xmlns:w16sdtdh="http://schemas.microsoft.com/office/word/2020/wordml/sdtdatahash" xmlns:w16se="http://schemas.microsoft.com/office/word/2015/wordml/symex" xmlns:wpg="http://schemas.microsoft.com/office/word/2010/wordprocessingGroup" xmlns:wpi="http://schemas.microsoft.com/office/word/2010/wordprocessingInk" xmlns:wne="http://schemas.microsoft.com/office/word/2006/wordml" xmlns:wps="http://schemas.microsoft.com/office/word/2010/wordprocessingShape" mc:Ignorable="w14 w15 w16se w16cid w16 w16cex w16sdtdh w16du wp14">
+<w:hdr xmlns:wpc="http://schemas.microsoft.com/office/word/2010/wordprocessingCanvas" xmlns:cx="http://schemas.microsoft.com/office/drawing/2014/chartex" xmlns:cx1="http://schemas.microsoft.com/office/drawing/2015/9/8/chartex" xmlns:cx2="http://schemas.microsoft.com/office/drawing/2015/10/21/chartex" xmlns:cx3="http://schemas.microsoft.com/office/drawing/2016/5/9/chartex" xmlns:cx4="http://schemas.microsoft.com/office/drawing/2016/5/10/chartex" xmlns:cx5="http://schemas.microsoft.com/office/drawing/2016/5/11/chartex" xmlns:cx6="http://schemas.microsoft.com/office/drawing/2016/5/12/chartex" xmlns:cx7="http://schemas.microsoft.com/office/drawing/2016/5/13/chartex" xmlns:cx8="http://schemas.microsoft.com/office/drawing/2016/5/14/chartex" xmlns:mc="http://schemas.openxmlformats.org/markup-compatibility/2006" xmlns:aink="http://schemas.microsoft.com/office/drawing/2016/ink" xmlns:am3d="http://schemas.microsoft.com/office/drawing/2017/model3d" xmlns:o="urn:schemas-microsoft-com:office:office" xmlns:oel="http://schemas.microsoft.com/office/2019/extlst" xmlns:r="http://schemas.openxmlformats.org/officeDocument/2006/relationships" xmlns:m="http://schemas.openxmlformats.org/officeDocument/2006/math" xmlns:v="urn:schemas-microsoft-com:vml" xmlns:wp14="http://schemas.microsoft.com/office/word/2010/wordprocessingDrawing" xmlns:wp="http://schemas.openxmlformats.org/drawingml/2006/wordprocessingDrawing" xmlns:w10="urn:schemas-microsoft-com:office:word" xmlns:w="http://schemas.openxmlformats.org/wordprocessingml/2006/main" xmlns:w14="http://schemas.microsoft.com/office/word/2010/wordml" xmlns:w15="http://schemas.microsoft.com/office/word/2012/wordml" xmlns:w16cex="http://schemas.microsoft.com/office/word/2018/wordml/cex" xmlns:w16cid="http://schemas.microsoft.com/office/word/2016/wordml/cid" xmlns:w16="http://schemas.microsoft.com/office/word/2018/wordml" xmlns:w16du="http://schemas.microsoft.com/office/word/2023/wordml/word16du" xmlns:w16sdtdh="http://schemas.microsoft.com/office/word/2020/wordml/sdtdatahash" xmlns:w16sdtfl="http://schemas.microsoft.com/office/word/2024/wordml/sdtformatlock" xmlns:w16se="http://schemas.microsoft.com/office/word/2015/wordml/symex" xmlns:wpg="http://schemas.microsoft.com/office/word/2010/wordprocessingGroup" xmlns:wpi="http://schemas.microsoft.com/office/word/2010/wordprocessingInk" xmlns:wne="http://schemas.microsoft.com/office/word/2006/wordml" xmlns:wps="http://schemas.microsoft.com/office/word/2010/wordprocessingShape" mc:Ignorable="w14 w15 w16se w16cid w16 w16cex w16sdtdh w16sdtfl w16du wp14">
   <w:tbl>
     <w:tblPr>
       <w:tblW w:w="0" w:type="auto"/>
@@ -8535,12 +9086,6 @@
       <w:gridCol w:w="3179"/>
     </w:tblGrid>
     <w:tr>
-      <w:tblPrEx>
-        <w:tblCellMar>
-          <w:top w:w="0" w:type="dxa"/>
-          <w:bottom w:w="0" w:type="dxa"/>
-        </w:tblCellMar>
-      </w:tblPrEx>
       <w:tc>
         <w:tcPr>
           <w:tcW w:w="6379" w:type="dxa"/>
@@ -8584,12 +9129,6 @@
       </w:tc>
     </w:tr>
     <w:tr>
-      <w:tblPrEx>
-        <w:tblCellMar>
-          <w:top w:w="0" w:type="dxa"/>
-          <w:bottom w:w="0" w:type="dxa"/>
-        </w:tblCellMar>
-      </w:tblPrEx>
       <w:tc>
         <w:tcPr>
           <w:tcW w:w="6379" w:type="dxa"/>
@@ -8622,35 +9161,7 @@
             <w:rPr>
               <w:lang w:val="hr-HR"/>
             </w:rPr>
-            <w:t xml:space="preserve">  Datum:  </w:t>
-          </w:r>
-          <w:proofErr w:type="spellStart"/>
-          <w:r>
-            <w:rPr>
-              <w:lang w:val="hr-HR"/>
-            </w:rPr>
-            <w:t>28</w:t>
-          </w:r>
-          <w:proofErr w:type="spellEnd"/>
-          <w:r>
-            <w:rPr>
-              <w:lang w:val="hr-HR"/>
-            </w:rPr>
-            <w:t>/10/</w:t>
-          </w:r>
-          <w:proofErr w:type="spellStart"/>
-          <w:r>
-            <w:rPr>
-              <w:lang w:val="hr-HR"/>
-            </w:rPr>
-            <w:t>26</w:t>
-          </w:r>
-          <w:proofErr w:type="spellEnd"/>
-          <w:r>
-            <w:rPr>
-              <w:lang w:val="hr-HR"/>
-            </w:rPr>
-            <w:t/>
+            <w:t xml:space="preserve">  Datum:  28/10/26</w:t>
           </w:r>
         </w:p>
       </w:tc>
@@ -8658,24 +9169,24 @@
   </w:tbl>
   <w:p>
     <w:pPr>
-      <w:pStyle w:val="Header"/>
+      <w:pStyle w:val="Zaglavlje"/>
     </w:pPr>
   </w:p>
 </w:hdr>
 </file>
 
 <file path=word/header3.xml><?xml version="1.0" encoding="utf-8"?>
-<w:hdr xmlns:wpc="http://schemas.microsoft.com/office/word/2010/wordprocessingCanvas" xmlns:cx="http://schemas.microsoft.com/office/drawing/2014/chartex" xmlns:cx1="http://schemas.microsoft.com/office/drawing/2015/9/8/chartex" xmlns:cx2="http://schemas.microsoft.com/office/drawing/2015/10/21/chartex" xmlns:cx3="http://schemas.microsoft.com/office/drawing/2016/5/9/chartex" xmlns:cx4="http://schemas.microsoft.com/office/drawing/2016/5/10/chartex" xmlns:cx5="http://schemas.microsoft.com/office/drawing/2016/5/11/chartex" xmlns:cx6="http://schemas.microsoft.com/office/drawing/2016/5/12/chartex" xmlns:cx7="http://schemas.microsoft.com/office/drawing/2016/5/13/chartex" xmlns:cx8="http://schemas.microsoft.com/office/drawing/2016/5/14/chartex" xmlns:mc="http://schemas.openxmlformats.org/markup-compatibility/2006" xmlns:aink="http://schemas.microsoft.com/office/drawing/2016/ink" xmlns:am3d="http://schemas.microsoft.com/office/drawing/2017/model3d" xmlns:o="urn:schemas-microsoft-com:office:office" xmlns:oel="http://schemas.microsoft.com/office/2019/extlst" xmlns:r="http://schemas.openxmlformats.org/officeDocument/2006/relationships" xmlns:m="http://schemas.openxmlformats.org/officeDocument/2006/math" xmlns:v="urn:schemas-microsoft-com:vml" xmlns:wp14="http://schemas.microsoft.com/office/word/2010/wordprocessingDrawing" xmlns:wp="http://schemas.openxmlformats.org/drawingml/2006/wordprocessingDrawing" xmlns:w10="urn:schemas-microsoft-com:office:word" xmlns:w="http://schemas.openxmlformats.org/wordprocessingml/2006/main" xmlns:w14="http://schemas.microsoft.com/office/word/2010/wordml" xmlns:w15="http://schemas.microsoft.com/office/word/2012/wordml" xmlns:w16cex="http://schemas.microsoft.com/office/word/2018/wordml/cex" xmlns:w16cid="http://schemas.microsoft.com/office/word/2016/wordml/cid" xmlns:w16="http://schemas.microsoft.com/office/word/2018/wordml" xmlns:w16du="http://schemas.microsoft.com/office/word/2023/wordml/word16du" xmlns:w16sdtdh="http://schemas.microsoft.com/office/word/2020/wordml/sdtdatahash" xmlns:w16se="http://schemas.microsoft.com/office/word/2015/wordml/symex" xmlns:wpg="http://schemas.microsoft.com/office/word/2010/wordprocessingGroup" xmlns:wpi="http://schemas.microsoft.com/office/word/2010/wordprocessingInk" xmlns:wne="http://schemas.microsoft.com/office/word/2006/wordml" xmlns:wps="http://schemas.microsoft.com/office/word/2010/wordprocessingShape" mc:Ignorable="w14 w15 w16se w16cid w16 w16cex w16sdtdh w16du wp14">
+<w:hdr xmlns:wpc="http://schemas.microsoft.com/office/word/2010/wordprocessingCanvas" xmlns:cx="http://schemas.microsoft.com/office/drawing/2014/chartex" xmlns:cx1="http://schemas.microsoft.com/office/drawing/2015/9/8/chartex" xmlns:cx2="http://schemas.microsoft.com/office/drawing/2015/10/21/chartex" xmlns:cx3="http://schemas.microsoft.com/office/drawing/2016/5/9/chartex" xmlns:cx4="http://schemas.microsoft.com/office/drawing/2016/5/10/chartex" xmlns:cx5="http://schemas.microsoft.com/office/drawing/2016/5/11/chartex" xmlns:cx6="http://schemas.microsoft.com/office/drawing/2016/5/12/chartex" xmlns:cx7="http://schemas.microsoft.com/office/drawing/2016/5/13/chartex" xmlns:cx8="http://schemas.microsoft.com/office/drawing/2016/5/14/chartex" xmlns:mc="http://schemas.openxmlformats.org/markup-compatibility/2006" xmlns:aink="http://schemas.microsoft.com/office/drawing/2016/ink" xmlns:am3d="http://schemas.microsoft.com/office/drawing/2017/model3d" xmlns:o="urn:schemas-microsoft-com:office:office" xmlns:oel="http://schemas.microsoft.com/office/2019/extlst" xmlns:r="http://schemas.openxmlformats.org/officeDocument/2006/relationships" xmlns:m="http://schemas.openxmlformats.org/officeDocument/2006/math" xmlns:v="urn:schemas-microsoft-com:vml" xmlns:wp14="http://schemas.microsoft.com/office/word/2010/wordprocessingDrawing" xmlns:wp="http://schemas.openxmlformats.org/drawingml/2006/wordprocessingDrawing" xmlns:w10="urn:schemas-microsoft-com:office:word" xmlns:w="http://schemas.openxmlformats.org/wordprocessingml/2006/main" xmlns:w14="http://schemas.microsoft.com/office/word/2010/wordml" xmlns:w15="http://schemas.microsoft.com/office/word/2012/wordml" xmlns:w16cex="http://schemas.microsoft.com/office/word/2018/wordml/cex" xmlns:w16cid="http://schemas.microsoft.com/office/word/2016/wordml/cid" xmlns:w16="http://schemas.microsoft.com/office/word/2018/wordml" xmlns:w16du="http://schemas.microsoft.com/office/word/2023/wordml/word16du" xmlns:w16sdtdh="http://schemas.microsoft.com/office/word/2020/wordml/sdtdatahash" xmlns:w16sdtfl="http://schemas.microsoft.com/office/word/2024/wordml/sdtformatlock" xmlns:w16se="http://schemas.microsoft.com/office/word/2015/wordml/symex" xmlns:wpg="http://schemas.microsoft.com/office/word/2010/wordprocessingGroup" xmlns:wpi="http://schemas.microsoft.com/office/word/2010/wordprocessingInk" xmlns:wne="http://schemas.microsoft.com/office/word/2006/wordml" xmlns:wps="http://schemas.microsoft.com/office/word/2010/wordprocessingShape" mc:Ignorable="w14 w15 w16se w16cid w16 w16cex w16sdtdh w16sdtfl w16du wp14">
   <w:p>
     <w:pPr>
-      <w:pStyle w:val="Header"/>
+      <w:pStyle w:val="Zaglavlje"/>
     </w:pPr>
   </w:p>
 </w:hdr>
 </file>
 
 <file path=word/numbering.xml><?xml version="1.0" encoding="utf-8"?>
-<w:numbering xmlns:wpc="http://schemas.microsoft.com/office/word/2010/wordprocessingCanvas" xmlns:cx="http://schemas.microsoft.com/office/drawing/2014/chartex" xmlns:cx1="http://schemas.microsoft.com/office/drawing/2015/9/8/chartex" xmlns:cx2="http://schemas.microsoft.com/office/drawing/2015/10/21/chartex" xmlns:cx3="http://schemas.microsoft.com/office/drawing/2016/5/9/chartex" xmlns:cx4="http://schemas.microsoft.com/office/drawing/2016/5/10/chartex" xmlns:cx5="http://schemas.microsoft.com/office/drawing/2016/5/11/chartex" xmlns:cx6="http://schemas.microsoft.com/office/drawing/2016/5/12/chartex" xmlns:cx7="http://schemas.microsoft.com/office/drawing/2016/5/13/chartex" xmlns:cx8="http://schemas.microsoft.com/office/drawing/2016/5/14/chartex" xmlns:mc="http://schemas.openxmlformats.org/markup-compatibility/2006" xmlns:aink="http://schemas.microsoft.com/office/drawing/2016/ink" xmlns:am3d="http://schemas.microsoft.com/office/drawing/2017/model3d" xmlns:o="urn:schemas-microsoft-com:office:office" xmlns:oel="http://schemas.microsoft.com/office/2019/extlst" xmlns:r="http://schemas.openxmlformats.org/officeDocument/2006/relationships" xmlns:m="http://schemas.openxmlformats.org/officeDocument/2006/math" xmlns:v="urn:schemas-microsoft-com:vml" xmlns:wp14="http://schemas.microsoft.com/office/word/2010/wordprocessingDrawing" xmlns:wp="http://schemas.openxmlformats.org/drawingml/2006/wordprocessingDrawing" xmlns:w10="urn:schemas-microsoft-com:office:word" xmlns:w="http://schemas.openxmlformats.org/wordprocessingml/2006/main" xmlns:w14="http://schemas.microsoft.com/office/word/2010/wordml" xmlns:w15="http://schemas.microsoft.com/office/word/2012/wordml" xmlns:w16cex="http://schemas.microsoft.com/office/word/2018/wordml/cex" xmlns:w16cid="http://schemas.microsoft.com/office/word/2016/wordml/cid" xmlns:w16="http://schemas.microsoft.com/office/word/2018/wordml" xmlns:w16du="http://schemas.microsoft.com/office/word/2023/wordml/word16du" xmlns:w16sdtdh="http://schemas.microsoft.com/office/word/2020/wordml/sdtdatahash" xmlns:w16se="http://schemas.microsoft.com/office/word/2015/wordml/symex" xmlns:wpg="http://schemas.microsoft.com/office/word/2010/wordprocessingGroup" xmlns:wpi="http://schemas.microsoft.com/office/word/2010/wordprocessingInk" xmlns:wne="http://schemas.microsoft.com/office/word/2006/wordml" xmlns:wps="http://schemas.microsoft.com/office/word/2010/wordprocessingShape" mc:Ignorable="w14 w15 w16se w16cid w16 w16cex w16sdtdh w16du wp14">
+<w:numbering xmlns:wpc="http://schemas.microsoft.com/office/word/2010/wordprocessingCanvas" xmlns:cx="http://schemas.microsoft.com/office/drawing/2014/chartex" xmlns:cx1="http://schemas.microsoft.com/office/drawing/2015/9/8/chartex" xmlns:cx2="http://schemas.microsoft.com/office/drawing/2015/10/21/chartex" xmlns:cx3="http://schemas.microsoft.com/office/drawing/2016/5/9/chartex" xmlns:cx4="http://schemas.microsoft.com/office/drawing/2016/5/10/chartex" xmlns:cx5="http://schemas.microsoft.com/office/drawing/2016/5/11/chartex" xmlns:cx6="http://schemas.microsoft.com/office/drawing/2016/5/12/chartex" xmlns:cx7="http://schemas.microsoft.com/office/drawing/2016/5/13/chartex" xmlns:cx8="http://schemas.microsoft.com/office/drawing/2016/5/14/chartex" xmlns:mc="http://schemas.openxmlformats.org/markup-compatibility/2006" xmlns:aink="http://schemas.microsoft.com/office/drawing/2016/ink" xmlns:am3d="http://schemas.microsoft.com/office/drawing/2017/model3d" xmlns:o="urn:schemas-microsoft-com:office:office" xmlns:oel="http://schemas.microsoft.com/office/2019/extlst" xmlns:r="http://schemas.openxmlformats.org/officeDocument/2006/relationships" xmlns:m="http://schemas.openxmlformats.org/officeDocument/2006/math" xmlns:v="urn:schemas-microsoft-com:vml" xmlns:wp14="http://schemas.microsoft.com/office/word/2010/wordprocessingDrawing" xmlns:wp="http://schemas.openxmlformats.org/drawingml/2006/wordprocessingDrawing" xmlns:w10="urn:schemas-microsoft-com:office:word" xmlns:w="http://schemas.openxmlformats.org/wordprocessingml/2006/main" xmlns:w14="http://schemas.microsoft.com/office/word/2010/wordml" xmlns:w15="http://schemas.microsoft.com/office/word/2012/wordml" xmlns:w16cex="http://schemas.microsoft.com/office/word/2018/wordml/cex" xmlns:w16cid="http://schemas.microsoft.com/office/word/2016/wordml/cid" xmlns:w16="http://schemas.microsoft.com/office/word/2018/wordml" xmlns:w16du="http://schemas.microsoft.com/office/word/2023/wordml/word16du" xmlns:w16sdtdh="http://schemas.microsoft.com/office/word/2020/wordml/sdtdatahash" xmlns:w16sdtfl="http://schemas.microsoft.com/office/word/2024/wordml/sdtformatlock" xmlns:w16se="http://schemas.microsoft.com/office/word/2015/wordml/symex" xmlns:wpg="http://schemas.microsoft.com/office/word/2010/wordprocessingGroup" xmlns:wpi="http://schemas.microsoft.com/office/word/2010/wordprocessingInk" xmlns:wne="http://schemas.microsoft.com/office/word/2006/wordml" xmlns:wps="http://schemas.microsoft.com/office/word/2010/wordprocessingShape" mc:Ignorable="w14 w15 w16se w16cid w16 w16cex w16sdtdh w16sdtfl w16du wp14">
   <w:abstractNum w:abstractNumId="0" w15:restartNumberingAfterBreak="0">
     <w:nsid w:val="FFFFFFFB"/>
     <w:multiLevelType w:val="multilevel"/>
@@ -8683,7 +9194,7 @@
     <w:lvl w:ilvl="0">
       <w:start w:val="1"/>
       <w:numFmt w:val="decimal"/>
-      <w:pStyle w:val="Heading1"/>
+      <w:pStyle w:val="Naslov1"/>
       <w:lvlText w:val="%1."/>
       <w:legacy w:legacy="1" w:legacySpace="144" w:legacyIndent="0"/>
       <w:lvlJc w:val="left"/>
@@ -8691,7 +9202,7 @@
     <w:lvl w:ilvl="1">
       <w:start w:val="1"/>
       <w:numFmt w:val="decimal"/>
-      <w:pStyle w:val="Heading2"/>
+      <w:pStyle w:val="Naslov2"/>
       <w:lvlText w:val="%1.%2"/>
       <w:legacy w:legacy="1" w:legacySpace="144" w:legacyIndent="0"/>
       <w:lvlJc w:val="left"/>
@@ -8699,7 +9210,7 @@
     <w:lvl w:ilvl="2">
       <w:start w:val="1"/>
       <w:numFmt w:val="decimal"/>
-      <w:pStyle w:val="Heading3"/>
+      <w:pStyle w:val="Naslov3"/>
       <w:lvlText w:val="%1.%2.%3"/>
       <w:legacy w:legacy="1" w:legacySpace="144" w:legacyIndent="0"/>
       <w:lvlJc w:val="left"/>
@@ -8707,7 +9218,7 @@
     <w:lvl w:ilvl="3">
       <w:start w:val="1"/>
       <w:numFmt w:val="decimal"/>
-      <w:pStyle w:val="Heading4"/>
+      <w:pStyle w:val="Naslov4"/>
       <w:lvlText w:val="%1.%2.%3.%4"/>
       <w:legacy w:legacy="1" w:legacySpace="144" w:legacyIndent="0"/>
       <w:lvlJc w:val="left"/>
@@ -8715,7 +9226,7 @@
     <w:lvl w:ilvl="4">
       <w:start w:val="1"/>
       <w:numFmt w:val="decimal"/>
-      <w:pStyle w:val="Heading5"/>
+      <w:pStyle w:val="Naslov5"/>
       <w:lvlText w:val="%1.%2.%3.%4.%5"/>
       <w:legacy w:legacy="1" w:legacySpace="144" w:legacyIndent="0"/>
       <w:lvlJc w:val="left"/>
@@ -8723,7 +9234,7 @@
     <w:lvl w:ilvl="5">
       <w:start w:val="1"/>
       <w:numFmt w:val="decimal"/>
-      <w:pStyle w:val="Heading6"/>
+      <w:pStyle w:val="Naslov6"/>
       <w:lvlText w:val="%1.%2.%3.%4.%5.%6"/>
       <w:legacy w:legacy="1" w:legacySpace="144" w:legacyIndent="0"/>
       <w:lvlJc w:val="left"/>
@@ -8731,7 +9242,7 @@
     <w:lvl w:ilvl="6">
       <w:start w:val="1"/>
       <w:numFmt w:val="decimal"/>
-      <w:pStyle w:val="Heading7"/>
+      <w:pStyle w:val="Naslov7"/>
       <w:lvlText w:val="%1.%2.%3.%4.%5.%6.%7"/>
       <w:legacy w:legacy="1" w:legacySpace="144" w:legacyIndent="0"/>
       <w:lvlJc w:val="left"/>
@@ -8739,7 +9250,7 @@
     <w:lvl w:ilvl="7">
       <w:start w:val="1"/>
       <w:numFmt w:val="decimal"/>
-      <w:pStyle w:val="Heading8"/>
+      <w:pStyle w:val="Naslov8"/>
       <w:lvlText w:val="%1.%2.%3.%4.%5.%6.%7.%8"/>
       <w:legacy w:legacy="1" w:legacySpace="144" w:legacyIndent="0"/>
       <w:lvlJc w:val="left"/>
@@ -8747,7 +9258,7 @@
     <w:lvl w:ilvl="8">
       <w:start w:val="1"/>
       <w:numFmt w:val="decimal"/>
-      <w:pStyle w:val="Heading9"/>
+      <w:pStyle w:val="Naslov9"/>
       <w:lvlText w:val="%1.%2.%3.%4.%5.%6.%7.%8.%9"/>
       <w:legacy w:legacy="1" w:legacySpace="144" w:legacyIndent="0"/>
       <w:lvlJc w:val="left"/>
@@ -9174,6 +9685,23 @@
     </w:lvl>
   </w:abstractNum>
   <w:abstractNum w:abstractNumId="4" w15:restartNumberingAfterBreak="0">
+    <w:nsid w:val="3AF21AB9"/>
+    <w:multiLevelType w:val="singleLevel"/>
+    <w:tmpl w:val="A5E8308E"/>
+    <w:lvl w:ilvl="0">
+      <w:start w:val="1"/>
+      <w:numFmt w:val="bullet"/>
+      <w:lvlText w:val="•"/>
+      <w:lvlJc w:val="left"/>
+      <w:pPr>
+        <w:ind w:left="1080" w:hanging="360"/>
+      </w:pPr>
+      <w:rPr>
+        <w:rFonts w:ascii="Times New Roman" w:hAnsi="Times New Roman" w:hint="default"/>
+      </w:rPr>
+    </w:lvl>
+  </w:abstractNum>
+  <w:abstractNum w:abstractNumId="5" w15:restartNumberingAfterBreak="0">
     <w:nsid w:val="421978A1"/>
     <w:multiLevelType w:val="hybridMultilevel"/>
     <w:tmpl w:val="C4EAE0A8"/>
@@ -9313,7 +9841,7 @@
       </w:rPr>
     </w:lvl>
   </w:abstractNum>
-  <w:abstractNum w:abstractNumId="5" w15:restartNumberingAfterBreak="0">
+  <w:abstractNum w:abstractNumId="6" w15:restartNumberingAfterBreak="0">
     <w:nsid w:val="672F51E9"/>
     <w:multiLevelType w:val="hybridMultilevel"/>
     <w:tmpl w:val="19344450"/>
@@ -9453,7 +9981,7 @@
       </w:rPr>
     </w:lvl>
   </w:abstractNum>
-  <w:abstractNum w:abstractNumId="6" w15:restartNumberingAfterBreak="0">
+  <w:abstractNum w:abstractNumId="7" w15:restartNumberingAfterBreak="0">
     <w:nsid w:val="791447D4"/>
     <w:multiLevelType w:val="hybridMultilevel"/>
     <w:tmpl w:val="B40018E0"/>
@@ -9566,26 +10094,11 @@
       </w:pPr>
     </w:lvl>
   </w:abstractNum>
-  <w:abstractNum w:abstractNumId="90">
-    <w:multiLevelType w:val="singleLevel"/>
-    <w:lvl w:ilvl="0">
-      <w:start w:val="1"/>
-      <w:numFmt w:val="bullet"/>
-      <w:lvlText w:val="•"/>
-      <w:lvlJc w:val="left"/>
-      <w:pPr>
-        <w:ind w:left="1080" w:hanging="360"/>
-      </w:pPr>
-      <w:rPr>
-        <w:rFonts w:ascii="Times New Roman" w:hAnsi="Times New Roman" w:hint="default"/>
-      </w:rPr>
-    </w:lvl>
-  </w:abstractNum>
   <w:num w:numId="1" w16cid:durableId="878709014">
     <w:abstractNumId w:val="0"/>
   </w:num>
   <w:num w:numId="2" w16cid:durableId="868878947">
-    <w:abstractNumId w:val="5"/>
+    <w:abstractNumId w:val="6"/>
   </w:num>
   <w:num w:numId="3" w16cid:durableId="812329553">
     <w:abstractNumId w:val="2"/>
@@ -9597,24 +10110,24 @@
     <w:abstractNumId w:val="3"/>
   </w:num>
   <w:num w:numId="6" w16cid:durableId="1823421267">
-    <w:abstractNumId w:val="4"/>
+    <w:abstractNumId w:val="5"/>
   </w:num>
   <w:num w:numId="7" w16cid:durableId="1077287437">
-    <w:abstractNumId w:val="6"/>
+    <w:abstractNumId w:val="7"/>
   </w:num>
-  <w:num w:numId="90">
-    <w:abstractNumId w:val="90"/>
+  <w:num w:numId="8" w16cid:durableId="1254365018">
+    <w:abstractNumId w:val="4"/>
   </w:num>
 </w:numbering>
 </file>
 
 <file path=word/styles.xml><?xml version="1.0" encoding="utf-8"?>
-<w:styles xmlns:mc="http://schemas.openxmlformats.org/markup-compatibility/2006" xmlns:r="http://schemas.openxmlformats.org/officeDocument/2006/relationships" xmlns:w="http://schemas.openxmlformats.org/wordprocessingml/2006/main" xmlns:w14="http://schemas.microsoft.com/office/word/2010/wordml" xmlns:w15="http://schemas.microsoft.com/office/word/2012/wordml" xmlns:w16cex="http://schemas.microsoft.com/office/word/2018/wordml/cex" xmlns:w16cid="http://schemas.microsoft.com/office/word/2016/wordml/cid" xmlns:w16="http://schemas.microsoft.com/office/word/2018/wordml" xmlns:w16du="http://schemas.microsoft.com/office/word/2023/wordml/word16du" xmlns:w16sdtdh="http://schemas.microsoft.com/office/word/2020/wordml/sdtdatahash" xmlns:w16se="http://schemas.microsoft.com/office/word/2015/wordml/symex" mc:Ignorable="w14 w15 w16se w16cid w16 w16cex w16sdtdh w16du">
+<w:styles xmlns:mc="http://schemas.openxmlformats.org/markup-compatibility/2006" xmlns:r="http://schemas.openxmlformats.org/officeDocument/2006/relationships" xmlns:w="http://schemas.openxmlformats.org/wordprocessingml/2006/main" xmlns:w14="http://schemas.microsoft.com/office/word/2010/wordml" xmlns:w15="http://schemas.microsoft.com/office/word/2012/wordml" xmlns:w16cex="http://schemas.microsoft.com/office/word/2018/wordml/cex" xmlns:w16cid="http://schemas.microsoft.com/office/word/2016/wordml/cid" xmlns:w16="http://schemas.microsoft.com/office/word/2018/wordml" xmlns:w16du="http://schemas.microsoft.com/office/word/2023/wordml/word16du" xmlns:w16sdtdh="http://schemas.microsoft.com/office/word/2020/wordml/sdtdatahash" xmlns:w16sdtfl="http://schemas.microsoft.com/office/word/2024/wordml/sdtformatlock" xmlns:w16se="http://schemas.microsoft.com/office/word/2015/wordml/symex" mc:Ignorable="w14 w15 w16se w16cid w16 w16cex w16sdtdh w16sdtfl w16du">
   <w:docDefaults>
     <w:rPrDefault>
       <w:rPr>
         <w:rFonts w:ascii="Times New Roman" w:eastAsia="Times New Roman" w:hAnsi="Times New Roman" w:cs="Times New Roman"/>
-        <w:lang w:val="en-HR" w:eastAsia="en-GB" w:bidi="ar-SA"/>
+        <w:lang w:eastAsia="en-GB" w:bidi="ar-SA"/>
       </w:rPr>
     </w:rPrDefault>
     <w:pPrDefault/>
@@ -9635,6 +10148,50 @@
     <w:lsdException w:name="Subtitle" w:qFormat="1"/>
     <w:lsdException w:name="Strong" w:qFormat="1"/>
     <w:lsdException w:name="Emphasis" w:qFormat="1"/>
+    <w:lsdException w:name="Normal Table" w:semiHidden="1" w:unhideWhenUsed="1"/>
+    <w:lsdException w:name="Table Simple 1" w:semiHidden="1" w:unhideWhenUsed="1"/>
+    <w:lsdException w:name="Table Simple 2" w:semiHidden="1" w:unhideWhenUsed="1"/>
+    <w:lsdException w:name="Table Simple 3" w:semiHidden="1" w:unhideWhenUsed="1"/>
+    <w:lsdException w:name="Table Classic 1" w:semiHidden="1" w:unhideWhenUsed="1"/>
+    <w:lsdException w:name="Table Classic 2" w:semiHidden="1" w:unhideWhenUsed="1"/>
+    <w:lsdException w:name="Table Classic 3" w:semiHidden="1" w:unhideWhenUsed="1"/>
+    <w:lsdException w:name="Table Classic 4" w:semiHidden="1" w:unhideWhenUsed="1"/>
+    <w:lsdException w:name="Table Colorful 1" w:semiHidden="1" w:unhideWhenUsed="1"/>
+    <w:lsdException w:name="Table Colorful 2" w:semiHidden="1" w:unhideWhenUsed="1"/>
+    <w:lsdException w:name="Table Colorful 3" w:semiHidden="1" w:unhideWhenUsed="1"/>
+    <w:lsdException w:name="Table Columns 1" w:semiHidden="1" w:unhideWhenUsed="1"/>
+    <w:lsdException w:name="Table Columns 2" w:semiHidden="1" w:unhideWhenUsed="1"/>
+    <w:lsdException w:name="Table Columns 3" w:semiHidden="1" w:unhideWhenUsed="1"/>
+    <w:lsdException w:name="Table Columns 4" w:semiHidden="1" w:unhideWhenUsed="1"/>
+    <w:lsdException w:name="Table Columns 5" w:semiHidden="1" w:unhideWhenUsed="1"/>
+    <w:lsdException w:name="Table Grid 1" w:semiHidden="1" w:unhideWhenUsed="1"/>
+    <w:lsdException w:name="Table Grid 2" w:semiHidden="1" w:unhideWhenUsed="1"/>
+    <w:lsdException w:name="Table Grid 3" w:semiHidden="1" w:unhideWhenUsed="1"/>
+    <w:lsdException w:name="Table Grid 4" w:semiHidden="1" w:unhideWhenUsed="1"/>
+    <w:lsdException w:name="Table Grid 5" w:semiHidden="1" w:unhideWhenUsed="1"/>
+    <w:lsdException w:name="Table Grid 6" w:semiHidden="1" w:unhideWhenUsed="1"/>
+    <w:lsdException w:name="Table Grid 7" w:semiHidden="1" w:unhideWhenUsed="1"/>
+    <w:lsdException w:name="Table Grid 8" w:semiHidden="1" w:unhideWhenUsed="1"/>
+    <w:lsdException w:name="Table List 1" w:semiHidden="1" w:unhideWhenUsed="1"/>
+    <w:lsdException w:name="Table List 2" w:semiHidden="1" w:unhideWhenUsed="1"/>
+    <w:lsdException w:name="Table List 3" w:semiHidden="1" w:unhideWhenUsed="1"/>
+    <w:lsdException w:name="Table List 4" w:semiHidden="1" w:unhideWhenUsed="1"/>
+    <w:lsdException w:name="Table List 5" w:semiHidden="1" w:unhideWhenUsed="1"/>
+    <w:lsdException w:name="Table List 6" w:semiHidden="1" w:unhideWhenUsed="1"/>
+    <w:lsdException w:name="Table List 7" w:semiHidden="1" w:unhideWhenUsed="1"/>
+    <w:lsdException w:name="Table List 8" w:semiHidden="1" w:unhideWhenUsed="1"/>
+    <w:lsdException w:name="Table 3D effects 1" w:semiHidden="1" w:unhideWhenUsed="1"/>
+    <w:lsdException w:name="Table 3D effects 2" w:semiHidden="1" w:unhideWhenUsed="1"/>
+    <w:lsdException w:name="Table 3D effects 3" w:semiHidden="1" w:unhideWhenUsed="1"/>
+    <w:lsdException w:name="Table Contemporary" w:semiHidden="1" w:unhideWhenUsed="1"/>
+    <w:lsdException w:name="Table Elegant" w:semiHidden="1" w:unhideWhenUsed="1"/>
+    <w:lsdException w:name="Table Professional" w:semiHidden="1" w:unhideWhenUsed="1"/>
+    <w:lsdException w:name="Table Subtle 1" w:semiHidden="1" w:unhideWhenUsed="1"/>
+    <w:lsdException w:name="Table Subtle 2" w:semiHidden="1" w:unhideWhenUsed="1"/>
+    <w:lsdException w:name="Table Web 1" w:semiHidden="1" w:unhideWhenUsed="1"/>
+    <w:lsdException w:name="Table Web 2" w:semiHidden="1" w:unhideWhenUsed="1"/>
+    <w:lsdException w:name="Table Web 3" w:semiHidden="1" w:unhideWhenUsed="1"/>
+    <w:lsdException w:name="Table Theme" w:semiHidden="1" w:unhideWhenUsed="1"/>
     <w:lsdException w:name="Placeholder Text" w:semiHidden="1" w:uiPriority="99"/>
     <w:lsdException w:name="No Spacing" w:uiPriority="1" w:qFormat="1"/>
     <w:lsdException w:name="Light Shading" w:uiPriority="60"/>
@@ -9867,7 +10424,7 @@
       <w:lang w:val="en-US" w:eastAsia="en-US"/>
     </w:rPr>
   </w:style>
-  <w:style w:type="paragraph" w:styleId="Heading1">
+  <w:style w:type="paragraph" w:styleId="Naslov1">
     <w:name w:val="heading 1"/>
     <w:basedOn w:val="Normal"/>
     <w:next w:val="Normal"/>
@@ -9886,9 +10443,9 @@
       <w:sz w:val="24"/>
     </w:rPr>
   </w:style>
-  <w:style w:type="paragraph" w:styleId="Heading2">
+  <w:style w:type="paragraph" w:styleId="Naslov2">
     <w:name w:val="heading 2"/>
-    <w:basedOn w:val="Heading1"/>
+    <w:basedOn w:val="Naslov1"/>
     <w:next w:val="Normal"/>
     <w:qFormat/>
     <w:pPr>
@@ -9901,9 +10458,9 @@
       <w:sz w:val="20"/>
     </w:rPr>
   </w:style>
-  <w:style w:type="paragraph" w:styleId="Heading3">
+  <w:style w:type="paragraph" w:styleId="Naslov3">
     <w:name w:val="heading 3"/>
-    <w:basedOn w:val="Heading1"/>
+    <w:basedOn w:val="Naslov1"/>
     <w:next w:val="Normal"/>
     <w:qFormat/>
     <w:pPr>
@@ -9918,9 +10475,9 @@
       <w:sz w:val="20"/>
     </w:rPr>
   </w:style>
-  <w:style w:type="paragraph" w:styleId="Heading4">
+  <w:style w:type="paragraph" w:styleId="Naslov4">
     <w:name w:val="heading 4"/>
-    <w:basedOn w:val="Heading1"/>
+    <w:basedOn w:val="Naslov1"/>
     <w:next w:val="Normal"/>
     <w:qFormat/>
     <w:pPr>
@@ -9934,7 +10491,7 @@
       <w:sz w:val="20"/>
     </w:rPr>
   </w:style>
-  <w:style w:type="paragraph" w:styleId="Heading5">
+  <w:style w:type="paragraph" w:styleId="Naslov5">
     <w:name w:val="heading 5"/>
     <w:basedOn w:val="Normal"/>
     <w:next w:val="Normal"/>
@@ -9952,7 +10509,7 @@
       <w:sz w:val="22"/>
     </w:rPr>
   </w:style>
-  <w:style w:type="paragraph" w:styleId="Heading6">
+  <w:style w:type="paragraph" w:styleId="Naslov6">
     <w:name w:val="heading 6"/>
     <w:basedOn w:val="Normal"/>
     <w:next w:val="Normal"/>
@@ -9971,7 +10528,7 @@
       <w:sz w:val="22"/>
     </w:rPr>
   </w:style>
-  <w:style w:type="paragraph" w:styleId="Heading7">
+  <w:style w:type="paragraph" w:styleId="Naslov7">
     <w:name w:val="heading 7"/>
     <w:basedOn w:val="Normal"/>
     <w:next w:val="Normal"/>
@@ -9986,7 +10543,7 @@
       <w:outlineLvl w:val="6"/>
     </w:pPr>
   </w:style>
-  <w:style w:type="paragraph" w:styleId="Heading8">
+  <w:style w:type="paragraph" w:styleId="Naslov8">
     <w:name w:val="heading 8"/>
     <w:basedOn w:val="Normal"/>
     <w:next w:val="Normal"/>
@@ -10004,7 +10561,7 @@
       <w:i/>
     </w:rPr>
   </w:style>
-  <w:style w:type="paragraph" w:styleId="Heading9">
+  <w:style w:type="paragraph" w:styleId="Naslov9">
     <w:name w:val="heading 9"/>
     <w:basedOn w:val="Normal"/>
     <w:next w:val="Normal"/>
@@ -10024,13 +10581,17 @@
       <w:sz w:val="18"/>
     </w:rPr>
   </w:style>
-  <w:style w:type="character" w:default="1" w:styleId="DefaultParagraphFont">
+  <w:style w:type="character" w:default="1" w:styleId="Zadanifontodlomka">
     <w:name w:val="Default Paragraph Font"/>
+    <w:uiPriority w:val="1"/>
     <w:semiHidden/>
+    <w:unhideWhenUsed/>
   </w:style>
-  <w:style w:type="table" w:default="1" w:styleId="TableNormal">
+  <w:style w:type="table" w:default="1" w:styleId="Obinatablica">
     <w:name w:val="Normal Table"/>
+    <w:uiPriority w:val="99"/>
     <w:semiHidden/>
+    <w:unhideWhenUsed/>
     <w:tblPr>
       <w:tblInd w:w="0" w:type="dxa"/>
       <w:tblCellMar>
@@ -10041,9 +10602,11 @@
       </w:tblCellMar>
     </w:tblPr>
   </w:style>
-  <w:style w:type="numbering" w:default="1" w:styleId="NoList">
+  <w:style w:type="numbering" w:default="1" w:styleId="Bezpopisa">
     <w:name w:val="No List"/>
+    <w:uiPriority w:val="99"/>
     <w:semiHidden/>
+    <w:unhideWhenUsed/>
   </w:style>
   <w:style w:type="paragraph" w:customStyle="1" w:styleId="Paragraph2">
     <w:name w:val="Paragraph2"/>
@@ -10058,7 +10621,7 @@
       <w:lang w:val="en-AU"/>
     </w:rPr>
   </w:style>
-  <w:style w:type="paragraph" w:styleId="Title">
+  <w:style w:type="paragraph" w:styleId="Naslov">
     <w:name w:val="Title"/>
     <w:basedOn w:val="Normal"/>
     <w:next w:val="Normal"/>
@@ -10073,7 +10636,7 @@
       <w:sz w:val="36"/>
     </w:rPr>
   </w:style>
-  <w:style w:type="paragraph" w:styleId="Subtitle">
+  <w:style w:type="paragraph" w:styleId="Podnaslov">
     <w:name w:val="Subtitle"/>
     <w:basedOn w:val="Normal"/>
     <w:qFormat/>
@@ -10088,14 +10651,14 @@
       <w:lang w:val="en-AU"/>
     </w:rPr>
   </w:style>
-  <w:style w:type="paragraph" w:styleId="NormalIndent">
+  <w:style w:type="paragraph" w:styleId="Obinouvueno">
     <w:name w:val="Normal Indent"/>
     <w:basedOn w:val="Normal"/>
     <w:pPr>
       <w:ind w:left="900" w:hanging="900"/>
     </w:pPr>
   </w:style>
-  <w:style w:type="paragraph" w:styleId="TOC1">
+  <w:style w:type="paragraph" w:styleId="Sadraj1">
     <w:name w:val="toc 1"/>
     <w:basedOn w:val="Normal"/>
     <w:next w:val="Normal"/>
@@ -10108,7 +10671,7 @@
       <w:ind w:right="720"/>
     </w:pPr>
   </w:style>
-  <w:style w:type="paragraph" w:styleId="TOC2">
+  <w:style w:type="paragraph" w:styleId="Sadraj2">
     <w:name w:val="toc 2"/>
     <w:basedOn w:val="Normal"/>
     <w:next w:val="Normal"/>
@@ -10120,7 +10683,7 @@
       <w:ind w:left="432" w:right="720"/>
     </w:pPr>
   </w:style>
-  <w:style w:type="paragraph" w:styleId="TOC3">
+  <w:style w:type="paragraph" w:styleId="Sadraj3">
     <w:name w:val="toc 3"/>
     <w:basedOn w:val="Normal"/>
     <w:next w:val="Normal"/>
@@ -10137,7 +10700,7 @@
       <w:noProof/>
     </w:rPr>
   </w:style>
-  <w:style w:type="paragraph" w:styleId="Header">
+  <w:style w:type="paragraph" w:styleId="Zaglavlje">
     <w:name w:val="header"/>
     <w:basedOn w:val="Normal"/>
     <w:pPr>
@@ -10147,7 +10710,7 @@
       </w:tabs>
     </w:pPr>
   </w:style>
-  <w:style w:type="paragraph" w:styleId="Footer">
+  <w:style w:type="paragraph" w:styleId="Podnoje">
     <w:name w:val="footer"/>
     <w:basedOn w:val="Normal"/>
     <w:pPr>
@@ -10157,9 +10720,9 @@
       </w:tabs>
     </w:pPr>
   </w:style>
-  <w:style w:type="character" w:styleId="PageNumber">
+  <w:style w:type="character" w:styleId="Brojstranice">
     <w:name w:val="page number"/>
-    <w:basedOn w:val="DefaultParagraphFont"/>
+    <w:basedOn w:val="Zadanifontodlomka"/>
   </w:style>
   <w:style w:type="paragraph" w:customStyle="1" w:styleId="Bullet1">
     <w:name w:val="Bullet1"/>
@@ -10186,7 +10749,7 @@
       <w:spacing w:after="120"/>
     </w:pPr>
   </w:style>
-  <w:style w:type="paragraph" w:styleId="BodyText">
+  <w:style w:type="paragraph" w:styleId="Tijeloteksta">
     <w:name w:val="Body Text"/>
     <w:basedOn w:val="Normal"/>
     <w:pPr>
@@ -10195,7 +10758,7 @@
       <w:ind w:left="720"/>
     </w:pPr>
   </w:style>
-  <w:style w:type="paragraph" w:styleId="DocumentMap">
+  <w:style w:type="paragraph" w:styleId="Kartadokumenta">
     <w:name w:val="Document Map"/>
     <w:basedOn w:val="Normal"/>
     <w:semiHidden/>
@@ -10206,16 +10769,16 @@
       <w:rFonts w:ascii="Tahoma" w:hAnsi="Tahoma"/>
     </w:rPr>
   </w:style>
-  <w:style w:type="character" w:styleId="FootnoteReference">
+  <w:style w:type="character" w:styleId="Referencafusnote">
     <w:name w:val="footnote reference"/>
-    <w:basedOn w:val="DefaultParagraphFont"/>
+    <w:basedOn w:val="Zadanifontodlomka"/>
     <w:semiHidden/>
     <w:rPr>
       <w:sz w:val="20"/>
       <w:vertAlign w:val="superscript"/>
     </w:rPr>
   </w:style>
-  <w:style w:type="paragraph" w:styleId="FootnoteText">
+  <w:style w:type="paragraph" w:styleId="Tekstfusnote">
     <w:name w:val="footnote text"/>
     <w:basedOn w:val="Normal"/>
     <w:semiHidden/>
@@ -10273,7 +10836,7 @@
       <w:jc w:val="both"/>
     </w:pPr>
   </w:style>
-  <w:style w:type="paragraph" w:styleId="TOC4">
+  <w:style w:type="paragraph" w:styleId="Sadraj4">
     <w:name w:val="toc 4"/>
     <w:basedOn w:val="Normal"/>
     <w:next w:val="Normal"/>
@@ -10283,7 +10846,7 @@
       <w:ind w:left="600"/>
     </w:pPr>
   </w:style>
-  <w:style w:type="paragraph" w:styleId="TOC5">
+  <w:style w:type="paragraph" w:styleId="Sadraj5">
     <w:name w:val="toc 5"/>
     <w:basedOn w:val="Normal"/>
     <w:next w:val="Normal"/>
@@ -10293,7 +10856,7 @@
       <w:ind w:left="800"/>
     </w:pPr>
   </w:style>
-  <w:style w:type="paragraph" w:styleId="TOC6">
+  <w:style w:type="paragraph" w:styleId="Sadraj6">
     <w:name w:val="toc 6"/>
     <w:basedOn w:val="Normal"/>
     <w:next w:val="Normal"/>
@@ -10303,7 +10866,7 @@
       <w:ind w:left="1000"/>
     </w:pPr>
   </w:style>
-  <w:style w:type="paragraph" w:styleId="TOC7">
+  <w:style w:type="paragraph" w:styleId="Sadraj7">
     <w:name w:val="toc 7"/>
     <w:basedOn w:val="Normal"/>
     <w:next w:val="Normal"/>
@@ -10313,7 +10876,7 @@
       <w:ind w:left="1200"/>
     </w:pPr>
   </w:style>
-  <w:style w:type="paragraph" w:styleId="TOC8">
+  <w:style w:type="paragraph" w:styleId="Sadraj8">
     <w:name w:val="toc 8"/>
     <w:basedOn w:val="Normal"/>
     <w:next w:val="Normal"/>
@@ -10323,7 +10886,7 @@
       <w:ind w:left="1400"/>
     </w:pPr>
   </w:style>
-  <w:style w:type="paragraph" w:styleId="TOC9">
+  <w:style w:type="paragraph" w:styleId="Sadraj9">
     <w:name w:val="toc 9"/>
     <w:basedOn w:val="Normal"/>
     <w:next w:val="Normal"/>
@@ -10333,7 +10896,7 @@
       <w:ind w:left="1600"/>
     </w:pPr>
   </w:style>
-  <w:style w:type="paragraph" w:styleId="BodyText2">
+  <w:style w:type="paragraph" w:styleId="Tijeloteksta2">
     <w:name w:val="Body Text 2"/>
     <w:basedOn w:val="Normal"/>
     <w:rPr>
@@ -10341,7 +10904,7 @@
       <w:color w:val="0000FF"/>
     </w:rPr>
   </w:style>
-  <w:style w:type="paragraph" w:styleId="BodyTextIndent">
+  <w:style w:type="paragraph" w:styleId="Uvuenotijeloteksta">
     <w:name w:val="Body Text Indent"/>
     <w:basedOn w:val="Normal"/>
     <w:pPr>
@@ -10384,7 +10947,7 @@
   <w:style w:type="paragraph" w:customStyle="1" w:styleId="InfoBlue">
     <w:name w:val="InfoBlue"/>
     <w:basedOn w:val="Normal"/>
-    <w:next w:val="BodyText"/>
+    <w:next w:val="Tijeloteksta"/>
     <w:autoRedefine/>
     <w:rsid w:val="006D00C5"/>
     <w:rPr>
@@ -10392,17 +10955,17 @@
       <w:color w:val="0000FF"/>
     </w:rPr>
   </w:style>
-  <w:style w:type="character" w:styleId="Hyperlink">
+  <w:style w:type="character" w:styleId="Hiperveza">
     <w:name w:val="Hyperlink"/>
-    <w:basedOn w:val="DefaultParagraphFont"/>
+    <w:basedOn w:val="Zadanifontodlomka"/>
     <w:rPr>
       <w:color w:val="0000FF"/>
       <w:u w:val="single"/>
     </w:rPr>
   </w:style>
-  <w:style w:type="character" w:styleId="Strong">
+  <w:style w:type="character" w:styleId="Naglaeno">
     <w:name w:val="Strong"/>
-    <w:basedOn w:val="DefaultParagraphFont"/>
+    <w:basedOn w:val="Zadanifontodlomka"/>
     <w:qFormat/>
     <w:rPr>
       <w:rFonts w:ascii="Arial" w:hAnsi="Arial"/>
@@ -10411,7 +10974,7 @@
       <w:sz w:val="16"/>
     </w:rPr>
   </w:style>
-  <w:style w:type="paragraph" w:styleId="NormalWeb">
+  <w:style w:type="paragraph" w:styleId="StandardWeb">
     <w:name w:val="Normal (Web)"/>
     <w:basedOn w:val="Normal"/>
     <w:pPr>
@@ -10423,7 +10986,7 @@
       <w:szCs w:val="24"/>
     </w:rPr>
   </w:style>
-  <w:style w:type="paragraph" w:styleId="HTMLPreformatted">
+  <w:style w:type="paragraph" w:styleId="HTMLunaprijedoblikovano">
     <w:name w:val="HTML Preformatted"/>
     <w:basedOn w:val="Normal"/>
     <w:pPr>
@@ -10452,7 +11015,7 @@
       <w:rFonts w:ascii="Courier New" w:eastAsia="Courier New" w:hAnsi="Courier New"/>
     </w:rPr>
   </w:style>
-  <w:style w:type="paragraph" w:styleId="BalloonText">
+  <w:style w:type="paragraph" w:styleId="Tekstbalonia">
     <w:name w:val="Balloon Text"/>
     <w:basedOn w:val="Normal"/>
     <w:semiHidden/>
@@ -10463,9 +11026,9 @@
       <w:szCs w:val="16"/>
     </w:rPr>
   </w:style>
-  <w:style w:type="table" w:styleId="TableGrid">
+  <w:style w:type="table" w:styleId="Reetkatablice">
     <w:name w:val="Table Grid"/>
-    <w:basedOn w:val="TableNormal"/>
+    <w:basedOn w:val="Obinatablica"/>
     <w:rsid w:val="00C74132"/>
     <w:pPr>
       <w:widowControl w:val="0"/>
@@ -10482,9 +11045,9 @@
       </w:tblBorders>
     </w:tblPr>
   </w:style>
-  <w:style w:type="character" w:styleId="CommentReference">
+  <w:style w:type="character" w:styleId="Referencakomentara">
     <w:name w:val="annotation reference"/>
-    <w:basedOn w:val="DefaultParagraphFont"/>
+    <w:basedOn w:val="Zadanifontodlomka"/>
     <w:semiHidden/>
     <w:rsid w:val="00342FA5"/>
     <w:rPr>
@@ -10492,16 +11055,16 @@
       <w:szCs w:val="16"/>
     </w:rPr>
   </w:style>
-  <w:style w:type="paragraph" w:styleId="CommentText">
+  <w:style w:type="paragraph" w:styleId="Tekstkomentara">
     <w:name w:val="annotation text"/>
     <w:basedOn w:val="Normal"/>
     <w:semiHidden/>
     <w:rsid w:val="00342FA5"/>
   </w:style>
-  <w:style w:type="paragraph" w:styleId="CommentSubject">
+  <w:style w:type="paragraph" w:styleId="Predmetkomentara">
     <w:name w:val="annotation subject"/>
-    <w:basedOn w:val="CommentText"/>
-    <w:next w:val="CommentText"/>
+    <w:basedOn w:val="Tekstkomentara"/>
+    <w:next w:val="Tekstkomentara"/>
     <w:semiHidden/>
     <w:rsid w:val="00342FA5"/>
     <w:rPr>
